--- a/doc/Relatorio de Atividades RAP.docx
+++ b/doc/Relatorio de Atividades RAP.docx
@@ -576,21 +576,7 @@
                               <w:rPr>
                                 <w:rFonts w:ascii="Arial" w:hAnsi="Arial" w:cs="Arial"/>
                               </w:rPr>
-                              <w:t xml:space="preserve">: </w:t>
-                            </w:r>
-                            <w:proofErr w:type="gramStart"/>
-                            <w:r>
-                              <w:rPr>
-                                <w:rFonts w:ascii="Arial" w:hAnsi="Arial" w:cs="Arial"/>
-                              </w:rPr>
-                              <w:t>Pratica</w:t>
-                            </w:r>
-                            <w:proofErr w:type="gramEnd"/>
-                            <w:r>
-                              <w:rPr>
-                                <w:rFonts w:ascii="Arial" w:hAnsi="Arial" w:cs="Arial"/>
-                              </w:rPr>
-                              <w:t xml:space="preserve"> Profissional Supervisionada – Projeto de Sistemas Computacionais Web</w:t>
+                              <w:t>: Pratica Profissional Supervisionada – Projeto de Sistemas Computacionais Web</w:t>
                             </w:r>
                             <w:r>
                               <w:rPr>
@@ -4319,7 +4305,19 @@
         <w:rPr>
           <w:rFonts w:ascii="Arial" w:hAnsi="Arial" w:cs="Arial"/>
         </w:rPr>
-        <w:t>/5.0/&gt;. Acesso em: 17 ago. 2026.</w:t>
+        <w:t>/5.0/&gt;. Acesso em: 1</w:t>
+      </w:r>
+      <w:r>
+        <w:rPr>
+          <w:rFonts w:ascii="Arial" w:hAnsi="Arial" w:cs="Arial"/>
+        </w:rPr>
+        <w:t>0</w:t>
+      </w:r>
+      <w:r>
+        <w:rPr>
+          <w:rFonts w:ascii="Arial" w:hAnsi="Arial" w:cs="Arial"/>
+        </w:rPr>
+        <w:t xml:space="preserve"> ago. 2026.</w:t>
       </w:r>
     </w:p>
     <w:p>
@@ -4381,7 +4379,19 @@
         <w:rPr>
           <w:rFonts w:ascii="Arial" w:hAnsi="Arial" w:cs="Arial"/>
         </w:rPr>
-        <w:t>/&gt;. Acesso em: 17 ago. 2026.</w:t>
+        <w:t>/&gt;. Acesso em: 1</w:t>
+      </w:r>
+      <w:r>
+        <w:rPr>
+          <w:rFonts w:ascii="Arial" w:hAnsi="Arial" w:cs="Arial"/>
+        </w:rPr>
+        <w:t xml:space="preserve">2 </w:t>
+      </w:r>
+      <w:r>
+        <w:rPr>
+          <w:rFonts w:ascii="Arial" w:hAnsi="Arial" w:cs="Arial"/>
+        </w:rPr>
+        <w:t>ago. 2026.</w:t>
       </w:r>
     </w:p>
     <w:p>
@@ -4444,7 +4454,19 @@
         <w:rPr>
           <w:rFonts w:ascii="Arial" w:hAnsi="Arial" w:cs="Arial"/>
         </w:rPr>
-        <w:t>. Acesso em: 17 ago. 2026.</w:t>
+        <w:t>. Acesso em: 1</w:t>
+      </w:r>
+      <w:r>
+        <w:rPr>
+          <w:rFonts w:ascii="Arial" w:hAnsi="Arial" w:cs="Arial"/>
+        </w:rPr>
+        <w:t>3</w:t>
+      </w:r>
+      <w:r>
+        <w:rPr>
+          <w:rFonts w:ascii="Arial" w:hAnsi="Arial" w:cs="Arial"/>
+        </w:rPr>
+        <w:t xml:space="preserve"> ago. 2026.</w:t>
       </w:r>
     </w:p>
     <w:p>
@@ -4525,7 +4547,19 @@
         <w:rPr>
           <w:rFonts w:ascii="Arial" w:hAnsi="Arial" w:cs="Arial"/>
         </w:rPr>
-        <w:t>. Acesso em: 17 ago. 2026.</w:t>
+        <w:t>. Acesso em: 1</w:t>
+      </w:r>
+      <w:r>
+        <w:rPr>
+          <w:rFonts w:ascii="Arial" w:hAnsi="Arial" w:cs="Arial"/>
+        </w:rPr>
+        <w:t>4</w:t>
+      </w:r>
+      <w:r>
+        <w:rPr>
+          <w:rFonts w:ascii="Arial" w:hAnsi="Arial" w:cs="Arial"/>
+        </w:rPr>
+        <w:t xml:space="preserve"> ago. 2026.</w:t>
       </w:r>
     </w:p>
     <w:p>
@@ -4656,7 +4690,19 @@
         <w:rPr>
           <w:rFonts w:ascii="Arial" w:hAnsi="Arial" w:cs="Arial"/>
         </w:rPr>
-        <w:t>. Acesso em: 17 ago. 2026.</w:t>
+        <w:t>. Acesso em: 1</w:t>
+      </w:r>
+      <w:r>
+        <w:rPr>
+          <w:rFonts w:ascii="Arial" w:hAnsi="Arial" w:cs="Arial"/>
+        </w:rPr>
+        <w:t>8</w:t>
+      </w:r>
+      <w:r>
+        <w:rPr>
+          <w:rFonts w:ascii="Arial" w:hAnsi="Arial" w:cs="Arial"/>
+        </w:rPr>
+        <w:t xml:space="preserve"> ago. 2026.</w:t>
       </w:r>
     </w:p>
     <w:p>
@@ -4709,7 +4755,19 @@
         <w:rPr>
           <w:rFonts w:ascii="Arial" w:hAnsi="Arial" w:cs="Arial"/>
         </w:rPr>
-        <w:t>. Acesso em: 17 ago. 2026.</w:t>
+        <w:t>. Acesso em: 1</w:t>
+      </w:r>
+      <w:r>
+        <w:rPr>
+          <w:rFonts w:ascii="Arial" w:hAnsi="Arial" w:cs="Arial"/>
+        </w:rPr>
+        <w:t>9</w:t>
+      </w:r>
+      <w:r>
+        <w:rPr>
+          <w:rFonts w:ascii="Arial" w:hAnsi="Arial" w:cs="Arial"/>
+        </w:rPr>
+        <w:t xml:space="preserve"> ago. 2026.</w:t>
       </w:r>
     </w:p>
     <w:p>
@@ -4790,7 +4848,19 @@
         <w:rPr>
           <w:rFonts w:ascii="Arial" w:hAnsi="Arial" w:cs="Arial"/>
         </w:rPr>
-        <w:t>. Acesso em: 17 ago. 2026.</w:t>
+        <w:t>. Acesso em: 1</w:t>
+      </w:r>
+      <w:r>
+        <w:rPr>
+          <w:rFonts w:ascii="Arial" w:hAnsi="Arial" w:cs="Arial"/>
+        </w:rPr>
+        <w:t>9</w:t>
+      </w:r>
+      <w:r>
+        <w:rPr>
+          <w:rFonts w:ascii="Arial" w:hAnsi="Arial" w:cs="Arial"/>
+        </w:rPr>
+        <w:t xml:space="preserve"> ago. 2026.</w:t>
       </w:r>
     </w:p>
     <w:p>
@@ -8849,6 +8919,7 @@
   <w:style w:type="character" w:default="1" w:styleId="Fontepargpadro">
     <w:name w:val="Default Paragraph Font"/>
     <w:uiPriority w:val="1"/>
+    <w:semiHidden/>
     <w:unhideWhenUsed/>
   </w:style>
   <w:style w:type="table" w:default="1" w:styleId="Tabelanormal">

--- a/doc/Relatorio de Atividades RAP.docx
+++ b/doc/Relatorio de Atividades RAP.docx
@@ -653,21 +653,7 @@
                         <w:rPr>
                           <w:rFonts w:ascii="Arial" w:hAnsi="Arial" w:cs="Arial"/>
                         </w:rPr>
-                        <w:t xml:space="preserve">: </w:t>
-                      </w:r>
-                      <w:proofErr w:type="gramStart"/>
-                      <w:r>
-                        <w:rPr>
-                          <w:rFonts w:ascii="Arial" w:hAnsi="Arial" w:cs="Arial"/>
-                        </w:rPr>
-                        <w:t>Pratica</w:t>
-                      </w:r>
-                      <w:proofErr w:type="gramEnd"/>
-                      <w:r>
-                        <w:rPr>
-                          <w:rFonts w:ascii="Arial" w:hAnsi="Arial" w:cs="Arial"/>
-                        </w:rPr>
-                        <w:t xml:space="preserve"> Profissional Supervisionada – Projeto de Sistemas Computacionais Web</w:t>
+                        <w:t>: Pratica Profissional Supervisionada – Projeto de Sistemas Computacionais Web</w:t>
                       </w:r>
                       <w:r>
                         <w:rPr>
@@ -849,57 +835,1720 @@
           <w:rFonts w:ascii="Arial" w:hAnsi="Arial" w:cs="Arial"/>
         </w:rPr>
       </w:pPr>
-      <w:r>
-        <w:rPr>
-          <w:rFonts w:ascii="Arial" w:hAnsi="Arial" w:cs="Arial"/>
-        </w:rPr>
-        <w:br/>
-      </w:r>
-      <w:r>
-        <w:rPr>
-          <w:rFonts w:ascii="Arial" w:hAnsi="Arial" w:cs="Arial"/>
-        </w:rPr>
-        <w:br/>
-      </w:r>
-      <w:r>
-        <w:rPr>
-          <w:rFonts w:ascii="Arial" w:hAnsi="Arial" w:cs="Arial"/>
-        </w:rPr>
-        <w:br/>
-      </w:r>
-    </w:p>
-    <w:p>
-      <w:pPr>
-        <w:rPr>
-          <w:rFonts w:ascii="Arial" w:hAnsi="Arial" w:cs="Arial"/>
-        </w:rPr>
-      </w:pPr>
-    </w:p>
-    <w:p>
-      <w:pPr>
-        <w:rPr>
-          <w:rFonts w:ascii="Arial" w:hAnsi="Arial" w:cs="Arial"/>
-        </w:rPr>
-      </w:pPr>
-    </w:p>
-    <w:p>
-      <w:pPr>
+    </w:p>
+    <w:p>
+      <w:pPr>
+        <w:rPr>
+          <w:rFonts w:ascii="Arial" w:hAnsi="Arial" w:cs="Arial"/>
+        </w:rPr>
+      </w:pPr>
+    </w:p>
+    <w:p>
+      <w:pPr>
+        <w:rPr>
+          <w:rFonts w:ascii="Arial" w:hAnsi="Arial" w:cs="Arial"/>
+        </w:rPr>
+      </w:pPr>
+    </w:p>
+    <w:p>
+      <w:pPr>
+        <w:rPr>
+          <w:rFonts w:ascii="Arial" w:hAnsi="Arial" w:cs="Arial"/>
+        </w:rPr>
+      </w:pPr>
+    </w:p>
+    <w:p>
+      <w:pPr>
+        <w:rPr>
+          <w:rFonts w:ascii="Arial" w:hAnsi="Arial" w:cs="Arial"/>
+        </w:rPr>
+      </w:pPr>
+    </w:p>
+    <w:p>
+      <w:pPr>
+        <w:rPr>
+          <w:rFonts w:ascii="Arial" w:hAnsi="Arial" w:cs="Arial"/>
+        </w:rPr>
+      </w:pPr>
+    </w:p>
+    <w:sdt>
+      <w:sdtPr>
+        <w:id w:val="20058746"/>
+        <w:docPartObj>
+          <w:docPartGallery w:val="Table of Contents"/>
+          <w:docPartUnique/>
+        </w:docPartObj>
+      </w:sdtPr>
+      <w:sdtEndPr>
+        <w:rPr>
+          <w:rFonts w:asciiTheme="minorHAnsi" w:eastAsiaTheme="minorHAnsi" w:hAnsiTheme="minorHAnsi" w:cstheme="minorBidi"/>
+          <w:b/>
+          <w:bCs/>
+          <w:color w:val="auto"/>
+          <w:kern w:val="2"/>
+          <w:sz w:val="24"/>
+          <w:szCs w:val="24"/>
+          <w:lang w:eastAsia="en-US"/>
+          <w14:ligatures w14:val="standardContextual"/>
+        </w:rPr>
+      </w:sdtEndPr>
+      <w:sdtContent>
+        <w:p>
+          <w:pPr>
+            <w:pStyle w:val="CabealhodoSumrio"/>
+            <w:rPr>
+              <w:rFonts w:ascii="Arial" w:hAnsi="Arial" w:cs="Arial"/>
+              <w:b/>
+              <w:bCs/>
+              <w:color w:val="auto"/>
+              <w:sz w:val="24"/>
+              <w:szCs w:val="24"/>
+            </w:rPr>
+          </w:pPr>
+          <w:r>
+            <w:rPr>
+              <w:rFonts w:ascii="Arial" w:hAnsi="Arial" w:cs="Arial"/>
+              <w:b/>
+              <w:bCs/>
+              <w:color w:val="auto"/>
+              <w:sz w:val="24"/>
+              <w:szCs w:val="24"/>
+            </w:rPr>
+            <w:t>SUMÁRIO</w:t>
+          </w:r>
+        </w:p>
+        <w:p>
+          <w:pPr>
+            <w:rPr>
+              <w:lang w:eastAsia="pt-BR"/>
+            </w:rPr>
+          </w:pPr>
+        </w:p>
+        <w:p>
+          <w:pPr>
+            <w:pStyle w:val="Sumrio1"/>
+            <w:tabs>
+              <w:tab w:val="left" w:pos="480"/>
+              <w:tab w:val="right" w:leader="dot" w:pos="9061"/>
+            </w:tabs>
+            <w:rPr>
+              <w:rFonts w:eastAsiaTheme="minorEastAsia"/>
+              <w:noProof/>
+              <w:lang w:eastAsia="pt-BR"/>
+            </w:rPr>
+          </w:pPr>
+          <w:r>
+            <w:fldChar w:fldCharType="begin"/>
+          </w:r>
+          <w:r>
+            <w:instrText xml:space="preserve"> TOC \o "1-3" \h \z \u </w:instrText>
+          </w:r>
+          <w:r>
+            <w:fldChar w:fldCharType="separate"/>
+          </w:r>
+          <w:hyperlink w:anchor="_Toc238133364" w:history="1">
+            <w:r>
+              <w:rPr>
+                <w:rStyle w:val="Hyperlink"/>
+                <w:rFonts w:ascii="Arial" w:hAnsi="Arial" w:cs="Arial"/>
+                <w:b/>
+                <w:bCs/>
+                <w:noProof/>
+              </w:rPr>
+              <w:t>1.</w:t>
+            </w:r>
+            <w:r>
+              <w:rPr>
+                <w:rFonts w:eastAsiaTheme="minorEastAsia"/>
+                <w:noProof/>
+                <w:lang w:eastAsia="pt-BR"/>
+              </w:rPr>
+              <w:tab/>
+            </w:r>
+            <w:r>
+              <w:rPr>
+                <w:rStyle w:val="Hyperlink"/>
+                <w:rFonts w:ascii="Arial" w:hAnsi="Arial" w:cs="Arial"/>
+                <w:b/>
+                <w:bCs/>
+                <w:noProof/>
+              </w:rPr>
+              <w:t>INTRODUÇÃO</w:t>
+            </w:r>
+            <w:r>
+              <w:rPr>
+                <w:noProof/>
+                <w:webHidden/>
+              </w:rPr>
+              <w:tab/>
+            </w:r>
+            <w:r>
+              <w:rPr>
+                <w:noProof/>
+                <w:webHidden/>
+              </w:rPr>
+              <w:fldChar w:fldCharType="begin"/>
+            </w:r>
+            <w:r>
+              <w:rPr>
+                <w:noProof/>
+                <w:webHidden/>
+              </w:rPr>
+              <w:instrText xml:space="preserve"> PAGEREF _Toc238133364 \h </w:instrText>
+            </w:r>
+            <w:r>
+              <w:rPr>
+                <w:noProof/>
+                <w:webHidden/>
+              </w:rPr>
+            </w:r>
+            <w:r>
+              <w:rPr>
+                <w:noProof/>
+                <w:webHidden/>
+              </w:rPr>
+              <w:fldChar w:fldCharType="separate"/>
+            </w:r>
+            <w:r>
+              <w:rPr>
+                <w:noProof/>
+                <w:webHidden/>
+              </w:rPr>
+              <w:t>5</w:t>
+            </w:r>
+            <w:r>
+              <w:rPr>
+                <w:noProof/>
+                <w:webHidden/>
+              </w:rPr>
+              <w:fldChar w:fldCharType="end"/>
+            </w:r>
+          </w:hyperlink>
+        </w:p>
+        <w:p>
+          <w:pPr>
+            <w:pStyle w:val="Sumrio2"/>
+            <w:tabs>
+              <w:tab w:val="right" w:leader="dot" w:pos="9061"/>
+            </w:tabs>
+            <w:rPr>
+              <w:rFonts w:eastAsiaTheme="minorEastAsia"/>
+              <w:noProof/>
+              <w:lang w:eastAsia="pt-BR"/>
+            </w:rPr>
+          </w:pPr>
+          <w:hyperlink w:anchor="_Toc238133365" w:history="1">
+            <w:r>
+              <w:rPr>
+                <w:rStyle w:val="Hyperlink"/>
+                <w:rFonts w:ascii="Arial" w:hAnsi="Arial" w:cs="Arial"/>
+                <w:b/>
+                <w:bCs/>
+                <w:noProof/>
+              </w:rPr>
+              <w:t>1.2 Objetivo Geral</w:t>
+            </w:r>
+            <w:r>
+              <w:rPr>
+                <w:noProof/>
+                <w:webHidden/>
+              </w:rPr>
+              <w:tab/>
+            </w:r>
+            <w:r>
+              <w:rPr>
+                <w:noProof/>
+                <w:webHidden/>
+              </w:rPr>
+              <w:fldChar w:fldCharType="begin"/>
+            </w:r>
+            <w:r>
+              <w:rPr>
+                <w:noProof/>
+                <w:webHidden/>
+              </w:rPr>
+              <w:instrText xml:space="preserve"> PAGEREF _Toc238133365 \h </w:instrText>
+            </w:r>
+            <w:r>
+              <w:rPr>
+                <w:noProof/>
+                <w:webHidden/>
+              </w:rPr>
+            </w:r>
+            <w:r>
+              <w:rPr>
+                <w:noProof/>
+                <w:webHidden/>
+              </w:rPr>
+              <w:fldChar w:fldCharType="separate"/>
+            </w:r>
+            <w:r>
+              <w:rPr>
+                <w:noProof/>
+                <w:webHidden/>
+              </w:rPr>
+              <w:t>5</w:t>
+            </w:r>
+            <w:r>
+              <w:rPr>
+                <w:noProof/>
+                <w:webHidden/>
+              </w:rPr>
+              <w:fldChar w:fldCharType="end"/>
+            </w:r>
+          </w:hyperlink>
+        </w:p>
+        <w:p>
+          <w:pPr>
+            <w:pStyle w:val="Sumrio2"/>
+            <w:tabs>
+              <w:tab w:val="right" w:leader="dot" w:pos="9061"/>
+            </w:tabs>
+            <w:rPr>
+              <w:rFonts w:eastAsiaTheme="minorEastAsia"/>
+              <w:noProof/>
+              <w:lang w:eastAsia="pt-BR"/>
+            </w:rPr>
+          </w:pPr>
+          <w:hyperlink w:anchor="_Toc238133366" w:history="1">
+            <w:r>
+              <w:rPr>
+                <w:rStyle w:val="Hyperlink"/>
+                <w:rFonts w:ascii="Arial" w:hAnsi="Arial" w:cs="Arial"/>
+                <w:b/>
+                <w:bCs/>
+                <w:noProof/>
+              </w:rPr>
+              <w:t>1.3 Objetivos Específicos</w:t>
+            </w:r>
+            <w:r>
+              <w:rPr>
+                <w:noProof/>
+                <w:webHidden/>
+              </w:rPr>
+              <w:tab/>
+            </w:r>
+            <w:r>
+              <w:rPr>
+                <w:noProof/>
+                <w:webHidden/>
+              </w:rPr>
+              <w:fldChar w:fldCharType="begin"/>
+            </w:r>
+            <w:r>
+              <w:rPr>
+                <w:noProof/>
+                <w:webHidden/>
+              </w:rPr>
+              <w:instrText xml:space="preserve"> PAGEREF _Toc238133366 \h </w:instrText>
+            </w:r>
+            <w:r>
+              <w:rPr>
+                <w:noProof/>
+                <w:webHidden/>
+              </w:rPr>
+            </w:r>
+            <w:r>
+              <w:rPr>
+                <w:noProof/>
+                <w:webHidden/>
+              </w:rPr>
+              <w:fldChar w:fldCharType="separate"/>
+            </w:r>
+            <w:r>
+              <w:rPr>
+                <w:noProof/>
+                <w:webHidden/>
+              </w:rPr>
+              <w:t>5</w:t>
+            </w:r>
+            <w:r>
+              <w:rPr>
+                <w:noProof/>
+                <w:webHidden/>
+              </w:rPr>
+              <w:fldChar w:fldCharType="end"/>
+            </w:r>
+          </w:hyperlink>
+        </w:p>
+        <w:p>
+          <w:pPr>
+            <w:pStyle w:val="Sumrio1"/>
+            <w:tabs>
+              <w:tab w:val="right" w:leader="dot" w:pos="9061"/>
+            </w:tabs>
+            <w:rPr>
+              <w:rFonts w:eastAsiaTheme="minorEastAsia"/>
+              <w:noProof/>
+              <w:lang w:eastAsia="pt-BR"/>
+            </w:rPr>
+          </w:pPr>
+          <w:hyperlink w:anchor="_Toc238133367" w:history="1">
+            <w:r>
+              <w:rPr>
+                <w:rStyle w:val="Hyperlink"/>
+                <w:rFonts w:ascii="Arial" w:hAnsi="Arial" w:cs="Arial"/>
+                <w:b/>
+                <w:bCs/>
+                <w:noProof/>
+              </w:rPr>
+              <w:t>2. DESENVOLVIMENTO</w:t>
+            </w:r>
+            <w:r>
+              <w:rPr>
+                <w:noProof/>
+                <w:webHidden/>
+              </w:rPr>
+              <w:tab/>
+            </w:r>
+            <w:r>
+              <w:rPr>
+                <w:noProof/>
+                <w:webHidden/>
+              </w:rPr>
+              <w:fldChar w:fldCharType="begin"/>
+            </w:r>
+            <w:r>
+              <w:rPr>
+                <w:noProof/>
+                <w:webHidden/>
+              </w:rPr>
+              <w:instrText xml:space="preserve"> PAGEREF _Toc238133367 \h </w:instrText>
+            </w:r>
+            <w:r>
+              <w:rPr>
+                <w:noProof/>
+                <w:webHidden/>
+              </w:rPr>
+            </w:r>
+            <w:r>
+              <w:rPr>
+                <w:noProof/>
+                <w:webHidden/>
+              </w:rPr>
+              <w:fldChar w:fldCharType="separate"/>
+            </w:r>
+            <w:r>
+              <w:rPr>
+                <w:noProof/>
+                <w:webHidden/>
+              </w:rPr>
+              <w:t>6</w:t>
+            </w:r>
+            <w:r>
+              <w:rPr>
+                <w:noProof/>
+                <w:webHidden/>
+              </w:rPr>
+              <w:fldChar w:fldCharType="end"/>
+            </w:r>
+          </w:hyperlink>
+        </w:p>
+        <w:p>
+          <w:pPr>
+            <w:pStyle w:val="Sumrio2"/>
+            <w:tabs>
+              <w:tab w:val="right" w:leader="dot" w:pos="9061"/>
+            </w:tabs>
+            <w:rPr>
+              <w:rFonts w:eastAsiaTheme="minorEastAsia"/>
+              <w:noProof/>
+              <w:lang w:eastAsia="pt-BR"/>
+            </w:rPr>
+          </w:pPr>
+          <w:hyperlink w:anchor="_Toc238133368" w:history="1">
+            <w:r>
+              <w:rPr>
+                <w:rStyle w:val="Hyperlink"/>
+                <w:rFonts w:ascii="Arial" w:hAnsi="Arial" w:cs="Arial"/>
+                <w:b/>
+                <w:bCs/>
+                <w:noProof/>
+              </w:rPr>
+              <w:t>2.2 Configuração de Conexão (application.properties)</w:t>
+            </w:r>
+            <w:r>
+              <w:rPr>
+                <w:noProof/>
+                <w:webHidden/>
+              </w:rPr>
+              <w:tab/>
+            </w:r>
+            <w:r>
+              <w:rPr>
+                <w:noProof/>
+                <w:webHidden/>
+              </w:rPr>
+              <w:fldChar w:fldCharType="begin"/>
+            </w:r>
+            <w:r>
+              <w:rPr>
+                <w:noProof/>
+                <w:webHidden/>
+              </w:rPr>
+              <w:instrText xml:space="preserve"> PAGEREF _Toc238133368 \h </w:instrText>
+            </w:r>
+            <w:r>
+              <w:rPr>
+                <w:noProof/>
+                <w:webHidden/>
+              </w:rPr>
+            </w:r>
+            <w:r>
+              <w:rPr>
+                <w:noProof/>
+                <w:webHidden/>
+              </w:rPr>
+              <w:fldChar w:fldCharType="separate"/>
+            </w:r>
+            <w:r>
+              <w:rPr>
+                <w:noProof/>
+                <w:webHidden/>
+              </w:rPr>
+              <w:t>7</w:t>
+            </w:r>
+            <w:r>
+              <w:rPr>
+                <w:noProof/>
+                <w:webHidden/>
+              </w:rPr>
+              <w:fldChar w:fldCharType="end"/>
+            </w:r>
+          </w:hyperlink>
+        </w:p>
+        <w:p>
+          <w:pPr>
+            <w:pStyle w:val="Sumrio2"/>
+            <w:tabs>
+              <w:tab w:val="right" w:leader="dot" w:pos="9061"/>
+            </w:tabs>
+            <w:rPr>
+              <w:rFonts w:eastAsiaTheme="minorEastAsia"/>
+              <w:noProof/>
+              <w:lang w:eastAsia="pt-BR"/>
+            </w:rPr>
+          </w:pPr>
+          <w:hyperlink w:anchor="_Toc238133369" w:history="1">
+            <w:r>
+              <w:rPr>
+                <w:rStyle w:val="Hyperlink"/>
+                <w:rFonts w:ascii="Arial" w:hAnsi="Arial" w:cs="Arial"/>
+                <w:b/>
+                <w:bCs/>
+                <w:noProof/>
+              </w:rPr>
+              <w:t>2.3 Fundamentação e Arquitetura MVC No Spring Boot</w:t>
+            </w:r>
+            <w:r>
+              <w:rPr>
+                <w:noProof/>
+                <w:webHidden/>
+              </w:rPr>
+              <w:tab/>
+            </w:r>
+            <w:r>
+              <w:rPr>
+                <w:noProof/>
+                <w:webHidden/>
+              </w:rPr>
+              <w:fldChar w:fldCharType="begin"/>
+            </w:r>
+            <w:r>
+              <w:rPr>
+                <w:noProof/>
+                <w:webHidden/>
+              </w:rPr>
+              <w:instrText xml:space="preserve"> PAGEREF _Toc238133369 \h </w:instrText>
+            </w:r>
+            <w:r>
+              <w:rPr>
+                <w:noProof/>
+                <w:webHidden/>
+              </w:rPr>
+            </w:r>
+            <w:r>
+              <w:rPr>
+                <w:noProof/>
+                <w:webHidden/>
+              </w:rPr>
+              <w:fldChar w:fldCharType="separate"/>
+            </w:r>
+            <w:r>
+              <w:rPr>
+                <w:noProof/>
+                <w:webHidden/>
+              </w:rPr>
+              <w:t>7</w:t>
+            </w:r>
+            <w:r>
+              <w:rPr>
+                <w:noProof/>
+                <w:webHidden/>
+              </w:rPr>
+              <w:fldChar w:fldCharType="end"/>
+            </w:r>
+          </w:hyperlink>
+        </w:p>
+        <w:p>
+          <w:pPr>
+            <w:pStyle w:val="Sumrio1"/>
+            <w:tabs>
+              <w:tab w:val="right" w:leader="dot" w:pos="9061"/>
+            </w:tabs>
+            <w:rPr>
+              <w:rFonts w:eastAsiaTheme="minorEastAsia"/>
+              <w:noProof/>
+              <w:lang w:eastAsia="pt-BR"/>
+            </w:rPr>
+          </w:pPr>
+          <w:hyperlink w:anchor="_Toc238133370" w:history="1">
+            <w:r>
+              <w:rPr>
+                <w:rStyle w:val="Hyperlink"/>
+                <w:rFonts w:ascii="Arial" w:hAnsi="Arial" w:cs="Arial"/>
+                <w:b/>
+                <w:bCs/>
+                <w:noProof/>
+              </w:rPr>
+              <w:t>3. ATIVIDADES PRÁTICAS EXECUTADAS</w:t>
+            </w:r>
+            <w:r>
+              <w:rPr>
+                <w:noProof/>
+                <w:webHidden/>
+              </w:rPr>
+              <w:tab/>
+            </w:r>
+            <w:r>
+              <w:rPr>
+                <w:noProof/>
+                <w:webHidden/>
+              </w:rPr>
+              <w:fldChar w:fldCharType="begin"/>
+            </w:r>
+            <w:r>
+              <w:rPr>
+                <w:noProof/>
+                <w:webHidden/>
+              </w:rPr>
+              <w:instrText xml:space="preserve"> PAGEREF _Toc238133370 \h </w:instrText>
+            </w:r>
+            <w:r>
+              <w:rPr>
+                <w:noProof/>
+                <w:webHidden/>
+              </w:rPr>
+            </w:r>
+            <w:r>
+              <w:rPr>
+                <w:noProof/>
+                <w:webHidden/>
+              </w:rPr>
+              <w:fldChar w:fldCharType="separate"/>
+            </w:r>
+            <w:r>
+              <w:rPr>
+                <w:noProof/>
+                <w:webHidden/>
+              </w:rPr>
+              <w:t>9</w:t>
+            </w:r>
+            <w:r>
+              <w:rPr>
+                <w:noProof/>
+                <w:webHidden/>
+              </w:rPr>
+              <w:fldChar w:fldCharType="end"/>
+            </w:r>
+          </w:hyperlink>
+        </w:p>
+        <w:p>
+          <w:pPr>
+            <w:pStyle w:val="Sumrio2"/>
+            <w:tabs>
+              <w:tab w:val="right" w:leader="dot" w:pos="9061"/>
+            </w:tabs>
+            <w:rPr>
+              <w:rFonts w:eastAsiaTheme="minorEastAsia"/>
+              <w:noProof/>
+              <w:lang w:eastAsia="pt-BR"/>
+            </w:rPr>
+          </w:pPr>
+          <w:hyperlink w:anchor="_Toc238133371" w:history="1">
+            <w:r>
+              <w:rPr>
+                <w:rStyle w:val="Hyperlink"/>
+                <w:rFonts w:ascii="Arial" w:hAnsi="Arial" w:cs="Arial"/>
+                <w:b/>
+                <w:bCs/>
+                <w:noProof/>
+              </w:rPr>
+              <w:t>3.1 Banco de Dados e Modelagem Relacional</w:t>
+            </w:r>
+            <w:r>
+              <w:rPr>
+                <w:noProof/>
+                <w:webHidden/>
+              </w:rPr>
+              <w:tab/>
+            </w:r>
+            <w:r>
+              <w:rPr>
+                <w:noProof/>
+                <w:webHidden/>
+              </w:rPr>
+              <w:fldChar w:fldCharType="begin"/>
+            </w:r>
+            <w:r>
+              <w:rPr>
+                <w:noProof/>
+                <w:webHidden/>
+              </w:rPr>
+              <w:instrText xml:space="preserve"> PAGEREF _Toc238133371 \h </w:instrText>
+            </w:r>
+            <w:r>
+              <w:rPr>
+                <w:noProof/>
+                <w:webHidden/>
+              </w:rPr>
+            </w:r>
+            <w:r>
+              <w:rPr>
+                <w:noProof/>
+                <w:webHidden/>
+              </w:rPr>
+              <w:fldChar w:fldCharType="separate"/>
+            </w:r>
+            <w:r>
+              <w:rPr>
+                <w:noProof/>
+                <w:webHidden/>
+              </w:rPr>
+              <w:t>9</w:t>
+            </w:r>
+            <w:r>
+              <w:rPr>
+                <w:noProof/>
+                <w:webHidden/>
+              </w:rPr>
+              <w:fldChar w:fldCharType="end"/>
+            </w:r>
+          </w:hyperlink>
+        </w:p>
+        <w:p>
+          <w:pPr>
+            <w:pStyle w:val="Sumrio2"/>
+            <w:tabs>
+              <w:tab w:val="right" w:leader="dot" w:pos="9061"/>
+            </w:tabs>
+            <w:rPr>
+              <w:rFonts w:eastAsiaTheme="minorEastAsia"/>
+              <w:noProof/>
+              <w:lang w:eastAsia="pt-BR"/>
+            </w:rPr>
+          </w:pPr>
+          <w:hyperlink w:anchor="_Toc238133372" w:history="1">
+            <w:r>
+              <w:rPr>
+                <w:rStyle w:val="Hyperlink"/>
+                <w:rFonts w:ascii="Arial" w:hAnsi="Arial" w:cs="Arial"/>
+                <w:b/>
+                <w:bCs/>
+                <w:noProof/>
+              </w:rPr>
+              <w:t>3.2 Mapeamento Objeto-Relacional (Camada Model)</w:t>
+            </w:r>
+            <w:r>
+              <w:rPr>
+                <w:noProof/>
+                <w:webHidden/>
+              </w:rPr>
+              <w:tab/>
+            </w:r>
+            <w:r>
+              <w:rPr>
+                <w:noProof/>
+                <w:webHidden/>
+              </w:rPr>
+              <w:fldChar w:fldCharType="begin"/>
+            </w:r>
+            <w:r>
+              <w:rPr>
+                <w:noProof/>
+                <w:webHidden/>
+              </w:rPr>
+              <w:instrText xml:space="preserve"> PAGEREF _Toc238133372 \h </w:instrText>
+            </w:r>
+            <w:r>
+              <w:rPr>
+                <w:noProof/>
+                <w:webHidden/>
+              </w:rPr>
+            </w:r>
+            <w:r>
+              <w:rPr>
+                <w:noProof/>
+                <w:webHidden/>
+              </w:rPr>
+              <w:fldChar w:fldCharType="separate"/>
+            </w:r>
+            <w:r>
+              <w:rPr>
+                <w:noProof/>
+                <w:webHidden/>
+              </w:rPr>
+              <w:t>10</w:t>
+            </w:r>
+            <w:r>
+              <w:rPr>
+                <w:noProof/>
+                <w:webHidden/>
+              </w:rPr>
+              <w:fldChar w:fldCharType="end"/>
+            </w:r>
+          </w:hyperlink>
+        </w:p>
+        <w:p>
+          <w:pPr>
+            <w:pStyle w:val="Sumrio2"/>
+            <w:tabs>
+              <w:tab w:val="right" w:leader="dot" w:pos="9061"/>
+            </w:tabs>
+            <w:rPr>
+              <w:rFonts w:eastAsiaTheme="minorEastAsia"/>
+              <w:noProof/>
+              <w:lang w:eastAsia="pt-BR"/>
+            </w:rPr>
+          </w:pPr>
+          <w:hyperlink w:anchor="_Toc238133373" w:history="1">
+            <w:r>
+              <w:rPr>
+                <w:rStyle w:val="Hyperlink"/>
+                <w:rFonts w:ascii="Arial" w:hAnsi="Arial" w:cs="Arial"/>
+                <w:b/>
+                <w:bCs/>
+                <w:noProof/>
+              </w:rPr>
+              <w:t>3.3 Camada de Repositório (Repository)</w:t>
+            </w:r>
+            <w:r>
+              <w:rPr>
+                <w:noProof/>
+                <w:webHidden/>
+              </w:rPr>
+              <w:tab/>
+            </w:r>
+            <w:r>
+              <w:rPr>
+                <w:noProof/>
+                <w:webHidden/>
+              </w:rPr>
+              <w:fldChar w:fldCharType="begin"/>
+            </w:r>
+            <w:r>
+              <w:rPr>
+                <w:noProof/>
+                <w:webHidden/>
+              </w:rPr>
+              <w:instrText xml:space="preserve"> PAGEREF _Toc238133373 \h </w:instrText>
+            </w:r>
+            <w:r>
+              <w:rPr>
+                <w:noProof/>
+                <w:webHidden/>
+              </w:rPr>
+            </w:r>
+            <w:r>
+              <w:rPr>
+                <w:noProof/>
+                <w:webHidden/>
+              </w:rPr>
+              <w:fldChar w:fldCharType="separate"/>
+            </w:r>
+            <w:r>
+              <w:rPr>
+                <w:noProof/>
+                <w:webHidden/>
+              </w:rPr>
+              <w:t>10</w:t>
+            </w:r>
+            <w:r>
+              <w:rPr>
+                <w:noProof/>
+                <w:webHidden/>
+              </w:rPr>
+              <w:fldChar w:fldCharType="end"/>
+            </w:r>
+          </w:hyperlink>
+        </w:p>
+        <w:p>
+          <w:pPr>
+            <w:pStyle w:val="Sumrio2"/>
+            <w:tabs>
+              <w:tab w:val="right" w:leader="dot" w:pos="9061"/>
+            </w:tabs>
+            <w:rPr>
+              <w:rFonts w:eastAsiaTheme="minorEastAsia"/>
+              <w:noProof/>
+              <w:lang w:eastAsia="pt-BR"/>
+            </w:rPr>
+          </w:pPr>
+          <w:hyperlink w:anchor="_Toc238133374" w:history="1">
+            <w:r>
+              <w:rPr>
+                <w:rStyle w:val="Hyperlink"/>
+                <w:rFonts w:ascii="Arial" w:hAnsi="Arial" w:cs="Arial"/>
+                <w:b/>
+                <w:bCs/>
+                <w:noProof/>
+              </w:rPr>
+              <w:t>3.4 Camada de Serviço e Regras Transacionais (Service)</w:t>
+            </w:r>
+            <w:r>
+              <w:rPr>
+                <w:noProof/>
+                <w:webHidden/>
+              </w:rPr>
+              <w:tab/>
+            </w:r>
+            <w:r>
+              <w:rPr>
+                <w:noProof/>
+                <w:webHidden/>
+              </w:rPr>
+              <w:fldChar w:fldCharType="begin"/>
+            </w:r>
+            <w:r>
+              <w:rPr>
+                <w:noProof/>
+                <w:webHidden/>
+              </w:rPr>
+              <w:instrText xml:space="preserve"> PAGEREF _Toc238133374 \h </w:instrText>
+            </w:r>
+            <w:r>
+              <w:rPr>
+                <w:noProof/>
+                <w:webHidden/>
+              </w:rPr>
+            </w:r>
+            <w:r>
+              <w:rPr>
+                <w:noProof/>
+                <w:webHidden/>
+              </w:rPr>
+              <w:fldChar w:fldCharType="separate"/>
+            </w:r>
+            <w:r>
+              <w:rPr>
+                <w:noProof/>
+                <w:webHidden/>
+              </w:rPr>
+              <w:t>10</w:t>
+            </w:r>
+            <w:r>
+              <w:rPr>
+                <w:noProof/>
+                <w:webHidden/>
+              </w:rPr>
+              <w:fldChar w:fldCharType="end"/>
+            </w:r>
+          </w:hyperlink>
+        </w:p>
+        <w:p>
+          <w:pPr>
+            <w:pStyle w:val="Sumrio2"/>
+            <w:tabs>
+              <w:tab w:val="right" w:leader="dot" w:pos="9061"/>
+            </w:tabs>
+            <w:rPr>
+              <w:rFonts w:eastAsiaTheme="minorEastAsia"/>
+              <w:noProof/>
+              <w:lang w:eastAsia="pt-BR"/>
+            </w:rPr>
+          </w:pPr>
+          <w:hyperlink w:anchor="_Toc238133375" w:history="1">
+            <w:r>
+              <w:rPr>
+                <w:rStyle w:val="Hyperlink"/>
+                <w:rFonts w:ascii="Arial" w:hAnsi="Arial" w:cs="Arial"/>
+                <w:b/>
+                <w:bCs/>
+                <w:noProof/>
+              </w:rPr>
+              <w:t>3.5 Camada de Controle e Interface (Controller &amp; View)</w:t>
+            </w:r>
+            <w:r>
+              <w:rPr>
+                <w:noProof/>
+                <w:webHidden/>
+              </w:rPr>
+              <w:tab/>
+            </w:r>
+            <w:r>
+              <w:rPr>
+                <w:noProof/>
+                <w:webHidden/>
+              </w:rPr>
+              <w:fldChar w:fldCharType="begin"/>
+            </w:r>
+            <w:r>
+              <w:rPr>
+                <w:noProof/>
+                <w:webHidden/>
+              </w:rPr>
+              <w:instrText xml:space="preserve"> PAGEREF _Toc238133375 \h </w:instrText>
+            </w:r>
+            <w:r>
+              <w:rPr>
+                <w:noProof/>
+                <w:webHidden/>
+              </w:rPr>
+            </w:r>
+            <w:r>
+              <w:rPr>
+                <w:noProof/>
+                <w:webHidden/>
+              </w:rPr>
+              <w:fldChar w:fldCharType="separate"/>
+            </w:r>
+            <w:r>
+              <w:rPr>
+                <w:noProof/>
+                <w:webHidden/>
+              </w:rPr>
+              <w:t>10</w:t>
+            </w:r>
+            <w:r>
+              <w:rPr>
+                <w:noProof/>
+                <w:webHidden/>
+              </w:rPr>
+              <w:fldChar w:fldCharType="end"/>
+            </w:r>
+          </w:hyperlink>
+        </w:p>
+        <w:p>
+          <w:pPr>
+            <w:pStyle w:val="Sumrio2"/>
+            <w:tabs>
+              <w:tab w:val="right" w:leader="dot" w:pos="9061"/>
+            </w:tabs>
+            <w:rPr>
+              <w:rFonts w:eastAsiaTheme="minorEastAsia"/>
+              <w:noProof/>
+              <w:lang w:eastAsia="pt-BR"/>
+            </w:rPr>
+          </w:pPr>
+          <w:hyperlink w:anchor="_Toc238133376" w:history="1">
+            <w:r>
+              <w:rPr>
+                <w:rStyle w:val="Hyperlink"/>
+                <w:rFonts w:ascii="Arial" w:hAnsi="Arial" w:cs="Arial"/>
+                <w:b/>
+                <w:bCs/>
+                <w:noProof/>
+              </w:rPr>
+              <w:t>3.6 Validação, Testes e Implantação</w:t>
+            </w:r>
+            <w:r>
+              <w:rPr>
+                <w:noProof/>
+                <w:webHidden/>
+              </w:rPr>
+              <w:tab/>
+            </w:r>
+            <w:r>
+              <w:rPr>
+                <w:noProof/>
+                <w:webHidden/>
+              </w:rPr>
+              <w:fldChar w:fldCharType="begin"/>
+            </w:r>
+            <w:r>
+              <w:rPr>
+                <w:noProof/>
+                <w:webHidden/>
+              </w:rPr>
+              <w:instrText xml:space="preserve"> PAGEREF _Toc238133376 \h </w:instrText>
+            </w:r>
+            <w:r>
+              <w:rPr>
+                <w:noProof/>
+                <w:webHidden/>
+              </w:rPr>
+            </w:r>
+            <w:r>
+              <w:rPr>
+                <w:noProof/>
+                <w:webHidden/>
+              </w:rPr>
+              <w:fldChar w:fldCharType="separate"/>
+            </w:r>
+            <w:r>
+              <w:rPr>
+                <w:noProof/>
+                <w:webHidden/>
+              </w:rPr>
+              <w:t>11</w:t>
+            </w:r>
+            <w:r>
+              <w:rPr>
+                <w:noProof/>
+                <w:webHidden/>
+              </w:rPr>
+              <w:fldChar w:fldCharType="end"/>
+            </w:r>
+          </w:hyperlink>
+        </w:p>
+        <w:p>
+          <w:pPr>
+            <w:pStyle w:val="Sumrio1"/>
+            <w:tabs>
+              <w:tab w:val="left" w:pos="480"/>
+              <w:tab w:val="right" w:leader="dot" w:pos="9061"/>
+            </w:tabs>
+            <w:rPr>
+              <w:rFonts w:eastAsiaTheme="minorEastAsia"/>
+              <w:noProof/>
+              <w:lang w:eastAsia="pt-BR"/>
+            </w:rPr>
+          </w:pPr>
+          <w:hyperlink w:anchor="_Toc238133377" w:history="1">
+            <w:r>
+              <w:rPr>
+                <w:rStyle w:val="Hyperlink"/>
+                <w:rFonts w:ascii="Arial" w:hAnsi="Arial" w:cs="Arial"/>
+                <w:b/>
+                <w:bCs/>
+                <w:noProof/>
+              </w:rPr>
+              <w:t>4.</w:t>
+            </w:r>
+            <w:r>
+              <w:rPr>
+                <w:rFonts w:eastAsiaTheme="minorEastAsia"/>
+                <w:noProof/>
+                <w:lang w:eastAsia="pt-BR"/>
+              </w:rPr>
+              <w:tab/>
+            </w:r>
+            <w:r>
+              <w:rPr>
+                <w:rStyle w:val="Hyperlink"/>
+                <w:rFonts w:ascii="Arial" w:hAnsi="Arial" w:cs="Arial"/>
+                <w:b/>
+                <w:bCs/>
+                <w:noProof/>
+              </w:rPr>
+              <w:t>CONCLUSÃO</w:t>
+            </w:r>
+            <w:r>
+              <w:rPr>
+                <w:noProof/>
+                <w:webHidden/>
+              </w:rPr>
+              <w:tab/>
+            </w:r>
+            <w:r>
+              <w:rPr>
+                <w:noProof/>
+                <w:webHidden/>
+              </w:rPr>
+              <w:fldChar w:fldCharType="begin"/>
+            </w:r>
+            <w:r>
+              <w:rPr>
+                <w:noProof/>
+                <w:webHidden/>
+              </w:rPr>
+              <w:instrText xml:space="preserve"> PAGEREF _Toc238133377 \h </w:instrText>
+            </w:r>
+            <w:r>
+              <w:rPr>
+                <w:noProof/>
+                <w:webHidden/>
+              </w:rPr>
+            </w:r>
+            <w:r>
+              <w:rPr>
+                <w:noProof/>
+                <w:webHidden/>
+              </w:rPr>
+              <w:fldChar w:fldCharType="separate"/>
+            </w:r>
+            <w:r>
+              <w:rPr>
+                <w:noProof/>
+                <w:webHidden/>
+              </w:rPr>
+              <w:t>11</w:t>
+            </w:r>
+            <w:r>
+              <w:rPr>
+                <w:noProof/>
+                <w:webHidden/>
+              </w:rPr>
+              <w:fldChar w:fldCharType="end"/>
+            </w:r>
+          </w:hyperlink>
+        </w:p>
+        <w:p>
+          <w:pPr>
+            <w:pStyle w:val="Sumrio1"/>
+            <w:tabs>
+              <w:tab w:val="left" w:pos="480"/>
+              <w:tab w:val="right" w:leader="dot" w:pos="9061"/>
+            </w:tabs>
+            <w:rPr>
+              <w:rFonts w:eastAsiaTheme="minorEastAsia"/>
+              <w:noProof/>
+              <w:lang w:eastAsia="pt-BR"/>
+            </w:rPr>
+          </w:pPr>
+          <w:hyperlink w:anchor="_Toc238133378" w:history="1">
+            <w:r>
+              <w:rPr>
+                <w:rStyle w:val="Hyperlink"/>
+                <w:rFonts w:ascii="Arial" w:hAnsi="Arial" w:cs="Arial"/>
+                <w:b/>
+                <w:bCs/>
+                <w:noProof/>
+              </w:rPr>
+              <w:t>5.</w:t>
+            </w:r>
+            <w:r>
+              <w:rPr>
+                <w:rFonts w:eastAsiaTheme="minorEastAsia"/>
+                <w:noProof/>
+                <w:lang w:eastAsia="pt-BR"/>
+              </w:rPr>
+              <w:tab/>
+            </w:r>
+            <w:r>
+              <w:rPr>
+                <w:rStyle w:val="Hyperlink"/>
+                <w:rFonts w:ascii="Arial" w:hAnsi="Arial" w:cs="Arial"/>
+                <w:b/>
+                <w:bCs/>
+                <w:noProof/>
+              </w:rPr>
+              <w:t>REFERÊNCIAS</w:t>
+            </w:r>
+            <w:r>
+              <w:rPr>
+                <w:noProof/>
+                <w:webHidden/>
+              </w:rPr>
+              <w:tab/>
+            </w:r>
+            <w:r>
+              <w:rPr>
+                <w:noProof/>
+                <w:webHidden/>
+              </w:rPr>
+              <w:fldChar w:fldCharType="begin"/>
+            </w:r>
+            <w:r>
+              <w:rPr>
+                <w:noProof/>
+                <w:webHidden/>
+              </w:rPr>
+              <w:instrText xml:space="preserve"> PAGEREF _Toc238133378 \h </w:instrText>
+            </w:r>
+            <w:r>
+              <w:rPr>
+                <w:noProof/>
+                <w:webHidden/>
+              </w:rPr>
+            </w:r>
+            <w:r>
+              <w:rPr>
+                <w:noProof/>
+                <w:webHidden/>
+              </w:rPr>
+              <w:fldChar w:fldCharType="separate"/>
+            </w:r>
+            <w:r>
+              <w:rPr>
+                <w:noProof/>
+                <w:webHidden/>
+              </w:rPr>
+              <w:t>12</w:t>
+            </w:r>
+            <w:r>
+              <w:rPr>
+                <w:noProof/>
+                <w:webHidden/>
+              </w:rPr>
+              <w:fldChar w:fldCharType="end"/>
+            </w:r>
+          </w:hyperlink>
+        </w:p>
+        <w:p>
+          <w:r>
+            <w:rPr>
+              <w:b/>
+              <w:bCs/>
+            </w:rPr>
+            <w:fldChar w:fldCharType="end"/>
+          </w:r>
+        </w:p>
+      </w:sdtContent>
+    </w:sdt>
+    <w:p>
+      <w:pPr>
+        <w:rPr>
+          <w:rFonts w:ascii="Arial" w:hAnsi="Arial" w:cs="Arial"/>
+        </w:rPr>
+      </w:pPr>
+    </w:p>
+    <w:p>
+      <w:pPr>
+        <w:rPr>
+          <w:rFonts w:ascii="Arial" w:hAnsi="Arial" w:cs="Arial"/>
+        </w:rPr>
+      </w:pPr>
+    </w:p>
+    <w:p>
+      <w:pPr>
+        <w:rPr>
+          <w:rFonts w:ascii="Arial" w:hAnsi="Arial" w:cs="Arial"/>
+        </w:rPr>
+      </w:pPr>
+    </w:p>
+    <w:p>
+      <w:pPr>
+        <w:rPr>
+          <w:rFonts w:ascii="Arial" w:hAnsi="Arial" w:cs="Arial"/>
+        </w:rPr>
+        <w:sectPr>
+          <w:headerReference w:type="default" r:id="rId8"/>
+          <w:pgSz w:w="11906" w:h="16838"/>
+          <w:pgMar w:top="1701" w:right="1134" w:bottom="1134" w:left="1701" w:header="709" w:footer="709" w:gutter="0"/>
+          <w:cols w:space="708"/>
+          <w:docGrid w:linePitch="360"/>
+        </w:sectPr>
+      </w:pPr>
+    </w:p>
+    <w:p>
+      <w:pPr>
+        <w:rPr>
+          <w:rFonts w:ascii="Arial" w:hAnsi="Arial" w:cs="Arial"/>
+        </w:rPr>
+      </w:pPr>
+    </w:p>
+    <w:p>
+      <w:pPr>
+        <w:rPr>
+          <w:rFonts w:ascii="Arial" w:hAnsi="Arial" w:cs="Arial"/>
+        </w:rPr>
+      </w:pPr>
+    </w:p>
+    <w:p>
+      <w:pPr>
+        <w:jc w:val="center"/>
+        <w:rPr>
+          <w:rFonts w:ascii="Arial" w:hAnsi="Arial" w:cs="Arial"/>
+          <w:b/>
+          <w:bCs/>
+        </w:rPr>
+      </w:pPr>
+      <w:r>
+        <w:rPr>
+          <w:rFonts w:ascii="Arial" w:hAnsi="Arial" w:cs="Arial"/>
+          <w:b/>
+          <w:bCs/>
+        </w:rPr>
+        <w:t>LISTA DE FIGURAS</w:t>
+      </w:r>
+    </w:p>
+    <w:p>
+      <w:pPr>
+        <w:pStyle w:val="ndicedeilustraes"/>
+        <w:tabs>
+          <w:tab w:val="right" w:leader="dot" w:pos="9061"/>
+        </w:tabs>
+        <w:spacing w:line="360" w:lineRule="auto"/>
+        <w:rPr>
+          <w:noProof/>
+        </w:rPr>
+      </w:pPr>
+      <w:r>
+        <w:rPr>
+          <w:rFonts w:ascii="Arial" w:hAnsi="Arial" w:cs="Arial"/>
+        </w:rPr>
+        <w:fldChar w:fldCharType="begin"/>
+      </w:r>
+      <w:r>
+        <w:rPr>
+          <w:rFonts w:ascii="Arial" w:hAnsi="Arial" w:cs="Arial"/>
+        </w:rPr>
+        <w:instrText xml:space="preserve"> TOC \h \z \c "Figura" </w:instrText>
+      </w:r>
+      <w:r>
+        <w:rPr>
+          <w:rFonts w:ascii="Arial" w:hAnsi="Arial" w:cs="Arial"/>
+        </w:rPr>
+        <w:fldChar w:fldCharType="separate"/>
+      </w:r>
+      <w:hyperlink w:anchor="_Toc238133306" w:history="1">
+        <w:r>
+          <w:rPr>
+            <w:rStyle w:val="Hyperlink"/>
+            <w:rFonts w:ascii="Arial" w:hAnsi="Arial" w:cs="Arial"/>
+            <w:b/>
+            <w:bCs/>
+            <w:noProof/>
+          </w:rPr>
+          <w:t>Figura 1: Properties</w:t>
+        </w:r>
+        <w:r>
+          <w:rPr>
+            <w:noProof/>
+            <w:webHidden/>
+          </w:rPr>
+          <w:tab/>
+        </w:r>
+        <w:r>
+          <w:rPr>
+            <w:noProof/>
+            <w:webHidden/>
+          </w:rPr>
+          <w:fldChar w:fldCharType="begin"/>
+        </w:r>
+        <w:r>
+          <w:rPr>
+            <w:noProof/>
+            <w:webHidden/>
+          </w:rPr>
+          <w:instrText xml:space="preserve"> PAGEREF _Toc238133306 \h </w:instrText>
+        </w:r>
+        <w:r>
+          <w:rPr>
+            <w:noProof/>
+            <w:webHidden/>
+          </w:rPr>
+        </w:r>
+        <w:r>
+          <w:rPr>
+            <w:noProof/>
+            <w:webHidden/>
+          </w:rPr>
+          <w:fldChar w:fldCharType="separate"/>
+        </w:r>
+        <w:r>
+          <w:rPr>
+            <w:noProof/>
+            <w:webHidden/>
+          </w:rPr>
+          <w:t>7</w:t>
+        </w:r>
+        <w:r>
+          <w:rPr>
+            <w:noProof/>
+            <w:webHidden/>
+          </w:rPr>
+          <w:fldChar w:fldCharType="end"/>
+        </w:r>
+      </w:hyperlink>
+    </w:p>
+    <w:p>
+      <w:pPr>
+        <w:pStyle w:val="ndicedeilustraes"/>
+        <w:tabs>
+          <w:tab w:val="right" w:leader="dot" w:pos="9061"/>
+        </w:tabs>
+        <w:spacing w:line="360" w:lineRule="auto"/>
+        <w:rPr>
+          <w:noProof/>
+        </w:rPr>
+      </w:pPr>
+      <w:hyperlink w:anchor="_Toc238133307" w:history="1">
+        <w:r>
+          <w:rPr>
+            <w:rStyle w:val="Hyperlink"/>
+            <w:rFonts w:ascii="Arial" w:hAnsi="Arial" w:cs="Arial"/>
+            <w:b/>
+            <w:bCs/>
+            <w:noProof/>
+          </w:rPr>
+          <w:t>Figura 2: Arquitetura MVC com Spring Boot</w:t>
+        </w:r>
+        <w:r>
+          <w:rPr>
+            <w:noProof/>
+            <w:webHidden/>
+          </w:rPr>
+          <w:tab/>
+        </w:r>
+        <w:r>
+          <w:rPr>
+            <w:noProof/>
+            <w:webHidden/>
+          </w:rPr>
+          <w:fldChar w:fldCharType="begin"/>
+        </w:r>
+        <w:r>
+          <w:rPr>
+            <w:noProof/>
+            <w:webHidden/>
+          </w:rPr>
+          <w:instrText xml:space="preserve"> PAGEREF _Toc238133307 \h </w:instrText>
+        </w:r>
+        <w:r>
+          <w:rPr>
+            <w:noProof/>
+            <w:webHidden/>
+          </w:rPr>
+        </w:r>
+        <w:r>
+          <w:rPr>
+            <w:noProof/>
+            <w:webHidden/>
+          </w:rPr>
+          <w:fldChar w:fldCharType="separate"/>
+        </w:r>
+        <w:r>
+          <w:rPr>
+            <w:noProof/>
+            <w:webHidden/>
+          </w:rPr>
+          <w:t>8</w:t>
+        </w:r>
+        <w:r>
+          <w:rPr>
+            <w:noProof/>
+            <w:webHidden/>
+          </w:rPr>
+          <w:fldChar w:fldCharType="end"/>
+        </w:r>
+      </w:hyperlink>
+    </w:p>
+    <w:p>
+      <w:pPr>
+        <w:pStyle w:val="ndicedeilustraes"/>
+        <w:tabs>
+          <w:tab w:val="right" w:leader="dot" w:pos="9061"/>
+        </w:tabs>
+        <w:spacing w:line="360" w:lineRule="auto"/>
+        <w:rPr>
+          <w:noProof/>
+        </w:rPr>
+      </w:pPr>
+      <w:hyperlink w:anchor="_Toc238133308" w:history="1">
+        <w:r>
+          <w:rPr>
+            <w:rStyle w:val="Hyperlink"/>
+            <w:rFonts w:ascii="Arial" w:hAnsi="Arial" w:cs="Arial"/>
+            <w:b/>
+            <w:bCs/>
+            <w:noProof/>
+          </w:rPr>
+          <w:t>Figura 3: Modelo Lógico - Sistema de Controle de Clientes e Pedidos</w:t>
+        </w:r>
+        <w:r>
+          <w:rPr>
+            <w:noProof/>
+            <w:webHidden/>
+          </w:rPr>
+          <w:tab/>
+        </w:r>
+        <w:r>
+          <w:rPr>
+            <w:noProof/>
+            <w:webHidden/>
+          </w:rPr>
+          <w:fldChar w:fldCharType="begin"/>
+        </w:r>
+        <w:r>
+          <w:rPr>
+            <w:noProof/>
+            <w:webHidden/>
+          </w:rPr>
+          <w:instrText xml:space="preserve"> PAGEREF _Toc238133308 \h </w:instrText>
+        </w:r>
+        <w:r>
+          <w:rPr>
+            <w:noProof/>
+            <w:webHidden/>
+          </w:rPr>
+        </w:r>
+        <w:r>
+          <w:rPr>
+            <w:noProof/>
+            <w:webHidden/>
+          </w:rPr>
+          <w:fldChar w:fldCharType="separate"/>
+        </w:r>
+        <w:r>
+          <w:rPr>
+            <w:noProof/>
+            <w:webHidden/>
+          </w:rPr>
+          <w:t>9</w:t>
+        </w:r>
+        <w:r>
+          <w:rPr>
+            <w:noProof/>
+            <w:webHidden/>
+          </w:rPr>
+          <w:fldChar w:fldCharType="end"/>
+        </w:r>
+      </w:hyperlink>
+    </w:p>
+    <w:p>
+      <w:pPr>
+        <w:spacing w:line="360" w:lineRule="auto"/>
+        <w:rPr>
+          <w:rFonts w:ascii="Arial" w:hAnsi="Arial" w:cs="Arial"/>
+        </w:rPr>
+      </w:pPr>
+      <w:r>
+        <w:rPr>
+          <w:rFonts w:ascii="Arial" w:hAnsi="Arial" w:cs="Arial"/>
+        </w:rPr>
+        <w:fldChar w:fldCharType="end"/>
+      </w:r>
+    </w:p>
+    <w:p>
+      <w:pPr>
+        <w:rPr>
+          <w:rFonts w:ascii="Arial" w:hAnsi="Arial" w:cs="Arial"/>
+        </w:rPr>
+      </w:pPr>
+    </w:p>
+    <w:p>
+      <w:pPr>
+        <w:rPr>
+          <w:rFonts w:ascii="Arial" w:hAnsi="Arial" w:cs="Arial"/>
+        </w:rPr>
+      </w:pPr>
+    </w:p>
+    <w:p>
+      <w:pPr>
+        <w:rPr>
+          <w:rFonts w:ascii="Arial" w:hAnsi="Arial" w:cs="Arial"/>
+        </w:rPr>
+      </w:pPr>
+    </w:p>
+    <w:p>
+      <w:pPr>
+        <w:rPr>
+          <w:rFonts w:ascii="Arial" w:hAnsi="Arial" w:cs="Arial"/>
+        </w:rPr>
+      </w:pPr>
+    </w:p>
+    <w:p>
+      <w:pPr>
+        <w:rPr>
+          <w:rFonts w:ascii="Arial" w:hAnsi="Arial" w:cs="Arial"/>
+        </w:rPr>
+      </w:pPr>
+    </w:p>
+    <w:p>
+      <w:pPr>
+        <w:rPr>
+          <w:rFonts w:ascii="Arial" w:hAnsi="Arial" w:cs="Arial"/>
+        </w:rPr>
+      </w:pPr>
+    </w:p>
+    <w:p>
+      <w:pPr>
+        <w:rPr>
+          <w:rFonts w:ascii="Arial" w:hAnsi="Arial" w:cs="Arial"/>
+        </w:rPr>
+      </w:pPr>
+    </w:p>
+    <w:p>
+      <w:pPr>
+        <w:rPr>
+          <w:rFonts w:ascii="Arial" w:hAnsi="Arial" w:cs="Arial"/>
+        </w:rPr>
+      </w:pPr>
+    </w:p>
+    <w:p>
+      <w:pPr>
+        <w:rPr>
+          <w:rFonts w:ascii="Arial" w:hAnsi="Arial" w:cs="Arial"/>
+        </w:rPr>
+      </w:pPr>
+    </w:p>
+    <w:p>
+      <w:pPr>
+        <w:rPr>
+          <w:rFonts w:ascii="Arial" w:hAnsi="Arial" w:cs="Arial"/>
+        </w:rPr>
+      </w:pPr>
+    </w:p>
+    <w:p>
+      <w:pPr>
+        <w:rPr>
+          <w:rFonts w:ascii="Arial" w:hAnsi="Arial" w:cs="Arial"/>
+        </w:rPr>
+      </w:pPr>
+    </w:p>
+    <w:p>
+      <w:pPr>
+        <w:rPr>
+          <w:rFonts w:ascii="Arial" w:hAnsi="Arial" w:cs="Arial"/>
+        </w:rPr>
+        <w:sectPr>
+          <w:headerReference w:type="default" r:id="rId9"/>
+          <w:pgSz w:w="11906" w:h="16838"/>
+          <w:pgMar w:top="1701" w:right="1134" w:bottom="1134" w:left="1701" w:header="709" w:footer="709" w:gutter="0"/>
+          <w:pgNumType w:start="4"/>
+          <w:cols w:space="708"/>
+          <w:docGrid w:linePitch="360"/>
+        </w:sectPr>
+      </w:pPr>
+    </w:p>
+    <w:p>
+      <w:pPr>
+        <w:rPr>
+          <w:rFonts w:ascii="Arial" w:hAnsi="Arial" w:cs="Arial"/>
+        </w:rPr>
+      </w:pPr>
+    </w:p>
+    <w:p>
+      <w:pPr>
+        <w:pStyle w:val="Ttulo1"/>
         <w:numPr>
           <w:ilvl w:val="0"/>
-          <w:numId w:val="1"/>
+          <w:numId w:val="30"/>
         </w:numPr>
         <w:rPr>
-          <w:b/>
-          <w:bCs/>
-        </w:rPr>
-      </w:pPr>
-      <w:r>
-        <w:rPr>
-          <w:b/>
-          <w:bCs/>
-        </w:rPr>
-        <w:lastRenderedPageBreak/>
+          <w:rFonts w:ascii="Arial" w:hAnsi="Arial" w:cs="Arial"/>
+          <w:b/>
+          <w:bCs/>
+          <w:color w:val="auto"/>
+          <w:sz w:val="24"/>
+          <w:szCs w:val="24"/>
+        </w:rPr>
+      </w:pPr>
+      <w:bookmarkStart w:id="0" w:name="_Toc238133364"/>
+      <w:r>
+        <w:rPr>
+          <w:rFonts w:ascii="Arial" w:hAnsi="Arial" w:cs="Arial"/>
+          <w:b/>
+          <w:bCs/>
+          <w:color w:val="auto"/>
+          <w:sz w:val="24"/>
+          <w:szCs w:val="24"/>
+        </w:rPr>
         <w:t>INTRODUÇÃO</w:t>
+      </w:r>
+      <w:bookmarkEnd w:id="0"/>
+      <w:r>
+        <w:rPr>
+          <w:rFonts w:ascii="Arial" w:hAnsi="Arial" w:cs="Arial"/>
+          <w:b/>
+          <w:bCs/>
+          <w:color w:val="auto"/>
+          <w:sz w:val="24"/>
+          <w:szCs w:val="24"/>
+        </w:rPr>
+        <w:t xml:space="preserve"> </w:t>
       </w:r>
     </w:p>
     <w:p>
@@ -1159,18 +2808,36 @@
     </w:p>
     <w:p>
       <w:pPr>
-        <w:ind w:left="360"/>
-        <w:rPr>
-          <w:rFonts w:ascii="Arial" w:hAnsi="Arial" w:cs="Arial"/>
-          <w:b/>
-          <w:bCs/>
-        </w:rPr>
-      </w:pPr>
-      <w:r>
-        <w:rPr>
-          <w:rFonts w:ascii="Arial" w:hAnsi="Arial" w:cs="Arial"/>
-          <w:b/>
-          <w:bCs/>
+        <w:pStyle w:val="Ttulo2"/>
+        <w:rPr>
+          <w:rFonts w:ascii="Arial" w:hAnsi="Arial" w:cs="Arial"/>
+          <w:b/>
+          <w:bCs/>
+          <w:color w:val="auto"/>
+          <w:sz w:val="24"/>
+          <w:szCs w:val="24"/>
+        </w:rPr>
+      </w:pPr>
+      <w:r>
+        <w:rPr>
+          <w:rFonts w:ascii="Arial" w:hAnsi="Arial" w:cs="Arial"/>
+          <w:b/>
+          <w:bCs/>
+          <w:color w:val="auto"/>
+          <w:sz w:val="24"/>
+          <w:szCs w:val="24"/>
+        </w:rPr>
+        <w:t xml:space="preserve">     </w:t>
+      </w:r>
+      <w:bookmarkStart w:id="1" w:name="_Toc238133365"/>
+      <w:r>
+        <w:rPr>
+          <w:rFonts w:ascii="Arial" w:hAnsi="Arial" w:cs="Arial"/>
+          <w:b/>
+          <w:bCs/>
+          <w:color w:val="auto"/>
+          <w:sz w:val="24"/>
+          <w:szCs w:val="24"/>
         </w:rPr>
         <w:t xml:space="preserve">1.2 </w:t>
       </w:r>
@@ -1179,9 +2846,13 @@
           <w:rFonts w:ascii="Arial" w:hAnsi="Arial" w:cs="Arial"/>
           <w:b/>
           <w:bCs/>
+          <w:color w:val="auto"/>
+          <w:sz w:val="24"/>
+          <w:szCs w:val="24"/>
         </w:rPr>
         <w:t>Objetivo Geral</w:t>
       </w:r>
+      <w:bookmarkEnd w:id="1"/>
     </w:p>
     <w:p>
       <w:pPr>
@@ -1243,21 +2914,40 @@
     </w:p>
     <w:p>
       <w:pPr>
-        <w:ind w:left="360"/>
-        <w:rPr>
-          <w:rFonts w:ascii="Arial" w:hAnsi="Arial" w:cs="Arial"/>
-          <w:b/>
-          <w:bCs/>
-        </w:rPr>
-      </w:pPr>
-      <w:r>
-        <w:rPr>
-          <w:rFonts w:ascii="Arial" w:hAnsi="Arial" w:cs="Arial"/>
-          <w:b/>
-          <w:bCs/>
+        <w:pStyle w:val="Ttulo2"/>
+        <w:rPr>
+          <w:rFonts w:ascii="Arial" w:hAnsi="Arial" w:cs="Arial"/>
+          <w:b/>
+          <w:bCs/>
+          <w:color w:val="auto"/>
+          <w:sz w:val="24"/>
+          <w:szCs w:val="24"/>
+        </w:rPr>
+      </w:pPr>
+      <w:r>
+        <w:rPr>
+          <w:rFonts w:ascii="Arial" w:hAnsi="Arial" w:cs="Arial"/>
+          <w:b/>
+          <w:bCs/>
+          <w:color w:val="auto"/>
+          <w:sz w:val="24"/>
+          <w:szCs w:val="24"/>
+        </w:rPr>
+        <w:t xml:space="preserve">    </w:t>
+      </w:r>
+      <w:bookmarkStart w:id="2" w:name="_Toc238133366"/>
+      <w:r>
+        <w:rPr>
+          <w:rFonts w:ascii="Arial" w:hAnsi="Arial" w:cs="Arial"/>
+          <w:b/>
+          <w:bCs/>
+          <w:color w:val="auto"/>
+          <w:sz w:val="24"/>
+          <w:szCs w:val="24"/>
         </w:rPr>
         <w:t>1.3 Objetivos Específicos</w:t>
       </w:r>
+      <w:bookmarkEnd w:id="2"/>
     </w:p>
     <w:p>
       <w:pPr>
@@ -1535,30 +3225,62 @@
     </w:p>
     <w:p>
       <w:pPr>
-        <w:pStyle w:val="PargrafodaLista"/>
-        <w:numPr>
-          <w:ilvl w:val="0"/>
-          <w:numId w:val="1"/>
-        </w:numPr>
-        <w:rPr>
-          <w:b/>
-          <w:bCs/>
-        </w:rPr>
-      </w:pPr>
-      <w:r>
-        <w:rPr>
-          <w:b/>
-          <w:bCs/>
+        <w:pStyle w:val="Ttulo1"/>
+        <w:rPr>
+          <w:rFonts w:ascii="Arial" w:hAnsi="Arial" w:cs="Arial"/>
+          <w:b/>
+          <w:bCs/>
+          <w:color w:val="auto"/>
+          <w:sz w:val="24"/>
+          <w:szCs w:val="24"/>
+        </w:rPr>
+      </w:pPr>
+      <w:r>
+        <w:rPr>
+          <w:rFonts w:ascii="Arial" w:hAnsi="Arial" w:cs="Arial"/>
+          <w:b/>
+          <w:bCs/>
+          <w:color w:val="auto"/>
+          <w:sz w:val="24"/>
+          <w:szCs w:val="24"/>
+        </w:rPr>
+        <w:t xml:space="preserve">     </w:t>
+      </w:r>
+      <w:bookmarkStart w:id="3" w:name="_Toc238133367"/>
+      <w:r>
+        <w:rPr>
+          <w:rFonts w:ascii="Arial" w:hAnsi="Arial" w:cs="Arial"/>
+          <w:b/>
+          <w:bCs/>
+          <w:color w:val="auto"/>
+          <w:sz w:val="24"/>
+          <w:szCs w:val="24"/>
+        </w:rPr>
+        <w:t>2.</w:t>
+      </w:r>
+      <w:r>
+        <w:rPr>
+          <w:rFonts w:ascii="Arial" w:hAnsi="Arial" w:cs="Arial"/>
+          <w:b/>
+          <w:bCs/>
+          <w:color w:val="auto"/>
+          <w:sz w:val="24"/>
+          <w:szCs w:val="24"/>
         </w:rPr>
         <w:t xml:space="preserve"> </w:t>
       </w:r>
       <w:r>
         <w:rPr>
-          <w:b/>
-          <w:bCs/>
+          <w:rFonts w:ascii="Arial" w:hAnsi="Arial" w:cs="Arial"/>
+          <w:b/>
+          <w:bCs/>
+          <w:color w:val="auto"/>
+          <w:sz w:val="24"/>
+          <w:szCs w:val="24"/>
         </w:rPr>
         <w:t>DESENVOLVIMENTO</w:t>
       </w:r>
+      <w:bookmarkEnd w:id="3"/>
     </w:p>
     <w:p>
       <w:pPr>
@@ -1965,6 +3687,7 @@
           <w:b/>
           <w:bCs/>
         </w:rPr>
+        <w:lastRenderedPageBreak/>
         <w:t xml:space="preserve">- </w:t>
       </w:r>
       <w:r>
@@ -2011,7 +3734,6 @@
           <w:b/>
           <w:bCs/>
         </w:rPr>
-        <w:lastRenderedPageBreak/>
         <w:t xml:space="preserve">- </w:t>
       </w:r>
       <w:r>
@@ -2105,19 +3827,25 @@
     </w:p>
     <w:p>
       <w:pPr>
-        <w:spacing w:line="360" w:lineRule="auto"/>
-        <w:jc w:val="both"/>
-        <w:rPr>
-          <w:rFonts w:ascii="Arial" w:hAnsi="Arial" w:cs="Arial"/>
-          <w:b/>
-          <w:bCs/>
-        </w:rPr>
-      </w:pPr>
-      <w:r>
-        <w:rPr>
-          <w:rFonts w:ascii="Arial" w:hAnsi="Arial" w:cs="Arial"/>
-          <w:b/>
-          <w:bCs/>
+        <w:pStyle w:val="Ttulo2"/>
+        <w:rPr>
+          <w:rFonts w:ascii="Arial" w:hAnsi="Arial" w:cs="Arial"/>
+          <w:b/>
+          <w:bCs/>
+          <w:color w:val="auto"/>
+          <w:sz w:val="24"/>
+          <w:szCs w:val="24"/>
+        </w:rPr>
+      </w:pPr>
+      <w:bookmarkStart w:id="4" w:name="_Toc238133368"/>
+      <w:r>
+        <w:rPr>
+          <w:rFonts w:ascii="Arial" w:hAnsi="Arial" w:cs="Arial"/>
+          <w:b/>
+          <w:bCs/>
+          <w:color w:val="auto"/>
+          <w:sz w:val="24"/>
+          <w:szCs w:val="24"/>
         </w:rPr>
         <w:t>2.2 Configuração de Conexão (</w:t>
       </w:r>
@@ -2128,6 +3856,9 @@
           <w:rFonts w:ascii="Arial" w:hAnsi="Arial" w:cs="Arial"/>
           <w:b/>
           <w:bCs/>
+          <w:color w:val="auto"/>
+          <w:sz w:val="24"/>
+          <w:szCs w:val="24"/>
         </w:rPr>
         <w:t>application.properties</w:t>
       </w:r>
@@ -2138,9 +3869,13 @@
           <w:rFonts w:ascii="Arial" w:hAnsi="Arial" w:cs="Arial"/>
           <w:b/>
           <w:bCs/>
+          <w:color w:val="auto"/>
+          <w:sz w:val="24"/>
+          <w:szCs w:val="24"/>
         </w:rPr>
         <w:t>)</w:t>
       </w:r>
+      <w:bookmarkEnd w:id="4"/>
     </w:p>
     <w:p>
       <w:pPr>
@@ -2187,7 +3922,7 @@
                     <pic:cNvPicPr/>
                   </pic:nvPicPr>
                   <pic:blipFill>
-                    <a:blip r:embed="rId7" cstate="print">
+                    <a:blip r:embed="rId10" cstate="print">
                       <a:extLst>
                         <a:ext uri="{28A0092B-C50C-407E-A947-70E740481C1C}">
                           <a14:useLocalDpi xmlns:a14="http://schemas.microsoft.com/office/drawing/2010/main" val="0"/>
@@ -2229,6 +3964,7 @@
           <w:szCs w:val="20"/>
         </w:rPr>
       </w:pPr>
+      <w:bookmarkStart w:id="5" w:name="_Toc238133306"/>
       <w:r>
         <w:rPr>
           <w:rFonts w:ascii="Arial" w:hAnsi="Arial" w:cs="Arial"/>
@@ -2321,6 +4057,7 @@
         </w:rPr>
         <w:t>: Properties</w:t>
       </w:r>
+      <w:bookmarkEnd w:id="5"/>
     </w:p>
     <w:p>
       <w:pPr>
@@ -2335,22 +4072,29 @@
     </w:p>
     <w:p>
       <w:pPr>
-        <w:spacing w:line="360" w:lineRule="auto"/>
-        <w:jc w:val="both"/>
-        <w:rPr>
-          <w:rFonts w:ascii="Arial" w:hAnsi="Arial" w:cs="Arial"/>
-          <w:b/>
-          <w:bCs/>
-        </w:rPr>
-      </w:pPr>
-      <w:r>
-        <w:rPr>
-          <w:rFonts w:ascii="Arial" w:hAnsi="Arial" w:cs="Arial"/>
-          <w:b/>
-          <w:bCs/>
-        </w:rPr>
-        <w:t>3. FUNDAMENTAÇÃO E ARQUITETURA MVC NO SPRING BOOT</w:t>
-      </w:r>
+        <w:pStyle w:val="Ttulo2"/>
+        <w:rPr>
+          <w:rFonts w:ascii="Arial" w:hAnsi="Arial" w:cs="Arial"/>
+          <w:b/>
+          <w:bCs/>
+          <w:color w:val="auto"/>
+          <w:sz w:val="24"/>
+          <w:szCs w:val="24"/>
+        </w:rPr>
+      </w:pPr>
+      <w:bookmarkStart w:id="6" w:name="_Toc238133369"/>
+      <w:r>
+        <w:rPr>
+          <w:rFonts w:ascii="Arial" w:hAnsi="Arial" w:cs="Arial"/>
+          <w:b/>
+          <w:bCs/>
+          <w:color w:val="auto"/>
+          <w:sz w:val="24"/>
+          <w:szCs w:val="24"/>
+        </w:rPr>
+        <w:t>2.3 Fundamentação e Arquitetura MVC No Spring Boot</w:t>
+      </w:r>
+      <w:bookmarkEnd w:id="6"/>
     </w:p>
     <w:p>
       <w:pPr>
@@ -2409,7 +4153,7 @@
                     <pic:cNvPicPr/>
                   </pic:nvPicPr>
                   <pic:blipFill rotWithShape="1">
-                    <a:blip r:embed="rId8" cstate="print">
+                    <a:blip r:embed="rId11" cstate="print">
                       <a:extLst>
                         <a:ext uri="{28A0092B-C50C-407E-A947-70E740481C1C}">
                           <a14:useLocalDpi xmlns:a14="http://schemas.microsoft.com/office/drawing/2010/main" val="0"/>
@@ -2476,6 +4220,7 @@
         </w:rPr>
         <w:t xml:space="preserve">              </w:t>
       </w:r>
+      <w:bookmarkStart w:id="7" w:name="_Toc238133307"/>
       <w:r>
         <w:rPr>
           <w:rFonts w:ascii="Arial" w:hAnsi="Arial" w:cs="Arial"/>
@@ -2568,6 +4313,7 @@
         </w:rPr>
         <w:t>: Arquitetura MVC com Spring Boot</w:t>
       </w:r>
+      <w:bookmarkEnd w:id="7"/>
     </w:p>
     <w:p>
       <w:pPr>
@@ -2948,23 +4694,41 @@
     </w:p>
     <w:p>
       <w:pPr>
-        <w:spacing w:line="360" w:lineRule="auto"/>
-        <w:jc w:val="both"/>
-        <w:rPr>
-          <w:rFonts w:ascii="Arial" w:hAnsi="Arial" w:cs="Arial"/>
-          <w:b/>
-          <w:bCs/>
-        </w:rPr>
-      </w:pPr>
-      <w:r>
-        <w:rPr>
-          <w:rFonts w:ascii="Arial" w:hAnsi="Arial" w:cs="Arial"/>
-          <w:b/>
-          <w:bCs/>
+        <w:pStyle w:val="Ttulo1"/>
+        <w:rPr>
+          <w:rFonts w:ascii="Arial" w:hAnsi="Arial" w:cs="Arial"/>
+          <w:b/>
+          <w:bCs/>
+          <w:color w:val="auto"/>
+          <w:sz w:val="24"/>
+          <w:szCs w:val="24"/>
+        </w:rPr>
+      </w:pPr>
+      <w:bookmarkStart w:id="8" w:name="_Toc238133370"/>
+      <w:r>
+        <w:rPr>
+          <w:rFonts w:ascii="Arial" w:hAnsi="Arial" w:cs="Arial"/>
+          <w:b/>
+          <w:bCs/>
+          <w:color w:val="auto"/>
+          <w:sz w:val="24"/>
+          <w:szCs w:val="24"/>
         </w:rPr>
         <w:lastRenderedPageBreak/>
-        <w:t>4. ATIVIDADES PRÁTICAS EXECUTADAS</w:t>
-      </w:r>
+        <w:t>3</w:t>
+      </w:r>
+      <w:r>
+        <w:rPr>
+          <w:rFonts w:ascii="Arial" w:hAnsi="Arial" w:cs="Arial"/>
+          <w:b/>
+          <w:bCs/>
+          <w:color w:val="auto"/>
+          <w:sz w:val="24"/>
+          <w:szCs w:val="24"/>
+        </w:rPr>
+        <w:t>. ATIVIDADES PRÁTICAS EXECUTADAS</w:t>
+      </w:r>
+      <w:bookmarkEnd w:id="8"/>
     </w:p>
     <w:p>
       <w:pPr>
@@ -3064,22 +4828,40 @@
     </w:p>
     <w:p>
       <w:pPr>
-        <w:spacing w:line="360" w:lineRule="auto"/>
-        <w:jc w:val="both"/>
-        <w:rPr>
-          <w:rFonts w:ascii="Arial" w:hAnsi="Arial" w:cs="Arial"/>
-          <w:b/>
-          <w:bCs/>
-        </w:rPr>
-      </w:pPr>
-      <w:r>
-        <w:rPr>
-          <w:rFonts w:ascii="Arial" w:hAnsi="Arial" w:cs="Arial"/>
-          <w:b/>
-          <w:bCs/>
-        </w:rPr>
-        <w:t>4.1 Banco de Dados e Modelagem Relacional</w:t>
-      </w:r>
+        <w:pStyle w:val="Ttulo2"/>
+        <w:rPr>
+          <w:rFonts w:ascii="Arial" w:hAnsi="Arial" w:cs="Arial"/>
+          <w:b/>
+          <w:bCs/>
+          <w:color w:val="auto"/>
+          <w:sz w:val="24"/>
+          <w:szCs w:val="24"/>
+        </w:rPr>
+      </w:pPr>
+      <w:bookmarkStart w:id="9" w:name="_Toc238133371"/>
+      <w:r>
+        <w:rPr>
+          <w:rFonts w:ascii="Arial" w:hAnsi="Arial" w:cs="Arial"/>
+          <w:b/>
+          <w:bCs/>
+          <w:color w:val="auto"/>
+          <w:sz w:val="24"/>
+          <w:szCs w:val="24"/>
+        </w:rPr>
+        <w:t>3</w:t>
+      </w:r>
+      <w:r>
+        <w:rPr>
+          <w:rFonts w:ascii="Arial" w:hAnsi="Arial" w:cs="Arial"/>
+          <w:b/>
+          <w:bCs/>
+          <w:color w:val="auto"/>
+          <w:sz w:val="24"/>
+          <w:szCs w:val="24"/>
+        </w:rPr>
+        <w:t>.1 Banco de Dados e Modelagem Relacional</w:t>
+      </w:r>
+      <w:bookmarkEnd w:id="9"/>
     </w:p>
     <w:p>
       <w:pPr>
@@ -3194,7 +4976,7 @@
                     <pic:cNvPicPr/>
                   </pic:nvPicPr>
                   <pic:blipFill>
-                    <a:blip r:embed="rId9">
+                    <a:blip r:embed="rId12">
                       <a:extLst>
                         <a:ext uri="{28A0092B-C50C-407E-A947-70E740481C1C}">
                           <a14:useLocalDpi xmlns:a14="http://schemas.microsoft.com/office/drawing/2010/main" val="0"/>
@@ -3236,6 +5018,7 @@
           <w:szCs w:val="20"/>
         </w:rPr>
       </w:pPr>
+      <w:bookmarkStart w:id="10" w:name="_Toc238133308"/>
       <w:r>
         <w:rPr>
           <w:rFonts w:ascii="Arial" w:hAnsi="Arial" w:cs="Arial"/>
@@ -3354,26 +5137,45 @@
         </w:rPr>
         <w:t>Sistema de Controle de Clientes e Pedidos</w:t>
       </w:r>
-    </w:p>
-    <w:p>
-      <w:pPr>
-        <w:spacing w:line="360" w:lineRule="auto"/>
-        <w:jc w:val="both"/>
-        <w:rPr>
-          <w:rFonts w:ascii="Arial" w:hAnsi="Arial" w:cs="Arial"/>
-          <w:b/>
-          <w:bCs/>
-        </w:rPr>
-      </w:pPr>
-      <w:r>
-        <w:rPr>
-          <w:rFonts w:ascii="Arial" w:hAnsi="Arial" w:cs="Arial"/>
-          <w:b/>
-          <w:bCs/>
+      <w:bookmarkEnd w:id="10"/>
+    </w:p>
+    <w:p>
+      <w:pPr>
+        <w:pStyle w:val="Ttulo2"/>
+        <w:rPr>
+          <w:rFonts w:ascii="Arial" w:hAnsi="Arial" w:cs="Arial"/>
+          <w:b/>
+          <w:bCs/>
+          <w:color w:val="auto"/>
+          <w:sz w:val="24"/>
+          <w:szCs w:val="24"/>
+        </w:rPr>
+      </w:pPr>
+      <w:bookmarkStart w:id="11" w:name="_Toc238133372"/>
+      <w:r>
+        <w:rPr>
+          <w:rFonts w:ascii="Arial" w:hAnsi="Arial" w:cs="Arial"/>
+          <w:b/>
+          <w:bCs/>
+          <w:color w:val="auto"/>
+          <w:sz w:val="24"/>
+          <w:szCs w:val="24"/>
         </w:rPr>
         <w:lastRenderedPageBreak/>
-        <w:t>4.2 Mapeamento Objeto-Relacional (Camada Model)</w:t>
-      </w:r>
+        <w:t>3</w:t>
+      </w:r>
+      <w:r>
+        <w:rPr>
+          <w:rFonts w:ascii="Arial" w:hAnsi="Arial" w:cs="Arial"/>
+          <w:b/>
+          <w:bCs/>
+          <w:color w:val="auto"/>
+          <w:sz w:val="24"/>
+          <w:szCs w:val="24"/>
+        </w:rPr>
+        <w:t>.2 Mapeamento Objeto-Relacional (Camada Model)</w:t>
+      </w:r>
+      <w:bookmarkEnd w:id="11"/>
     </w:p>
     <w:p>
       <w:pPr>
@@ -3476,21 +5278,38 @@
     </w:p>
     <w:p>
       <w:pPr>
-        <w:spacing w:line="360" w:lineRule="auto"/>
-        <w:jc w:val="both"/>
-        <w:rPr>
-          <w:rFonts w:ascii="Arial" w:hAnsi="Arial" w:cs="Arial"/>
-          <w:b/>
-          <w:bCs/>
-        </w:rPr>
-      </w:pPr>
-      <w:r>
-        <w:rPr>
-          <w:rFonts w:ascii="Arial" w:hAnsi="Arial" w:cs="Arial"/>
-          <w:b/>
-          <w:bCs/>
-        </w:rPr>
-        <w:t>4.3 Camada de Repositório (</w:t>
+        <w:pStyle w:val="Ttulo2"/>
+        <w:rPr>
+          <w:rFonts w:ascii="Arial" w:hAnsi="Arial" w:cs="Arial"/>
+          <w:b/>
+          <w:bCs/>
+          <w:color w:val="auto"/>
+          <w:sz w:val="24"/>
+          <w:szCs w:val="24"/>
+        </w:rPr>
+      </w:pPr>
+      <w:bookmarkStart w:id="12" w:name="_Toc238133373"/>
+      <w:r>
+        <w:rPr>
+          <w:rFonts w:ascii="Arial" w:hAnsi="Arial" w:cs="Arial"/>
+          <w:b/>
+          <w:bCs/>
+          <w:color w:val="auto"/>
+          <w:sz w:val="24"/>
+          <w:szCs w:val="24"/>
+        </w:rPr>
+        <w:t>3</w:t>
+      </w:r>
+      <w:r>
+        <w:rPr>
+          <w:rFonts w:ascii="Arial" w:hAnsi="Arial" w:cs="Arial"/>
+          <w:b/>
+          <w:bCs/>
+          <w:color w:val="auto"/>
+          <w:sz w:val="24"/>
+          <w:szCs w:val="24"/>
+        </w:rPr>
+        <w:t>.3 Camada de Repositório (</w:t>
       </w:r>
       <w:proofErr w:type="spellStart"/>
       <w:r>
@@ -3498,6 +5317,9 @@
           <w:rFonts w:ascii="Arial" w:hAnsi="Arial" w:cs="Arial"/>
           <w:b/>
           <w:bCs/>
+          <w:color w:val="auto"/>
+          <w:sz w:val="24"/>
+          <w:szCs w:val="24"/>
         </w:rPr>
         <w:t>Repository</w:t>
       </w:r>
@@ -3507,9 +5329,13 @@
           <w:rFonts w:ascii="Arial" w:hAnsi="Arial" w:cs="Arial"/>
           <w:b/>
           <w:bCs/>
+          <w:color w:val="auto"/>
+          <w:sz w:val="24"/>
+          <w:szCs w:val="24"/>
         </w:rPr>
         <w:t>)</w:t>
       </w:r>
+      <w:bookmarkEnd w:id="12"/>
     </w:p>
     <w:p>
       <w:pPr>
@@ -3584,22 +5410,40 @@
     </w:p>
     <w:p>
       <w:pPr>
-        <w:spacing w:line="360" w:lineRule="auto"/>
-        <w:jc w:val="both"/>
-        <w:rPr>
-          <w:rFonts w:ascii="Arial" w:hAnsi="Arial" w:cs="Arial"/>
-          <w:b/>
-          <w:bCs/>
-        </w:rPr>
-      </w:pPr>
-      <w:r>
-        <w:rPr>
-          <w:rFonts w:ascii="Arial" w:hAnsi="Arial" w:cs="Arial"/>
-          <w:b/>
-          <w:bCs/>
-        </w:rPr>
-        <w:t>4.4 Camada de Serviço e Regras Transacionais (Service)</w:t>
-      </w:r>
+        <w:pStyle w:val="Ttulo2"/>
+        <w:rPr>
+          <w:rFonts w:ascii="Arial" w:hAnsi="Arial" w:cs="Arial"/>
+          <w:b/>
+          <w:bCs/>
+          <w:color w:val="auto"/>
+          <w:sz w:val="24"/>
+          <w:szCs w:val="24"/>
+        </w:rPr>
+      </w:pPr>
+      <w:bookmarkStart w:id="13" w:name="_Toc238133374"/>
+      <w:r>
+        <w:rPr>
+          <w:rFonts w:ascii="Arial" w:hAnsi="Arial" w:cs="Arial"/>
+          <w:b/>
+          <w:bCs/>
+          <w:color w:val="auto"/>
+          <w:sz w:val="24"/>
+          <w:szCs w:val="24"/>
+        </w:rPr>
+        <w:t>3</w:t>
+      </w:r>
+      <w:r>
+        <w:rPr>
+          <w:rFonts w:ascii="Arial" w:hAnsi="Arial" w:cs="Arial"/>
+          <w:b/>
+          <w:bCs/>
+          <w:color w:val="auto"/>
+          <w:sz w:val="24"/>
+          <w:szCs w:val="24"/>
+        </w:rPr>
+        <w:t>.4 Camada de Serviço e Regras Transacionais (Service)</w:t>
+      </w:r>
+      <w:bookmarkEnd w:id="13"/>
     </w:p>
     <w:p>
       <w:pPr>
@@ -3696,21 +5540,38 @@
     </w:p>
     <w:p>
       <w:pPr>
-        <w:spacing w:line="360" w:lineRule="auto"/>
-        <w:jc w:val="both"/>
-        <w:rPr>
-          <w:rFonts w:ascii="Arial" w:hAnsi="Arial" w:cs="Arial"/>
-          <w:b/>
-          <w:bCs/>
-        </w:rPr>
-      </w:pPr>
-      <w:r>
-        <w:rPr>
-          <w:rFonts w:ascii="Arial" w:hAnsi="Arial" w:cs="Arial"/>
-          <w:b/>
-          <w:bCs/>
-        </w:rPr>
-        <w:t>4.5 Camada de Controle e Interface (</w:t>
+        <w:pStyle w:val="Ttulo2"/>
+        <w:rPr>
+          <w:rFonts w:ascii="Arial" w:hAnsi="Arial" w:cs="Arial"/>
+          <w:b/>
+          <w:bCs/>
+          <w:color w:val="auto"/>
+          <w:sz w:val="24"/>
+          <w:szCs w:val="24"/>
+        </w:rPr>
+      </w:pPr>
+      <w:bookmarkStart w:id="14" w:name="_Toc238133375"/>
+      <w:r>
+        <w:rPr>
+          <w:rFonts w:ascii="Arial" w:hAnsi="Arial" w:cs="Arial"/>
+          <w:b/>
+          <w:bCs/>
+          <w:color w:val="auto"/>
+          <w:sz w:val="24"/>
+          <w:szCs w:val="24"/>
+        </w:rPr>
+        <w:t>3</w:t>
+      </w:r>
+      <w:r>
+        <w:rPr>
+          <w:rFonts w:ascii="Arial" w:hAnsi="Arial" w:cs="Arial"/>
+          <w:b/>
+          <w:bCs/>
+          <w:color w:val="auto"/>
+          <w:sz w:val="24"/>
+          <w:szCs w:val="24"/>
+        </w:rPr>
+        <w:t>.5 Camada de Controle e Interface (</w:t>
       </w:r>
       <w:proofErr w:type="spellStart"/>
       <w:r>
@@ -3718,6 +5579,9 @@
           <w:rFonts w:ascii="Arial" w:hAnsi="Arial" w:cs="Arial"/>
           <w:b/>
           <w:bCs/>
+          <w:color w:val="auto"/>
+          <w:sz w:val="24"/>
+          <w:szCs w:val="24"/>
         </w:rPr>
         <w:t>Controller</w:t>
       </w:r>
@@ -3727,6 +5591,9 @@
           <w:rFonts w:ascii="Arial" w:hAnsi="Arial" w:cs="Arial"/>
           <w:b/>
           <w:bCs/>
+          <w:color w:val="auto"/>
+          <w:sz w:val="24"/>
+          <w:szCs w:val="24"/>
         </w:rPr>
         <w:t xml:space="preserve"> &amp; </w:t>
       </w:r>
@@ -3736,6 +5603,9 @@
           <w:rFonts w:ascii="Arial" w:hAnsi="Arial" w:cs="Arial"/>
           <w:b/>
           <w:bCs/>
+          <w:color w:val="auto"/>
+          <w:sz w:val="24"/>
+          <w:szCs w:val="24"/>
         </w:rPr>
         <w:t>View</w:t>
       </w:r>
@@ -3745,9 +5615,13 @@
           <w:rFonts w:ascii="Arial" w:hAnsi="Arial" w:cs="Arial"/>
           <w:b/>
           <w:bCs/>
+          <w:color w:val="auto"/>
+          <w:sz w:val="24"/>
+          <w:szCs w:val="24"/>
         </w:rPr>
         <w:t>)</w:t>
       </w:r>
+      <w:bookmarkEnd w:id="14"/>
     </w:p>
     <w:p>
       <w:pPr>
@@ -3915,42 +5789,60 @@
         <w:rPr>
           <w:rFonts w:ascii="Arial" w:hAnsi="Arial" w:cs="Arial"/>
         </w:rPr>
+        <w:t xml:space="preserve">Implementação de </w:t>
+      </w:r>
+      <w:proofErr w:type="spellStart"/>
+      <w:r>
+        <w:rPr>
+          <w:rFonts w:ascii="Arial" w:hAnsi="Arial" w:cs="Arial"/>
+        </w:rPr>
+        <w:t>fragments</w:t>
+      </w:r>
+      <w:proofErr w:type="spellEnd"/>
+      <w:r>
+        <w:rPr>
+          <w:rFonts w:ascii="Arial" w:hAnsi="Arial" w:cs="Arial"/>
+        </w:rPr>
+        <w:t xml:space="preserve"> reutilizáveis para o menu lateral e barra superior, garantindo consistência visual e modularidade.</w:t>
+      </w:r>
+    </w:p>
+    <w:p>
+      <w:pPr>
+        <w:pStyle w:val="Ttulo2"/>
+        <w:rPr>
+          <w:rFonts w:ascii="Arial" w:hAnsi="Arial" w:cs="Arial"/>
+          <w:b/>
+          <w:bCs/>
+          <w:color w:val="auto"/>
+          <w:sz w:val="24"/>
+          <w:szCs w:val="24"/>
+        </w:rPr>
+      </w:pPr>
+      <w:bookmarkStart w:id="15" w:name="_Toc238133376"/>
+      <w:r>
+        <w:rPr>
+          <w:rFonts w:ascii="Arial" w:hAnsi="Arial" w:cs="Arial"/>
+          <w:b/>
+          <w:bCs/>
+          <w:color w:val="auto"/>
+          <w:sz w:val="24"/>
+          <w:szCs w:val="24"/>
+        </w:rPr>
         <w:lastRenderedPageBreak/>
-        <w:t xml:space="preserve">Implementação de </w:t>
-      </w:r>
-      <w:proofErr w:type="spellStart"/>
-      <w:r>
-        <w:rPr>
-          <w:rFonts w:ascii="Arial" w:hAnsi="Arial" w:cs="Arial"/>
-        </w:rPr>
-        <w:t>fragments</w:t>
-      </w:r>
-      <w:proofErr w:type="spellEnd"/>
-      <w:r>
-        <w:rPr>
-          <w:rFonts w:ascii="Arial" w:hAnsi="Arial" w:cs="Arial"/>
-        </w:rPr>
-        <w:t xml:space="preserve"> reutilizáveis para o menu lateral e barra superior, garantindo consistência visual e modularidade.</w:t>
-      </w:r>
-    </w:p>
-    <w:p>
-      <w:pPr>
-        <w:spacing w:line="360" w:lineRule="auto"/>
-        <w:jc w:val="both"/>
-        <w:rPr>
-          <w:rFonts w:ascii="Arial" w:hAnsi="Arial" w:cs="Arial"/>
-          <w:b/>
-          <w:bCs/>
-        </w:rPr>
-      </w:pPr>
-      <w:r>
-        <w:rPr>
-          <w:rFonts w:ascii="Arial" w:hAnsi="Arial" w:cs="Arial"/>
-          <w:b/>
-          <w:bCs/>
-        </w:rPr>
-        <w:t>4.6 Validação, Testes e Implantação</w:t>
-      </w:r>
+        <w:t>3</w:t>
+      </w:r>
+      <w:r>
+        <w:rPr>
+          <w:rFonts w:ascii="Arial" w:hAnsi="Arial" w:cs="Arial"/>
+          <w:b/>
+          <w:bCs/>
+          <w:color w:val="auto"/>
+          <w:sz w:val="24"/>
+          <w:szCs w:val="24"/>
+        </w:rPr>
+        <w:t>.6 Validação, Testes e Implantação</w:t>
+      </w:r>
+      <w:bookmarkEnd w:id="15"/>
     </w:p>
     <w:p>
       <w:pPr>
@@ -4025,43 +5917,34 @@
     </w:p>
     <w:p>
       <w:pPr>
-        <w:spacing w:line="360" w:lineRule="auto"/>
-        <w:ind w:left="720"/>
-        <w:jc w:val="both"/>
-        <w:rPr>
-          <w:rFonts w:ascii="Arial" w:hAnsi="Arial" w:cs="Arial"/>
-        </w:rPr>
-      </w:pPr>
-    </w:p>
-    <w:p>
-      <w:pPr>
-        <w:ind w:left="360"/>
-        <w:rPr>
-          <w:b/>
-          <w:bCs/>
-        </w:rPr>
-      </w:pPr>
-    </w:p>
-    <w:p>
-      <w:pPr>
-        <w:pStyle w:val="PargrafodaLista"/>
+        <w:pStyle w:val="Ttulo1"/>
         <w:numPr>
           <w:ilvl w:val="1"/>
-          <w:numId w:val="20"/>
+          <w:numId w:val="28"/>
         </w:numPr>
         <w:ind w:left="284" w:hanging="284"/>
         <w:rPr>
-          <w:b/>
-          <w:bCs/>
-        </w:rPr>
-      </w:pPr>
-      <w:r>
-        <w:rPr>
-          <w:b/>
-          <w:bCs/>
+          <w:rFonts w:ascii="Arial" w:hAnsi="Arial" w:cs="Arial"/>
+          <w:b/>
+          <w:bCs/>
+          <w:color w:val="auto"/>
+          <w:sz w:val="24"/>
+          <w:szCs w:val="24"/>
+        </w:rPr>
+      </w:pPr>
+      <w:bookmarkStart w:id="16" w:name="_Toc238133377"/>
+      <w:r>
+        <w:rPr>
+          <w:rFonts w:ascii="Arial" w:hAnsi="Arial" w:cs="Arial"/>
+          <w:b/>
+          <w:bCs/>
+          <w:color w:val="auto"/>
+          <w:sz w:val="24"/>
+          <w:szCs w:val="24"/>
         </w:rPr>
         <w:t>CONCLUSÃO</w:t>
       </w:r>
+      <w:bookmarkEnd w:id="16"/>
     </w:p>
     <w:p>
       <w:pPr>
@@ -4206,6 +6089,42 @@
     </w:p>
     <w:p>
       <w:pPr>
+        <w:spacing w:line="360" w:lineRule="auto"/>
+        <w:jc w:val="both"/>
+        <w:rPr>
+          <w:rFonts w:ascii="Arial" w:hAnsi="Arial" w:cs="Arial"/>
+        </w:rPr>
+      </w:pPr>
+    </w:p>
+    <w:p>
+      <w:pPr>
+        <w:spacing w:line="360" w:lineRule="auto"/>
+        <w:jc w:val="both"/>
+        <w:rPr>
+          <w:rFonts w:ascii="Arial" w:hAnsi="Arial" w:cs="Arial"/>
+        </w:rPr>
+      </w:pPr>
+    </w:p>
+    <w:p>
+      <w:pPr>
+        <w:spacing w:line="360" w:lineRule="auto"/>
+        <w:jc w:val="both"/>
+        <w:rPr>
+          <w:rFonts w:ascii="Arial" w:hAnsi="Arial" w:cs="Arial"/>
+        </w:rPr>
+      </w:pPr>
+    </w:p>
+    <w:p>
+      <w:pPr>
+        <w:spacing w:line="360" w:lineRule="auto"/>
+        <w:jc w:val="both"/>
+        <w:rPr>
+          <w:rFonts w:ascii="Arial" w:hAnsi="Arial" w:cs="Arial"/>
+        </w:rPr>
+      </w:pPr>
+    </w:p>
+    <w:p>
+      <w:pPr>
         <w:pStyle w:val="PargrafodaLista"/>
         <w:ind w:left="284"/>
         <w:jc w:val="both"/>
@@ -4217,24 +6136,34 @@
     </w:p>
     <w:p>
       <w:pPr>
-        <w:pStyle w:val="PargrafodaLista"/>
+        <w:pStyle w:val="Ttulo1"/>
         <w:numPr>
           <w:ilvl w:val="1"/>
-          <w:numId w:val="20"/>
+          <w:numId w:val="28"/>
         </w:numPr>
         <w:ind w:left="284" w:hanging="284"/>
         <w:rPr>
-          <w:b/>
-          <w:bCs/>
-        </w:rPr>
-      </w:pPr>
-      <w:r>
-        <w:rPr>
-          <w:b/>
-          <w:bCs/>
+          <w:rFonts w:ascii="Arial" w:hAnsi="Arial" w:cs="Arial"/>
+          <w:b/>
+          <w:bCs/>
+          <w:color w:val="auto"/>
+          <w:sz w:val="24"/>
+          <w:szCs w:val="24"/>
+        </w:rPr>
+      </w:pPr>
+      <w:bookmarkStart w:id="17" w:name="_Toc238133378"/>
+      <w:r>
+        <w:rPr>
+          <w:rFonts w:ascii="Arial" w:hAnsi="Arial" w:cs="Arial"/>
+          <w:b/>
+          <w:bCs/>
+          <w:color w:val="auto"/>
+          <w:sz w:val="24"/>
+          <w:szCs w:val="24"/>
         </w:rPr>
         <w:t>REFERÊNCIAS</w:t>
       </w:r>
+      <w:bookmarkEnd w:id="17"/>
     </w:p>
     <w:p>
       <w:pPr>
@@ -4441,7 +6370,7 @@
         </w:rPr>
         <w:t xml:space="preserve">. Disponível em: https://hibernate.org/orm/documentation/ </w:t>
       </w:r>
-      <w:hyperlink r:id="rId10" w:history="1">
+      <w:hyperlink r:id="rId13" w:history="1">
         <w:r>
           <w:rPr>
             <w:rStyle w:val="Hyperlink"/>
@@ -4534,7 +6463,7 @@
         </w:rPr>
         <w:t xml:space="preserve">. Disponível em: https://www.jetbrains.com/idea/documentation/ </w:t>
       </w:r>
-      <w:hyperlink r:id="rId11" w:history="1">
+      <w:hyperlink r:id="rId14" w:history="1">
         <w:r>
           <w:rPr>
             <w:rStyle w:val="Hyperlink"/>
@@ -4677,7 +6606,7 @@
         </w:rPr>
         <w:t xml:space="preserve">. Disponível em: https://spring.io/projects/spring-boot </w:t>
       </w:r>
-      <w:hyperlink r:id="rId12" w:history="1">
+      <w:hyperlink r:id="rId15" w:history="1">
         <w:r>
           <w:rPr>
             <w:rStyle w:val="Hyperlink"/>
@@ -4742,7 +6671,7 @@
         </w:rPr>
         <w:t xml:space="preserve">. Disponível em: https://spring.io/projects/spring-data-jpa </w:t>
       </w:r>
-      <w:hyperlink r:id="rId13" w:history="1">
+      <w:hyperlink r:id="rId16" w:history="1">
         <w:r>
           <w:rPr>
             <w:rStyle w:val="Hyperlink"/>
@@ -4835,7 +6764,7 @@
         </w:rPr>
         <w:t xml:space="preserve">. Disponível em: https://www.thymeleaf.org/documentation.html </w:t>
       </w:r>
-      <w:hyperlink r:id="rId14" w:history="1">
+      <w:hyperlink r:id="rId17" w:history="1">
         <w:r>
           <w:rPr>
             <w:rStyle w:val="Hyperlink"/>
@@ -4873,9 +6802,10 @@
     <w:p/>
     <w:p/>
     <w:sectPr>
-      <w:headerReference w:type="default" r:id="rId15"/>
+      <w:headerReference w:type="default" r:id="rId18"/>
       <w:pgSz w:w="11906" w:h="16838"/>
       <w:pgMar w:top="1701" w:right="1134" w:bottom="1134" w:left="1701" w:header="709" w:footer="709" w:gutter="0"/>
+      <w:pgNumType w:start="5"/>
       <w:cols w:space="708"/>
       <w:docGrid w:linePitch="360"/>
     </w:sectPr>
@@ -4948,7 +6878,7 @@
         <wp:inline distT="0" distB="0" distL="0" distR="0" wp14:anchorId="7E252C9B" wp14:editId="5813517E">
           <wp:extent cx="2328824" cy="787948"/>
           <wp:effectExtent l="0" t="0" r="0" b="0"/>
-          <wp:docPr id="827477167" name="Imagem 1"/>
+          <wp:docPr id="72713196" name="Imagem 1"/>
           <wp:cNvGraphicFramePr>
             <a:graphicFrameLocks xmlns:a="http://schemas.openxmlformats.org/drawingml/2006/main" noChangeAspect="1"/>
           </wp:cNvGraphicFramePr>
@@ -4995,6 +6925,158 @@
 </w:hdr>
 </file>
 
+<file path=word/header2.xml><?xml version="1.0" encoding="utf-8"?>
+<w:hdr xmlns:wpc="http://schemas.microsoft.com/office/word/2010/wordprocessingCanvas" xmlns:cx="http://schemas.microsoft.com/office/drawing/2014/chartex" xmlns:cx1="http://schemas.microsoft.com/office/drawing/2015/9/8/chartex" xmlns:cx2="http://schemas.microsoft.com/office/drawing/2015/10/21/chartex" xmlns:cx3="http://schemas.microsoft.com/office/drawing/2016/5/9/chartex" xmlns:cx4="http://schemas.microsoft.com/office/drawing/2016/5/10/chartex" xmlns:cx5="http://schemas.microsoft.com/office/drawing/2016/5/11/chartex" xmlns:cx6="http://schemas.microsoft.com/office/drawing/2016/5/12/chartex" xmlns:cx7="http://schemas.microsoft.com/office/drawing/2016/5/13/chartex" xmlns:cx8="http://schemas.microsoft.com/office/drawing/2016/5/14/chartex" xmlns:mc="http://schemas.openxmlformats.org/markup-compatibility/2006" xmlns:aink="http://schemas.microsoft.com/office/drawing/2016/ink" xmlns:am3d="http://schemas.microsoft.com/office/drawing/2017/model3d" xmlns:o="urn:schemas-microsoft-com:office:office" xmlns:oel="http://schemas.microsoft.com/office/2019/extlst" xmlns:r="http://schemas.openxmlformats.org/officeDocument/2006/relationships" xmlns:m="http://schemas.openxmlformats.org/officeDocument/2006/math" xmlns:v="urn:schemas-microsoft-com:vml" xmlns:wp14="http://schemas.microsoft.com/office/word/2010/wordprocessingDrawing" xmlns:wp="http://schemas.openxmlformats.org/drawingml/2006/wordprocessingDrawing" xmlns:w10="urn:schemas-microsoft-com:office:word" xmlns:w="http://schemas.openxmlformats.org/wordprocessingml/2006/main" xmlns:w14="http://schemas.microsoft.com/office/word/2010/wordml" xmlns:w15="http://schemas.microsoft.com/office/word/2012/wordml" xmlns:w16cei="http://schemas.microsoft.com/office/word/2026/wordml/cei" xmlns:w16cex="http://schemas.microsoft.com/office/word/2018/wordml/cex" xmlns:w16cid="http://schemas.microsoft.com/office/word/2016/wordml/cid" xmlns:w16="http://schemas.microsoft.com/office/word/2018/wordml" xmlns:w16du="http://schemas.microsoft.com/office/word/2023/wordml/word16du" xmlns:w16sdtdh="http://schemas.microsoft.com/office/word/2020/wordml/sdtdatahash" xmlns:w16sdtfl="http://schemas.microsoft.com/office/word/2024/wordml/sdtformatlock" xmlns:w16se="http://schemas.microsoft.com/office/word/2015/wordml/symex" xmlns:wpg="http://schemas.microsoft.com/office/word/2010/wordprocessingGroup" xmlns:wpi="http://schemas.microsoft.com/office/word/2010/wordprocessingInk" xmlns:wne="http://schemas.microsoft.com/office/word/2006/wordml" xmlns:wps="http://schemas.microsoft.com/office/word/2010/wordprocessingShape" mc:Ignorable="w14 w15 w16se w16cid w16 w16cex w16sdtdh w16sdtfl w16du wp14">
+  <w:p>
+    <w:pPr>
+      <w:pStyle w:val="Cabealho"/>
+      <w:jc w:val="right"/>
+    </w:pPr>
+  </w:p>
+  <w:p>
+    <w:pPr>
+      <w:pStyle w:val="Cabealho"/>
+      <w:jc w:val="center"/>
+    </w:pPr>
+    <w:r>
+      <w:rPr>
+        <w:noProof/>
+      </w:rPr>
+      <w:drawing>
+        <wp:inline distT="0" distB="0" distL="0" distR="0" wp14:anchorId="46E220B6" wp14:editId="6C0DC6FF">
+          <wp:extent cx="2328824" cy="787948"/>
+          <wp:effectExtent l="0" t="0" r="0" b="0"/>
+          <wp:docPr id="743620229" name="Imagem 1"/>
+          <wp:cNvGraphicFramePr>
+            <a:graphicFrameLocks xmlns:a="http://schemas.openxmlformats.org/drawingml/2006/main" noChangeAspect="1"/>
+          </wp:cNvGraphicFramePr>
+          <a:graphic xmlns:a="http://schemas.openxmlformats.org/drawingml/2006/main">
+            <a:graphicData uri="http://schemas.openxmlformats.org/drawingml/2006/picture">
+              <pic:pic xmlns:pic="http://schemas.openxmlformats.org/drawingml/2006/picture">
+                <pic:nvPicPr>
+                  <pic:cNvPr id="795029229" name="Imagem 795029229"/>
+                  <pic:cNvPicPr/>
+                </pic:nvPicPr>
+                <pic:blipFill>
+                  <a:blip r:embed="rId1">
+                    <a:extLst>
+                      <a:ext uri="{28A0092B-C50C-407E-A947-70E740481C1C}">
+                        <a14:useLocalDpi xmlns:a14="http://schemas.microsoft.com/office/drawing/2010/main" val="0"/>
+                      </a:ext>
+                    </a:extLst>
+                  </a:blip>
+                  <a:stretch>
+                    <a:fillRect/>
+                  </a:stretch>
+                </pic:blipFill>
+                <pic:spPr>
+                  <a:xfrm>
+                    <a:off x="0" y="0"/>
+                    <a:ext cx="2398792" cy="811621"/>
+                  </a:xfrm>
+                  <a:prstGeom prst="rect">
+                    <a:avLst/>
+                  </a:prstGeom>
+                </pic:spPr>
+              </pic:pic>
+            </a:graphicData>
+          </a:graphic>
+        </wp:inline>
+      </w:drawing>
+    </w:r>
+  </w:p>
+</w:hdr>
+</file>
+
+<file path=word/header3.xml><?xml version="1.0" encoding="utf-8"?>
+<w:hdr xmlns:wpc="http://schemas.microsoft.com/office/word/2010/wordprocessingCanvas" xmlns:cx="http://schemas.microsoft.com/office/drawing/2014/chartex" xmlns:cx1="http://schemas.microsoft.com/office/drawing/2015/9/8/chartex" xmlns:cx2="http://schemas.microsoft.com/office/drawing/2015/10/21/chartex" xmlns:cx3="http://schemas.microsoft.com/office/drawing/2016/5/9/chartex" xmlns:cx4="http://schemas.microsoft.com/office/drawing/2016/5/10/chartex" xmlns:cx5="http://schemas.microsoft.com/office/drawing/2016/5/11/chartex" xmlns:cx6="http://schemas.microsoft.com/office/drawing/2016/5/12/chartex" xmlns:cx7="http://schemas.microsoft.com/office/drawing/2016/5/13/chartex" xmlns:cx8="http://schemas.microsoft.com/office/drawing/2016/5/14/chartex" xmlns:mc="http://schemas.openxmlformats.org/markup-compatibility/2006" xmlns:aink="http://schemas.microsoft.com/office/drawing/2016/ink" xmlns:am3d="http://schemas.microsoft.com/office/drawing/2017/model3d" xmlns:o="urn:schemas-microsoft-com:office:office" xmlns:oel="http://schemas.microsoft.com/office/2019/extlst" xmlns:r="http://schemas.openxmlformats.org/officeDocument/2006/relationships" xmlns:m="http://schemas.openxmlformats.org/officeDocument/2006/math" xmlns:v="urn:schemas-microsoft-com:vml" xmlns:wp14="http://schemas.microsoft.com/office/word/2010/wordprocessingDrawing" xmlns:wp="http://schemas.openxmlformats.org/drawingml/2006/wordprocessingDrawing" xmlns:w10="urn:schemas-microsoft-com:office:word" xmlns:w="http://schemas.openxmlformats.org/wordprocessingml/2006/main" xmlns:w14="http://schemas.microsoft.com/office/word/2010/wordml" xmlns:w15="http://schemas.microsoft.com/office/word/2012/wordml" xmlns:w16cei="http://schemas.microsoft.com/office/word/2026/wordml/cei" xmlns:w16cex="http://schemas.microsoft.com/office/word/2018/wordml/cex" xmlns:w16cid="http://schemas.microsoft.com/office/word/2016/wordml/cid" xmlns:w16="http://schemas.microsoft.com/office/word/2018/wordml" xmlns:w16du="http://schemas.microsoft.com/office/word/2023/wordml/word16du" xmlns:w16sdtdh="http://schemas.microsoft.com/office/word/2020/wordml/sdtdatahash" xmlns:w16sdtfl="http://schemas.microsoft.com/office/word/2024/wordml/sdtformatlock" xmlns:w16se="http://schemas.microsoft.com/office/word/2015/wordml/symex" xmlns:wpg="http://schemas.microsoft.com/office/word/2010/wordprocessingGroup" xmlns:wpi="http://schemas.microsoft.com/office/word/2010/wordprocessingInk" xmlns:wne="http://schemas.microsoft.com/office/word/2006/wordml" xmlns:wps="http://schemas.microsoft.com/office/word/2010/wordprocessingShape" mc:Ignorable="w14 w15 w16se w16cid w16 w16cex w16sdtdh w16sdtfl w16du wp14">
+  <w:sdt>
+    <w:sdtPr>
+      <w:id w:val="877209390"/>
+      <w:docPartObj>
+        <w:docPartGallery w:val="Page Numbers (Top of Page)"/>
+        <w:docPartUnique/>
+      </w:docPartObj>
+    </w:sdtPr>
+    <w:sdtContent>
+      <w:p>
+        <w:pPr>
+          <w:pStyle w:val="Cabealho"/>
+          <w:jc w:val="right"/>
+        </w:pPr>
+        <w:r>
+          <w:fldChar w:fldCharType="begin"/>
+        </w:r>
+        <w:r>
+          <w:instrText>PAGE   \* MERGEFORMAT</w:instrText>
+        </w:r>
+        <w:r>
+          <w:fldChar w:fldCharType="separate"/>
+        </w:r>
+        <w:r>
+          <w:t>2</w:t>
+        </w:r>
+        <w:r>
+          <w:fldChar w:fldCharType="end"/>
+        </w:r>
+      </w:p>
+    </w:sdtContent>
+  </w:sdt>
+  <w:p>
+    <w:pPr>
+      <w:pStyle w:val="Cabealho"/>
+      <w:jc w:val="center"/>
+    </w:pPr>
+    <w:r>
+      <w:rPr>
+        <w:noProof/>
+      </w:rPr>
+      <w:drawing>
+        <wp:inline distT="0" distB="0" distL="0" distR="0" wp14:anchorId="42EA62E0" wp14:editId="34E00849">
+          <wp:extent cx="2328824" cy="787948"/>
+          <wp:effectExtent l="0" t="0" r="0" b="0"/>
+          <wp:docPr id="1364563804" name="Imagem 1"/>
+          <wp:cNvGraphicFramePr>
+            <a:graphicFrameLocks xmlns:a="http://schemas.openxmlformats.org/drawingml/2006/main" noChangeAspect="1"/>
+          </wp:cNvGraphicFramePr>
+          <a:graphic xmlns:a="http://schemas.openxmlformats.org/drawingml/2006/main">
+            <a:graphicData uri="http://schemas.openxmlformats.org/drawingml/2006/picture">
+              <pic:pic xmlns:pic="http://schemas.openxmlformats.org/drawingml/2006/picture">
+                <pic:nvPicPr>
+                  <pic:cNvPr id="795029229" name="Imagem 795029229"/>
+                  <pic:cNvPicPr/>
+                </pic:nvPicPr>
+                <pic:blipFill>
+                  <a:blip r:embed="rId1">
+                    <a:extLst>
+                      <a:ext uri="{28A0092B-C50C-407E-A947-70E740481C1C}">
+                        <a14:useLocalDpi xmlns:a14="http://schemas.microsoft.com/office/drawing/2010/main" val="0"/>
+                      </a:ext>
+                    </a:extLst>
+                  </a:blip>
+                  <a:stretch>
+                    <a:fillRect/>
+                  </a:stretch>
+                </pic:blipFill>
+                <pic:spPr>
+                  <a:xfrm>
+                    <a:off x="0" y="0"/>
+                    <a:ext cx="2398792" cy="811621"/>
+                  </a:xfrm>
+                  <a:prstGeom prst="rect">
+                    <a:avLst/>
+                  </a:prstGeom>
+                </pic:spPr>
+              </pic:pic>
+            </a:graphicData>
+          </a:graphic>
+        </wp:inline>
+      </w:drawing>
+    </w:r>
+  </w:p>
+</w:hdr>
+</file>
+
 <file path=word/numbering.xml><?xml version="1.0" encoding="utf-8"?>
 <w:numbering xmlns:wpc="http://schemas.microsoft.com/office/word/2010/wordprocessingCanvas" xmlns:cx="http://schemas.microsoft.com/office/drawing/2014/chartex" xmlns:cx1="http://schemas.microsoft.com/office/drawing/2015/9/8/chartex" xmlns:cx2="http://schemas.microsoft.com/office/drawing/2015/10/21/chartex" xmlns:cx3="http://schemas.microsoft.com/office/drawing/2016/5/9/chartex" xmlns:cx4="http://schemas.microsoft.com/office/drawing/2016/5/10/chartex" xmlns:cx5="http://schemas.microsoft.com/office/drawing/2016/5/11/chartex" xmlns:cx6="http://schemas.microsoft.com/office/drawing/2016/5/12/chartex" xmlns:cx7="http://schemas.microsoft.com/office/drawing/2016/5/13/chartex" xmlns:cx8="http://schemas.microsoft.com/office/drawing/2016/5/14/chartex" xmlns:mc="http://schemas.openxmlformats.org/markup-compatibility/2006" xmlns:aink="http://schemas.microsoft.com/office/drawing/2016/ink" xmlns:am3d="http://schemas.microsoft.com/office/drawing/2017/model3d" xmlns:o="urn:schemas-microsoft-com:office:office" xmlns:oel="http://schemas.microsoft.com/office/2019/extlst" xmlns:r="http://schemas.openxmlformats.org/officeDocument/2006/relationships" xmlns:m="http://schemas.openxmlformats.org/officeDocument/2006/math" xmlns:v="urn:schemas-microsoft-com:vml" xmlns:wp14="http://schemas.microsoft.com/office/word/2010/wordprocessingDrawing" xmlns:wp="http://schemas.openxmlformats.org/drawingml/2006/wordprocessingDrawing" xmlns:w10="urn:schemas-microsoft-com:office:word" xmlns:w="http://schemas.openxmlformats.org/wordprocessingml/2006/main" xmlns:w14="http://schemas.microsoft.com/office/word/2010/wordml" xmlns:w15="http://schemas.microsoft.com/office/word/2012/wordml" xmlns:w16cei="http://schemas.microsoft.com/office/word/2026/wordml/cei" xmlns:w16cex="http://schemas.microsoft.com/office/word/2018/wordml/cex" xmlns:w16cid="http://schemas.microsoft.com/office/word/2016/wordml/cid" xmlns:w16="http://schemas.microsoft.com/office/word/2018/wordml" xmlns:w16du="http://schemas.microsoft.com/office/word/2023/wordml/word16du" xmlns:w16sdtdh="http://schemas.microsoft.com/office/word/2020/wordml/sdtdatahash" xmlns:w16sdtfl="http://schemas.microsoft.com/office/word/2024/wordml/sdtformatlock" xmlns:w16se="http://schemas.microsoft.com/office/word/2015/wordml/symex" xmlns:wpg="http://schemas.microsoft.com/office/word/2010/wordprocessingGroup" xmlns:wpi="http://schemas.microsoft.com/office/word/2010/wordprocessingInk" xmlns:wne="http://schemas.microsoft.com/office/word/2006/wordml" xmlns:wps="http://schemas.microsoft.com/office/word/2010/wordprocessingShape" mc:Ignorable="w14 w15 w16se w16cid w16 w16cex w16sdtdh w16sdtfl w16du wp14">
   <w:abstractNum w:abstractNumId="0" w15:restartNumberingAfterBreak="0">
@@ -5639,6 +7721,95 @@
     </w:lvl>
   </w:abstractNum>
   <w:abstractNum w:abstractNumId="5" w15:restartNumberingAfterBreak="0">
+    <w:nsid w:val="1E596B49"/>
+    <w:multiLevelType w:val="hybridMultilevel"/>
+    <w:tmpl w:val="CCCEAF1A"/>
+    <w:lvl w:ilvl="0" w:tplc="0416000F">
+      <w:start w:val="1"/>
+      <w:numFmt w:val="decimal"/>
+      <w:lvlText w:val="%1."/>
+      <w:lvlJc w:val="left"/>
+      <w:pPr>
+        <w:ind w:left="720" w:hanging="360"/>
+      </w:pPr>
+      <w:rPr>
+        <w:rFonts w:hint="default"/>
+      </w:rPr>
+    </w:lvl>
+    <w:lvl w:ilvl="1" w:tplc="04160019" w:tentative="1">
+      <w:start w:val="1"/>
+      <w:numFmt w:val="lowerLetter"/>
+      <w:lvlText w:val="%2."/>
+      <w:lvlJc w:val="left"/>
+      <w:pPr>
+        <w:ind w:left="1440" w:hanging="360"/>
+      </w:pPr>
+    </w:lvl>
+    <w:lvl w:ilvl="2" w:tplc="0416001B" w:tentative="1">
+      <w:start w:val="1"/>
+      <w:numFmt w:val="lowerRoman"/>
+      <w:lvlText w:val="%3."/>
+      <w:lvlJc w:val="right"/>
+      <w:pPr>
+        <w:ind w:left="2160" w:hanging="180"/>
+      </w:pPr>
+    </w:lvl>
+    <w:lvl w:ilvl="3" w:tplc="0416000F" w:tentative="1">
+      <w:start w:val="1"/>
+      <w:numFmt w:val="decimal"/>
+      <w:lvlText w:val="%4."/>
+      <w:lvlJc w:val="left"/>
+      <w:pPr>
+        <w:ind w:left="2880" w:hanging="360"/>
+      </w:pPr>
+    </w:lvl>
+    <w:lvl w:ilvl="4" w:tplc="04160019" w:tentative="1">
+      <w:start w:val="1"/>
+      <w:numFmt w:val="lowerLetter"/>
+      <w:lvlText w:val="%5."/>
+      <w:lvlJc w:val="left"/>
+      <w:pPr>
+        <w:ind w:left="3600" w:hanging="360"/>
+      </w:pPr>
+    </w:lvl>
+    <w:lvl w:ilvl="5" w:tplc="0416001B" w:tentative="1">
+      <w:start w:val="1"/>
+      <w:numFmt w:val="lowerRoman"/>
+      <w:lvlText w:val="%6."/>
+      <w:lvlJc w:val="right"/>
+      <w:pPr>
+        <w:ind w:left="4320" w:hanging="180"/>
+      </w:pPr>
+    </w:lvl>
+    <w:lvl w:ilvl="6" w:tplc="0416000F" w:tentative="1">
+      <w:start w:val="1"/>
+      <w:numFmt w:val="decimal"/>
+      <w:lvlText w:val="%7."/>
+      <w:lvlJc w:val="left"/>
+      <w:pPr>
+        <w:ind w:left="5040" w:hanging="360"/>
+      </w:pPr>
+    </w:lvl>
+    <w:lvl w:ilvl="7" w:tplc="04160019" w:tentative="1">
+      <w:start w:val="1"/>
+      <w:numFmt w:val="lowerLetter"/>
+      <w:lvlText w:val="%8."/>
+      <w:lvlJc w:val="left"/>
+      <w:pPr>
+        <w:ind w:left="5760" w:hanging="360"/>
+      </w:pPr>
+    </w:lvl>
+    <w:lvl w:ilvl="8" w:tplc="0416001B" w:tentative="1">
+      <w:start w:val="1"/>
+      <w:numFmt w:val="lowerRoman"/>
+      <w:lvlText w:val="%9."/>
+      <w:lvlJc w:val="right"/>
+      <w:pPr>
+        <w:ind w:left="6480" w:hanging="180"/>
+      </w:pPr>
+    </w:lvl>
+  </w:abstractNum>
+  <w:abstractNum w:abstractNumId="6" w15:restartNumberingAfterBreak="0">
     <w:nsid w:val="21F31F05"/>
     <w:multiLevelType w:val="multilevel"/>
     <w:tmpl w:val="7304FAF0"/>
@@ -5787,7 +7958,7 @@
       </w:rPr>
     </w:lvl>
   </w:abstractNum>
-  <w:abstractNum w:abstractNumId="6" w15:restartNumberingAfterBreak="0">
+  <w:abstractNum w:abstractNumId="7" w15:restartNumberingAfterBreak="0">
     <w:nsid w:val="282427B2"/>
     <w:multiLevelType w:val="multilevel"/>
     <w:tmpl w:val="1EAC207E"/>
@@ -5900,7 +8071,7 @@
       </w:pPr>
     </w:lvl>
   </w:abstractNum>
-  <w:abstractNum w:abstractNumId="7" w15:restartNumberingAfterBreak="0">
+  <w:abstractNum w:abstractNumId="8" w15:restartNumberingAfterBreak="0">
     <w:nsid w:val="2CA0339E"/>
     <w:multiLevelType w:val="hybridMultilevel"/>
     <w:tmpl w:val="069CEF46"/>
@@ -6013,7 +8184,7 @@
       </w:rPr>
     </w:lvl>
   </w:abstractNum>
-  <w:abstractNum w:abstractNumId="8" w15:restartNumberingAfterBreak="0">
+  <w:abstractNum w:abstractNumId="9" w15:restartNumberingAfterBreak="0">
     <w:nsid w:val="31792F63"/>
     <w:multiLevelType w:val="multilevel"/>
     <w:tmpl w:val="36DE663C"/>
@@ -6126,7 +8297,7 @@
       </w:pPr>
     </w:lvl>
   </w:abstractNum>
-  <w:abstractNum w:abstractNumId="9" w15:restartNumberingAfterBreak="0">
+  <w:abstractNum w:abstractNumId="10" w15:restartNumberingAfterBreak="0">
     <w:nsid w:val="3F5730EC"/>
     <w:multiLevelType w:val="multilevel"/>
     <w:tmpl w:val="30802FBA"/>
@@ -6275,10 +8446,10 @@
       </w:rPr>
     </w:lvl>
   </w:abstractNum>
-  <w:abstractNum w:abstractNumId="10" w15:restartNumberingAfterBreak="0">
+  <w:abstractNum w:abstractNumId="11" w15:restartNumberingAfterBreak="0">
     <w:nsid w:val="40455AF4"/>
     <w:multiLevelType w:val="multilevel"/>
-    <w:tmpl w:val="03145B52"/>
+    <w:tmpl w:val="72FEE604"/>
     <w:lvl w:ilvl="0">
       <w:start w:val="1"/>
       <w:numFmt w:val="bullet"/>
@@ -6295,20 +8466,16 @@
         <w:sz w:val="20"/>
       </w:rPr>
     </w:lvl>
-    <w:lvl w:ilvl="1" w:tentative="1">
-      <w:start w:val="1"/>
-      <w:numFmt w:val="bullet"/>
-      <w:lvlText w:val="o"/>
-      <w:lvlJc w:val="left"/>
-      <w:pPr>
-        <w:tabs>
-          <w:tab w:val="num" w:pos="1440"/>
-        </w:tabs>
+    <w:lvl w:ilvl="1">
+      <w:start w:val="4"/>
+      <w:numFmt w:val="decimal"/>
+      <w:lvlText w:val="%2."/>
+      <w:lvlJc w:val="left"/>
+      <w:pPr>
         <w:ind w:left="1440" w:hanging="360"/>
       </w:pPr>
       <w:rPr>
-        <w:rFonts w:ascii="Courier New" w:hAnsi="Courier New" w:hint="default"/>
-        <w:sz w:val="20"/>
+        <w:rFonts w:hint="default"/>
       </w:rPr>
     </w:lvl>
     <w:lvl w:ilvl="2" w:tentative="1">
@@ -6424,7 +8591,7 @@
       </w:rPr>
     </w:lvl>
   </w:abstractNum>
-  <w:abstractNum w:abstractNumId="11" w15:restartNumberingAfterBreak="0">
+  <w:abstractNum w:abstractNumId="12" w15:restartNumberingAfterBreak="0">
     <w:nsid w:val="42DF35CA"/>
     <w:multiLevelType w:val="multilevel"/>
     <w:tmpl w:val="A7863998"/>
@@ -6573,7 +8740,7 @@
       </w:rPr>
     </w:lvl>
   </w:abstractNum>
-  <w:abstractNum w:abstractNumId="12" w15:restartNumberingAfterBreak="0">
+  <w:abstractNum w:abstractNumId="13" w15:restartNumberingAfterBreak="0">
     <w:nsid w:val="4473221F"/>
     <w:multiLevelType w:val="multilevel"/>
     <w:tmpl w:val="782A5B36"/>
@@ -6722,7 +8889,7 @@
       </w:rPr>
     </w:lvl>
   </w:abstractNum>
-  <w:abstractNum w:abstractNumId="13" w15:restartNumberingAfterBreak="0">
+  <w:abstractNum w:abstractNumId="14" w15:restartNumberingAfterBreak="0">
     <w:nsid w:val="45841F74"/>
     <w:multiLevelType w:val="multilevel"/>
     <w:tmpl w:val="9B92B342"/>
@@ -6835,7 +9002,7 @@
       </w:pPr>
     </w:lvl>
   </w:abstractNum>
-  <w:abstractNum w:abstractNumId="14" w15:restartNumberingAfterBreak="0">
+  <w:abstractNum w:abstractNumId="15" w15:restartNumberingAfterBreak="0">
     <w:nsid w:val="463C3275"/>
     <w:multiLevelType w:val="multilevel"/>
     <w:tmpl w:val="D0609498"/>
@@ -6984,7 +9151,7 @@
       </w:rPr>
     </w:lvl>
   </w:abstractNum>
-  <w:abstractNum w:abstractNumId="15" w15:restartNumberingAfterBreak="0">
+  <w:abstractNum w:abstractNumId="16" w15:restartNumberingAfterBreak="0">
     <w:nsid w:val="47C34EA7"/>
     <w:multiLevelType w:val="multilevel"/>
     <w:tmpl w:val="367224A4"/>
@@ -7133,7 +9300,7 @@
       </w:rPr>
     </w:lvl>
   </w:abstractNum>
-  <w:abstractNum w:abstractNumId="16" w15:restartNumberingAfterBreak="0">
+  <w:abstractNum w:abstractNumId="17" w15:restartNumberingAfterBreak="0">
     <w:nsid w:val="48605981"/>
     <w:multiLevelType w:val="hybridMultilevel"/>
     <w:tmpl w:val="B30A1F4A"/>
@@ -7223,7 +9390,7 @@
       </w:pPr>
     </w:lvl>
   </w:abstractNum>
-  <w:abstractNum w:abstractNumId="17" w15:restartNumberingAfterBreak="0">
+  <w:abstractNum w:abstractNumId="18" w15:restartNumberingAfterBreak="0">
     <w:nsid w:val="598804C2"/>
     <w:multiLevelType w:val="hybridMultilevel"/>
     <w:tmpl w:val="10981A90"/>
@@ -7336,7 +9503,96 @@
       </w:rPr>
     </w:lvl>
   </w:abstractNum>
-  <w:abstractNum w:abstractNumId="18" w15:restartNumberingAfterBreak="0">
+  <w:abstractNum w:abstractNumId="19" w15:restartNumberingAfterBreak="0">
+    <w:nsid w:val="699376E0"/>
+    <w:multiLevelType w:val="hybridMultilevel"/>
+    <w:tmpl w:val="CEC87FAE"/>
+    <w:lvl w:ilvl="0" w:tplc="0416000F">
+      <w:start w:val="1"/>
+      <w:numFmt w:val="decimal"/>
+      <w:lvlText w:val="%1."/>
+      <w:lvlJc w:val="left"/>
+      <w:pPr>
+        <w:ind w:left="720" w:hanging="360"/>
+      </w:pPr>
+      <w:rPr>
+        <w:rFonts w:hint="default"/>
+      </w:rPr>
+    </w:lvl>
+    <w:lvl w:ilvl="1" w:tplc="04160019" w:tentative="1">
+      <w:start w:val="1"/>
+      <w:numFmt w:val="lowerLetter"/>
+      <w:lvlText w:val="%2."/>
+      <w:lvlJc w:val="left"/>
+      <w:pPr>
+        <w:ind w:left="1440" w:hanging="360"/>
+      </w:pPr>
+    </w:lvl>
+    <w:lvl w:ilvl="2" w:tplc="0416001B" w:tentative="1">
+      <w:start w:val="1"/>
+      <w:numFmt w:val="lowerRoman"/>
+      <w:lvlText w:val="%3."/>
+      <w:lvlJc w:val="right"/>
+      <w:pPr>
+        <w:ind w:left="2160" w:hanging="180"/>
+      </w:pPr>
+    </w:lvl>
+    <w:lvl w:ilvl="3" w:tplc="0416000F" w:tentative="1">
+      <w:start w:val="1"/>
+      <w:numFmt w:val="decimal"/>
+      <w:lvlText w:val="%4."/>
+      <w:lvlJc w:val="left"/>
+      <w:pPr>
+        <w:ind w:left="2880" w:hanging="360"/>
+      </w:pPr>
+    </w:lvl>
+    <w:lvl w:ilvl="4" w:tplc="04160019" w:tentative="1">
+      <w:start w:val="1"/>
+      <w:numFmt w:val="lowerLetter"/>
+      <w:lvlText w:val="%5."/>
+      <w:lvlJc w:val="left"/>
+      <w:pPr>
+        <w:ind w:left="3600" w:hanging="360"/>
+      </w:pPr>
+    </w:lvl>
+    <w:lvl w:ilvl="5" w:tplc="0416001B" w:tentative="1">
+      <w:start w:val="1"/>
+      <w:numFmt w:val="lowerRoman"/>
+      <w:lvlText w:val="%6."/>
+      <w:lvlJc w:val="right"/>
+      <w:pPr>
+        <w:ind w:left="4320" w:hanging="180"/>
+      </w:pPr>
+    </w:lvl>
+    <w:lvl w:ilvl="6" w:tplc="0416000F" w:tentative="1">
+      <w:start w:val="1"/>
+      <w:numFmt w:val="decimal"/>
+      <w:lvlText w:val="%7."/>
+      <w:lvlJc w:val="left"/>
+      <w:pPr>
+        <w:ind w:left="5040" w:hanging="360"/>
+      </w:pPr>
+    </w:lvl>
+    <w:lvl w:ilvl="7" w:tplc="04160019" w:tentative="1">
+      <w:start w:val="1"/>
+      <w:numFmt w:val="lowerLetter"/>
+      <w:lvlText w:val="%8."/>
+      <w:lvlJc w:val="left"/>
+      <w:pPr>
+        <w:ind w:left="5760" w:hanging="360"/>
+      </w:pPr>
+    </w:lvl>
+    <w:lvl w:ilvl="8" w:tplc="0416001B" w:tentative="1">
+      <w:start w:val="1"/>
+      <w:numFmt w:val="lowerRoman"/>
+      <w:lvlText w:val="%9."/>
+      <w:lvlJc w:val="right"/>
+      <w:pPr>
+        <w:ind w:left="6480" w:hanging="180"/>
+      </w:pPr>
+    </w:lvl>
+  </w:abstractNum>
+  <w:abstractNum w:abstractNumId="20" w15:restartNumberingAfterBreak="0">
     <w:nsid w:val="6DAF25DF"/>
     <w:multiLevelType w:val="multilevel"/>
     <w:tmpl w:val="1D1C0096"/>
@@ -7485,7 +9741,7 @@
       </w:rPr>
     </w:lvl>
   </w:abstractNum>
-  <w:abstractNum w:abstractNumId="19" w15:restartNumberingAfterBreak="0">
+  <w:abstractNum w:abstractNumId="21" w15:restartNumberingAfterBreak="0">
     <w:nsid w:val="6F0D077F"/>
     <w:multiLevelType w:val="multilevel"/>
     <w:tmpl w:val="5E0EB716"/>
@@ -7630,7 +9886,7 @@
       </w:rPr>
     </w:lvl>
   </w:abstractNum>
-  <w:abstractNum w:abstractNumId="20" w15:restartNumberingAfterBreak="0">
+  <w:abstractNum w:abstractNumId="22" w15:restartNumberingAfterBreak="0">
     <w:nsid w:val="74CE5D63"/>
     <w:multiLevelType w:val="multilevel"/>
     <w:tmpl w:val="E5023D48"/>
@@ -7779,7 +10035,7 @@
       </w:rPr>
     </w:lvl>
   </w:abstractNum>
-  <w:abstractNum w:abstractNumId="21" w15:restartNumberingAfterBreak="0">
+  <w:abstractNum w:abstractNumId="23" w15:restartNumberingAfterBreak="0">
     <w:nsid w:val="7BFB17D0"/>
     <w:multiLevelType w:val="hybridMultilevel"/>
     <w:tmpl w:val="99806EDE"/>
@@ -7892,7 +10148,7 @@
       </w:rPr>
     </w:lvl>
   </w:abstractNum>
-  <w:abstractNum w:abstractNumId="22" w15:restartNumberingAfterBreak="0">
+  <w:abstractNum w:abstractNumId="24" w15:restartNumberingAfterBreak="0">
     <w:nsid w:val="7E752C3C"/>
     <w:multiLevelType w:val="multilevel"/>
     <w:tmpl w:val="656658D0"/>
@@ -8005,7 +10261,7 @@
       </w:pPr>
     </w:lvl>
   </w:abstractNum>
-  <w:abstractNum w:abstractNumId="23" w15:restartNumberingAfterBreak="0">
+  <w:abstractNum w:abstractNumId="25" w15:restartNumberingAfterBreak="0">
     <w:nsid w:val="7E961EC0"/>
     <w:multiLevelType w:val="multilevel"/>
     <w:tmpl w:val="EB022F80"/>
@@ -8158,7 +10414,7 @@
     <w:abstractNumId w:val="2"/>
   </w:num>
   <w:num w:numId="2" w16cid:durableId="1146707384">
-    <w:abstractNumId w:val="8"/>
+    <w:abstractNumId w:val="9"/>
     <w:lvlOverride w:ilvl="0">
       <w:lvl w:ilvl="0">
         <w:numFmt w:val="decimal"/>
@@ -8171,7 +10427,7 @@
     <w:abstractNumId w:val="1"/>
   </w:num>
   <w:num w:numId="4" w16cid:durableId="446507846">
-    <w:abstractNumId w:val="22"/>
+    <w:abstractNumId w:val="24"/>
     <w:lvlOverride w:ilvl="0">
       <w:lvl w:ilvl="0">
         <w:numFmt w:val="decimal"/>
@@ -8191,10 +10447,10 @@
     </w:lvlOverride>
   </w:num>
   <w:num w:numId="6" w16cid:durableId="1107194383">
-    <w:abstractNumId w:val="13"/>
+    <w:abstractNumId w:val="14"/>
   </w:num>
   <w:num w:numId="7" w16cid:durableId="926882524">
-    <w:abstractNumId w:val="20"/>
+    <w:abstractNumId w:val="22"/>
   </w:num>
   <w:num w:numId="8" w16cid:durableId="1227381372">
     <w:abstractNumId w:val="4"/>
@@ -8267,52 +10523,58 @@
     </w:lvlOverride>
   </w:num>
   <w:num w:numId="13" w16cid:durableId="105462992">
-    <w:abstractNumId w:val="14"/>
+    <w:abstractNumId w:val="15"/>
   </w:num>
   <w:num w:numId="14" w16cid:durableId="1411384324">
-    <w:abstractNumId w:val="16"/>
+    <w:abstractNumId w:val="17"/>
   </w:num>
   <w:num w:numId="15" w16cid:durableId="1399400353">
+    <w:abstractNumId w:val="25"/>
+  </w:num>
+  <w:num w:numId="16" w16cid:durableId="1358195784">
+    <w:abstractNumId w:val="13"/>
+  </w:num>
+  <w:num w:numId="17" w16cid:durableId="1928079564">
+    <w:abstractNumId w:val="18"/>
+  </w:num>
+  <w:num w:numId="18" w16cid:durableId="1952206637">
+    <w:abstractNumId w:val="8"/>
+  </w:num>
+  <w:num w:numId="19" w16cid:durableId="1051542969">
     <w:abstractNumId w:val="23"/>
   </w:num>
-  <w:num w:numId="16" w16cid:durableId="1358195784">
-    <w:abstractNumId w:val="12"/>
-  </w:num>
-  <w:num w:numId="17" w16cid:durableId="1928079564">
-    <w:abstractNumId w:val="17"/>
-  </w:num>
-  <w:num w:numId="18" w16cid:durableId="1952206637">
-    <w:abstractNumId w:val="7"/>
-  </w:num>
-  <w:num w:numId="19" w16cid:durableId="1051542969">
+  <w:num w:numId="20" w16cid:durableId="1313828451">
     <w:abstractNumId w:val="21"/>
-  </w:num>
-  <w:num w:numId="20" w16cid:durableId="1313828451">
-    <w:abstractNumId w:val="19"/>
   </w:num>
   <w:num w:numId="21" w16cid:durableId="692995573">
     <w:abstractNumId w:val="0"/>
   </w:num>
   <w:num w:numId="22" w16cid:durableId="2010597990">
+    <w:abstractNumId w:val="7"/>
+  </w:num>
+  <w:num w:numId="23" w16cid:durableId="2049258130">
+    <w:abstractNumId w:val="20"/>
+  </w:num>
+  <w:num w:numId="24" w16cid:durableId="1729912182">
+    <w:abstractNumId w:val="12"/>
+  </w:num>
+  <w:num w:numId="25" w16cid:durableId="498085007">
+    <w:abstractNumId w:val="10"/>
+  </w:num>
+  <w:num w:numId="26" w16cid:durableId="1095596648">
     <w:abstractNumId w:val="6"/>
   </w:num>
-  <w:num w:numId="23" w16cid:durableId="2049258130">
-    <w:abstractNumId w:val="18"/>
+  <w:num w:numId="27" w16cid:durableId="250286622">
+    <w:abstractNumId w:val="16"/>
   </w:num>
-  <w:num w:numId="24" w16cid:durableId="1729912182">
+  <w:num w:numId="28" w16cid:durableId="1965963853">
     <w:abstractNumId w:val="11"/>
   </w:num>
-  <w:num w:numId="25" w16cid:durableId="498085007">
-    <w:abstractNumId w:val="9"/>
-  </w:num>
-  <w:num w:numId="26" w16cid:durableId="1095596648">
+  <w:num w:numId="29" w16cid:durableId="1815945347">
     <w:abstractNumId w:val="5"/>
   </w:num>
-  <w:num w:numId="27" w16cid:durableId="250286622">
-    <w:abstractNumId w:val="15"/>
-  </w:num>
-  <w:num w:numId="28" w16cid:durableId="1965963853">
-    <w:abstractNumId w:val="10"/>
+  <w:num w:numId="30" w16cid:durableId="854270576">
+    <w:abstractNumId w:val="19"/>
   </w:num>
 </w:numbering>
 </file>
@@ -9345,6 +11607,62 @@
       <w:shd w:val="clear" w:color="auto" w:fill="E1DFDD"/>
     </w:rPr>
   </w:style>
+  <w:style w:type="paragraph" w:styleId="CabealhodoSumrio">
+    <w:name w:val="TOC Heading"/>
+    <w:basedOn w:val="Ttulo1"/>
+    <w:next w:val="Normal"/>
+    <w:uiPriority w:val="39"/>
+    <w:unhideWhenUsed/>
+    <w:qFormat/>
+    <w:rsid w:val="007678F3"/>
+    <w:pPr>
+      <w:spacing w:before="240" w:after="0" w:line="259" w:lineRule="auto"/>
+      <w:outlineLvl w:val="9"/>
+    </w:pPr>
+    <w:rPr>
+      <w:kern w:val="0"/>
+      <w:sz w:val="32"/>
+      <w:szCs w:val="32"/>
+      <w:lang w:eastAsia="pt-BR"/>
+      <w14:ligatures w14:val="none"/>
+    </w:rPr>
+  </w:style>
+  <w:style w:type="paragraph" w:styleId="Sumrio1">
+    <w:name w:val="toc 1"/>
+    <w:basedOn w:val="Normal"/>
+    <w:next w:val="Normal"/>
+    <w:autoRedefine/>
+    <w:uiPriority w:val="39"/>
+    <w:unhideWhenUsed/>
+    <w:rsid w:val="007678F3"/>
+    <w:pPr>
+      <w:spacing w:after="100"/>
+    </w:pPr>
+  </w:style>
+  <w:style w:type="paragraph" w:styleId="Sumrio2">
+    <w:name w:val="toc 2"/>
+    <w:basedOn w:val="Normal"/>
+    <w:next w:val="Normal"/>
+    <w:autoRedefine/>
+    <w:uiPriority w:val="39"/>
+    <w:unhideWhenUsed/>
+    <w:rsid w:val="007678F3"/>
+    <w:pPr>
+      <w:spacing w:after="100"/>
+      <w:ind w:left="240"/>
+    </w:pPr>
+  </w:style>
+  <w:style w:type="paragraph" w:styleId="ndicedeilustraes">
+    <w:name w:val="table of figures"/>
+    <w:basedOn w:val="Normal"/>
+    <w:next w:val="Normal"/>
+    <w:uiPriority w:val="99"/>
+    <w:unhideWhenUsed/>
+    <w:rsid w:val="00B516CA"/>
+    <w:pPr>
+      <w:spacing w:after="0"/>
+    </w:pPr>
+  </w:style>
 </w:styles>
 </file>
 
@@ -9661,4 +11979,16 @@
     </a:ext>
   </a:extLst>
 </a:theme>
+</file>
+
+<file path=customXml/item1.xml><?xml version="1.0" encoding="utf-8"?>
+<b:Sources xmlns:b="http://schemas.openxmlformats.org/officeDocument/2006/bibliography" xmlns="http://schemas.openxmlformats.org/officeDocument/2006/bibliography" SelectedStyle="\APASixthEditionOfficeOnline.xsl" StyleName="APA" Version="6"/>
+</file>
+
+<file path=customXml/itemProps1.xml><?xml version="1.0" encoding="utf-8"?>
+<ds:datastoreItem xmlns:ds="http://schemas.openxmlformats.org/officeDocument/2006/customXml" ds:itemID="{30C1B1B9-F0CF-4019-8762-E9FD9A105951}">
+  <ds:schemaRefs>
+    <ds:schemaRef ds:uri="http://schemas.openxmlformats.org/officeDocument/2006/bibliography"/>
+  </ds:schemaRefs>
+</ds:datastoreItem>
 </file>
--- a/doc/Relatorio de Atividades RAP.docx
+++ b/doc/Relatorio de Atividades RAP.docx
@@ -873,6 +873,15 @@
     </w:p>
     <w:sdt>
       <w:sdtPr>
+        <w:rPr>
+          <w:rFonts w:asciiTheme="minorHAnsi" w:eastAsiaTheme="minorHAnsi" w:hAnsiTheme="minorHAnsi" w:cstheme="minorBidi"/>
+          <w:color w:val="auto"/>
+          <w:kern w:val="2"/>
+          <w:sz w:val="24"/>
+          <w:szCs w:val="24"/>
+          <w:lang w:eastAsia="en-US"/>
+          <w14:ligatures w14:val="standardContextual"/>
+        </w:rPr>
         <w:id w:val="20058746"/>
         <w:docPartObj>
           <w:docPartGallery w:val="Table of Contents"/>
@@ -881,15 +890,8 @@
       </w:sdtPr>
       <w:sdtEndPr>
         <w:rPr>
-          <w:rFonts w:asciiTheme="minorHAnsi" w:eastAsiaTheme="minorHAnsi" w:hAnsiTheme="minorHAnsi" w:cstheme="minorBidi"/>
-          <w:b/>
-          <w:bCs/>
-          <w:color w:val="auto"/>
-          <w:kern w:val="2"/>
-          <w:sz w:val="24"/>
-          <w:szCs w:val="24"/>
-          <w:lang w:eastAsia="en-US"/>
-          <w14:ligatures w14:val="standardContextual"/>
+          <w:b/>
+          <w:bCs/>
         </w:rPr>
       </w:sdtEndPr>
       <w:sdtContent>
@@ -1611,6 +1613,74 @@
         </w:p>
         <w:p>
           <w:pPr>
+            <w:pStyle w:val="Ttulo2"/>
+            <w:rPr>
+              <w:rFonts w:ascii="Arial" w:hAnsi="Arial" w:cs="Arial"/>
+              <w:b/>
+              <w:bCs/>
+              <w:color w:val="auto"/>
+              <w:sz w:val="24"/>
+              <w:szCs w:val="24"/>
+            </w:rPr>
+          </w:pPr>
+          <w:r>
+            <w:rPr>
+              <w:color w:val="auto"/>
+              <w:sz w:val="24"/>
+              <w:szCs w:val="24"/>
+            </w:rPr>
+            <w:fldChar w:fldCharType="begin"/>
+          </w:r>
+          <w:r>
+            <w:rPr>
+              <w:color w:val="auto"/>
+              <w:sz w:val="24"/>
+              <w:szCs w:val="24"/>
+            </w:rPr>
+            <w:instrText>HYPERLINK \l "_Toc238133373"</w:instrText>
+          </w:r>
+          <w:r>
+            <w:rPr>
+              <w:color w:val="auto"/>
+              <w:sz w:val="24"/>
+              <w:szCs w:val="24"/>
+            </w:rPr>
+          </w:r>
+          <w:r>
+            <w:rPr>
+              <w:color w:val="auto"/>
+              <w:sz w:val="24"/>
+              <w:szCs w:val="24"/>
+            </w:rPr>
+            <w:fldChar w:fldCharType="separate"/>
+          </w:r>
+          <w:r>
+            <w:rPr>
+              <w:rStyle w:val="Hyperlink"/>
+              <w:rFonts w:ascii="Arial" w:hAnsi="Arial" w:cs="Arial"/>
+              <w:b/>
+              <w:bCs/>
+              <w:noProof/>
+              <w:color w:val="auto"/>
+              <w:sz w:val="24"/>
+              <w:szCs w:val="24"/>
+            </w:rPr>
+            <w:t xml:space="preserve">3.3 </w:t>
+          </w:r>
+          <w:r>
+            <w:rPr>
+              <w:rFonts w:ascii="Arial" w:hAnsi="Arial" w:cs="Arial"/>
+              <w:b/>
+              <w:bCs/>
+              <w:color w:val="auto"/>
+              <w:sz w:val="24"/>
+              <w:szCs w:val="24"/>
+            </w:rPr>
+            <w:t>Camada de Repositório e Queries Especializadas (Repository)</w:t>
+          </w:r>
+        </w:p>
+        <w:p>
+          <w:pPr>
             <w:pStyle w:val="Sumrio2"/>
             <w:tabs>
               <w:tab w:val="right" w:leader="dot" w:pos="9061"/>
@@ -1621,66 +1691,57 @@
               <w:lang w:eastAsia="pt-BR"/>
             </w:rPr>
           </w:pPr>
-          <w:hyperlink w:anchor="_Toc238133373" w:history="1">
-            <w:r>
-              <w:rPr>
-                <w:rStyle w:val="Hyperlink"/>
-                <w:rFonts w:ascii="Arial" w:hAnsi="Arial" w:cs="Arial"/>
-                <w:b/>
-                <w:bCs/>
-                <w:noProof/>
-              </w:rPr>
-              <w:t>3.3 Camada de Repositório (Repository)</w:t>
-            </w:r>
-            <w:r>
-              <w:rPr>
-                <w:noProof/>
-                <w:webHidden/>
-              </w:rPr>
-              <w:tab/>
-            </w:r>
-            <w:r>
-              <w:rPr>
-                <w:noProof/>
-                <w:webHidden/>
-              </w:rPr>
-              <w:fldChar w:fldCharType="begin"/>
-            </w:r>
-            <w:r>
-              <w:rPr>
-                <w:noProof/>
-                <w:webHidden/>
-              </w:rPr>
-              <w:instrText xml:space="preserve"> PAGEREF _Toc238133373 \h </w:instrText>
-            </w:r>
-            <w:r>
-              <w:rPr>
-                <w:noProof/>
-                <w:webHidden/>
-              </w:rPr>
-            </w:r>
-            <w:r>
-              <w:rPr>
-                <w:noProof/>
-                <w:webHidden/>
-              </w:rPr>
-              <w:fldChar w:fldCharType="separate"/>
-            </w:r>
-            <w:r>
-              <w:rPr>
-                <w:noProof/>
-                <w:webHidden/>
-              </w:rPr>
-              <w:t>10</w:t>
-            </w:r>
-            <w:r>
-              <w:rPr>
-                <w:noProof/>
-                <w:webHidden/>
-              </w:rPr>
-              <w:fldChar w:fldCharType="end"/>
-            </w:r>
-          </w:hyperlink>
+          <w:r>
+            <w:rPr>
+              <w:noProof/>
+              <w:webHidden/>
+            </w:rPr>
+            <w:tab/>
+          </w:r>
+          <w:r>
+            <w:rPr>
+              <w:noProof/>
+              <w:webHidden/>
+            </w:rPr>
+            <w:fldChar w:fldCharType="begin"/>
+          </w:r>
+          <w:r>
+            <w:rPr>
+              <w:noProof/>
+              <w:webHidden/>
+            </w:rPr>
+            <w:instrText xml:space="preserve"> PAGEREF _Toc238133373 \h </w:instrText>
+          </w:r>
+          <w:r>
+            <w:rPr>
+              <w:noProof/>
+              <w:webHidden/>
+            </w:rPr>
+          </w:r>
+          <w:r>
+            <w:rPr>
+              <w:noProof/>
+              <w:webHidden/>
+            </w:rPr>
+            <w:fldChar w:fldCharType="separate"/>
+          </w:r>
+          <w:r>
+            <w:rPr>
+              <w:noProof/>
+              <w:webHidden/>
+            </w:rPr>
+            <w:t>10</w:t>
+          </w:r>
+          <w:r>
+            <w:rPr>
+              <w:noProof/>
+              <w:webHidden/>
+            </w:rPr>
+            <w:fldChar w:fldCharType="end"/>
+          </w:r>
+          <w:r>
+            <w:fldChar w:fldCharType="end"/>
+          </w:r>
         </w:p>
         <w:p>
           <w:pPr>
@@ -2201,7 +2262,15 @@
             <w:bCs/>
             <w:noProof/>
           </w:rPr>
-          <w:t>Figura 1: Properties</w:t>
+          <w:t xml:space="preserve">Figura 1: </w:t>
+        </w:r>
+        <w:r>
+          <w:rPr>
+            <w:rFonts w:ascii="Arial" w:hAnsi="Arial" w:cs="Arial"/>
+            <w:b/>
+            <w:bCs/>
+          </w:rPr>
+          <w:t>Configuração do application.properties</w:t>
         </w:r>
         <w:r>
           <w:rPr>
@@ -2559,8 +2628,6 @@
         <w:jc w:val="both"/>
         <w:rPr>
           <w:rFonts w:ascii="Arial" w:hAnsi="Arial" w:cs="Arial"/>
-          <w:b/>
-          <w:bCs/>
         </w:rPr>
       </w:pPr>
       <w:r>
@@ -2580,25 +2647,14 @@
       </w:r>
       <w:r>
         <w:rPr>
-          <w:rFonts w:ascii="Arial" w:hAnsi="Arial" w:cs="Arial"/>
-        </w:rPr>
-        <w:t xml:space="preserve">, aplicando o padrão arquitetural </w:t>
-      </w:r>
-      <w:r>
-        <w:rPr>
           <w:rStyle w:val="Forte"/>
           <w:rFonts w:ascii="Arial" w:hAnsi="Arial" w:cs="Arial"/>
           <w:b w:val="0"/>
           <w:bCs w:val="0"/>
         </w:rPr>
-        <w:t>MVC</w:t>
-      </w:r>
-      <w:r>
-        <w:rPr>
-          <w:rFonts w:ascii="Arial" w:hAnsi="Arial" w:cs="Arial"/>
-        </w:rPr>
-        <w:t xml:space="preserve"> com a linguagem </w:t>
-      </w:r>
+        <w:t xml:space="preserve"> (</w:t>
+      </w:r>
+      <w:proofErr w:type="spellStart"/>
       <w:r>
         <w:rPr>
           <w:rStyle w:val="Forte"/>
@@ -2606,22 +2662,9 @@
           <w:b w:val="0"/>
           <w:bCs w:val="0"/>
         </w:rPr>
-        <w:t>Java</w:t>
-      </w:r>
-      <w:r>
-        <w:rPr>
-          <w:rFonts w:ascii="Arial" w:hAnsi="Arial" w:cs="Arial"/>
-          <w:b/>
-          <w:bCs/>
-        </w:rPr>
-        <w:t xml:space="preserve"> </w:t>
-      </w:r>
-      <w:r>
-        <w:rPr>
-          <w:rFonts w:ascii="Arial" w:hAnsi="Arial" w:cs="Arial"/>
-        </w:rPr>
-        <w:t xml:space="preserve">e o framework </w:t>
-      </w:r>
+        <w:t>ProtoTec</w:t>
+      </w:r>
+      <w:proofErr w:type="spellEnd"/>
       <w:r>
         <w:rPr>
           <w:rStyle w:val="Forte"/>
@@ -2629,23 +2672,47 @@
           <w:b w:val="0"/>
           <w:bCs w:val="0"/>
         </w:rPr>
-        <w:t>Spring Boot</w:t>
-      </w:r>
-      <w:r>
-        <w:rPr>
-          <w:rFonts w:ascii="Arial" w:hAnsi="Arial" w:cs="Arial"/>
-          <w:b/>
-          <w:bCs/>
-        </w:rPr>
-        <w:t>.</w:t>
-      </w:r>
-      <w:r>
-        <w:rPr>
-          <w:rFonts w:ascii="Arial" w:hAnsi="Arial" w:cs="Arial"/>
-          <w:b/>
-          <w:bCs/>
-        </w:rPr>
-        <w:t xml:space="preserve"> </w:t>
+        <w:t xml:space="preserve"> ERP)</w:t>
+      </w:r>
+      <w:r>
+        <w:rPr>
+          <w:rFonts w:ascii="Arial" w:hAnsi="Arial" w:cs="Arial"/>
+        </w:rPr>
+        <w:t xml:space="preserve">, </w:t>
+      </w:r>
+      <w:r>
+        <w:rPr>
+          <w:rFonts w:ascii="Arial" w:hAnsi="Arial" w:cs="Arial"/>
+        </w:rPr>
+        <w:t>desenvolvido sob a arquitetura Model-</w:t>
+      </w:r>
+      <w:proofErr w:type="spellStart"/>
+      <w:r>
+        <w:rPr>
+          <w:rFonts w:ascii="Arial" w:hAnsi="Arial" w:cs="Arial"/>
+        </w:rPr>
+        <w:t>View</w:t>
+      </w:r>
+      <w:proofErr w:type="spellEnd"/>
+      <w:r>
+        <w:rPr>
+          <w:rFonts w:ascii="Arial" w:hAnsi="Arial" w:cs="Arial"/>
+        </w:rPr>
+        <w:t>-</w:t>
+      </w:r>
+      <w:proofErr w:type="spellStart"/>
+      <w:r>
+        <w:rPr>
+          <w:rFonts w:ascii="Arial" w:hAnsi="Arial" w:cs="Arial"/>
+        </w:rPr>
+        <w:t>Controller</w:t>
+      </w:r>
+      <w:proofErr w:type="spellEnd"/>
+      <w:r>
+        <w:rPr>
+          <w:rFonts w:ascii="Arial" w:hAnsi="Arial" w:cs="Arial"/>
+        </w:rPr>
+        <w:t xml:space="preserve"> (MVC) utilizando a linguagem Java com o framework Spring Boot.</w:t>
       </w:r>
     </w:p>
     <w:p>
@@ -2656,8 +2723,6 @@
         <w:jc w:val="both"/>
         <w:rPr>
           <w:rFonts w:ascii="Arial" w:hAnsi="Arial" w:cs="Arial"/>
-          <w:b/>
-          <w:bCs/>
         </w:rPr>
       </w:pPr>
       <w:r>
@@ -2808,54 +2873,7 @@
     </w:p>
     <w:p>
       <w:pPr>
-        <w:pStyle w:val="Ttulo2"/>
-        <w:rPr>
-          <w:rFonts w:ascii="Arial" w:hAnsi="Arial" w:cs="Arial"/>
-          <w:b/>
-          <w:bCs/>
-          <w:color w:val="auto"/>
-          <w:sz w:val="24"/>
-          <w:szCs w:val="24"/>
-        </w:rPr>
-      </w:pPr>
-      <w:r>
-        <w:rPr>
-          <w:rFonts w:ascii="Arial" w:hAnsi="Arial" w:cs="Arial"/>
-          <w:b/>
-          <w:bCs/>
-          <w:color w:val="auto"/>
-          <w:sz w:val="24"/>
-          <w:szCs w:val="24"/>
-        </w:rPr>
-        <w:t xml:space="preserve">     </w:t>
-      </w:r>
-      <w:bookmarkStart w:id="1" w:name="_Toc238133365"/>
-      <w:r>
-        <w:rPr>
-          <w:rFonts w:ascii="Arial" w:hAnsi="Arial" w:cs="Arial"/>
-          <w:b/>
-          <w:bCs/>
-          <w:color w:val="auto"/>
-          <w:sz w:val="24"/>
-          <w:szCs w:val="24"/>
-        </w:rPr>
-        <w:t xml:space="preserve">1.2 </w:t>
-      </w:r>
-      <w:r>
-        <w:rPr>
-          <w:rFonts w:ascii="Arial" w:hAnsi="Arial" w:cs="Arial"/>
-          <w:b/>
-          <w:bCs/>
-          <w:color w:val="auto"/>
-          <w:sz w:val="24"/>
-          <w:szCs w:val="24"/>
-        </w:rPr>
-        <w:t>Objetivo Geral</w:t>
-      </w:r>
-      <w:bookmarkEnd w:id="1"/>
-    </w:p>
-    <w:p>
-      <w:pPr>
+        <w:pStyle w:val="NormalWeb"/>
         <w:spacing w:line="360" w:lineRule="auto"/>
         <w:ind w:left="360" w:firstLine="348"/>
         <w:jc w:val="both"/>
@@ -2867,6 +2885,84 @@
         <w:rPr>
           <w:rFonts w:ascii="Arial" w:hAnsi="Arial" w:cs="Arial"/>
         </w:rPr>
+        <w:t xml:space="preserve">O sistema foi concebido para atender às demandas de automação comercial de uma loja técnica de prototipagem eletrônica. Além dos </w:t>
+      </w:r>
+      <w:proofErr w:type="spellStart"/>
+      <w:r>
+        <w:rPr>
+          <w:rFonts w:ascii="Arial" w:hAnsi="Arial" w:cs="Arial"/>
+        </w:rPr>
+        <w:t>CRUDs</w:t>
+      </w:r>
+      <w:proofErr w:type="spellEnd"/>
+      <w:r>
+        <w:rPr>
+          <w:rFonts w:ascii="Arial" w:hAnsi="Arial" w:cs="Arial"/>
+        </w:rPr>
+        <w:t xml:space="preserve"> tradicionais, o software incorpora regras complexas de faturamento, concorrência no controle de estoque físico, exclusão lógica, geração automática de alertas de ressuprimento e exportação de recibos comerciais em formato PDF.</w:t>
+      </w:r>
+    </w:p>
+    <w:p>
+      <w:pPr>
+        <w:pStyle w:val="Ttulo2"/>
+        <w:rPr>
+          <w:rFonts w:ascii="Arial" w:hAnsi="Arial" w:cs="Arial"/>
+          <w:b/>
+          <w:bCs/>
+          <w:color w:val="auto"/>
+          <w:sz w:val="24"/>
+          <w:szCs w:val="24"/>
+        </w:rPr>
+      </w:pPr>
+      <w:r>
+        <w:rPr>
+          <w:rFonts w:ascii="Arial" w:hAnsi="Arial" w:cs="Arial"/>
+          <w:b/>
+          <w:bCs/>
+          <w:color w:val="auto"/>
+          <w:sz w:val="24"/>
+          <w:szCs w:val="24"/>
+        </w:rPr>
+        <w:t xml:space="preserve">     </w:t>
+      </w:r>
+      <w:bookmarkStart w:id="1" w:name="_Toc238133365"/>
+      <w:r>
+        <w:rPr>
+          <w:rFonts w:ascii="Arial" w:hAnsi="Arial" w:cs="Arial"/>
+          <w:b/>
+          <w:bCs/>
+          <w:color w:val="auto"/>
+          <w:sz w:val="24"/>
+          <w:szCs w:val="24"/>
+        </w:rPr>
+        <w:t xml:space="preserve">1.2 </w:t>
+      </w:r>
+      <w:r>
+        <w:rPr>
+          <w:rFonts w:ascii="Arial" w:hAnsi="Arial" w:cs="Arial"/>
+          <w:b/>
+          <w:bCs/>
+          <w:color w:val="auto"/>
+          <w:sz w:val="24"/>
+          <w:szCs w:val="24"/>
+        </w:rPr>
+        <w:t>Objetivo Geral</w:t>
+      </w:r>
+      <w:bookmarkEnd w:id="1"/>
+    </w:p>
+    <w:p>
+      <w:pPr>
+        <w:spacing w:line="360" w:lineRule="auto"/>
+        <w:ind w:left="360" w:firstLine="348"/>
+        <w:jc w:val="both"/>
+        <w:rPr>
+          <w:rFonts w:ascii="Arial" w:hAnsi="Arial" w:cs="Arial"/>
+        </w:rPr>
+      </w:pPr>
+      <w:r>
+        <w:rPr>
+          <w:rFonts w:ascii="Arial" w:hAnsi="Arial" w:cs="Arial"/>
+        </w:rPr>
         <w:t>Desenvolver um sistema corporativo web para o controle de clientes e pedidos, aplicando o padrão arquitetural MVC com Java e Spring Boot, integrando banco de dados relacional MySQL, persistência de dados com Spring Data JPA/</w:t>
       </w:r>
       <w:proofErr w:type="spellStart"/>
@@ -2909,7 +3005,33 @@
         <w:rPr>
           <w:rFonts w:ascii="Arial" w:hAnsi="Arial" w:cs="Arial"/>
         </w:rPr>
-        <w:t xml:space="preserve"> 5, de modo a consolidar práticas profissionais de programação web.</w:t>
+        <w:t xml:space="preserve"> 5</w:t>
+      </w:r>
+      <w:r>
+        <w:rPr>
+          <w:rFonts w:ascii="Arial" w:hAnsi="Arial" w:cs="Arial"/>
+        </w:rPr>
+        <w:t xml:space="preserve"> </w:t>
+      </w:r>
+      <w:r>
+        <w:rPr>
+          <w:rFonts w:ascii="Arial" w:hAnsi="Arial" w:cs="Arial"/>
+        </w:rPr>
+        <w:t xml:space="preserve">e componentes Tom </w:t>
+      </w:r>
+      <w:proofErr w:type="spellStart"/>
+      <w:r>
+        <w:rPr>
+          <w:rFonts w:ascii="Arial" w:hAnsi="Arial" w:cs="Arial"/>
+        </w:rPr>
+        <w:t>Select</w:t>
+      </w:r>
+      <w:proofErr w:type="spellEnd"/>
+      <w:r>
+        <w:rPr>
+          <w:rFonts w:ascii="Arial" w:hAnsi="Arial" w:cs="Arial"/>
+        </w:rPr>
+        <w:t>, de modo a consolidar práticas profissionais de programação web.</w:t>
       </w:r>
     </w:p>
     <w:p>
@@ -2967,13 +3089,13 @@
           <w:b/>
           <w:bCs/>
         </w:rPr>
-        <w:t>Modelagem de entidades:</w:t>
-      </w:r>
-      <w:r>
-        <w:rPr>
-          <w:rFonts w:ascii="Arial" w:hAnsi="Arial" w:cs="Arial"/>
-        </w:rPr>
-        <w:t xml:space="preserve"> Criar e mapear as classes Java representando as tabelas Cliente, Categoria, Produto, Estoque, Pedido, </w:t>
+        <w:t xml:space="preserve">Modelagem e Mapeamento de Entidades: </w:t>
+      </w:r>
+      <w:r>
+        <w:rPr>
+          <w:rFonts w:ascii="Arial" w:hAnsi="Arial" w:cs="Arial"/>
+        </w:rPr>
+        <w:t xml:space="preserve">Criar e mapear as 8 entidades do domínio (Cliente, Categoria, Produto, Estoque, Pedido, </w:t>
       </w:r>
       <w:proofErr w:type="spellStart"/>
       <w:r>
@@ -3015,7 +3137,28 @@
         <w:rPr>
           <w:rFonts w:ascii="Arial" w:hAnsi="Arial" w:cs="Arial"/>
         </w:rPr>
-        <w:t>, utilizando anotações JPA.</w:t>
+        <w:t xml:space="preserve">), aplicando anotações de validação </w:t>
+      </w:r>
+      <w:r>
+        <w:rPr>
+          <w:rFonts w:ascii="Arial" w:hAnsi="Arial" w:cs="Arial"/>
+        </w:rPr>
+        <w:lastRenderedPageBreak/>
+        <w:t>(</w:t>
+      </w:r>
+      <w:proofErr w:type="spellStart"/>
+      <w:r>
+        <w:rPr>
+          <w:rFonts w:ascii="Arial" w:hAnsi="Arial" w:cs="Arial"/>
+        </w:rPr>
+        <w:t>jakarta.validation</w:t>
+      </w:r>
+      <w:proofErr w:type="spellEnd"/>
+      <w:r>
+        <w:rPr>
+          <w:rFonts w:ascii="Arial" w:hAnsi="Arial" w:cs="Arial"/>
+        </w:rPr>
+        <w:t>), concorrência (@Version) e auditoria temporal (@CreationTimestamp, @UpdateTimestamp).</w:t>
       </w:r>
     </w:p>
     <w:p>
@@ -3036,13 +3179,27 @@
           <w:b/>
           <w:bCs/>
         </w:rPr>
-        <w:t>Persistência de dados:</w:t>
-      </w:r>
-      <w:r>
-        <w:rPr>
-          <w:rFonts w:ascii="Arial" w:hAnsi="Arial" w:cs="Arial"/>
-        </w:rPr>
-        <w:t xml:space="preserve"> Configurar o acesso ao banco MySQL via Spring Data JPA, garantindo operações de CRUD e consultas especializadas.</w:t>
+        <w:t xml:space="preserve">Persistência de Dados: </w:t>
+      </w:r>
+      <w:r>
+        <w:rPr>
+          <w:rFonts w:ascii="Arial" w:hAnsi="Arial" w:cs="Arial"/>
+        </w:rPr>
+        <w:t xml:space="preserve">Implementar interfaces </w:t>
+      </w:r>
+      <w:proofErr w:type="spellStart"/>
+      <w:r>
+        <w:rPr>
+          <w:rFonts w:ascii="Arial" w:hAnsi="Arial" w:cs="Arial"/>
+        </w:rPr>
+        <w:t>JpaRepository</w:t>
+      </w:r>
+      <w:proofErr w:type="spellEnd"/>
+      <w:r>
+        <w:rPr>
+          <w:rFonts w:ascii="Arial" w:hAnsi="Arial" w:cs="Arial"/>
+        </w:rPr>
+        <w:t xml:space="preserve"> com criação automática de queries por convenção de nomes e queries explícitas (@Query/@Modifying) para manutenção de integridade referencial.</w:t>
       </w:r>
     </w:p>
     <w:p>
@@ -3090,28 +3247,27 @@
           <w:b/>
           <w:bCs/>
         </w:rPr>
-        <w:lastRenderedPageBreak/>
-        <w:t>Controle de tráfego:</w:t>
-      </w:r>
-      <w:r>
-        <w:rPr>
-          <w:rFonts w:ascii="Arial" w:hAnsi="Arial" w:cs="Arial"/>
-        </w:rPr>
-        <w:t xml:space="preserve"> Desenvolver controladores para interceptar requisições HTTP, processar formulários e entregar dados às </w:t>
+        <w:t>Geração de Documentos:</w:t>
+      </w:r>
+      <w:r>
+        <w:rPr>
+          <w:rFonts w:ascii="Arial" w:hAnsi="Arial" w:cs="Arial"/>
+        </w:rPr>
+        <w:t xml:space="preserve"> Integrar a biblioteca </w:t>
       </w:r>
       <w:proofErr w:type="spellStart"/>
       <w:r>
         <w:rPr>
           <w:rFonts w:ascii="Arial" w:hAnsi="Arial" w:cs="Arial"/>
         </w:rPr>
-        <w:t>views</w:t>
+        <w:t>iText</w:t>
       </w:r>
       <w:proofErr w:type="spellEnd"/>
       <w:r>
         <w:rPr>
           <w:rFonts w:ascii="Arial" w:hAnsi="Arial" w:cs="Arial"/>
         </w:rPr>
-        <w:t>.</w:t>
+        <w:t xml:space="preserve"> para renderização e download direto de recibos de compra formatados em PDF.</w:t>
       </w:r>
     </w:p>
     <w:p>
@@ -3132,41 +3288,27 @@
           <w:b/>
           <w:bCs/>
         </w:rPr>
-        <w:t>Interface de usuário:</w:t>
-      </w:r>
-      <w:r>
-        <w:rPr>
-          <w:rFonts w:ascii="Arial" w:hAnsi="Arial" w:cs="Arial"/>
-        </w:rPr>
-        <w:t xml:space="preserve"> Construir páginas HTML responsivas com </w:t>
+        <w:t>Controle de tráfego:</w:t>
+      </w:r>
+      <w:r>
+        <w:rPr>
+          <w:rFonts w:ascii="Arial" w:hAnsi="Arial" w:cs="Arial"/>
+        </w:rPr>
+        <w:t xml:space="preserve"> Desenvolver controladores para interceptar requisições HTTP, processar formulários e entregar dados às </w:t>
       </w:r>
       <w:proofErr w:type="spellStart"/>
       <w:r>
         <w:rPr>
           <w:rFonts w:ascii="Arial" w:hAnsi="Arial" w:cs="Arial"/>
         </w:rPr>
-        <w:t>Thymeleaf</w:t>
+        <w:t>views</w:t>
       </w:r>
       <w:proofErr w:type="spellEnd"/>
       <w:r>
         <w:rPr>
           <w:rFonts w:ascii="Arial" w:hAnsi="Arial" w:cs="Arial"/>
         </w:rPr>
-        <w:t xml:space="preserve"> e </w:t>
-      </w:r>
-      <w:proofErr w:type="spellStart"/>
-      <w:r>
-        <w:rPr>
-          <w:rFonts w:ascii="Arial" w:hAnsi="Arial" w:cs="Arial"/>
-        </w:rPr>
-        <w:t>Bootstrap</w:t>
-      </w:r>
-      <w:proofErr w:type="spellEnd"/>
-      <w:r>
-        <w:rPr>
-          <w:rFonts w:ascii="Arial" w:hAnsi="Arial" w:cs="Arial"/>
-        </w:rPr>
-        <w:t xml:space="preserve"> 5, incluindo formulários, listagens paginadas e relatórios dinâmicos.</w:t>
+        <w:t>.</w:t>
       </w:r>
     </w:p>
     <w:p>
@@ -3187,13 +3329,41 @@
           <w:b/>
           <w:bCs/>
         </w:rPr>
-        <w:t>Relatórios gerenciais:</w:t>
-      </w:r>
-      <w:r>
-        <w:rPr>
-          <w:rFonts w:ascii="Arial" w:hAnsi="Arial" w:cs="Arial"/>
-        </w:rPr>
-        <w:t xml:space="preserve"> Implementar telas de análise de compras por cliente, vendas por período e produtos com estoque crítico.</w:t>
+        <w:t>Interface de usuário:</w:t>
+      </w:r>
+      <w:r>
+        <w:rPr>
+          <w:rFonts w:ascii="Arial" w:hAnsi="Arial" w:cs="Arial"/>
+        </w:rPr>
+        <w:t xml:space="preserve"> Construir páginas HTML responsivas com </w:t>
+      </w:r>
+      <w:proofErr w:type="spellStart"/>
+      <w:r>
+        <w:rPr>
+          <w:rFonts w:ascii="Arial" w:hAnsi="Arial" w:cs="Arial"/>
+        </w:rPr>
+        <w:t>Thymeleaf</w:t>
+      </w:r>
+      <w:proofErr w:type="spellEnd"/>
+      <w:r>
+        <w:rPr>
+          <w:rFonts w:ascii="Arial" w:hAnsi="Arial" w:cs="Arial"/>
+        </w:rPr>
+        <w:t xml:space="preserve"> e </w:t>
+      </w:r>
+      <w:proofErr w:type="spellStart"/>
+      <w:r>
+        <w:rPr>
+          <w:rFonts w:ascii="Arial" w:hAnsi="Arial" w:cs="Arial"/>
+        </w:rPr>
+        <w:t>Bootstrap</w:t>
+      </w:r>
+      <w:proofErr w:type="spellEnd"/>
+      <w:r>
+        <w:rPr>
+          <w:rFonts w:ascii="Arial" w:hAnsi="Arial" w:cs="Arial"/>
+        </w:rPr>
+        <w:t xml:space="preserve"> 5, incluindo formulários, listagens paginadas e relatórios dinâmicos.</w:t>
       </w:r>
     </w:p>
     <w:p>
@@ -3214,6 +3384,88 @@
           <w:b/>
           <w:bCs/>
         </w:rPr>
+        <w:t>Controle e Roteamento MVC:</w:t>
+      </w:r>
+      <w:r>
+        <w:rPr>
+          <w:rFonts w:ascii="Arial" w:hAnsi="Arial" w:cs="Arial"/>
+        </w:rPr>
+        <w:t xml:space="preserve"> Desenvolver os controladores responsáveis por capturar requisições HTTP, tratar mensagens de validação com </w:t>
+      </w:r>
+      <w:proofErr w:type="spellStart"/>
+      <w:r>
+        <w:rPr>
+          <w:rFonts w:ascii="Arial" w:hAnsi="Arial" w:cs="Arial"/>
+        </w:rPr>
+        <w:t>BindingResult</w:t>
+      </w:r>
+      <w:proofErr w:type="spellEnd"/>
+      <w:r>
+        <w:rPr>
+          <w:rFonts w:ascii="Arial" w:hAnsi="Arial" w:cs="Arial"/>
+        </w:rPr>
+        <w:t xml:space="preserve"> e alimentar as telas com </w:t>
+      </w:r>
+      <w:proofErr w:type="spellStart"/>
+      <w:r>
+        <w:rPr>
+          <w:rFonts w:ascii="Arial" w:hAnsi="Arial" w:cs="Arial"/>
+        </w:rPr>
+        <w:t>RedirectAttributes</w:t>
+      </w:r>
+      <w:proofErr w:type="spellEnd"/>
+      <w:r>
+        <w:rPr>
+          <w:rFonts w:ascii="Arial" w:hAnsi="Arial" w:cs="Arial"/>
+        </w:rPr>
+        <w:t>.</w:t>
+      </w:r>
+    </w:p>
+    <w:p>
+      <w:pPr>
+        <w:numPr>
+          <w:ilvl w:val="0"/>
+          <w:numId w:val="15"/>
+        </w:numPr>
+        <w:spacing w:line="360" w:lineRule="auto"/>
+        <w:jc w:val="both"/>
+        <w:rPr>
+          <w:rFonts w:ascii="Arial" w:hAnsi="Arial" w:cs="Arial"/>
+        </w:rPr>
+      </w:pPr>
+      <w:r>
+        <w:rPr>
+          <w:rFonts w:ascii="Arial" w:hAnsi="Arial" w:cs="Arial"/>
+          <w:b/>
+          <w:bCs/>
+        </w:rPr>
+        <w:t>Relatórios gerenciais:</w:t>
+      </w:r>
+      <w:r>
+        <w:rPr>
+          <w:rFonts w:ascii="Arial" w:hAnsi="Arial" w:cs="Arial"/>
+        </w:rPr>
+        <w:t xml:space="preserve"> Implementar telas de análise de compras por cliente, vendas por período e produtos com estoque crítico.</w:t>
+      </w:r>
+    </w:p>
+    <w:p>
+      <w:pPr>
+        <w:numPr>
+          <w:ilvl w:val="0"/>
+          <w:numId w:val="15"/>
+        </w:numPr>
+        <w:spacing w:line="360" w:lineRule="auto"/>
+        <w:jc w:val="both"/>
+        <w:rPr>
+          <w:rFonts w:ascii="Arial" w:hAnsi="Arial" w:cs="Arial"/>
+        </w:rPr>
+      </w:pPr>
+      <w:r>
+        <w:rPr>
+          <w:rFonts w:ascii="Arial" w:hAnsi="Arial" w:cs="Arial"/>
+          <w:b/>
+          <w:bCs/>
+        </w:rPr>
         <w:t>Validação e testes:</w:t>
       </w:r>
       <w:r>
@@ -3221,105 +3473,6 @@
           <w:rFonts w:ascii="Arial" w:hAnsi="Arial" w:cs="Arial"/>
         </w:rPr>
         <w:t xml:space="preserve"> Realizar testes de integridade, consistência e usabilidade para assegurar confiabilidade e manutenibilidade do sistema.</w:t>
-      </w:r>
-    </w:p>
-    <w:p>
-      <w:pPr>
-        <w:pStyle w:val="Ttulo1"/>
-        <w:rPr>
-          <w:rFonts w:ascii="Arial" w:hAnsi="Arial" w:cs="Arial"/>
-          <w:b/>
-          <w:bCs/>
-          <w:color w:val="auto"/>
-          <w:sz w:val="24"/>
-          <w:szCs w:val="24"/>
-        </w:rPr>
-      </w:pPr>
-      <w:r>
-        <w:rPr>
-          <w:rFonts w:ascii="Arial" w:hAnsi="Arial" w:cs="Arial"/>
-          <w:b/>
-          <w:bCs/>
-          <w:color w:val="auto"/>
-          <w:sz w:val="24"/>
-          <w:szCs w:val="24"/>
-        </w:rPr>
-        <w:t xml:space="preserve">     </w:t>
-      </w:r>
-      <w:bookmarkStart w:id="3" w:name="_Toc238133367"/>
-      <w:r>
-        <w:rPr>
-          <w:rFonts w:ascii="Arial" w:hAnsi="Arial" w:cs="Arial"/>
-          <w:b/>
-          <w:bCs/>
-          <w:color w:val="auto"/>
-          <w:sz w:val="24"/>
-          <w:szCs w:val="24"/>
-        </w:rPr>
-        <w:t>2.</w:t>
-      </w:r>
-      <w:r>
-        <w:rPr>
-          <w:rFonts w:ascii="Arial" w:hAnsi="Arial" w:cs="Arial"/>
-          <w:b/>
-          <w:bCs/>
-          <w:color w:val="auto"/>
-          <w:sz w:val="24"/>
-          <w:szCs w:val="24"/>
-        </w:rPr>
-        <w:t xml:space="preserve"> </w:t>
-      </w:r>
-      <w:r>
-        <w:rPr>
-          <w:rFonts w:ascii="Arial" w:hAnsi="Arial" w:cs="Arial"/>
-          <w:b/>
-          <w:bCs/>
-          <w:color w:val="auto"/>
-          <w:sz w:val="24"/>
-          <w:szCs w:val="24"/>
-        </w:rPr>
-        <w:t>DESENVOLVIMENTO</w:t>
-      </w:r>
-      <w:bookmarkEnd w:id="3"/>
-    </w:p>
-    <w:p>
-      <w:pPr>
-        <w:ind w:left="360"/>
-        <w:rPr>
-          <w:rFonts w:ascii="Arial" w:hAnsi="Arial" w:cs="Arial"/>
-          <w:b/>
-          <w:bCs/>
-        </w:rPr>
-      </w:pPr>
-      <w:r>
-        <w:rPr>
-          <w:b/>
-          <w:bCs/>
-        </w:rPr>
-        <w:t xml:space="preserve">2.1 </w:t>
-      </w:r>
-      <w:r>
-        <w:rPr>
-          <w:rFonts w:ascii="Arial" w:hAnsi="Arial" w:cs="Arial"/>
-          <w:b/>
-          <w:bCs/>
-        </w:rPr>
-        <w:t>Preparação Do Ambiente De Desenvolvimento</w:t>
-      </w:r>
-    </w:p>
-    <w:p>
-      <w:pPr>
-        <w:spacing w:line="360" w:lineRule="auto"/>
-        <w:ind w:left="360" w:firstLine="348"/>
-        <w:rPr>
-          <w:rFonts w:ascii="Arial" w:hAnsi="Arial" w:cs="Arial"/>
-        </w:rPr>
-      </w:pPr>
-      <w:r>
-        <w:rPr>
-          <w:rFonts w:ascii="Arial" w:hAnsi="Arial" w:cs="Arial"/>
-        </w:rPr>
-        <w:t xml:space="preserve">Para a execução do projeto, foram configuradas e integradas as seguintes ferramentas: </w:t>
       </w:r>
     </w:p>
     <w:p>
@@ -3327,7 +3480,226 @@
         <w:pStyle w:val="PargrafodaLista"/>
         <w:numPr>
           <w:ilvl w:val="0"/>
-          <w:numId w:val="19"/>
+          <w:numId w:val="15"/>
+        </w:numPr>
+        <w:spacing w:after="0" w:line="360" w:lineRule="auto"/>
+        <w:rPr>
+          <w:rFonts w:ascii="Times New Roman" w:eastAsia="Times New Roman" w:hAnsi="Times New Roman" w:cs="Times New Roman"/>
+          <w:kern w:val="0"/>
+          <w:lang w:eastAsia="pt-BR"/>
+          <w14:ligatures w14:val="none"/>
+        </w:rPr>
+      </w:pPr>
+      <w:r>
+        <w:rPr>
+          <w:rFonts w:ascii="Arial" w:eastAsia="Times New Roman" w:hAnsi="Arial" w:cs="Arial"/>
+          <w:b/>
+          <w:bCs/>
+          <w:kern w:val="0"/>
+          <w:lang w:eastAsia="pt-BR"/>
+          <w14:ligatures w14:val="none"/>
+        </w:rPr>
+        <w:t>Interface Dinâmica:</w:t>
+      </w:r>
+      <w:r>
+        <w:rPr>
+          <w:rFonts w:ascii="Arial" w:eastAsia="Times New Roman" w:hAnsi="Arial" w:cs="Arial"/>
+          <w:kern w:val="0"/>
+          <w:lang w:eastAsia="pt-BR"/>
+          <w14:ligatures w14:val="none"/>
+        </w:rPr>
+        <w:t xml:space="preserve"> Construir telas responsivas com </w:t>
+      </w:r>
+      <w:proofErr w:type="spellStart"/>
+      <w:r>
+        <w:rPr>
+          <w:rFonts w:ascii="Arial" w:eastAsia="Times New Roman" w:hAnsi="Arial" w:cs="Arial"/>
+          <w:kern w:val="0"/>
+          <w:lang w:eastAsia="pt-BR"/>
+          <w14:ligatures w14:val="none"/>
+        </w:rPr>
+        <w:t>Bootstrap</w:t>
+      </w:r>
+      <w:proofErr w:type="spellEnd"/>
+      <w:r>
+        <w:rPr>
+          <w:rFonts w:ascii="Arial" w:eastAsia="Times New Roman" w:hAnsi="Arial" w:cs="Arial"/>
+          <w:kern w:val="0"/>
+          <w:lang w:eastAsia="pt-BR"/>
+          <w14:ligatures w14:val="none"/>
+        </w:rPr>
+        <w:t xml:space="preserve"> 5, caixas de pesquisa seletiva com Tom </w:t>
+      </w:r>
+      <w:proofErr w:type="spellStart"/>
+      <w:r>
+        <w:rPr>
+          <w:rFonts w:ascii="Arial" w:eastAsia="Times New Roman" w:hAnsi="Arial" w:cs="Arial"/>
+          <w:kern w:val="0"/>
+          <w:lang w:eastAsia="pt-BR"/>
+          <w14:ligatures w14:val="none"/>
+        </w:rPr>
+        <w:t>Select</w:t>
+      </w:r>
+      <w:proofErr w:type="spellEnd"/>
+      <w:r>
+        <w:rPr>
+          <w:rFonts w:ascii="Arial" w:eastAsia="Times New Roman" w:hAnsi="Arial" w:cs="Arial"/>
+          <w:kern w:val="0"/>
+          <w:lang w:eastAsia="pt-BR"/>
+          <w14:ligatures w14:val="none"/>
+        </w:rPr>
+        <w:t xml:space="preserve"> e relatórios gerenciais filtrados com suporte a impressão.</w:t>
+      </w:r>
+      <w:r>
+        <w:rPr>
+          <w:rFonts w:ascii="Times New Roman" w:eastAsia="Times New Roman" w:hAnsi="Times New Roman" w:cs="Times New Roman"/>
+          <w:kern w:val="0"/>
+          <w:lang w:eastAsia="pt-BR"/>
+          <w14:ligatures w14:val="none"/>
+        </w:rPr>
+        <w:t xml:space="preserve"> </w:t>
+      </w:r>
+    </w:p>
+    <w:p>
+      <w:pPr>
+        <w:spacing w:line="360" w:lineRule="auto"/>
+        <w:ind w:left="720"/>
+        <w:jc w:val="both"/>
+        <w:rPr>
+          <w:rFonts w:ascii="Arial" w:hAnsi="Arial" w:cs="Arial"/>
+        </w:rPr>
+      </w:pPr>
+    </w:p>
+    <w:p>
+      <w:pPr>
+        <w:pStyle w:val="Ttulo1"/>
+        <w:rPr>
+          <w:rFonts w:ascii="Arial" w:hAnsi="Arial" w:cs="Arial"/>
+          <w:b/>
+          <w:bCs/>
+          <w:color w:val="auto"/>
+          <w:sz w:val="24"/>
+          <w:szCs w:val="24"/>
+        </w:rPr>
+      </w:pPr>
+      <w:r>
+        <w:rPr>
+          <w:rFonts w:ascii="Arial" w:hAnsi="Arial" w:cs="Arial"/>
+          <w:b/>
+          <w:bCs/>
+          <w:color w:val="auto"/>
+          <w:sz w:val="24"/>
+          <w:szCs w:val="24"/>
+        </w:rPr>
+        <w:lastRenderedPageBreak/>
+        <w:t xml:space="preserve">    </w:t>
+      </w:r>
+    </w:p>
+    <w:p>
+      <w:pPr>
+        <w:pStyle w:val="Ttulo1"/>
+        <w:rPr>
+          <w:rFonts w:ascii="Arial" w:hAnsi="Arial" w:cs="Arial"/>
+          <w:b/>
+          <w:bCs/>
+          <w:color w:val="auto"/>
+          <w:sz w:val="24"/>
+          <w:szCs w:val="24"/>
+        </w:rPr>
+      </w:pPr>
+      <w:r>
+        <w:rPr>
+          <w:rFonts w:ascii="Arial" w:hAnsi="Arial" w:cs="Arial"/>
+          <w:b/>
+          <w:bCs/>
+          <w:color w:val="auto"/>
+          <w:sz w:val="24"/>
+          <w:szCs w:val="24"/>
+        </w:rPr>
+        <w:t xml:space="preserve"> </w:t>
+      </w:r>
+      <w:bookmarkStart w:id="3" w:name="_Toc238133367"/>
+      <w:r>
+        <w:rPr>
+          <w:rFonts w:ascii="Arial" w:hAnsi="Arial" w:cs="Arial"/>
+          <w:b/>
+          <w:bCs/>
+          <w:color w:val="auto"/>
+          <w:sz w:val="24"/>
+          <w:szCs w:val="24"/>
+        </w:rPr>
+        <w:t>2.</w:t>
+      </w:r>
+      <w:r>
+        <w:rPr>
+          <w:rFonts w:ascii="Arial" w:hAnsi="Arial" w:cs="Arial"/>
+          <w:b/>
+          <w:bCs/>
+          <w:color w:val="auto"/>
+          <w:sz w:val="24"/>
+          <w:szCs w:val="24"/>
+        </w:rPr>
+        <w:t xml:space="preserve"> </w:t>
+      </w:r>
+      <w:r>
+        <w:rPr>
+          <w:rFonts w:ascii="Arial" w:hAnsi="Arial" w:cs="Arial"/>
+          <w:b/>
+          <w:bCs/>
+          <w:color w:val="auto"/>
+          <w:sz w:val="24"/>
+          <w:szCs w:val="24"/>
+        </w:rPr>
+        <w:t>DESENVOLVIMENTO</w:t>
+      </w:r>
+      <w:bookmarkEnd w:id="3"/>
+    </w:p>
+    <w:p>
+      <w:pPr>
+        <w:ind w:left="360"/>
+        <w:rPr>
+          <w:rFonts w:ascii="Arial" w:hAnsi="Arial" w:cs="Arial"/>
+          <w:b/>
+          <w:bCs/>
+        </w:rPr>
+      </w:pPr>
+      <w:r>
+        <w:rPr>
+          <w:b/>
+          <w:bCs/>
+        </w:rPr>
+        <w:t xml:space="preserve">2.1 </w:t>
+      </w:r>
+      <w:r>
+        <w:rPr>
+          <w:rFonts w:ascii="Arial" w:hAnsi="Arial" w:cs="Arial"/>
+          <w:b/>
+          <w:bCs/>
+        </w:rPr>
+        <w:t>Preparação Do Ambiente De Desenvolvimento</w:t>
+      </w:r>
+    </w:p>
+    <w:p>
+      <w:pPr>
+        <w:spacing w:line="360" w:lineRule="auto"/>
+        <w:ind w:left="360" w:firstLine="348"/>
+        <w:rPr>
+          <w:rFonts w:ascii="Arial" w:hAnsi="Arial" w:cs="Arial"/>
+        </w:rPr>
+      </w:pPr>
+      <w:r>
+        <w:rPr>
+          <w:rFonts w:ascii="Arial" w:hAnsi="Arial" w:cs="Arial"/>
+        </w:rPr>
+        <w:t xml:space="preserve">Para a execução do projeto, foram configuradas e integradas as seguintes ferramentas: </w:t>
+      </w:r>
+    </w:p>
+    <w:p>
+      <w:pPr>
+        <w:pStyle w:val="PargrafodaLista"/>
+        <w:numPr>
+          <w:ilvl w:val="0"/>
+          <w:numId w:val="32"/>
         </w:numPr>
         <w:spacing w:line="360" w:lineRule="auto"/>
         <w:jc w:val="both"/>
@@ -3351,18 +3723,36 @@
           <w:b/>
           <w:bCs/>
         </w:rPr>
-        <w:t xml:space="preserve"> IDEA:</w:t>
-      </w:r>
-      <w:r>
-        <w:rPr>
-          <w:rFonts w:ascii="Arial" w:hAnsi="Arial" w:cs="Arial"/>
-        </w:rPr>
-        <w:t xml:space="preserve"> IDE principal utilizada para escrita, refatoração, gerenciamento de dependências via </w:t>
+        <w:t xml:space="preserve"> IDEA </w:t>
       </w:r>
       <w:proofErr w:type="spellStart"/>
       <w:r>
         <w:rPr>
           <w:rFonts w:ascii="Arial" w:hAnsi="Arial" w:cs="Arial"/>
+          <w:b/>
+          <w:bCs/>
+        </w:rPr>
+        <w:t>Ultimate</w:t>
+      </w:r>
+      <w:proofErr w:type="spellEnd"/>
+      <w:r>
+        <w:rPr>
+          <w:rFonts w:ascii="Arial" w:hAnsi="Arial" w:cs="Arial"/>
+          <w:b/>
+          <w:bCs/>
+        </w:rPr>
+        <w:t xml:space="preserve">/Community: </w:t>
+      </w:r>
+      <w:r>
+        <w:rPr>
+          <w:rFonts w:ascii="Arial" w:hAnsi="Arial" w:cs="Arial"/>
+        </w:rPr>
+        <w:t xml:space="preserve">Ambiente Integrado de Desenvolvimento (IDE) para codificação, depuração e gerenciamento de compilação via </w:t>
+      </w:r>
+      <w:proofErr w:type="spellStart"/>
+      <w:r>
+        <w:rPr>
+          <w:rFonts w:ascii="Arial" w:hAnsi="Arial" w:cs="Arial"/>
         </w:rPr>
         <w:t>Maven</w:t>
       </w:r>
@@ -3371,7 +3761,7 @@
         <w:rPr>
           <w:rFonts w:ascii="Arial" w:hAnsi="Arial" w:cs="Arial"/>
         </w:rPr>
-        <w:t xml:space="preserve"> e execução da aplicação Spring Boot. </w:t>
+        <w:t xml:space="preserve">. </w:t>
       </w:r>
     </w:p>
     <w:p>
@@ -3379,27 +3769,37 @@
         <w:pStyle w:val="PargrafodaLista"/>
         <w:numPr>
           <w:ilvl w:val="0"/>
-          <w:numId w:val="19"/>
+          <w:numId w:val="32"/>
         </w:numPr>
         <w:spacing w:line="360" w:lineRule="auto"/>
         <w:jc w:val="both"/>
         <w:rPr>
           <w:rFonts w:ascii="Arial" w:hAnsi="Arial" w:cs="Arial"/>
-        </w:rPr>
-      </w:pPr>
-      <w:r>
-        <w:rPr>
-          <w:rFonts w:ascii="Arial" w:hAnsi="Arial" w:cs="Arial"/>
-          <w:b/>
-          <w:bCs/>
-        </w:rPr>
-        <w:t>MySQL Server:</w:t>
-      </w:r>
-      <w:r>
-        <w:rPr>
-          <w:rFonts w:ascii="Arial" w:hAnsi="Arial" w:cs="Arial"/>
-        </w:rPr>
-        <w:t xml:space="preserve"> Sistema de Gerenciamento de Banco de Dados Relacional (SGBD) responsável pelo armazenamento persistente das tabelas do sistema. </w:t>
+          <w:b/>
+          <w:bCs/>
+        </w:rPr>
+      </w:pPr>
+      <w:r>
+        <w:rPr>
+          <w:rFonts w:ascii="Arial" w:hAnsi="Arial" w:cs="Arial"/>
+          <w:b/>
+          <w:bCs/>
+        </w:rPr>
+        <w:t xml:space="preserve">MySQL Server 8.0: </w:t>
+      </w:r>
+      <w:r>
+        <w:rPr>
+          <w:rFonts w:ascii="Arial" w:hAnsi="Arial" w:cs="Arial"/>
+        </w:rPr>
+        <w:t>Sistema Gerenciador de Banco de Dados Relacional utilizado para armazenamento e controle de integridade referencial.</w:t>
+      </w:r>
+      <w:r>
+        <w:rPr>
+          <w:rFonts w:ascii="Arial" w:hAnsi="Arial" w:cs="Arial"/>
+          <w:b/>
+          <w:bCs/>
+        </w:rPr>
+        <w:t xml:space="preserve"> </w:t>
       </w:r>
     </w:p>
     <w:p>
@@ -3407,7 +3807,7 @@
         <w:pStyle w:val="PargrafodaLista"/>
         <w:numPr>
           <w:ilvl w:val="0"/>
-          <w:numId w:val="19"/>
+          <w:numId w:val="32"/>
         </w:numPr>
         <w:spacing w:line="360" w:lineRule="auto"/>
         <w:jc w:val="both"/>
@@ -3431,35 +3831,35 @@
           <w:b/>
           <w:bCs/>
         </w:rPr>
-        <w:t>:</w:t>
-      </w:r>
-      <w:r>
-        <w:rPr>
-          <w:rFonts w:ascii="Arial" w:hAnsi="Arial" w:cs="Arial"/>
-        </w:rPr>
-        <w:t xml:space="preserve"> Interface visual para modelagem, execução de scripts DDL/DML (</w:t>
+        <w:t xml:space="preserve"> Community: </w:t>
+      </w:r>
+      <w:r>
+        <w:rPr>
+          <w:rFonts w:ascii="Arial" w:hAnsi="Arial" w:cs="Arial"/>
+        </w:rPr>
+        <w:t xml:space="preserve">Cliente SQL gráfico para modelagem, testes de consultas relacionais e validação das </w:t>
       </w:r>
       <w:proofErr w:type="spellStart"/>
       <w:r>
         <w:rPr>
           <w:rFonts w:ascii="Arial" w:hAnsi="Arial" w:cs="Arial"/>
         </w:rPr>
-        <w:t>prototech_db.sql</w:t>
+        <w:t>constraints</w:t>
       </w:r>
       <w:proofErr w:type="spellEnd"/>
       <w:r>
         <w:rPr>
           <w:rFonts w:ascii="Arial" w:hAnsi="Arial" w:cs="Arial"/>
         </w:rPr>
-        <w:t xml:space="preserve">) e verificação das tabelas e chaves estrangeiras. </w:t>
-      </w:r>
-    </w:p>
-    <w:p>
-      <w:pPr>
-        <w:pStyle w:val="NormalWeb"/>
+        <w:t xml:space="preserve"> de banco de dados. </w:t>
+      </w:r>
+    </w:p>
+    <w:p>
+      <w:pPr>
+        <w:pStyle w:val="PargrafodaLista"/>
         <w:numPr>
           <w:ilvl w:val="0"/>
-          <w:numId w:val="19"/>
+          <w:numId w:val="32"/>
         </w:numPr>
         <w:spacing w:line="360" w:lineRule="auto"/>
         <w:jc w:val="both"/>
@@ -3483,21 +3883,35 @@
           <w:b/>
           <w:bCs/>
         </w:rPr>
-        <w:t>:</w:t>
-      </w:r>
-      <w:r>
-        <w:rPr>
-          <w:rFonts w:ascii="Arial" w:hAnsi="Arial" w:cs="Arial"/>
-        </w:rPr>
-        <w:t xml:space="preserve"> Sistema de controle de versão distribuído, utilizado para rastrear alterações no código e permitir colaboração eficiente.</w:t>
-      </w:r>
-    </w:p>
-    <w:p>
-      <w:pPr>
-        <w:pStyle w:val="NormalWeb"/>
+        <w:t xml:space="preserve"> &amp; GitHub: </w:t>
+      </w:r>
+      <w:r>
+        <w:rPr>
+          <w:rFonts w:ascii="Arial" w:hAnsi="Arial" w:cs="Arial"/>
+        </w:rPr>
+        <w:t xml:space="preserve">Ferramentas de controle de versão distribuído para rastreamento de </w:t>
+      </w:r>
+      <w:proofErr w:type="spellStart"/>
+      <w:r>
+        <w:rPr>
+          <w:rFonts w:ascii="Arial" w:hAnsi="Arial" w:cs="Arial"/>
+        </w:rPr>
+        <w:t>branches</w:t>
+      </w:r>
+      <w:proofErr w:type="spellEnd"/>
+      <w:r>
+        <w:rPr>
+          <w:rFonts w:ascii="Arial" w:hAnsi="Arial" w:cs="Arial"/>
+        </w:rPr>
+        <w:t xml:space="preserve"> e integração contínua do código-fonte. </w:t>
+      </w:r>
+    </w:p>
+    <w:p>
+      <w:pPr>
+        <w:pStyle w:val="PargrafodaLista"/>
         <w:numPr>
           <w:ilvl w:val="0"/>
-          <w:numId w:val="19"/>
+          <w:numId w:val="32"/>
         </w:numPr>
         <w:spacing w:line="360" w:lineRule="auto"/>
         <w:jc w:val="both"/>
@@ -3505,61 +3919,107 @@
           <w:rFonts w:ascii="Arial" w:hAnsi="Arial" w:cs="Arial"/>
         </w:rPr>
       </w:pPr>
-      <w:r>
-        <w:rPr>
-          <w:rStyle w:val="Forte"/>
-          <w:rFonts w:ascii="Arial" w:hAnsi="Arial" w:cs="Arial"/>
-        </w:rPr>
-        <w:t>GitHub</w:t>
-      </w:r>
-      <w:r>
-        <w:rPr>
-          <w:rFonts w:ascii="Arial" w:hAnsi="Arial" w:cs="Arial"/>
-        </w:rPr>
-        <w:t xml:space="preserve">: Plataforma de hospedagem de repositórios </w:t>
-      </w:r>
       <w:proofErr w:type="spellStart"/>
       <w:r>
         <w:rPr>
           <w:rFonts w:ascii="Arial" w:hAnsi="Arial" w:cs="Arial"/>
-        </w:rPr>
-        <w:t>Git</w:t>
+          <w:b/>
+          <w:bCs/>
+        </w:rPr>
+        <w:t>Trello</w:t>
       </w:r>
       <w:proofErr w:type="spellEnd"/>
       <w:r>
         <w:rPr>
           <w:rFonts w:ascii="Arial" w:hAnsi="Arial" w:cs="Arial"/>
-        </w:rPr>
-        <w:t>, utilizada para integração remota, versionamento e colaboração entre membros da equipe.</w:t>
-      </w:r>
-    </w:p>
-    <w:p>
-      <w:pPr>
-        <w:pStyle w:val="NormalWeb"/>
+          <w:b/>
+          <w:bCs/>
+        </w:rPr>
+        <w:t xml:space="preserve">: </w:t>
+      </w:r>
+      <w:r>
+        <w:rPr>
+          <w:rFonts w:ascii="Arial" w:hAnsi="Arial" w:cs="Arial"/>
+        </w:rPr>
+        <w:t xml:space="preserve">Plataforma de gestão ágil utilizada para planejamento de sprints, acompanhamento de tarefas (Backlog, Em Andamento, Concluído) e distribuição de responsabilidades. </w:t>
+      </w:r>
+    </w:p>
+    <w:p>
+      <w:pPr>
+        <w:pStyle w:val="PargrafodaLista"/>
         <w:numPr>
           <w:ilvl w:val="0"/>
-          <w:numId w:val="19"/>
+          <w:numId w:val="32"/>
         </w:numPr>
         <w:spacing w:line="360" w:lineRule="auto"/>
         <w:jc w:val="both"/>
         <w:rPr>
           <w:rFonts w:ascii="Arial" w:hAnsi="Arial" w:cs="Arial"/>
-        </w:rPr>
-      </w:pPr>
+          <w:b/>
+          <w:bCs/>
+        </w:rPr>
+      </w:pPr>
+      <w:r>
+        <w:rPr>
+          <w:rFonts w:ascii="Arial" w:hAnsi="Arial" w:cs="Arial"/>
+          <w:b/>
+          <w:bCs/>
+        </w:rPr>
+        <w:t xml:space="preserve">Spring </w:t>
+      </w:r>
       <w:proofErr w:type="spellStart"/>
       <w:r>
         <w:rPr>
-          <w:rStyle w:val="Forte"/>
-          <w:rFonts w:ascii="Arial" w:hAnsi="Arial" w:cs="Arial"/>
-        </w:rPr>
-        <w:t>Trello</w:t>
+          <w:rFonts w:ascii="Arial" w:hAnsi="Arial" w:cs="Arial"/>
+          <w:b/>
+          <w:bCs/>
+        </w:rPr>
+        <w:t>Initializr</w:t>
       </w:r>
       <w:proofErr w:type="spellEnd"/>
       <w:r>
         <w:rPr>
           <w:rFonts w:ascii="Arial" w:hAnsi="Arial" w:cs="Arial"/>
-        </w:rPr>
-        <w:t>: Ferramenta de gestão de tarefas e organização do fluxo de trabalho, utilizada para planejar atividades, acompanhar progresso e distribuir responsabilidades.</w:t>
+          <w:b/>
+          <w:bCs/>
+        </w:rPr>
+        <w:t xml:space="preserve"> &amp; </w:t>
+      </w:r>
+      <w:proofErr w:type="spellStart"/>
+      <w:r>
+        <w:rPr>
+          <w:rFonts w:ascii="Arial" w:hAnsi="Arial" w:cs="Arial"/>
+          <w:b/>
+          <w:bCs/>
+        </w:rPr>
+        <w:t>Maven</w:t>
+      </w:r>
+      <w:proofErr w:type="spellEnd"/>
+      <w:r>
+        <w:rPr>
+          <w:rFonts w:ascii="Arial" w:hAnsi="Arial" w:cs="Arial"/>
+          <w:b/>
+          <w:bCs/>
+        </w:rPr>
+        <w:t xml:space="preserve"> </w:t>
+      </w:r>
+      <w:proofErr w:type="spellStart"/>
+      <w:r>
+        <w:rPr>
+          <w:rFonts w:ascii="Arial" w:hAnsi="Arial" w:cs="Arial"/>
+          <w:b/>
+          <w:bCs/>
+        </w:rPr>
+        <w:t>Dependencies</w:t>
+      </w:r>
+      <w:proofErr w:type="spellEnd"/>
+      <w:r>
+        <w:rPr>
+          <w:rFonts w:ascii="Arial" w:hAnsi="Arial" w:cs="Arial"/>
+          <w:b/>
+          <w:bCs/>
+        </w:rPr>
+        <w:t>:</w:t>
       </w:r>
     </w:p>
     <w:p>
@@ -3567,7 +4027,7 @@
         <w:pStyle w:val="PargrafodaLista"/>
         <w:numPr>
           <w:ilvl w:val="0"/>
-          <w:numId w:val="19"/>
+          <w:numId w:val="31"/>
         </w:numPr>
         <w:spacing w:line="360" w:lineRule="auto"/>
         <w:jc w:val="both"/>
@@ -3575,14 +4035,6 @@
           <w:rFonts w:ascii="Arial" w:hAnsi="Arial" w:cs="Arial"/>
         </w:rPr>
       </w:pPr>
-      <w:r>
-        <w:rPr>
-          <w:rFonts w:ascii="Arial" w:hAnsi="Arial" w:cs="Arial"/>
-          <w:b/>
-          <w:bCs/>
-        </w:rPr>
-        <w:t xml:space="preserve">Spring </w:t>
-      </w:r>
       <w:proofErr w:type="spellStart"/>
       <w:r>
         <w:rPr>
@@ -3590,7 +4042,7 @@
           <w:b/>
           <w:bCs/>
         </w:rPr>
-        <w:t>Initializr</w:t>
+        <w:t>spring</w:t>
       </w:r>
       <w:proofErr w:type="spellEnd"/>
       <w:r>
@@ -3599,21 +4051,73 @@
           <w:b/>
           <w:bCs/>
         </w:rPr>
-        <w:t xml:space="preserve"> &amp; </w:t>
+        <w:t>-boot-starter-web:</w:t>
+      </w:r>
+      <w:r>
+        <w:rPr>
+          <w:rFonts w:ascii="Arial" w:hAnsi="Arial" w:cs="Arial"/>
+        </w:rPr>
+        <w:t xml:space="preserve"> Servidor </w:t>
       </w:r>
       <w:proofErr w:type="spellStart"/>
       <w:r>
         <w:rPr>
           <w:rFonts w:ascii="Arial" w:hAnsi="Arial" w:cs="Arial"/>
-          <w:b/>
-          <w:bCs/>
-        </w:rPr>
-        <w:t>Maven</w:t>
+        </w:rPr>
+        <w:t>Tomcat</w:t>
       </w:r>
       <w:proofErr w:type="spellEnd"/>
       <w:r>
         <w:rPr>
           <w:rFonts w:ascii="Arial" w:hAnsi="Arial" w:cs="Arial"/>
+        </w:rPr>
+        <w:t xml:space="preserve"> embutido e estrutura Spring MVC. </w:t>
+      </w:r>
+    </w:p>
+    <w:p>
+      <w:pPr>
+        <w:pStyle w:val="PargrafodaLista"/>
+        <w:numPr>
+          <w:ilvl w:val="0"/>
+          <w:numId w:val="31"/>
+        </w:numPr>
+        <w:spacing w:line="360" w:lineRule="auto"/>
+        <w:jc w:val="both"/>
+        <w:rPr>
+          <w:rFonts w:ascii="Arial" w:hAnsi="Arial" w:cs="Arial"/>
+        </w:rPr>
+      </w:pPr>
+      <w:proofErr w:type="spellStart"/>
+      <w:r>
+        <w:rPr>
+          <w:rFonts w:ascii="Arial" w:hAnsi="Arial" w:cs="Arial"/>
+          <w:b/>
+          <w:bCs/>
+        </w:rPr>
+        <w:t>spring</w:t>
+      </w:r>
+      <w:proofErr w:type="spellEnd"/>
+      <w:r>
+        <w:rPr>
+          <w:rFonts w:ascii="Arial" w:hAnsi="Arial" w:cs="Arial"/>
+          <w:b/>
+          <w:bCs/>
+        </w:rPr>
+        <w:t>-boot-starter-data-</w:t>
+      </w:r>
+      <w:proofErr w:type="spellStart"/>
+      <w:r>
+        <w:rPr>
+          <w:rFonts w:ascii="Arial" w:hAnsi="Arial" w:cs="Arial"/>
+          <w:b/>
+          <w:bCs/>
+        </w:rPr>
+        <w:t>jpa</w:t>
+      </w:r>
+      <w:proofErr w:type="spellEnd"/>
+      <w:r>
+        <w:rPr>
+          <w:rFonts w:ascii="Arial" w:hAnsi="Arial" w:cs="Arial"/>
           <w:b/>
           <w:bCs/>
         </w:rPr>
@@ -3623,7 +4127,253 @@
         <w:rPr>
           <w:rFonts w:ascii="Arial" w:hAnsi="Arial" w:cs="Arial"/>
         </w:rPr>
-        <w:t xml:space="preserve"> Gerenciador de dependências configurado com módulos:</w:t>
+        <w:t xml:space="preserve"> Camada ORM com </w:t>
+      </w:r>
+      <w:proofErr w:type="spellStart"/>
+      <w:r>
+        <w:rPr>
+          <w:rFonts w:ascii="Arial" w:hAnsi="Arial" w:cs="Arial"/>
+        </w:rPr>
+        <w:t>Hibernate</w:t>
+      </w:r>
+      <w:proofErr w:type="spellEnd"/>
+      <w:r>
+        <w:rPr>
+          <w:rFonts w:ascii="Arial" w:hAnsi="Arial" w:cs="Arial"/>
+        </w:rPr>
+        <w:t xml:space="preserve"> e Spring Data JPA. </w:t>
+      </w:r>
+    </w:p>
+    <w:p>
+      <w:pPr>
+        <w:pStyle w:val="PargrafodaLista"/>
+        <w:numPr>
+          <w:ilvl w:val="0"/>
+          <w:numId w:val="31"/>
+        </w:numPr>
+        <w:spacing w:line="360" w:lineRule="auto"/>
+        <w:jc w:val="both"/>
+        <w:rPr>
+          <w:rFonts w:ascii="Arial" w:hAnsi="Arial" w:cs="Arial"/>
+        </w:rPr>
+      </w:pPr>
+      <w:proofErr w:type="spellStart"/>
+      <w:r>
+        <w:rPr>
+          <w:rFonts w:ascii="Arial" w:hAnsi="Arial" w:cs="Arial"/>
+          <w:b/>
+          <w:bCs/>
+        </w:rPr>
+        <w:t>spring</w:t>
+      </w:r>
+      <w:proofErr w:type="spellEnd"/>
+      <w:r>
+        <w:rPr>
+          <w:rFonts w:ascii="Arial" w:hAnsi="Arial" w:cs="Arial"/>
+          <w:b/>
+          <w:bCs/>
+        </w:rPr>
+        <w:t>-boot-starter-</w:t>
+      </w:r>
+      <w:proofErr w:type="spellStart"/>
+      <w:r>
+        <w:rPr>
+          <w:rFonts w:ascii="Arial" w:hAnsi="Arial" w:cs="Arial"/>
+          <w:b/>
+          <w:bCs/>
+        </w:rPr>
+        <w:t>validation</w:t>
+      </w:r>
+      <w:proofErr w:type="spellEnd"/>
+      <w:r>
+        <w:rPr>
+          <w:rFonts w:ascii="Arial" w:hAnsi="Arial" w:cs="Arial"/>
+          <w:b/>
+          <w:bCs/>
+        </w:rPr>
+        <w:t>:</w:t>
+      </w:r>
+      <w:r>
+        <w:rPr>
+          <w:rFonts w:ascii="Arial" w:hAnsi="Arial" w:cs="Arial"/>
+        </w:rPr>
+        <w:t xml:space="preserve"> Validação declarativa de formulários com Bean </w:t>
+      </w:r>
+      <w:proofErr w:type="spellStart"/>
+      <w:r>
+        <w:rPr>
+          <w:rFonts w:ascii="Arial" w:hAnsi="Arial" w:cs="Arial"/>
+        </w:rPr>
+        <w:t>Validation</w:t>
+      </w:r>
+      <w:proofErr w:type="spellEnd"/>
+      <w:r>
+        <w:rPr>
+          <w:rFonts w:ascii="Arial" w:hAnsi="Arial" w:cs="Arial"/>
+        </w:rPr>
+        <w:t xml:space="preserve">. </w:t>
+      </w:r>
+    </w:p>
+    <w:p>
+      <w:pPr>
+        <w:pStyle w:val="PargrafodaLista"/>
+        <w:numPr>
+          <w:ilvl w:val="0"/>
+          <w:numId w:val="31"/>
+        </w:numPr>
+        <w:spacing w:line="360" w:lineRule="auto"/>
+        <w:jc w:val="both"/>
+        <w:rPr>
+          <w:rFonts w:ascii="Arial" w:hAnsi="Arial" w:cs="Arial"/>
+        </w:rPr>
+      </w:pPr>
+      <w:proofErr w:type="spellStart"/>
+      <w:r>
+        <w:rPr>
+          <w:rFonts w:ascii="Arial" w:hAnsi="Arial" w:cs="Arial"/>
+          <w:b/>
+          <w:bCs/>
+        </w:rPr>
+        <w:t>mysql</w:t>
+      </w:r>
+      <w:proofErr w:type="spellEnd"/>
+      <w:r>
+        <w:rPr>
+          <w:rFonts w:ascii="Arial" w:hAnsi="Arial" w:cs="Arial"/>
+          <w:b/>
+          <w:bCs/>
+        </w:rPr>
+        <w:t>-</w:t>
+      </w:r>
+      <w:proofErr w:type="spellStart"/>
+      <w:r>
+        <w:rPr>
+          <w:rFonts w:ascii="Arial" w:hAnsi="Arial" w:cs="Arial"/>
+          <w:b/>
+          <w:bCs/>
+        </w:rPr>
+        <w:t>connector</w:t>
+      </w:r>
+      <w:proofErr w:type="spellEnd"/>
+      <w:r>
+        <w:rPr>
+          <w:rFonts w:ascii="Arial" w:hAnsi="Arial" w:cs="Arial"/>
+          <w:b/>
+          <w:bCs/>
+        </w:rPr>
+        <w:t>-j:</w:t>
+      </w:r>
+      <w:r>
+        <w:rPr>
+          <w:rFonts w:ascii="Arial" w:hAnsi="Arial" w:cs="Arial"/>
+        </w:rPr>
+        <w:t xml:space="preserve"> Driver JDBC para comunicação de alto desempenho com o MySQL. </w:t>
+      </w:r>
+    </w:p>
+    <w:p>
+      <w:pPr>
+        <w:pStyle w:val="PargrafodaLista"/>
+        <w:numPr>
+          <w:ilvl w:val="0"/>
+          <w:numId w:val="31"/>
+        </w:numPr>
+        <w:spacing w:line="360" w:lineRule="auto"/>
+        <w:jc w:val="both"/>
+        <w:rPr>
+          <w:rFonts w:ascii="Arial" w:hAnsi="Arial" w:cs="Arial"/>
+        </w:rPr>
+      </w:pPr>
+      <w:proofErr w:type="spellStart"/>
+      <w:r>
+        <w:rPr>
+          <w:rFonts w:ascii="Arial" w:hAnsi="Arial" w:cs="Arial"/>
+          <w:b/>
+          <w:bCs/>
+        </w:rPr>
+        <w:t>spring</w:t>
+      </w:r>
+      <w:proofErr w:type="spellEnd"/>
+      <w:r>
+        <w:rPr>
+          <w:rFonts w:ascii="Arial" w:hAnsi="Arial" w:cs="Arial"/>
+          <w:b/>
+          <w:bCs/>
+        </w:rPr>
+        <w:t>-boot-starter-</w:t>
+      </w:r>
+      <w:proofErr w:type="spellStart"/>
+      <w:r>
+        <w:rPr>
+          <w:rFonts w:ascii="Arial" w:hAnsi="Arial" w:cs="Arial"/>
+          <w:b/>
+          <w:bCs/>
+        </w:rPr>
+        <w:t>thymeleaf</w:t>
+      </w:r>
+      <w:proofErr w:type="spellEnd"/>
+      <w:r>
+        <w:rPr>
+          <w:rFonts w:ascii="Arial" w:hAnsi="Arial" w:cs="Arial"/>
+        </w:rPr>
+        <w:t xml:space="preserve">: </w:t>
+      </w:r>
+      <w:proofErr w:type="spellStart"/>
+      <w:r>
+        <w:rPr>
+          <w:rFonts w:ascii="Arial" w:hAnsi="Arial" w:cs="Arial"/>
+        </w:rPr>
+        <w:t>Engine</w:t>
+      </w:r>
+      <w:proofErr w:type="spellEnd"/>
+      <w:r>
+        <w:rPr>
+          <w:rFonts w:ascii="Arial" w:hAnsi="Arial" w:cs="Arial"/>
+        </w:rPr>
+        <w:t xml:space="preserve"> de renderização de páginas HTML com suporte a dialetos dinâmicos. </w:t>
+      </w:r>
+    </w:p>
+    <w:p>
+      <w:pPr>
+        <w:pStyle w:val="PargrafodaLista"/>
+        <w:numPr>
+          <w:ilvl w:val="0"/>
+          <w:numId w:val="31"/>
+        </w:numPr>
+        <w:spacing w:line="360" w:lineRule="auto"/>
+        <w:jc w:val="both"/>
+        <w:rPr>
+          <w:rFonts w:ascii="Arial" w:hAnsi="Arial" w:cs="Arial"/>
+        </w:rPr>
+      </w:pPr>
+      <w:proofErr w:type="spellStart"/>
+      <w:r>
+        <w:rPr>
+          <w:rFonts w:ascii="Arial" w:hAnsi="Arial" w:cs="Arial"/>
+          <w:b/>
+          <w:bCs/>
+        </w:rPr>
+        <w:t>itextpdf</w:t>
+      </w:r>
+      <w:proofErr w:type="spellEnd"/>
+      <w:r>
+        <w:rPr>
+          <w:rFonts w:ascii="Arial" w:hAnsi="Arial" w:cs="Arial"/>
+        </w:rPr>
+        <w:t xml:space="preserve"> </w:t>
+      </w:r>
+      <w:r>
+        <w:rPr>
+          <w:rFonts w:ascii="Arial" w:hAnsi="Arial" w:cs="Arial"/>
+          <w:b/>
+          <w:bCs/>
+        </w:rPr>
+        <w:t>(v5.5.13.3):</w:t>
+      </w:r>
+      <w:r>
+        <w:rPr>
+          <w:rFonts w:ascii="Arial" w:hAnsi="Arial" w:cs="Arial"/>
+        </w:rPr>
+        <w:t xml:space="preserve"> Motor de criação e desenho estruturado de documentos PDF. </w:t>
       </w:r>
     </w:p>
     <w:p>
@@ -3638,191 +4388,8 @@
       <w:r>
         <w:rPr>
           <w:rFonts w:ascii="Arial" w:hAnsi="Arial" w:cs="Arial"/>
-          <w:b/>
-          <w:bCs/>
-        </w:rPr>
-        <w:t xml:space="preserve">- </w:t>
-      </w:r>
-      <w:r>
-        <w:rPr>
-          <w:rFonts w:ascii="Arial" w:hAnsi="Arial" w:cs="Arial"/>
-          <w:b/>
-          <w:bCs/>
-        </w:rPr>
-        <w:t>Spring Boot Starter Web</w:t>
-      </w:r>
-      <w:r>
-        <w:rPr>
-          <w:rFonts w:ascii="Arial" w:hAnsi="Arial" w:cs="Arial"/>
-        </w:rPr>
-        <w:t xml:space="preserve"> (para roteamento HTTP e </w:t>
-      </w:r>
-      <w:proofErr w:type="spellStart"/>
-      <w:r>
-        <w:rPr>
-          <w:rFonts w:ascii="Arial" w:hAnsi="Arial" w:cs="Arial"/>
-        </w:rPr>
-        <w:t>Tomcat</w:t>
-      </w:r>
-      <w:proofErr w:type="spellEnd"/>
-      <w:r>
-        <w:rPr>
-          <w:rFonts w:ascii="Arial" w:hAnsi="Arial" w:cs="Arial"/>
-        </w:rPr>
-        <w:t xml:space="preserve"> embutido). </w:t>
-      </w:r>
-    </w:p>
-    <w:p>
-      <w:pPr>
-        <w:pStyle w:val="PargrafodaLista"/>
-        <w:spacing w:line="360" w:lineRule="auto"/>
-        <w:jc w:val="both"/>
-        <w:rPr>
-          <w:rFonts w:ascii="Arial" w:hAnsi="Arial" w:cs="Arial"/>
-        </w:rPr>
-      </w:pPr>
-      <w:r>
-        <w:rPr>
-          <w:rFonts w:ascii="Arial" w:hAnsi="Arial" w:cs="Arial"/>
-          <w:b/>
-          <w:bCs/>
-        </w:rPr>
-        <w:lastRenderedPageBreak/>
-        <w:t xml:space="preserve">- </w:t>
-      </w:r>
-      <w:r>
-        <w:rPr>
-          <w:rFonts w:ascii="Arial" w:hAnsi="Arial" w:cs="Arial"/>
-          <w:b/>
-          <w:bCs/>
-        </w:rPr>
-        <w:t>Spring Boot Starter Data JPA</w:t>
-      </w:r>
-      <w:r>
-        <w:rPr>
-          <w:rFonts w:ascii="Arial" w:hAnsi="Arial" w:cs="Arial"/>
-        </w:rPr>
-        <w:t xml:space="preserve"> (para persistência de entidades e ORM com </w:t>
-      </w:r>
-      <w:proofErr w:type="spellStart"/>
-      <w:r>
-        <w:rPr>
-          <w:rFonts w:ascii="Arial" w:hAnsi="Arial" w:cs="Arial"/>
-        </w:rPr>
-        <w:t>Hibernate</w:t>
-      </w:r>
-      <w:proofErr w:type="spellEnd"/>
-      <w:r>
-        <w:rPr>
-          <w:rFonts w:ascii="Arial" w:hAnsi="Arial" w:cs="Arial"/>
-        </w:rPr>
-        <w:t xml:space="preserve">). </w:t>
-      </w:r>
-    </w:p>
-    <w:p>
-      <w:pPr>
-        <w:pStyle w:val="PargrafodaLista"/>
-        <w:spacing w:line="360" w:lineRule="auto"/>
-        <w:jc w:val="both"/>
-        <w:rPr>
-          <w:rFonts w:ascii="Arial" w:hAnsi="Arial" w:cs="Arial"/>
-        </w:rPr>
-      </w:pPr>
-      <w:r>
-        <w:rPr>
-          <w:rFonts w:ascii="Arial" w:hAnsi="Arial" w:cs="Arial"/>
-          <w:b/>
-          <w:bCs/>
-        </w:rPr>
-        <w:t xml:space="preserve">- </w:t>
-      </w:r>
-      <w:r>
-        <w:rPr>
-          <w:rFonts w:ascii="Arial" w:hAnsi="Arial" w:cs="Arial"/>
-          <w:b/>
-          <w:bCs/>
-        </w:rPr>
-        <w:t xml:space="preserve">MySQL </w:t>
-      </w:r>
-      <w:proofErr w:type="spellStart"/>
-      <w:r>
-        <w:rPr>
-          <w:rFonts w:ascii="Arial" w:hAnsi="Arial" w:cs="Arial"/>
-          <w:b/>
-          <w:bCs/>
-        </w:rPr>
-        <w:t>Connector</w:t>
-      </w:r>
-      <w:proofErr w:type="spellEnd"/>
-      <w:r>
-        <w:rPr>
-          <w:rFonts w:ascii="Arial" w:hAnsi="Arial" w:cs="Arial"/>
-          <w:b/>
-          <w:bCs/>
-        </w:rPr>
-        <w:t xml:space="preserve">/J </w:t>
-      </w:r>
-      <w:r>
-        <w:rPr>
-          <w:rFonts w:ascii="Arial" w:hAnsi="Arial" w:cs="Arial"/>
-        </w:rPr>
-        <w:t xml:space="preserve">(driver JDBC de conexão com o banco). </w:t>
-      </w:r>
-    </w:p>
-    <w:p>
-      <w:pPr>
-        <w:pStyle w:val="PargrafodaLista"/>
-        <w:spacing w:line="360" w:lineRule="auto"/>
-        <w:jc w:val="both"/>
-        <w:rPr>
-          <w:rFonts w:ascii="Arial" w:hAnsi="Arial" w:cs="Arial"/>
-        </w:rPr>
-      </w:pPr>
-      <w:r>
-        <w:rPr>
-          <w:rFonts w:ascii="Arial" w:hAnsi="Arial" w:cs="Arial"/>
-          <w:b/>
-          <w:bCs/>
-        </w:rPr>
-        <w:t xml:space="preserve">- </w:t>
-      </w:r>
-      <w:proofErr w:type="spellStart"/>
-      <w:r>
-        <w:rPr>
-          <w:rFonts w:ascii="Arial" w:hAnsi="Arial" w:cs="Arial"/>
-          <w:b/>
-          <w:bCs/>
-        </w:rPr>
-        <w:t>Thymeleaf</w:t>
-      </w:r>
-      <w:proofErr w:type="spellEnd"/>
-      <w:r>
-        <w:rPr>
-          <w:rFonts w:ascii="Arial" w:hAnsi="Arial" w:cs="Arial"/>
-          <w:b/>
-          <w:bCs/>
         </w:rPr>
         <w:t xml:space="preserve"> </w:t>
-      </w:r>
-      <w:r>
-        <w:rPr>
-          <w:rFonts w:ascii="Arial" w:hAnsi="Arial" w:cs="Arial"/>
-        </w:rPr>
-        <w:t xml:space="preserve">(motor de </w:t>
-      </w:r>
-      <w:proofErr w:type="spellStart"/>
-      <w:r>
-        <w:rPr>
-          <w:rFonts w:ascii="Arial" w:hAnsi="Arial" w:cs="Arial"/>
-        </w:rPr>
-        <w:t>templates</w:t>
-      </w:r>
-      <w:proofErr w:type="spellEnd"/>
-      <w:r>
-        <w:rPr>
-          <w:rFonts w:ascii="Arial" w:hAnsi="Arial" w:cs="Arial"/>
-        </w:rPr>
-        <w:t xml:space="preserve"> HTML). </w:t>
       </w:r>
     </w:p>
     <w:p>
@@ -3847,10 +4414,10 @@
           <w:sz w:val="24"/>
           <w:szCs w:val="24"/>
         </w:rPr>
+        <w:lastRenderedPageBreak/>
         <w:t>2.2 Configuração de Conexão (</w:t>
       </w:r>
       <w:proofErr w:type="spellStart"/>
-      <w:proofErr w:type="gramStart"/>
       <w:r>
         <w:rPr>
           <w:rFonts w:ascii="Arial" w:hAnsi="Arial" w:cs="Arial"/>
@@ -3863,7 +4430,6 @@
         <w:t>application.properties</w:t>
       </w:r>
       <w:proofErr w:type="spellEnd"/>
-      <w:proofErr w:type="gramEnd"/>
       <w:r>
         <w:rPr>
           <w:rFonts w:ascii="Arial" w:hAnsi="Arial" w:cs="Arial"/>
@@ -3964,7 +4530,6 @@
           <w:szCs w:val="20"/>
         </w:rPr>
       </w:pPr>
-      <w:bookmarkStart w:id="5" w:name="_Toc238133306"/>
       <w:r>
         <w:rPr>
           <w:rFonts w:ascii="Arial" w:hAnsi="Arial" w:cs="Arial"/>
@@ -4055,9 +4620,23 @@
           <w:sz w:val="20"/>
           <w:szCs w:val="20"/>
         </w:rPr>
-        <w:t>: Properties</w:t>
-      </w:r>
-      <w:bookmarkEnd w:id="5"/>
+        <w:t xml:space="preserve">: Configuração do </w:t>
+      </w:r>
+      <w:proofErr w:type="spellStart"/>
+      <w:r>
+        <w:rPr>
+          <w:rFonts w:ascii="Arial" w:hAnsi="Arial" w:cs="Arial"/>
+          <w:b/>
+          <w:bCs/>
+          <w:i w:val="0"/>
+          <w:iCs w:val="0"/>
+          <w:color w:val="auto"/>
+          <w:sz w:val="20"/>
+          <w:szCs w:val="20"/>
+        </w:rPr>
+        <w:t>application.properties</w:t>
+      </w:r>
+      <w:proofErr w:type="spellEnd"/>
     </w:p>
     <w:p>
       <w:pPr>
@@ -4082,7 +4661,7 @@
           <w:szCs w:val="24"/>
         </w:rPr>
       </w:pPr>
-      <w:bookmarkStart w:id="6" w:name="_Toc238133369"/>
+      <w:bookmarkStart w:id="5" w:name="_Toc238133369"/>
       <w:r>
         <w:rPr>
           <w:rFonts w:ascii="Arial" w:hAnsi="Arial" w:cs="Arial"/>
@@ -4094,7 +4673,7 @@
         </w:rPr>
         <w:t>2.3 Fundamentação e Arquitetura MVC No Spring Boot</w:t>
       </w:r>
-      <w:bookmarkEnd w:id="6"/>
+      <w:bookmarkEnd w:id="5"/>
     </w:p>
     <w:p>
       <w:pPr>
@@ -4109,8 +4688,298 @@
         <w:rPr>
           <w:rFonts w:ascii="Arial" w:hAnsi="Arial" w:cs="Arial"/>
         </w:rPr>
-        <w:t>O sistema foi estruturado seguindo rigorosamente a separação de responsabilidades em camadas:</w:t>
-      </w:r>
+        <w:t xml:space="preserve">A arquitetura MVC no Spring Boot é baseada na separação de responsabilidades entre as camadas Model, </w:t>
+      </w:r>
+      <w:proofErr w:type="spellStart"/>
+      <w:r>
+        <w:rPr>
+          <w:rFonts w:ascii="Arial" w:hAnsi="Arial" w:cs="Arial"/>
+        </w:rPr>
+        <w:t>View</w:t>
+      </w:r>
+      <w:proofErr w:type="spellEnd"/>
+      <w:r>
+        <w:rPr>
+          <w:rFonts w:ascii="Arial" w:hAnsi="Arial" w:cs="Arial"/>
+        </w:rPr>
+        <w:t xml:space="preserve"> e </w:t>
+      </w:r>
+      <w:proofErr w:type="spellStart"/>
+      <w:r>
+        <w:rPr>
+          <w:rFonts w:ascii="Arial" w:hAnsi="Arial" w:cs="Arial"/>
+        </w:rPr>
+        <w:t>Controller</w:t>
+      </w:r>
+      <w:proofErr w:type="spellEnd"/>
+      <w:r>
+        <w:rPr>
+          <w:rFonts w:ascii="Arial" w:hAnsi="Arial" w:cs="Arial"/>
+        </w:rPr>
+        <w:t>, garantindo organização, reutilização e fácil manutenção do código.</w:t>
+      </w:r>
+    </w:p>
+    <w:p>
+      <w:pPr>
+        <w:spacing w:line="360" w:lineRule="auto"/>
+        <w:ind w:firstLine="708"/>
+        <w:jc w:val="both"/>
+        <w:rPr>
+          <w:rFonts w:ascii="Arial" w:hAnsi="Arial" w:cs="Arial"/>
+        </w:rPr>
+      </w:pPr>
+      <w:r>
+        <w:rPr>
+          <w:rFonts w:ascii="Arial" w:hAnsi="Arial" w:cs="Arial"/>
+        </w:rPr>
+        <w:t>O Spring Boot aplica esse padrão de forma prática e integrada:</w:t>
+      </w:r>
+    </w:p>
+    <w:p>
+      <w:pPr>
+        <w:numPr>
+          <w:ilvl w:val="0"/>
+          <w:numId w:val="33"/>
+        </w:numPr>
+        <w:spacing w:line="360" w:lineRule="auto"/>
+        <w:jc w:val="both"/>
+        <w:rPr>
+          <w:rFonts w:ascii="Arial" w:hAnsi="Arial" w:cs="Arial"/>
+        </w:rPr>
+      </w:pPr>
+      <w:r>
+        <w:rPr>
+          <w:rFonts w:ascii="Arial" w:hAnsi="Arial" w:cs="Arial"/>
+        </w:rPr>
+        <w:t>A Model representa os dados e regras de negócio, com entidades anotadas por @Entity e validações.</w:t>
+      </w:r>
+    </w:p>
+    <w:p>
+      <w:pPr>
+        <w:numPr>
+          <w:ilvl w:val="0"/>
+          <w:numId w:val="33"/>
+        </w:numPr>
+        <w:spacing w:line="360" w:lineRule="auto"/>
+        <w:jc w:val="both"/>
+        <w:rPr>
+          <w:rFonts w:ascii="Arial" w:hAnsi="Arial" w:cs="Arial"/>
+        </w:rPr>
+      </w:pPr>
+      <w:r>
+        <w:rPr>
+          <w:rFonts w:ascii="Arial" w:hAnsi="Arial" w:cs="Arial"/>
+        </w:rPr>
+        <w:t xml:space="preserve">A </w:t>
+      </w:r>
+      <w:proofErr w:type="spellStart"/>
+      <w:r>
+        <w:rPr>
+          <w:rFonts w:ascii="Arial" w:hAnsi="Arial" w:cs="Arial"/>
+        </w:rPr>
+        <w:t>View</w:t>
+      </w:r>
+      <w:proofErr w:type="spellEnd"/>
+      <w:r>
+        <w:rPr>
+          <w:rFonts w:ascii="Arial" w:hAnsi="Arial" w:cs="Arial"/>
+        </w:rPr>
+        <w:t xml:space="preserve"> é a interface de apresentação, geralmente construída </w:t>
+      </w:r>
+      <w:r>
+        <w:rPr>
+          <w:rFonts w:ascii="Arial" w:hAnsi="Arial" w:cs="Arial"/>
+          <w:b/>
+          <w:bCs/>
+        </w:rPr>
+        <w:t xml:space="preserve">com </w:t>
+      </w:r>
+      <w:proofErr w:type="spellStart"/>
+      <w:r>
+        <w:rPr>
+          <w:rFonts w:ascii="Arial" w:hAnsi="Arial" w:cs="Arial"/>
+          <w:b/>
+          <w:bCs/>
+        </w:rPr>
+        <w:t>Thymeleaf</w:t>
+      </w:r>
+      <w:proofErr w:type="spellEnd"/>
+      <w:r>
+        <w:rPr>
+          <w:rFonts w:ascii="Arial" w:hAnsi="Arial" w:cs="Arial"/>
+        </w:rPr>
+        <w:t xml:space="preserve">, </w:t>
+      </w:r>
+      <w:proofErr w:type="spellStart"/>
+      <w:r>
+        <w:rPr>
+          <w:rFonts w:ascii="Arial" w:hAnsi="Arial" w:cs="Arial"/>
+        </w:rPr>
+        <w:t>Bootstrap</w:t>
+      </w:r>
+      <w:proofErr w:type="spellEnd"/>
+      <w:r>
+        <w:rPr>
+          <w:rFonts w:ascii="Arial" w:hAnsi="Arial" w:cs="Arial"/>
+        </w:rPr>
+        <w:t xml:space="preserve"> 5 e Tom </w:t>
+      </w:r>
+      <w:proofErr w:type="spellStart"/>
+      <w:r>
+        <w:rPr>
+          <w:rFonts w:ascii="Arial" w:hAnsi="Arial" w:cs="Arial"/>
+        </w:rPr>
+        <w:t>Select</w:t>
+      </w:r>
+      <w:proofErr w:type="spellEnd"/>
+      <w:r>
+        <w:rPr>
+          <w:rFonts w:ascii="Arial" w:hAnsi="Arial" w:cs="Arial"/>
+        </w:rPr>
+        <w:t>, responsável por exibir informações ao usuário.</w:t>
+      </w:r>
+    </w:p>
+    <w:p>
+      <w:pPr>
+        <w:numPr>
+          <w:ilvl w:val="0"/>
+          <w:numId w:val="33"/>
+        </w:numPr>
+        <w:spacing w:line="360" w:lineRule="auto"/>
+        <w:jc w:val="both"/>
+        <w:rPr>
+          <w:rFonts w:ascii="Arial" w:hAnsi="Arial" w:cs="Arial"/>
+        </w:rPr>
+      </w:pPr>
+      <w:r>
+        <w:rPr>
+          <w:rFonts w:ascii="Arial" w:hAnsi="Arial" w:cs="Arial"/>
+        </w:rPr>
+        <w:t xml:space="preserve">O </w:t>
+      </w:r>
+      <w:proofErr w:type="spellStart"/>
+      <w:r>
+        <w:rPr>
+          <w:rFonts w:ascii="Arial" w:hAnsi="Arial" w:cs="Arial"/>
+        </w:rPr>
+        <w:t>Controller</w:t>
+      </w:r>
+      <w:proofErr w:type="spellEnd"/>
+      <w:r>
+        <w:rPr>
+          <w:rFonts w:ascii="Arial" w:hAnsi="Arial" w:cs="Arial"/>
+        </w:rPr>
+        <w:t xml:space="preserve"> gerencia as requisições HTTP, usando @GetMapping e @PostMapping para direcionar o fluxo entre a </w:t>
+      </w:r>
+      <w:proofErr w:type="spellStart"/>
+      <w:r>
+        <w:rPr>
+          <w:rFonts w:ascii="Arial" w:hAnsi="Arial" w:cs="Arial"/>
+        </w:rPr>
+        <w:t>View</w:t>
+      </w:r>
+      <w:proofErr w:type="spellEnd"/>
+      <w:r>
+        <w:rPr>
+          <w:rFonts w:ascii="Arial" w:hAnsi="Arial" w:cs="Arial"/>
+        </w:rPr>
+        <w:t xml:space="preserve"> e o Service.</w:t>
+      </w:r>
+    </w:p>
+    <w:p>
+      <w:pPr>
+        <w:spacing w:line="360" w:lineRule="auto"/>
+        <w:ind w:firstLine="708"/>
+        <w:jc w:val="both"/>
+        <w:rPr>
+          <w:rFonts w:ascii="Arial" w:hAnsi="Arial" w:cs="Arial"/>
+        </w:rPr>
+      </w:pPr>
+      <w:r>
+        <w:rPr>
+          <w:rFonts w:ascii="Arial" w:hAnsi="Arial" w:cs="Arial"/>
+        </w:rPr>
+        <w:lastRenderedPageBreak/>
+        <w:t xml:space="preserve">Além dessas, o Service e o </w:t>
+      </w:r>
+      <w:proofErr w:type="spellStart"/>
+      <w:r>
+        <w:rPr>
+          <w:rFonts w:ascii="Arial" w:hAnsi="Arial" w:cs="Arial"/>
+        </w:rPr>
+        <w:t>Repository</w:t>
+      </w:r>
+      <w:proofErr w:type="spellEnd"/>
+      <w:r>
+        <w:rPr>
+          <w:rFonts w:ascii="Arial" w:hAnsi="Arial" w:cs="Arial"/>
+        </w:rPr>
+        <w:t xml:space="preserve"> complementam a arquitetura: o Service concentra as regras de negócio e transações (@Transactional), enquanto o </w:t>
+      </w:r>
+      <w:proofErr w:type="spellStart"/>
+      <w:r>
+        <w:rPr>
+          <w:rFonts w:ascii="Arial" w:hAnsi="Arial" w:cs="Arial"/>
+        </w:rPr>
+        <w:t>Repository</w:t>
+      </w:r>
+      <w:proofErr w:type="spellEnd"/>
+      <w:r>
+        <w:rPr>
+          <w:rFonts w:ascii="Arial" w:hAnsi="Arial" w:cs="Arial"/>
+        </w:rPr>
+        <w:t xml:space="preserve"> faz o acesso aos dados via Spring Data JPA e consultas derivadas.</w:t>
+      </w:r>
+    </w:p>
+    <w:p>
+      <w:pPr>
+        <w:spacing w:line="360" w:lineRule="auto"/>
+        <w:ind w:firstLine="708"/>
+        <w:jc w:val="both"/>
+        <w:rPr>
+          <w:rFonts w:ascii="Arial" w:hAnsi="Arial" w:cs="Arial"/>
+        </w:rPr>
+      </w:pPr>
+      <w:r>
+        <w:rPr>
+          <w:rFonts w:ascii="Arial" w:hAnsi="Arial" w:cs="Arial"/>
+        </w:rPr>
+        <w:t xml:space="preserve">A </w:t>
+      </w:r>
+      <w:r>
+        <w:rPr>
+          <w:rFonts w:ascii="Arial" w:hAnsi="Arial" w:cs="Arial"/>
+        </w:rPr>
+        <w:t>estrutura</w:t>
+      </w:r>
+      <w:r>
+        <w:rPr>
+          <w:rFonts w:ascii="Arial" w:hAnsi="Arial" w:cs="Arial"/>
+        </w:rPr>
+        <w:t xml:space="preserve"> do projeto </w:t>
+      </w:r>
+      <w:r>
+        <w:rPr>
+          <w:rFonts w:ascii="Arial" w:hAnsi="Arial" w:cs="Arial"/>
+        </w:rPr>
+        <w:t>permite que cada camada evolua de forma independente, favorecendo testes, escalabilidade e clareza no desenvolvimento</w:t>
+      </w:r>
+      <w:r>
+        <w:rPr>
+          <w:rFonts w:ascii="Arial" w:hAnsi="Arial" w:cs="Arial"/>
+        </w:rPr>
+        <w:t>:</w:t>
+      </w:r>
+    </w:p>
+    <w:p>
+      <w:pPr>
+        <w:spacing w:line="360" w:lineRule="auto"/>
+        <w:ind w:firstLine="708"/>
+        <w:jc w:val="both"/>
+        <w:rPr>
+          <w:rFonts w:ascii="Arial" w:hAnsi="Arial" w:cs="Arial"/>
+        </w:rPr>
+      </w:pPr>
     </w:p>
     <w:p>
       <w:pPr>
@@ -4132,16 +5001,92 @@
       </w:pPr>
       <w:r>
         <w:rPr>
-          <w:rFonts w:ascii="Arial" w:hAnsi="Arial" w:cs="Arial"/>
           <w:noProof/>
-          <w:bdr w:val="single" w:sz="4" w:space="0" w:color="auto"/>
-        </w:rPr>
-        <w:lastRenderedPageBreak/>
+        </w:rPr>
+        <mc:AlternateContent>
+          <mc:Choice Requires="wps">
+            <w:drawing>
+              <wp:anchor distT="0" distB="0" distL="114300" distR="114300" simplePos="0" relativeHeight="251660288" behindDoc="0" locked="0" layoutInCell="1" allowOverlap="1" wp14:anchorId="27C8EC64" wp14:editId="09E2DB6B">
+                <wp:simplePos x="0" y="0"/>
+                <wp:positionH relativeFrom="column">
+                  <wp:posOffset>4046855</wp:posOffset>
+                </wp:positionH>
+                <wp:positionV relativeFrom="paragraph">
+                  <wp:posOffset>7952</wp:posOffset>
+                </wp:positionV>
+                <wp:extent cx="788366" cy="174929"/>
+                <wp:effectExtent l="0" t="0" r="12065" b="15875"/>
+                <wp:wrapNone/>
+                <wp:docPr id="883750507" name="Retângulo 3"/>
+                <wp:cNvGraphicFramePr/>
+                <a:graphic xmlns:a="http://schemas.openxmlformats.org/drawingml/2006/main">
+                  <a:graphicData uri="http://schemas.microsoft.com/office/word/2010/wordprocessingShape">
+                    <wps:wsp>
+                      <wps:cNvSpPr/>
+                      <wps:spPr>
+                        <a:xfrm>
+                          <a:off x="0" y="0"/>
+                          <a:ext cx="788366" cy="174929"/>
+                        </a:xfrm>
+                        <a:prstGeom prst="rect">
+                          <a:avLst/>
+                        </a:prstGeom>
+                        <a:solidFill>
+                          <a:schemeClr val="bg1">
+                            <a:lumMod val="95000"/>
+                          </a:schemeClr>
+                        </a:solidFill>
+                        <a:ln w="3175">
+                          <a:solidFill>
+                            <a:schemeClr val="bg1"/>
+                          </a:solidFill>
+                        </a:ln>
+                      </wps:spPr>
+                      <wps:style>
+                        <a:lnRef idx="2">
+                          <a:schemeClr val="accent1">
+                            <a:shade val="15000"/>
+                          </a:schemeClr>
+                        </a:lnRef>
+                        <a:fillRef idx="1">
+                          <a:schemeClr val="accent1"/>
+                        </a:fillRef>
+                        <a:effectRef idx="0">
+                          <a:schemeClr val="accent1"/>
+                        </a:effectRef>
+                        <a:fontRef idx="minor">
+                          <a:schemeClr val="lt1"/>
+                        </a:fontRef>
+                      </wps:style>
+                      <wps:bodyPr rot="0" spcFirstLastPara="0" vertOverflow="overflow" horzOverflow="overflow" vert="horz" wrap="square" lIns="91440" tIns="45720" rIns="91440" bIns="45720" numCol="1" spcCol="0" rtlCol="0" fromWordArt="0" anchor="ctr" anchorCtr="0" forceAA="0" compatLnSpc="1">
+                        <a:prstTxWarp prst="textNoShape">
+                          <a:avLst/>
+                        </a:prstTxWarp>
+                        <a:noAutofit/>
+                      </wps:bodyPr>
+                    </wps:wsp>
+                  </a:graphicData>
+                </a:graphic>
+              </wp:anchor>
+            </w:drawing>
+          </mc:Choice>
+          <mc:Fallback>
+            <w:pict>
+              <v:rect w14:anchorId="03ABB3A4" id="Retângulo 3" o:spid="_x0000_s1026" style="position:absolute;margin-left:318.65pt;margin-top:.65pt;width:62.1pt;height:13.75pt;z-index:251660288;visibility:visible;mso-wrap-style:square;mso-wrap-distance-left:9pt;mso-wrap-distance-top:0;mso-wrap-distance-right:9pt;mso-wrap-distance-bottom:0;mso-position-horizontal:absolute;mso-position-horizontal-relative:text;mso-position-vertical:absolute;mso-position-vertical-relative:text;v-text-anchor:middle" o:gfxdata="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" fillcolor="#f2f2f2 [3052]" strokecolor="white [3212]" strokeweight=".25pt"/>
+            </w:pict>
+          </mc:Fallback>
+        </mc:AlternateContent>
+      </w:r>
+      <w:r>
+        <w:rPr>
+          <w:noProof/>
+          <w:bdr w:val="single" w:sz="6" w:space="0" w:color="000000" w:themeColor="text1"/>
+        </w:rPr>
         <w:drawing>
-          <wp:inline distT="0" distB="0" distL="0" distR="0" wp14:anchorId="711A6BE7" wp14:editId="48201D7C">
-            <wp:extent cx="3108960" cy="3175955"/>
-            <wp:effectExtent l="0" t="0" r="0" b="5715"/>
-            <wp:docPr id="1114756904" name="Imagem 3"/>
+          <wp:inline distT="0" distB="0" distL="0" distR="0" wp14:anchorId="53E15067" wp14:editId="5F085CCE">
+            <wp:extent cx="3689406" cy="3928534"/>
+            <wp:effectExtent l="0" t="0" r="6350" b="0"/>
+            <wp:docPr id="1114441006" name="Imagem 2"/>
             <wp:cNvGraphicFramePr>
               <a:graphicFrameLocks xmlns:a="http://schemas.openxmlformats.org/drawingml/2006/main" noChangeAspect="1"/>
             </wp:cNvGraphicFramePr>
@@ -4149,7 +5094,7 @@
               <a:graphicData uri="http://schemas.openxmlformats.org/drawingml/2006/picture">
                 <pic:pic xmlns:pic="http://schemas.openxmlformats.org/drawingml/2006/picture">
                   <pic:nvPicPr>
-                    <pic:cNvPr id="1114756904" name="Imagem 1114756904"/>
+                    <pic:cNvPr id="1114441006" name="Imagem 1114441006"/>
                     <pic:cNvPicPr/>
                   </pic:nvPicPr>
                   <pic:blipFill rotWithShape="1">
@@ -4160,7 +5105,7 @@
                         </a:ext>
                       </a:extLst>
                     </a:blip>
-                    <a:srcRect t="8922" b="22978"/>
+                    <a:srcRect t="1667" b="12823"/>
                     <a:stretch>
                       <a:fillRect/>
                     </a:stretch>
@@ -4168,7 +5113,7 @@
                   <pic:spPr bwMode="auto">
                     <a:xfrm>
                       <a:off x="0" y="0"/>
-                      <a:ext cx="3132537" cy="3200040"/>
+                      <a:ext cx="3796696" cy="4042778"/>
                     </a:xfrm>
                     <a:prstGeom prst="rect">
                       <a:avLst/>
@@ -4176,9 +5121,6 @@
                     <a:ln>
                       <a:noFill/>
                     </a:ln>
-                    <a:effectLst>
-                      <a:softEdge rad="63500"/>
-                    </a:effectLst>
                     <a:extLst>
                       <a:ext uri="{53640926-AAD7-44D8-BBD7-CCE9431645EC}">
                         <a14:shadowObscured xmlns:a14="http://schemas.microsoft.com/office/drawing/2010/main"/>
@@ -4218,9 +5160,8 @@
           <w:sz w:val="20"/>
           <w:szCs w:val="20"/>
         </w:rPr>
-        <w:t xml:space="preserve">              </w:t>
-      </w:r>
-      <w:bookmarkStart w:id="7" w:name="_Toc238133307"/>
+        <w:t xml:space="preserve">          </w:t>
+      </w:r>
       <w:r>
         <w:rPr>
           <w:rFonts w:ascii="Arial" w:hAnsi="Arial" w:cs="Arial"/>
@@ -4311,9 +5252,65 @@
           <w:sz w:val="20"/>
           <w:szCs w:val="20"/>
         </w:rPr>
-        <w:t>: Arquitetura MVC com Spring Boot</w:t>
-      </w:r>
-      <w:bookmarkEnd w:id="7"/>
+        <w:t xml:space="preserve">: </w:t>
+      </w:r>
+      <w:proofErr w:type="spellStart"/>
+      <w:r>
+        <w:rPr>
+          <w:rFonts w:ascii="Arial" w:hAnsi="Arial" w:cs="Arial"/>
+          <w:b/>
+          <w:bCs/>
+          <w:i w:val="0"/>
+          <w:iCs w:val="0"/>
+          <w:color w:val="auto"/>
+          <w:sz w:val="20"/>
+          <w:szCs w:val="20"/>
+        </w:rPr>
+        <w:t>Arquitetuta</w:t>
+      </w:r>
+      <w:proofErr w:type="spellEnd"/>
+      <w:r>
+        <w:rPr>
+          <w:rFonts w:ascii="Arial" w:hAnsi="Arial" w:cs="Arial"/>
+          <w:b/>
+          <w:bCs/>
+          <w:i w:val="0"/>
+          <w:iCs w:val="0"/>
+          <w:color w:val="auto"/>
+          <w:sz w:val="20"/>
+          <w:szCs w:val="20"/>
+        </w:rPr>
+        <w:t xml:space="preserve"> MVC com Spring Boot</w:t>
+      </w:r>
+    </w:p>
+    <w:p>
+      <w:pPr>
+        <w:pStyle w:val="Legenda"/>
+        <w:jc w:val="center"/>
+        <w:rPr>
+          <w:rFonts w:ascii="Arial" w:hAnsi="Arial" w:cs="Arial"/>
+          <w:b/>
+          <w:bCs/>
+          <w:i w:val="0"/>
+          <w:iCs w:val="0"/>
+          <w:color w:val="auto"/>
+          <w:sz w:val="20"/>
+          <w:szCs w:val="20"/>
+        </w:rPr>
+      </w:pPr>
+      <w:r>
+        <w:rPr>
+          <w:rFonts w:ascii="Arial" w:hAnsi="Arial" w:cs="Arial"/>
+          <w:b/>
+          <w:bCs/>
+          <w:i w:val="0"/>
+          <w:iCs w:val="0"/>
+          <w:color w:val="auto"/>
+          <w:sz w:val="20"/>
+          <w:szCs w:val="20"/>
+        </w:rPr>
+        <w:t xml:space="preserve">              </w:t>
+      </w:r>
     </w:p>
     <w:p>
       <w:pPr>
@@ -4413,6 +5410,7 @@
           <w:b/>
           <w:bCs/>
         </w:rPr>
+        <w:lastRenderedPageBreak/>
         <w:t>Repository</w:t>
       </w:r>
       <w:proofErr w:type="spellEnd"/>
@@ -4704,7 +5702,7 @@
           <w:szCs w:val="24"/>
         </w:rPr>
       </w:pPr>
-      <w:bookmarkStart w:id="8" w:name="_Toc238133370"/>
+      <w:bookmarkStart w:id="6" w:name="_Toc238133370"/>
       <w:r>
         <w:rPr>
           <w:rFonts w:ascii="Arial" w:hAnsi="Arial" w:cs="Arial"/>
@@ -4714,7 +5712,6 @@
           <w:sz w:val="24"/>
           <w:szCs w:val="24"/>
         </w:rPr>
-        <w:lastRenderedPageBreak/>
         <w:t>3</w:t>
       </w:r>
       <w:r>
@@ -4728,7 +5725,7 @@
         </w:rPr>
         <w:t>. ATIVIDADES PRÁTICAS EXECUTADAS</w:t>
       </w:r>
-      <w:bookmarkEnd w:id="8"/>
+      <w:bookmarkEnd w:id="6"/>
     </w:p>
     <w:p>
       <w:pPr>
@@ -4838,7 +5835,7 @@
           <w:szCs w:val="24"/>
         </w:rPr>
       </w:pPr>
-      <w:bookmarkStart w:id="9" w:name="_Toc238133371"/>
+      <w:bookmarkStart w:id="7" w:name="_Toc238133371"/>
       <w:r>
         <w:rPr>
           <w:rFonts w:ascii="Arial" w:hAnsi="Arial" w:cs="Arial"/>
@@ -4861,7 +5858,7 @@
         </w:rPr>
         <w:t>.1 Banco de Dados e Modelagem Relacional</w:t>
       </w:r>
-      <w:bookmarkEnd w:id="9"/>
+      <w:bookmarkEnd w:id="7"/>
     </w:p>
     <w:p>
       <w:pPr>
@@ -4960,6 +5957,7 @@
           <w:noProof/>
           <w:bdr w:val="single" w:sz="8" w:space="0" w:color="auto"/>
         </w:rPr>
+        <w:lastRenderedPageBreak/>
         <w:drawing>
           <wp:inline distT="0" distB="0" distL="0" distR="0" wp14:anchorId="5D2DE7BA" wp14:editId="2483FC18">
             <wp:extent cx="5150684" cy="3408884"/>
@@ -5018,7 +6016,19 @@
           <w:szCs w:val="20"/>
         </w:rPr>
       </w:pPr>
-      <w:bookmarkStart w:id="10" w:name="_Toc238133308"/>
+      <w:r>
+        <w:rPr>
+          <w:rFonts w:ascii="Arial" w:hAnsi="Arial" w:cs="Arial"/>
+          <w:b/>
+          <w:bCs/>
+          <w:i w:val="0"/>
+          <w:iCs w:val="0"/>
+          <w:color w:val="auto"/>
+          <w:sz w:val="20"/>
+          <w:szCs w:val="20"/>
+        </w:rPr>
+        <w:t xml:space="preserve">        </w:t>
+      </w:r>
       <w:r>
         <w:rPr>
           <w:rFonts w:ascii="Arial" w:hAnsi="Arial" w:cs="Arial"/>
@@ -5109,36 +6119,10 @@
           <w:sz w:val="20"/>
           <w:szCs w:val="20"/>
         </w:rPr>
-        <w:t xml:space="preserve">: Modelo Lógico </w:t>
-      </w:r>
-      <w:r>
-        <w:rPr>
-          <w:rFonts w:ascii="Arial" w:hAnsi="Arial" w:cs="Arial"/>
-          <w:b/>
-          <w:bCs/>
-          <w:i w:val="0"/>
-          <w:iCs w:val="0"/>
-          <w:color w:val="auto"/>
-          <w:sz w:val="20"/>
-          <w:szCs w:val="20"/>
-        </w:rPr>
-        <w:t xml:space="preserve">- </w:t>
-      </w:r>
-      <w:r>
-        <w:rPr>
-          <w:rFonts w:ascii="Arial" w:hAnsi="Arial" w:cs="Arial"/>
-          <w:b/>
-          <w:bCs/>
-          <w:i w:val="0"/>
-          <w:iCs w:val="0"/>
-          <w:color w:val="auto"/>
-          <w:sz w:val="20"/>
-          <w:szCs w:val="20"/>
-        </w:rPr>
-        <w:t>Sistema de Controle de Clientes e Pedidos</w:t>
-      </w:r>
-      <w:bookmarkEnd w:id="10"/>
-    </w:p>
+        <w:t>: Modelo Lógico - Sistema de Controle de Clientes e Pedidos</w:t>
+      </w:r>
+    </w:p>
+    <w:p/>
     <w:p>
       <w:pPr>
         <w:pStyle w:val="Ttulo2"/>
@@ -5151,7 +6135,7 @@
           <w:szCs w:val="24"/>
         </w:rPr>
       </w:pPr>
-      <w:bookmarkStart w:id="11" w:name="_Toc238133372"/>
+      <w:bookmarkStart w:id="8" w:name="_Toc238133372"/>
       <w:r>
         <w:rPr>
           <w:rFonts w:ascii="Arial" w:hAnsi="Arial" w:cs="Arial"/>
@@ -5175,120 +6159,231 @@
         </w:rPr>
         <w:t>.2 Mapeamento Objeto-Relacional (Camada Model)</w:t>
       </w:r>
-      <w:bookmarkEnd w:id="11"/>
-    </w:p>
-    <w:p>
-      <w:pPr>
+      <w:bookmarkEnd w:id="8"/>
+    </w:p>
+    <w:p>
+      <w:pPr>
+        <w:pStyle w:val="Ttulo2"/>
+        <w:spacing w:line="360" w:lineRule="auto"/>
+        <w:ind w:firstLine="360"/>
+        <w:rPr>
+          <w:rFonts w:ascii="Arial" w:hAnsi="Arial" w:cs="Arial"/>
+          <w:color w:val="auto"/>
+          <w:sz w:val="24"/>
+          <w:szCs w:val="24"/>
+        </w:rPr>
+      </w:pPr>
+      <w:bookmarkStart w:id="9" w:name="_Toc238133373"/>
+      <w:r>
+        <w:rPr>
+          <w:rFonts w:ascii="Arial" w:hAnsi="Arial" w:cs="Arial"/>
+          <w:color w:val="auto"/>
+          <w:sz w:val="24"/>
+          <w:szCs w:val="24"/>
+        </w:rPr>
+        <w:t xml:space="preserve">Foram mapeadas as 8 entidades do sistema, incorporando recursos avançados de engenharia de software: </w:t>
+      </w:r>
+    </w:p>
+    <w:p>
+      <w:pPr>
+        <w:pStyle w:val="Ttulo2"/>
         <w:numPr>
           <w:ilvl w:val="0"/>
-          <w:numId w:val="24"/>
+          <w:numId w:val="34"/>
         </w:numPr>
         <w:spacing w:line="360" w:lineRule="auto"/>
-        <w:jc w:val="both"/>
-        <w:rPr>
-          <w:rFonts w:ascii="Arial" w:hAnsi="Arial" w:cs="Arial"/>
-        </w:rPr>
-      </w:pPr>
-      <w:r>
-        <w:rPr>
-          <w:rFonts w:ascii="Arial" w:hAnsi="Arial" w:cs="Arial"/>
-        </w:rPr>
-        <w:t>Implementação das classes Java anotadas com @Entity, @Table, @Id, @Column, @ManyToOne, @OneToMany e @OneToOne.</w:t>
-      </w:r>
-    </w:p>
-    <w:p>
-      <w:pPr>
+        <w:rPr>
+          <w:rFonts w:ascii="Arial" w:hAnsi="Arial" w:cs="Arial"/>
+          <w:color w:val="auto"/>
+          <w:sz w:val="24"/>
+          <w:szCs w:val="24"/>
+        </w:rPr>
+      </w:pPr>
+      <w:r>
+        <w:rPr>
+          <w:rFonts w:ascii="Arial" w:hAnsi="Arial" w:cs="Arial"/>
+          <w:b/>
+          <w:bCs/>
+          <w:color w:val="auto"/>
+          <w:sz w:val="24"/>
+          <w:szCs w:val="24"/>
+        </w:rPr>
+        <w:t>Cliente &amp; Produto:</w:t>
+      </w:r>
+      <w:r>
+        <w:rPr>
+          <w:rFonts w:ascii="Arial" w:hAnsi="Arial" w:cs="Arial"/>
+          <w:color w:val="auto"/>
+          <w:sz w:val="24"/>
+          <w:szCs w:val="24"/>
+        </w:rPr>
+        <w:t xml:space="preserve"> Inclusão de campos de auditoria temporal automática (@CreationTimestamp, @UpdateTimestamp), validação de dados obrigatórios (@NotBlank, @Min, @Email) e suporte a desativação por Exclusão Lógica através da flag ativo = </w:t>
+      </w:r>
+      <w:proofErr w:type="spellStart"/>
+      <w:r>
+        <w:rPr>
+          <w:rFonts w:ascii="Arial" w:hAnsi="Arial" w:cs="Arial"/>
+          <w:color w:val="auto"/>
+          <w:sz w:val="24"/>
+          <w:szCs w:val="24"/>
+        </w:rPr>
+        <w:t>true</w:t>
+      </w:r>
+      <w:proofErr w:type="spellEnd"/>
+      <w:r>
+        <w:rPr>
+          <w:rFonts w:ascii="Arial" w:hAnsi="Arial" w:cs="Arial"/>
+          <w:color w:val="auto"/>
+          <w:sz w:val="24"/>
+          <w:szCs w:val="24"/>
+        </w:rPr>
+        <w:t xml:space="preserve">/false. </w:t>
+      </w:r>
+    </w:p>
+    <w:p>
+      <w:pPr>
+        <w:pStyle w:val="Ttulo2"/>
         <w:numPr>
           <w:ilvl w:val="0"/>
-          <w:numId w:val="24"/>
+          <w:numId w:val="34"/>
         </w:numPr>
         <w:spacing w:line="360" w:lineRule="auto"/>
-        <w:jc w:val="both"/>
-        <w:rPr>
-          <w:rFonts w:ascii="Arial" w:hAnsi="Arial" w:cs="Arial"/>
-        </w:rPr>
-      </w:pPr>
-      <w:r>
-        <w:rPr>
-          <w:rFonts w:ascii="Arial" w:hAnsi="Arial" w:cs="Arial"/>
-        </w:rPr>
-        <w:t xml:space="preserve">Criação das entidades: Cliente, Categoria, Produto, Estoque, Pedido, </w:t>
+        <w:rPr>
+          <w:rFonts w:ascii="Arial" w:hAnsi="Arial" w:cs="Arial"/>
+          <w:color w:val="auto"/>
+          <w:sz w:val="24"/>
+          <w:szCs w:val="24"/>
+        </w:rPr>
+      </w:pPr>
+      <w:r>
+        <w:rPr>
+          <w:rFonts w:ascii="Arial" w:hAnsi="Arial" w:cs="Arial"/>
+          <w:b/>
+          <w:bCs/>
+          <w:color w:val="auto"/>
+          <w:sz w:val="24"/>
+          <w:szCs w:val="24"/>
+        </w:rPr>
+        <w:t>Estoque:</w:t>
+      </w:r>
+      <w:r>
+        <w:rPr>
+          <w:rFonts w:ascii="Arial" w:hAnsi="Arial" w:cs="Arial"/>
+          <w:color w:val="auto"/>
+          <w:sz w:val="24"/>
+          <w:szCs w:val="24"/>
+        </w:rPr>
+        <w:t xml:space="preserve"> Implementação de @Version </w:t>
       </w:r>
       <w:proofErr w:type="spellStart"/>
       <w:r>
         <w:rPr>
           <w:rFonts w:ascii="Arial" w:hAnsi="Arial" w:cs="Arial"/>
-        </w:rPr>
-        <w:t>ItemPedido</w:t>
+          <w:color w:val="auto"/>
+          <w:sz w:val="24"/>
+          <w:szCs w:val="24"/>
+        </w:rPr>
+        <w:t>private</w:t>
       </w:r>
       <w:proofErr w:type="spellEnd"/>
       <w:r>
         <w:rPr>
           <w:rFonts w:ascii="Arial" w:hAnsi="Arial" w:cs="Arial"/>
-        </w:rPr>
-        <w:t xml:space="preserve">, </w:t>
+          <w:color w:val="auto"/>
+          <w:sz w:val="24"/>
+          <w:szCs w:val="24"/>
+        </w:rPr>
+        <w:t xml:space="preserve"> </w:t>
       </w:r>
       <w:proofErr w:type="spellStart"/>
       <w:r>
         <w:rPr>
           <w:rFonts w:ascii="Arial" w:hAnsi="Arial" w:cs="Arial"/>
-        </w:rPr>
-        <w:t>AlertaEstoque</w:t>
+          <w:color w:val="auto"/>
+          <w:sz w:val="24"/>
+          <w:szCs w:val="24"/>
+        </w:rPr>
+        <w:t>Long</w:t>
       </w:r>
       <w:proofErr w:type="spellEnd"/>
       <w:r>
         <w:rPr>
           <w:rFonts w:ascii="Arial" w:hAnsi="Arial" w:cs="Arial"/>
-        </w:rPr>
-        <w:t xml:space="preserve"> e </w:t>
+          <w:color w:val="auto"/>
+          <w:sz w:val="24"/>
+          <w:szCs w:val="24"/>
+        </w:rPr>
+        <w:t xml:space="preserve"> </w:t>
       </w:r>
       <w:proofErr w:type="spellStart"/>
       <w:r>
         <w:rPr>
           <w:rFonts w:ascii="Arial" w:hAnsi="Arial" w:cs="Arial"/>
-        </w:rPr>
-        <w:t>UsuarioAdmin</w:t>
+          <w:color w:val="auto"/>
+          <w:sz w:val="24"/>
+          <w:szCs w:val="24"/>
+        </w:rPr>
+        <w:t>version</w:t>
       </w:r>
       <w:proofErr w:type="spellEnd"/>
       <w:r>
         <w:rPr>
           <w:rFonts w:ascii="Arial" w:hAnsi="Arial" w:cs="Arial"/>
-        </w:rPr>
-        <w:t>.</w:t>
-      </w:r>
-    </w:p>
-    <w:p>
-      <w:pPr>
+          <w:color w:val="auto"/>
+          <w:sz w:val="24"/>
+          <w:szCs w:val="24"/>
+        </w:rPr>
+        <w:t xml:space="preserve"> para viabilizar controle de concorrência otimista e evitar problemas de gravação concorrente (</w:t>
+      </w:r>
+      <w:proofErr w:type="spellStart"/>
+      <w:r>
+        <w:rPr>
+          <w:rFonts w:ascii="Arial" w:hAnsi="Arial" w:cs="Arial"/>
+          <w:i/>
+          <w:iCs/>
+          <w:color w:val="auto"/>
+          <w:sz w:val="24"/>
+          <w:szCs w:val="24"/>
+        </w:rPr>
+        <w:t>lost</w:t>
+      </w:r>
+      <w:proofErr w:type="spellEnd"/>
+      <w:r>
+        <w:rPr>
+          <w:rFonts w:ascii="Arial" w:hAnsi="Arial" w:cs="Arial"/>
+          <w:i/>
+          <w:iCs/>
+          <w:color w:val="auto"/>
+          <w:sz w:val="24"/>
+          <w:szCs w:val="24"/>
+        </w:rPr>
+        <w:t xml:space="preserve"> updates</w:t>
+      </w:r>
+      <w:r>
+        <w:rPr>
+          <w:rFonts w:ascii="Arial" w:hAnsi="Arial" w:cs="Arial"/>
+          <w:color w:val="auto"/>
+          <w:sz w:val="24"/>
+          <w:szCs w:val="24"/>
+        </w:rPr>
+        <w:t xml:space="preserve">). </w:t>
+      </w:r>
+    </w:p>
+    <w:p>
+      <w:pPr>
+        <w:pStyle w:val="Ttulo2"/>
         <w:numPr>
           <w:ilvl w:val="0"/>
-          <w:numId w:val="24"/>
+          <w:numId w:val="34"/>
         </w:numPr>
         <w:spacing w:line="360" w:lineRule="auto"/>
-        <w:jc w:val="both"/>
-        <w:rPr>
-          <w:rFonts w:ascii="Arial" w:hAnsi="Arial" w:cs="Arial"/>
-        </w:rPr>
-      </w:pPr>
-      <w:r>
-        <w:rPr>
-          <w:rFonts w:ascii="Arial" w:hAnsi="Arial" w:cs="Arial"/>
-        </w:rPr>
-        <w:t>Configuração dos relacionamentos bidirecionais para permitir navegação entre objetos e consultas eficientes.</w:t>
-      </w:r>
-    </w:p>
-    <w:p>
-      <w:pPr>
-        <w:pStyle w:val="Ttulo2"/>
-        <w:rPr>
-          <w:rFonts w:ascii="Arial" w:hAnsi="Arial" w:cs="Arial"/>
-          <w:b/>
-          <w:bCs/>
+        <w:rPr>
+          <w:rFonts w:ascii="Arial" w:hAnsi="Arial" w:cs="Arial"/>
           <w:color w:val="auto"/>
           <w:sz w:val="24"/>
           <w:szCs w:val="24"/>
         </w:rPr>
       </w:pPr>
-      <w:bookmarkStart w:id="12" w:name="_Toc238133373"/>
       <w:r>
         <w:rPr>
           <w:rFonts w:ascii="Arial" w:hAnsi="Arial" w:cs="Arial"/>
@@ -5298,8 +6393,9 @@
           <w:sz w:val="24"/>
           <w:szCs w:val="24"/>
         </w:rPr>
-        <w:t>3</w:t>
-      </w:r>
+        <w:t xml:space="preserve">Pedido &amp; </w:t>
+      </w:r>
+      <w:proofErr w:type="spellStart"/>
       <w:r>
         <w:rPr>
           <w:rFonts w:ascii="Arial" w:hAnsi="Arial" w:cs="Arial"/>
@@ -5309,9 +6405,9 @@
           <w:sz w:val="24"/>
           <w:szCs w:val="24"/>
         </w:rPr>
-        <w:t>.3 Camada de Repositório (</w:t>
-      </w:r>
-      <w:proofErr w:type="spellStart"/>
+        <w:t>ItemPedido</w:t>
+      </w:r>
+      <w:proofErr w:type="spellEnd"/>
       <w:r>
         <w:rPr>
           <w:rFonts w:ascii="Arial" w:hAnsi="Arial" w:cs="Arial"/>
@@ -5321,106 +6417,430 @@
           <w:sz w:val="24"/>
           <w:szCs w:val="24"/>
         </w:rPr>
-        <w:t>Repository</w:t>
-      </w:r>
-      <w:proofErr w:type="spellEnd"/>
-      <w:r>
-        <w:rPr>
-          <w:rFonts w:ascii="Arial" w:hAnsi="Arial" w:cs="Arial"/>
-          <w:b/>
-          <w:bCs/>
+        <w:t>:</w:t>
+      </w:r>
+      <w:r>
+        <w:rPr>
+          <w:rFonts w:ascii="Arial" w:hAnsi="Arial" w:cs="Arial"/>
           <w:color w:val="auto"/>
           <w:sz w:val="24"/>
           <w:szCs w:val="24"/>
         </w:rPr>
-        <w:t>)</w:t>
-      </w:r>
-      <w:bookmarkEnd w:id="12"/>
-    </w:p>
-    <w:p>
-      <w:pPr>
+        <w:t xml:space="preserve"> Configuração do relacionamento mestre-detalhe com </w:t>
+      </w:r>
+      <w:proofErr w:type="spellStart"/>
+      <w:r>
+        <w:rPr>
+          <w:rFonts w:ascii="Arial" w:hAnsi="Arial" w:cs="Arial"/>
+          <w:color w:val="auto"/>
+          <w:sz w:val="24"/>
+          <w:szCs w:val="24"/>
+        </w:rPr>
+        <w:t>cascade</w:t>
+      </w:r>
+      <w:proofErr w:type="spellEnd"/>
+      <w:r>
+        <w:rPr>
+          <w:rFonts w:ascii="Arial" w:hAnsi="Arial" w:cs="Arial"/>
+          <w:color w:val="auto"/>
+          <w:sz w:val="24"/>
+          <w:szCs w:val="24"/>
+        </w:rPr>
+        <w:t xml:space="preserve"> = </w:t>
+      </w:r>
+      <w:proofErr w:type="spellStart"/>
+      <w:r>
+        <w:rPr>
+          <w:rFonts w:ascii="Arial" w:hAnsi="Arial" w:cs="Arial"/>
+          <w:color w:val="auto"/>
+          <w:sz w:val="24"/>
+          <w:szCs w:val="24"/>
+        </w:rPr>
+        <w:t>CascadeType.ALL</w:t>
+      </w:r>
+      <w:proofErr w:type="spellEnd"/>
+      <w:r>
+        <w:rPr>
+          <w:rFonts w:ascii="Arial" w:hAnsi="Arial" w:cs="Arial"/>
+          <w:color w:val="auto"/>
+          <w:sz w:val="24"/>
+          <w:szCs w:val="24"/>
+        </w:rPr>
+        <w:t xml:space="preserve"> e </w:t>
+      </w:r>
+      <w:proofErr w:type="spellStart"/>
+      <w:r>
+        <w:rPr>
+          <w:rFonts w:ascii="Arial" w:hAnsi="Arial" w:cs="Arial"/>
+          <w:color w:val="auto"/>
+          <w:sz w:val="24"/>
+          <w:szCs w:val="24"/>
+        </w:rPr>
+        <w:t>orphanRemoval</w:t>
+      </w:r>
+      <w:proofErr w:type="spellEnd"/>
+      <w:r>
+        <w:rPr>
+          <w:rFonts w:ascii="Arial" w:hAnsi="Arial" w:cs="Arial"/>
+          <w:color w:val="auto"/>
+          <w:sz w:val="24"/>
+          <w:szCs w:val="24"/>
+        </w:rPr>
+        <w:t xml:space="preserve"> = </w:t>
+      </w:r>
+      <w:proofErr w:type="spellStart"/>
+      <w:r>
+        <w:rPr>
+          <w:rFonts w:ascii="Arial" w:hAnsi="Arial" w:cs="Arial"/>
+          <w:color w:val="auto"/>
+          <w:sz w:val="24"/>
+          <w:szCs w:val="24"/>
+        </w:rPr>
+        <w:t>true</w:t>
+      </w:r>
+      <w:proofErr w:type="spellEnd"/>
+      <w:r>
+        <w:rPr>
+          <w:rFonts w:ascii="Arial" w:hAnsi="Arial" w:cs="Arial"/>
+          <w:color w:val="auto"/>
+          <w:sz w:val="24"/>
+          <w:szCs w:val="24"/>
+        </w:rPr>
+        <w:t xml:space="preserve">, permitindo a persistência ou exclusão automática dos itens vinculados ao pedido. </w:t>
+      </w:r>
+    </w:p>
+    <w:p>
+      <w:pPr>
+        <w:pStyle w:val="Ttulo2"/>
         <w:numPr>
           <w:ilvl w:val="0"/>
-          <w:numId w:val="25"/>
+          <w:numId w:val="34"/>
         </w:numPr>
         <w:spacing w:line="360" w:lineRule="auto"/>
-        <w:jc w:val="both"/>
-        <w:rPr>
-          <w:rFonts w:ascii="Arial" w:hAnsi="Arial" w:cs="Arial"/>
-        </w:rPr>
-      </w:pPr>
-      <w:r>
-        <w:rPr>
-          <w:rFonts w:ascii="Arial" w:hAnsi="Arial" w:cs="Arial"/>
-        </w:rPr>
-        <w:t xml:space="preserve">Criação de interfaces que estendem </w:t>
-      </w:r>
+        <w:rPr>
+          <w:rFonts w:ascii="Arial" w:hAnsi="Arial" w:cs="Arial"/>
+          <w:color w:val="auto"/>
+          <w:sz w:val="24"/>
+          <w:szCs w:val="24"/>
+        </w:rPr>
+      </w:pPr>
       <w:proofErr w:type="spellStart"/>
       <w:r>
         <w:rPr>
           <w:rFonts w:ascii="Arial" w:hAnsi="Arial" w:cs="Arial"/>
-        </w:rPr>
-        <w:t>JpaRepository</w:t>
+          <w:b/>
+          <w:bCs/>
+          <w:color w:val="auto"/>
+          <w:sz w:val="24"/>
+          <w:szCs w:val="24"/>
+        </w:rPr>
+        <w:t>AlertaEstoque</w:t>
       </w:r>
       <w:proofErr w:type="spellEnd"/>
       <w:r>
         <w:rPr>
           <w:rFonts w:ascii="Arial" w:hAnsi="Arial" w:cs="Arial"/>
-        </w:rPr>
-        <w:t>, fornecendo métodos prontos para CRUD e consultas personalizadas.</w:t>
-      </w:r>
-    </w:p>
-    <w:p>
-      <w:pPr>
+          <w:b/>
+          <w:bCs/>
+          <w:color w:val="auto"/>
+          <w:sz w:val="24"/>
+          <w:szCs w:val="24"/>
+        </w:rPr>
+        <w:t xml:space="preserve"> &amp; </w:t>
+      </w:r>
+      <w:proofErr w:type="spellStart"/>
+      <w:r>
+        <w:rPr>
+          <w:rFonts w:ascii="Arial" w:hAnsi="Arial" w:cs="Arial"/>
+          <w:b/>
+          <w:bCs/>
+          <w:color w:val="auto"/>
+          <w:sz w:val="24"/>
+          <w:szCs w:val="24"/>
+        </w:rPr>
+        <w:t>UsuarioAdmin</w:t>
+      </w:r>
+      <w:proofErr w:type="spellEnd"/>
+      <w:r>
+        <w:rPr>
+          <w:rFonts w:ascii="Arial" w:hAnsi="Arial" w:cs="Arial"/>
+          <w:b/>
+          <w:bCs/>
+          <w:color w:val="auto"/>
+          <w:sz w:val="24"/>
+          <w:szCs w:val="24"/>
+        </w:rPr>
+        <w:t>:</w:t>
+      </w:r>
+      <w:r>
+        <w:rPr>
+          <w:rFonts w:ascii="Arial" w:hAnsi="Arial" w:cs="Arial"/>
+          <w:color w:val="auto"/>
+          <w:sz w:val="24"/>
+          <w:szCs w:val="24"/>
+        </w:rPr>
+        <w:t xml:space="preserve"> Mapeamento para controle de estoque de segurança e autenticação administrativa. </w:t>
+      </w:r>
+    </w:p>
+    <w:p>
+      <w:pPr>
+        <w:pStyle w:val="Ttulo2"/>
+        <w:rPr>
+          <w:rFonts w:ascii="Arial" w:hAnsi="Arial" w:cs="Arial"/>
+          <w:b/>
+          <w:bCs/>
+          <w:color w:val="auto"/>
+          <w:sz w:val="24"/>
+          <w:szCs w:val="24"/>
+        </w:rPr>
+      </w:pPr>
+      <w:r>
+        <w:rPr>
+          <w:rFonts w:ascii="Arial" w:hAnsi="Arial" w:cs="Arial"/>
+          <w:b/>
+          <w:bCs/>
+          <w:color w:val="auto"/>
+          <w:sz w:val="24"/>
+          <w:szCs w:val="24"/>
+        </w:rPr>
+        <w:t>3</w:t>
+      </w:r>
+      <w:r>
+        <w:rPr>
+          <w:rFonts w:ascii="Arial" w:hAnsi="Arial" w:cs="Arial"/>
+          <w:b/>
+          <w:bCs/>
+          <w:color w:val="auto"/>
+          <w:sz w:val="24"/>
+          <w:szCs w:val="24"/>
+        </w:rPr>
+        <w:t xml:space="preserve">.3 </w:t>
+      </w:r>
+      <w:bookmarkEnd w:id="9"/>
+      <w:r>
+        <w:rPr>
+          <w:rFonts w:ascii="Arial" w:hAnsi="Arial" w:cs="Arial"/>
+          <w:b/>
+          <w:bCs/>
+          <w:color w:val="auto"/>
+          <w:sz w:val="24"/>
+          <w:szCs w:val="24"/>
+        </w:rPr>
+        <w:t>Camada de Repositório e Queries Especializadas (</w:t>
+      </w:r>
+      <w:proofErr w:type="spellStart"/>
+      <w:r>
+        <w:rPr>
+          <w:rFonts w:ascii="Arial" w:hAnsi="Arial" w:cs="Arial"/>
+          <w:b/>
+          <w:bCs/>
+          <w:color w:val="auto"/>
+          <w:sz w:val="24"/>
+          <w:szCs w:val="24"/>
+        </w:rPr>
+        <w:t>Repository</w:t>
+      </w:r>
+      <w:proofErr w:type="spellEnd"/>
+      <w:r>
+        <w:rPr>
+          <w:rFonts w:ascii="Arial" w:hAnsi="Arial" w:cs="Arial"/>
+          <w:b/>
+          <w:bCs/>
+          <w:color w:val="auto"/>
+          <w:sz w:val="24"/>
+          <w:szCs w:val="24"/>
+        </w:rPr>
+        <w:t>)</w:t>
+      </w:r>
+    </w:p>
+    <w:p>
+      <w:pPr>
+        <w:pStyle w:val="Ttulo2"/>
+        <w:spacing w:line="360" w:lineRule="auto"/>
+        <w:ind w:firstLine="360"/>
+        <w:rPr>
+          <w:rFonts w:ascii="Arial" w:hAnsi="Arial" w:cs="Arial"/>
+          <w:color w:val="auto"/>
+          <w:sz w:val="24"/>
+          <w:szCs w:val="24"/>
+        </w:rPr>
+      </w:pPr>
+      <w:bookmarkStart w:id="10" w:name="_Toc238133374"/>
+      <w:r>
+        <w:rPr>
+          <w:rFonts w:ascii="Arial" w:hAnsi="Arial" w:cs="Arial"/>
+          <w:color w:val="auto"/>
+          <w:sz w:val="24"/>
+          <w:szCs w:val="24"/>
+        </w:rPr>
+        <w:t xml:space="preserve">As interfaces </w:t>
+      </w:r>
+      <w:proofErr w:type="spellStart"/>
+      <w:r>
+        <w:rPr>
+          <w:rFonts w:ascii="Arial" w:hAnsi="Arial" w:cs="Arial"/>
+          <w:color w:val="auto"/>
+          <w:sz w:val="24"/>
+          <w:szCs w:val="24"/>
+        </w:rPr>
+        <w:t>Repository</w:t>
+      </w:r>
+      <w:proofErr w:type="spellEnd"/>
+      <w:r>
+        <w:rPr>
+          <w:rFonts w:ascii="Arial" w:hAnsi="Arial" w:cs="Arial"/>
+          <w:color w:val="auto"/>
+          <w:sz w:val="24"/>
+          <w:szCs w:val="24"/>
+        </w:rPr>
+        <w:t xml:space="preserve"> foram desenvolvidas com métodos derivados e consultas customizadas em JPQL: </w:t>
+      </w:r>
+    </w:p>
+    <w:p>
+      <w:pPr>
+        <w:pStyle w:val="Ttulo2"/>
         <w:numPr>
           <w:ilvl w:val="0"/>
-          <w:numId w:val="25"/>
+          <w:numId w:val="35"/>
         </w:numPr>
         <w:spacing w:line="360" w:lineRule="auto"/>
-        <w:jc w:val="both"/>
-        <w:rPr>
-          <w:rFonts w:ascii="Arial" w:hAnsi="Arial" w:cs="Arial"/>
-        </w:rPr>
-      </w:pPr>
-      <w:r>
-        <w:rPr>
-          <w:rFonts w:ascii="Arial" w:hAnsi="Arial" w:cs="Arial"/>
-        </w:rPr>
-        <w:t>Implementação de consultas específicas, como busca por CPF do cliente e filtragem de pedidos por intervalo de datas.</w:t>
-      </w:r>
-    </w:p>
-    <w:p>
-      <w:pPr>
+        <w:rPr>
+          <w:rFonts w:ascii="Arial" w:hAnsi="Arial" w:cs="Arial"/>
+          <w:color w:val="auto"/>
+          <w:sz w:val="24"/>
+          <w:szCs w:val="24"/>
+        </w:rPr>
+      </w:pPr>
+      <w:proofErr w:type="spellStart"/>
+      <w:r>
+        <w:rPr>
+          <w:rFonts w:ascii="Arial" w:hAnsi="Arial" w:cs="Arial"/>
+          <w:b/>
+          <w:bCs/>
+          <w:color w:val="auto"/>
+          <w:sz w:val="24"/>
+          <w:szCs w:val="24"/>
+        </w:rPr>
+        <w:t>ClienteRepository</w:t>
+      </w:r>
+      <w:proofErr w:type="spellEnd"/>
+      <w:r>
+        <w:rPr>
+          <w:rFonts w:ascii="Arial" w:hAnsi="Arial" w:cs="Arial"/>
+          <w:b/>
+          <w:bCs/>
+          <w:color w:val="auto"/>
+          <w:sz w:val="24"/>
+          <w:szCs w:val="24"/>
+        </w:rPr>
+        <w:t>:</w:t>
+      </w:r>
+      <w:r>
+        <w:rPr>
+          <w:rFonts w:ascii="Arial" w:hAnsi="Arial" w:cs="Arial"/>
+          <w:color w:val="auto"/>
+          <w:sz w:val="24"/>
+          <w:szCs w:val="24"/>
+        </w:rPr>
+        <w:t xml:space="preserve"> Métodos </w:t>
+      </w:r>
+      <w:proofErr w:type="spellStart"/>
+      <w:r>
+        <w:rPr>
+          <w:rFonts w:ascii="Arial" w:hAnsi="Arial" w:cs="Arial"/>
+          <w:color w:val="auto"/>
+          <w:sz w:val="24"/>
+          <w:szCs w:val="24"/>
+        </w:rPr>
+        <w:t>findByCpf</w:t>
+      </w:r>
+      <w:proofErr w:type="spellEnd"/>
+      <w:r>
+        <w:rPr>
+          <w:rFonts w:ascii="Arial" w:hAnsi="Arial" w:cs="Arial"/>
+          <w:color w:val="auto"/>
+          <w:sz w:val="24"/>
+          <w:szCs w:val="24"/>
+        </w:rPr>
+        <w:t>(</w:t>
+      </w:r>
+      <w:proofErr w:type="spellStart"/>
+      <w:r>
+        <w:rPr>
+          <w:rFonts w:ascii="Arial" w:hAnsi="Arial" w:cs="Arial"/>
+          <w:color w:val="auto"/>
+          <w:sz w:val="24"/>
+          <w:szCs w:val="24"/>
+        </w:rPr>
+        <w:t>String</w:t>
+      </w:r>
+      <w:proofErr w:type="spellEnd"/>
+      <w:r>
+        <w:rPr>
+          <w:rFonts w:ascii="Arial" w:hAnsi="Arial" w:cs="Arial"/>
+          <w:color w:val="auto"/>
+          <w:sz w:val="24"/>
+          <w:szCs w:val="24"/>
+        </w:rPr>
+        <w:t xml:space="preserve"> </w:t>
+      </w:r>
+      <w:proofErr w:type="spellStart"/>
+      <w:r>
+        <w:rPr>
+          <w:rFonts w:ascii="Arial" w:hAnsi="Arial" w:cs="Arial"/>
+          <w:color w:val="auto"/>
+          <w:sz w:val="24"/>
+          <w:szCs w:val="24"/>
+        </w:rPr>
+        <w:t>cpf</w:t>
+      </w:r>
+      <w:proofErr w:type="spellEnd"/>
+      <w:r>
+        <w:rPr>
+          <w:rFonts w:ascii="Arial" w:hAnsi="Arial" w:cs="Arial"/>
+          <w:color w:val="auto"/>
+          <w:sz w:val="24"/>
+          <w:szCs w:val="24"/>
+        </w:rPr>
+        <w:t xml:space="preserve">) e </w:t>
+      </w:r>
+      <w:proofErr w:type="spellStart"/>
+      <w:r>
+        <w:rPr>
+          <w:rFonts w:ascii="Arial" w:hAnsi="Arial" w:cs="Arial"/>
+          <w:color w:val="auto"/>
+          <w:sz w:val="24"/>
+          <w:szCs w:val="24"/>
+        </w:rPr>
+        <w:t>findByAtivoTrue</w:t>
+      </w:r>
+      <w:proofErr w:type="spellEnd"/>
+      <w:r>
+        <w:rPr>
+          <w:rFonts w:ascii="Arial" w:hAnsi="Arial" w:cs="Arial"/>
+          <w:color w:val="auto"/>
+          <w:sz w:val="24"/>
+          <w:szCs w:val="24"/>
+        </w:rPr>
+        <w:t xml:space="preserve">() para filtrar apenas clientes em situação operacional ativa. </w:t>
+      </w:r>
+    </w:p>
+    <w:p>
+      <w:pPr>
+        <w:pStyle w:val="Ttulo2"/>
         <w:numPr>
           <w:ilvl w:val="0"/>
-          <w:numId w:val="25"/>
+          <w:numId w:val="35"/>
         </w:numPr>
         <w:spacing w:line="360" w:lineRule="auto"/>
-        <w:jc w:val="both"/>
-        <w:rPr>
-          <w:rFonts w:ascii="Arial" w:hAnsi="Arial" w:cs="Arial"/>
-        </w:rPr>
-      </w:pPr>
-      <w:r>
-        <w:rPr>
-          <w:rFonts w:ascii="Arial" w:hAnsi="Arial" w:cs="Arial"/>
-        </w:rPr>
-        <w:t>Testes de persistência para garantir o correto funcionamento das operações de leitura e escrita no banco.</w:t>
-      </w:r>
-    </w:p>
-    <w:p>
-      <w:pPr>
-        <w:pStyle w:val="Ttulo2"/>
-        <w:rPr>
-          <w:rFonts w:ascii="Arial" w:hAnsi="Arial" w:cs="Arial"/>
-          <w:b/>
-          <w:bCs/>
+        <w:rPr>
+          <w:rFonts w:ascii="Arial" w:hAnsi="Arial" w:cs="Arial"/>
           <w:color w:val="auto"/>
           <w:sz w:val="24"/>
           <w:szCs w:val="24"/>
         </w:rPr>
       </w:pPr>
-      <w:bookmarkStart w:id="13" w:name="_Toc238133374"/>
+      <w:proofErr w:type="spellStart"/>
       <w:r>
         <w:rPr>
           <w:rFonts w:ascii="Arial" w:hAnsi="Arial" w:cs="Arial"/>
@@ -5430,8 +6850,9 @@
           <w:sz w:val="24"/>
           <w:szCs w:val="24"/>
         </w:rPr>
-        <w:t>3</w:t>
-      </w:r>
+        <w:t>ProdutoRepository</w:t>
+      </w:r>
+      <w:proofErr w:type="spellEnd"/>
       <w:r>
         <w:rPr>
           <w:rFonts w:ascii="Arial" w:hAnsi="Arial" w:cs="Arial"/>
@@ -5441,9 +6862,363 @@
           <w:sz w:val="24"/>
           <w:szCs w:val="24"/>
         </w:rPr>
+        <w:t>:</w:t>
+      </w:r>
+      <w:r>
+        <w:rPr>
+          <w:rFonts w:ascii="Arial" w:hAnsi="Arial" w:cs="Arial"/>
+          <w:color w:val="auto"/>
+          <w:sz w:val="24"/>
+          <w:szCs w:val="24"/>
+        </w:rPr>
+        <w:t xml:space="preserve"> Métodos </w:t>
+      </w:r>
+      <w:proofErr w:type="spellStart"/>
+      <w:r>
+        <w:rPr>
+          <w:rFonts w:ascii="Arial" w:hAnsi="Arial" w:cs="Arial"/>
+          <w:color w:val="auto"/>
+          <w:sz w:val="24"/>
+          <w:szCs w:val="24"/>
+        </w:rPr>
+        <w:t>findByCategoriaIdCategoria</w:t>
+      </w:r>
+      <w:proofErr w:type="spellEnd"/>
+      <w:r>
+        <w:rPr>
+          <w:rFonts w:ascii="Arial" w:hAnsi="Arial" w:cs="Arial"/>
+          <w:color w:val="auto"/>
+          <w:sz w:val="24"/>
+          <w:szCs w:val="24"/>
+        </w:rPr>
+        <w:t xml:space="preserve">(...) e </w:t>
+      </w:r>
+      <w:proofErr w:type="spellStart"/>
+      <w:r>
+        <w:rPr>
+          <w:rFonts w:ascii="Arial" w:hAnsi="Arial" w:cs="Arial"/>
+          <w:color w:val="auto"/>
+          <w:sz w:val="24"/>
+          <w:szCs w:val="24"/>
+        </w:rPr>
+        <w:t>findByAtivoTrue</w:t>
+      </w:r>
+      <w:proofErr w:type="spellEnd"/>
+      <w:r>
+        <w:rPr>
+          <w:rFonts w:ascii="Arial" w:hAnsi="Arial" w:cs="Arial"/>
+          <w:color w:val="auto"/>
+          <w:sz w:val="24"/>
+          <w:szCs w:val="24"/>
+        </w:rPr>
+        <w:t xml:space="preserve">(). </w:t>
+      </w:r>
+    </w:p>
+    <w:p>
+      <w:pPr>
+        <w:pStyle w:val="Ttulo2"/>
+        <w:numPr>
+          <w:ilvl w:val="0"/>
+          <w:numId w:val="35"/>
+        </w:numPr>
+        <w:spacing w:line="360" w:lineRule="auto"/>
+        <w:rPr>
+          <w:rFonts w:ascii="Arial" w:hAnsi="Arial" w:cs="Arial"/>
+          <w:color w:val="auto"/>
+          <w:sz w:val="24"/>
+          <w:szCs w:val="24"/>
+        </w:rPr>
+      </w:pPr>
+      <w:proofErr w:type="spellStart"/>
+      <w:r>
+        <w:rPr>
+          <w:rFonts w:ascii="Arial" w:hAnsi="Arial" w:cs="Arial"/>
+          <w:b/>
+          <w:bCs/>
+          <w:color w:val="auto"/>
+          <w:sz w:val="24"/>
+          <w:szCs w:val="24"/>
+        </w:rPr>
+        <w:t>PedidoRepository</w:t>
+      </w:r>
+      <w:proofErr w:type="spellEnd"/>
+      <w:r>
+        <w:rPr>
+          <w:rFonts w:ascii="Arial" w:hAnsi="Arial" w:cs="Arial"/>
+          <w:b/>
+          <w:bCs/>
+          <w:color w:val="auto"/>
+          <w:sz w:val="24"/>
+          <w:szCs w:val="24"/>
+        </w:rPr>
+        <w:t>:</w:t>
+      </w:r>
+      <w:r>
+        <w:rPr>
+          <w:rFonts w:ascii="Arial" w:hAnsi="Arial" w:cs="Arial"/>
+          <w:color w:val="auto"/>
+          <w:sz w:val="24"/>
+          <w:szCs w:val="24"/>
+        </w:rPr>
+        <w:t xml:space="preserve"> Filtros especializados para emissão de relatórios </w:t>
+      </w:r>
+      <w:proofErr w:type="spellStart"/>
+      <w:r>
+        <w:rPr>
+          <w:rFonts w:ascii="Arial" w:hAnsi="Arial" w:cs="Arial"/>
+          <w:color w:val="auto"/>
+          <w:sz w:val="24"/>
+          <w:szCs w:val="24"/>
+        </w:rPr>
+        <w:t>findByClienteIdCliente</w:t>
+      </w:r>
+      <w:proofErr w:type="spellEnd"/>
+      <w:r>
+        <w:rPr>
+          <w:rFonts w:ascii="Arial" w:hAnsi="Arial" w:cs="Arial"/>
+          <w:color w:val="auto"/>
+          <w:sz w:val="24"/>
+          <w:szCs w:val="24"/>
+        </w:rPr>
+        <w:t xml:space="preserve">(...) e </w:t>
+      </w:r>
+      <w:proofErr w:type="spellStart"/>
+      <w:r>
+        <w:rPr>
+          <w:rFonts w:ascii="Arial" w:hAnsi="Arial" w:cs="Arial"/>
+          <w:color w:val="auto"/>
+          <w:sz w:val="24"/>
+          <w:szCs w:val="24"/>
+        </w:rPr>
+        <w:t>findByDataPedidoBetween</w:t>
+      </w:r>
+      <w:proofErr w:type="spellEnd"/>
+      <w:r>
+        <w:rPr>
+          <w:rFonts w:ascii="Arial" w:hAnsi="Arial" w:cs="Arial"/>
+          <w:color w:val="auto"/>
+          <w:sz w:val="24"/>
+          <w:szCs w:val="24"/>
+        </w:rPr>
+        <w:t>(</w:t>
+      </w:r>
+      <w:proofErr w:type="spellStart"/>
+      <w:r>
+        <w:rPr>
+          <w:rFonts w:ascii="Arial" w:hAnsi="Arial" w:cs="Arial"/>
+          <w:color w:val="auto"/>
+          <w:sz w:val="24"/>
+          <w:szCs w:val="24"/>
+        </w:rPr>
+        <w:t>inicio</w:t>
+      </w:r>
+      <w:proofErr w:type="spellEnd"/>
+      <w:r>
+        <w:rPr>
+          <w:rFonts w:ascii="Arial" w:hAnsi="Arial" w:cs="Arial"/>
+          <w:color w:val="auto"/>
+          <w:sz w:val="24"/>
+          <w:szCs w:val="24"/>
+        </w:rPr>
+        <w:t xml:space="preserve">, fim). </w:t>
+      </w:r>
+    </w:p>
+    <w:p>
+      <w:pPr>
+        <w:pStyle w:val="Ttulo2"/>
+        <w:numPr>
+          <w:ilvl w:val="0"/>
+          <w:numId w:val="35"/>
+        </w:numPr>
+        <w:spacing w:line="360" w:lineRule="auto"/>
+        <w:rPr>
+          <w:rFonts w:ascii="Arial" w:hAnsi="Arial" w:cs="Arial"/>
+        </w:rPr>
+      </w:pPr>
+      <w:proofErr w:type="spellStart"/>
+      <w:r>
+        <w:rPr>
+          <w:rFonts w:ascii="Arial" w:hAnsi="Arial" w:cs="Arial"/>
+          <w:b/>
+          <w:bCs/>
+          <w:color w:val="auto"/>
+          <w:sz w:val="24"/>
+          <w:szCs w:val="24"/>
+        </w:rPr>
+        <w:t>EstoqueRepository</w:t>
+      </w:r>
+      <w:proofErr w:type="spellEnd"/>
+      <w:r>
+        <w:rPr>
+          <w:rFonts w:ascii="Arial" w:hAnsi="Arial" w:cs="Arial"/>
+          <w:b/>
+          <w:bCs/>
+          <w:color w:val="auto"/>
+          <w:sz w:val="24"/>
+          <w:szCs w:val="24"/>
+        </w:rPr>
+        <w:t>,</w:t>
+      </w:r>
+      <w:r>
+        <w:rPr>
+          <w:rFonts w:ascii="Arial" w:hAnsi="Arial" w:cs="Arial"/>
+          <w:color w:val="auto"/>
+          <w:sz w:val="24"/>
+          <w:szCs w:val="24"/>
+        </w:rPr>
+        <w:t xml:space="preserve"> </w:t>
+      </w:r>
+      <w:proofErr w:type="spellStart"/>
+      <w:r>
+        <w:rPr>
+          <w:rFonts w:ascii="Arial" w:hAnsi="Arial" w:cs="Arial"/>
+          <w:color w:val="auto"/>
+          <w:sz w:val="24"/>
+          <w:szCs w:val="24"/>
+        </w:rPr>
+        <w:t>I</w:t>
+      </w:r>
+      <w:r>
+        <w:rPr>
+          <w:rFonts w:ascii="Arial" w:hAnsi="Arial" w:cs="Arial"/>
+          <w:b/>
+          <w:bCs/>
+          <w:color w:val="auto"/>
+          <w:sz w:val="24"/>
+          <w:szCs w:val="24"/>
+        </w:rPr>
+        <w:t>temPedidoRepository</w:t>
+      </w:r>
+      <w:proofErr w:type="spellEnd"/>
+      <w:r>
+        <w:rPr>
+          <w:rFonts w:ascii="Arial" w:hAnsi="Arial" w:cs="Arial"/>
+          <w:b/>
+          <w:bCs/>
+          <w:color w:val="auto"/>
+          <w:sz w:val="24"/>
+          <w:szCs w:val="24"/>
+        </w:rPr>
+        <w:t xml:space="preserve"> </w:t>
+      </w:r>
+      <w:r>
+        <w:rPr>
+          <w:rFonts w:ascii="Arial" w:hAnsi="Arial" w:cs="Arial"/>
+          <w:color w:val="auto"/>
+          <w:sz w:val="24"/>
+          <w:szCs w:val="24"/>
+        </w:rPr>
+        <w:t xml:space="preserve">e </w:t>
+      </w:r>
+      <w:proofErr w:type="spellStart"/>
+      <w:r>
+        <w:rPr>
+          <w:rFonts w:ascii="Arial" w:hAnsi="Arial" w:cs="Arial"/>
+          <w:b/>
+          <w:bCs/>
+          <w:color w:val="auto"/>
+          <w:sz w:val="24"/>
+          <w:szCs w:val="24"/>
+        </w:rPr>
+        <w:t>AlertaEstoqueRepository</w:t>
+      </w:r>
+      <w:proofErr w:type="spellEnd"/>
+      <w:r>
+        <w:rPr>
+          <w:rFonts w:ascii="Arial" w:hAnsi="Arial" w:cs="Arial"/>
+          <w:b/>
+          <w:bCs/>
+          <w:color w:val="auto"/>
+          <w:sz w:val="24"/>
+          <w:szCs w:val="24"/>
+        </w:rPr>
+        <w:t>:</w:t>
+      </w:r>
+      <w:r>
+        <w:rPr>
+          <w:rFonts w:ascii="Arial" w:hAnsi="Arial" w:cs="Arial"/>
+          <w:color w:val="auto"/>
+          <w:sz w:val="24"/>
+          <w:szCs w:val="24"/>
+        </w:rPr>
+        <w:t xml:space="preserve"> Métodos de limpeza referencial utilizando anotações @Modifying e @Query (</w:t>
+      </w:r>
+      <w:proofErr w:type="spellStart"/>
+      <w:r>
+        <w:rPr>
+          <w:rFonts w:ascii="Arial" w:hAnsi="Arial" w:cs="Arial"/>
+          <w:color w:val="auto"/>
+          <w:sz w:val="24"/>
+          <w:szCs w:val="24"/>
+        </w:rPr>
+        <w:t>ex</w:t>
+      </w:r>
+      <w:proofErr w:type="spellEnd"/>
+      <w:r>
+        <w:rPr>
+          <w:rFonts w:ascii="Arial" w:hAnsi="Arial" w:cs="Arial"/>
+          <w:color w:val="auto"/>
+          <w:sz w:val="24"/>
+          <w:szCs w:val="24"/>
+        </w:rPr>
+        <w:t xml:space="preserve">: </w:t>
+      </w:r>
+      <w:proofErr w:type="spellStart"/>
+      <w:r>
+        <w:rPr>
+          <w:rFonts w:ascii="Arial" w:hAnsi="Arial" w:cs="Arial"/>
+          <w:color w:val="auto"/>
+          <w:sz w:val="24"/>
+          <w:szCs w:val="24"/>
+        </w:rPr>
+        <w:t>deleteByProdutoIdProduto</w:t>
+      </w:r>
+      <w:proofErr w:type="spellEnd"/>
+      <w:r>
+        <w:rPr>
+          <w:rFonts w:ascii="Arial" w:hAnsi="Arial" w:cs="Arial"/>
+          <w:color w:val="auto"/>
+          <w:sz w:val="24"/>
+          <w:szCs w:val="24"/>
+        </w:rPr>
+        <w:t>)</w:t>
+      </w:r>
+    </w:p>
+    <w:p>
+      <w:pPr>
+        <w:pStyle w:val="Ttulo2"/>
+        <w:rPr>
+          <w:rFonts w:ascii="Arial" w:hAnsi="Arial" w:cs="Arial"/>
+          <w:b/>
+          <w:bCs/>
+          <w:color w:val="auto"/>
+          <w:sz w:val="24"/>
+          <w:szCs w:val="24"/>
+        </w:rPr>
+      </w:pPr>
+      <w:r>
+        <w:rPr>
+          <w:rFonts w:ascii="Arial" w:hAnsi="Arial" w:cs="Arial"/>
+          <w:b/>
+          <w:bCs/>
+          <w:color w:val="auto"/>
+          <w:sz w:val="24"/>
+          <w:szCs w:val="24"/>
+        </w:rPr>
+        <w:t>3</w:t>
+      </w:r>
+      <w:r>
+        <w:rPr>
+          <w:rFonts w:ascii="Arial" w:hAnsi="Arial" w:cs="Arial"/>
+          <w:b/>
+          <w:bCs/>
+          <w:color w:val="auto"/>
+          <w:sz w:val="24"/>
+          <w:szCs w:val="24"/>
+        </w:rPr>
         <w:t>.4 Camada de Serviço e Regras Transacionais (Service)</w:t>
       </w:r>
-      <w:bookmarkEnd w:id="13"/>
+      <w:bookmarkEnd w:id="10"/>
     </w:p>
     <w:p>
       <w:pPr>
@@ -5461,10 +7236,10 @@
         <w:rPr>
           <w:rFonts w:ascii="Arial" w:hAnsi="Arial" w:cs="Arial"/>
         </w:rPr>
+        <w:lastRenderedPageBreak/>
         <w:t xml:space="preserve">Desenvolvimento do método </w:t>
       </w:r>
       <w:proofErr w:type="spellStart"/>
-      <w:proofErr w:type="gramStart"/>
       <w:r>
         <w:rPr>
           <w:rFonts w:ascii="Arial" w:hAnsi="Arial" w:cs="Arial"/>
@@ -5476,14 +7251,7 @@
         <w:rPr>
           <w:rFonts w:ascii="Arial" w:hAnsi="Arial" w:cs="Arial"/>
         </w:rPr>
-        <w:t>(</w:t>
-      </w:r>
-      <w:proofErr w:type="gramEnd"/>
-      <w:r>
-        <w:rPr>
-          <w:rFonts w:ascii="Arial" w:hAnsi="Arial" w:cs="Arial"/>
-        </w:rPr>
-        <w:t>) com anotação @Transactional, assegurando atomicidade nas operações de venda e atualização de estoque.</w:t>
+        <w:t>() com anotação @Transactional, assegurando atomicidade nas operações de venda e atualização de estoque.</w:t>
       </w:r>
     </w:p>
     <w:p>
@@ -5550,7 +7318,7 @@
           <w:szCs w:val="24"/>
         </w:rPr>
       </w:pPr>
-      <w:bookmarkStart w:id="14" w:name="_Toc238133375"/>
+      <w:bookmarkStart w:id="11" w:name="_Toc238133375"/>
       <w:r>
         <w:rPr>
           <w:rFonts w:ascii="Arial" w:hAnsi="Arial" w:cs="Arial"/>
@@ -5621,7 +7389,7 @@
         </w:rPr>
         <w:t>)</w:t>
       </w:r>
-      <w:bookmarkEnd w:id="14"/>
+      <w:bookmarkEnd w:id="11"/>
     </w:p>
     <w:p>
       <w:pPr>
@@ -5818,7 +7586,7 @@
           <w:szCs w:val="24"/>
         </w:rPr>
       </w:pPr>
-      <w:bookmarkStart w:id="15" w:name="_Toc238133376"/>
+      <w:bookmarkStart w:id="12" w:name="_Toc238133376"/>
       <w:r>
         <w:rPr>
           <w:rFonts w:ascii="Arial" w:hAnsi="Arial" w:cs="Arial"/>
@@ -5828,7 +7596,6 @@
           <w:sz w:val="24"/>
           <w:szCs w:val="24"/>
         </w:rPr>
-        <w:lastRenderedPageBreak/>
         <w:t>3</w:t>
       </w:r>
       <w:r>
@@ -5842,7 +7609,7 @@
         </w:rPr>
         <w:t>.6 Validação, Testes e Implantação</w:t>
       </w:r>
-      <w:bookmarkEnd w:id="15"/>
+      <w:bookmarkEnd w:id="12"/>
     </w:p>
     <w:p>
       <w:pPr>
@@ -5917,6 +7684,78 @@
     </w:p>
     <w:p>
       <w:pPr>
+        <w:spacing w:line="360" w:lineRule="auto"/>
+        <w:jc w:val="both"/>
+        <w:rPr>
+          <w:rFonts w:ascii="Arial" w:hAnsi="Arial" w:cs="Arial"/>
+        </w:rPr>
+      </w:pPr>
+    </w:p>
+    <w:p>
+      <w:pPr>
+        <w:spacing w:line="360" w:lineRule="auto"/>
+        <w:jc w:val="both"/>
+        <w:rPr>
+          <w:rFonts w:ascii="Arial" w:hAnsi="Arial" w:cs="Arial"/>
+        </w:rPr>
+      </w:pPr>
+    </w:p>
+    <w:p>
+      <w:pPr>
+        <w:spacing w:line="360" w:lineRule="auto"/>
+        <w:jc w:val="both"/>
+        <w:rPr>
+          <w:rFonts w:ascii="Arial" w:hAnsi="Arial" w:cs="Arial"/>
+        </w:rPr>
+      </w:pPr>
+    </w:p>
+    <w:p>
+      <w:pPr>
+        <w:spacing w:line="360" w:lineRule="auto"/>
+        <w:jc w:val="both"/>
+        <w:rPr>
+          <w:rFonts w:ascii="Arial" w:hAnsi="Arial" w:cs="Arial"/>
+        </w:rPr>
+      </w:pPr>
+    </w:p>
+    <w:p>
+      <w:pPr>
+        <w:spacing w:line="360" w:lineRule="auto"/>
+        <w:jc w:val="both"/>
+        <w:rPr>
+          <w:rFonts w:ascii="Arial" w:hAnsi="Arial" w:cs="Arial"/>
+        </w:rPr>
+      </w:pPr>
+    </w:p>
+    <w:p>
+      <w:pPr>
+        <w:spacing w:line="360" w:lineRule="auto"/>
+        <w:jc w:val="both"/>
+        <w:rPr>
+          <w:rFonts w:ascii="Arial" w:hAnsi="Arial" w:cs="Arial"/>
+        </w:rPr>
+      </w:pPr>
+    </w:p>
+    <w:p>
+      <w:pPr>
+        <w:spacing w:line="360" w:lineRule="auto"/>
+        <w:jc w:val="both"/>
+        <w:rPr>
+          <w:rFonts w:ascii="Arial" w:hAnsi="Arial" w:cs="Arial"/>
+        </w:rPr>
+      </w:pPr>
+    </w:p>
+    <w:p>
+      <w:pPr>
+        <w:spacing w:line="360" w:lineRule="auto"/>
+        <w:jc w:val="both"/>
+        <w:rPr>
+          <w:rFonts w:ascii="Arial" w:hAnsi="Arial" w:cs="Arial"/>
+        </w:rPr>
+      </w:pPr>
+    </w:p>
+    <w:p>
+      <w:pPr>
         <w:pStyle w:val="Ttulo1"/>
         <w:numPr>
           <w:ilvl w:val="1"/>
@@ -5932,7 +7771,7 @@
           <w:szCs w:val="24"/>
         </w:rPr>
       </w:pPr>
-      <w:bookmarkStart w:id="16" w:name="_Toc238133377"/>
+      <w:bookmarkStart w:id="13" w:name="_Toc238133377"/>
       <w:r>
         <w:rPr>
           <w:rFonts w:ascii="Arial" w:hAnsi="Arial" w:cs="Arial"/>
@@ -5944,7 +7783,7 @@
         </w:rPr>
         <w:t>CONCLUSÃO</w:t>
       </w:r>
-      <w:bookmarkEnd w:id="16"/>
+      <w:bookmarkEnd w:id="13"/>
     </w:p>
     <w:p>
       <w:pPr>
@@ -6136,6 +7975,50 @@
     </w:p>
     <w:p>
       <w:pPr>
+        <w:pStyle w:val="PargrafodaLista"/>
+        <w:ind w:left="284"/>
+        <w:jc w:val="both"/>
+        <w:rPr>
+          <w:b/>
+          <w:bCs/>
+        </w:rPr>
+      </w:pPr>
+    </w:p>
+    <w:p>
+      <w:pPr>
+        <w:pStyle w:val="PargrafodaLista"/>
+        <w:ind w:left="284"/>
+        <w:jc w:val="both"/>
+        <w:rPr>
+          <w:b/>
+          <w:bCs/>
+        </w:rPr>
+      </w:pPr>
+    </w:p>
+    <w:p>
+      <w:pPr>
+        <w:pStyle w:val="PargrafodaLista"/>
+        <w:ind w:left="284"/>
+        <w:jc w:val="both"/>
+        <w:rPr>
+          <w:b/>
+          <w:bCs/>
+        </w:rPr>
+      </w:pPr>
+    </w:p>
+    <w:p>
+      <w:pPr>
+        <w:pStyle w:val="PargrafodaLista"/>
+        <w:ind w:left="284"/>
+        <w:jc w:val="both"/>
+        <w:rPr>
+          <w:b/>
+          <w:bCs/>
+        </w:rPr>
+      </w:pPr>
+    </w:p>
+    <w:p>
+      <w:pPr>
         <w:pStyle w:val="Ttulo1"/>
         <w:numPr>
           <w:ilvl w:val="1"/>
@@ -6151,7 +8034,7 @@
           <w:szCs w:val="24"/>
         </w:rPr>
       </w:pPr>
-      <w:bookmarkStart w:id="17" w:name="_Toc238133378"/>
+      <w:bookmarkStart w:id="14" w:name="_Toc238133378"/>
       <w:r>
         <w:rPr>
           <w:rFonts w:ascii="Arial" w:hAnsi="Arial" w:cs="Arial"/>
@@ -6161,9 +8044,10 @@
           <w:sz w:val="24"/>
           <w:szCs w:val="24"/>
         </w:rPr>
+        <w:lastRenderedPageBreak/>
         <w:t>REFERÊNCIAS</w:t>
       </w:r>
-      <w:bookmarkEnd w:id="17"/>
+      <w:bookmarkEnd w:id="14"/>
     </w:p>
     <w:p>
       <w:pPr>
@@ -7604,6 +9488,155 @@
     </w:lvl>
   </w:abstractNum>
   <w:abstractNum w:abstractNumId="4" w15:restartNumberingAfterBreak="0">
+    <w:nsid w:val="13B069F3"/>
+    <w:multiLevelType w:val="multilevel"/>
+    <w:tmpl w:val="D8408E28"/>
+    <w:lvl w:ilvl="0">
+      <w:start w:val="1"/>
+      <w:numFmt w:val="bullet"/>
+      <w:lvlText w:val=""/>
+      <w:lvlJc w:val="left"/>
+      <w:pPr>
+        <w:tabs>
+          <w:tab w:val="num" w:pos="720"/>
+        </w:tabs>
+        <w:ind w:left="720" w:hanging="360"/>
+      </w:pPr>
+      <w:rPr>
+        <w:rFonts w:ascii="Symbol" w:hAnsi="Symbol" w:hint="default"/>
+        <w:sz w:val="20"/>
+      </w:rPr>
+    </w:lvl>
+    <w:lvl w:ilvl="1" w:tentative="1">
+      <w:start w:val="1"/>
+      <w:numFmt w:val="bullet"/>
+      <w:lvlText w:val="o"/>
+      <w:lvlJc w:val="left"/>
+      <w:pPr>
+        <w:tabs>
+          <w:tab w:val="num" w:pos="1440"/>
+        </w:tabs>
+        <w:ind w:left="1440" w:hanging="360"/>
+      </w:pPr>
+      <w:rPr>
+        <w:rFonts w:ascii="Courier New" w:hAnsi="Courier New" w:hint="default"/>
+        <w:sz w:val="20"/>
+      </w:rPr>
+    </w:lvl>
+    <w:lvl w:ilvl="2" w:tentative="1">
+      <w:start w:val="1"/>
+      <w:numFmt w:val="bullet"/>
+      <w:lvlText w:val=""/>
+      <w:lvlJc w:val="left"/>
+      <w:pPr>
+        <w:tabs>
+          <w:tab w:val="num" w:pos="2160"/>
+        </w:tabs>
+        <w:ind w:left="2160" w:hanging="360"/>
+      </w:pPr>
+      <w:rPr>
+        <w:rFonts w:ascii="Wingdings" w:hAnsi="Wingdings" w:hint="default"/>
+        <w:sz w:val="20"/>
+      </w:rPr>
+    </w:lvl>
+    <w:lvl w:ilvl="3" w:tentative="1">
+      <w:start w:val="1"/>
+      <w:numFmt w:val="bullet"/>
+      <w:lvlText w:val=""/>
+      <w:lvlJc w:val="left"/>
+      <w:pPr>
+        <w:tabs>
+          <w:tab w:val="num" w:pos="2880"/>
+        </w:tabs>
+        <w:ind w:left="2880" w:hanging="360"/>
+      </w:pPr>
+      <w:rPr>
+        <w:rFonts w:ascii="Wingdings" w:hAnsi="Wingdings" w:hint="default"/>
+        <w:sz w:val="20"/>
+      </w:rPr>
+    </w:lvl>
+    <w:lvl w:ilvl="4" w:tentative="1">
+      <w:start w:val="1"/>
+      <w:numFmt w:val="bullet"/>
+      <w:lvlText w:val=""/>
+      <w:lvlJc w:val="left"/>
+      <w:pPr>
+        <w:tabs>
+          <w:tab w:val="num" w:pos="3600"/>
+        </w:tabs>
+        <w:ind w:left="3600" w:hanging="360"/>
+      </w:pPr>
+      <w:rPr>
+        <w:rFonts w:ascii="Wingdings" w:hAnsi="Wingdings" w:hint="default"/>
+        <w:sz w:val="20"/>
+      </w:rPr>
+    </w:lvl>
+    <w:lvl w:ilvl="5" w:tentative="1">
+      <w:start w:val="1"/>
+      <w:numFmt w:val="bullet"/>
+      <w:lvlText w:val=""/>
+      <w:lvlJc w:val="left"/>
+      <w:pPr>
+        <w:tabs>
+          <w:tab w:val="num" w:pos="4320"/>
+        </w:tabs>
+        <w:ind w:left="4320" w:hanging="360"/>
+      </w:pPr>
+      <w:rPr>
+        <w:rFonts w:ascii="Wingdings" w:hAnsi="Wingdings" w:hint="default"/>
+        <w:sz w:val="20"/>
+      </w:rPr>
+    </w:lvl>
+    <w:lvl w:ilvl="6" w:tentative="1">
+      <w:start w:val="1"/>
+      <w:numFmt w:val="bullet"/>
+      <w:lvlText w:val=""/>
+      <w:lvlJc w:val="left"/>
+      <w:pPr>
+        <w:tabs>
+          <w:tab w:val="num" w:pos="5040"/>
+        </w:tabs>
+        <w:ind w:left="5040" w:hanging="360"/>
+      </w:pPr>
+      <w:rPr>
+        <w:rFonts w:ascii="Wingdings" w:hAnsi="Wingdings" w:hint="default"/>
+        <w:sz w:val="20"/>
+      </w:rPr>
+    </w:lvl>
+    <w:lvl w:ilvl="7" w:tentative="1">
+      <w:start w:val="1"/>
+      <w:numFmt w:val="bullet"/>
+      <w:lvlText w:val=""/>
+      <w:lvlJc w:val="left"/>
+      <w:pPr>
+        <w:tabs>
+          <w:tab w:val="num" w:pos="5760"/>
+        </w:tabs>
+        <w:ind w:left="5760" w:hanging="360"/>
+      </w:pPr>
+      <w:rPr>
+        <w:rFonts w:ascii="Wingdings" w:hAnsi="Wingdings" w:hint="default"/>
+        <w:sz w:val="20"/>
+      </w:rPr>
+    </w:lvl>
+    <w:lvl w:ilvl="8" w:tentative="1">
+      <w:start w:val="1"/>
+      <w:numFmt w:val="bullet"/>
+      <w:lvlText w:val=""/>
+      <w:lvlJc w:val="left"/>
+      <w:pPr>
+        <w:tabs>
+          <w:tab w:val="num" w:pos="6480"/>
+        </w:tabs>
+        <w:ind w:left="6480" w:hanging="360"/>
+      </w:pPr>
+      <w:rPr>
+        <w:rFonts w:ascii="Wingdings" w:hAnsi="Wingdings" w:hint="default"/>
+        <w:sz w:val="20"/>
+      </w:rPr>
+    </w:lvl>
+  </w:abstractNum>
+  <w:abstractNum w:abstractNumId="5" w15:restartNumberingAfterBreak="0">
     <w:nsid w:val="16154DB6"/>
     <w:multiLevelType w:val="multilevel"/>
     <w:tmpl w:val="1A2438BA"/>
@@ -7720,7 +9753,7 @@
       </w:pPr>
     </w:lvl>
   </w:abstractNum>
-  <w:abstractNum w:abstractNumId="5" w15:restartNumberingAfterBreak="0">
+  <w:abstractNum w:abstractNumId="6" w15:restartNumberingAfterBreak="0">
     <w:nsid w:val="1E596B49"/>
     <w:multiLevelType w:val="hybridMultilevel"/>
     <w:tmpl w:val="CCCEAF1A"/>
@@ -7809,7 +9842,7 @@
       </w:pPr>
     </w:lvl>
   </w:abstractNum>
-  <w:abstractNum w:abstractNumId="6" w15:restartNumberingAfterBreak="0">
+  <w:abstractNum w:abstractNumId="7" w15:restartNumberingAfterBreak="0">
     <w:nsid w:val="21F31F05"/>
     <w:multiLevelType w:val="multilevel"/>
     <w:tmpl w:val="7304FAF0"/>
@@ -7958,7 +9991,156 @@
       </w:rPr>
     </w:lvl>
   </w:abstractNum>
-  <w:abstractNum w:abstractNumId="7" w15:restartNumberingAfterBreak="0">
+  <w:abstractNum w:abstractNumId="8" w15:restartNumberingAfterBreak="0">
+    <w:nsid w:val="22B771C3"/>
+    <w:multiLevelType w:val="multilevel"/>
+    <w:tmpl w:val="1D62A1D8"/>
+    <w:lvl w:ilvl="0">
+      <w:start w:val="1"/>
+      <w:numFmt w:val="bullet"/>
+      <w:lvlText w:val=""/>
+      <w:lvlJc w:val="left"/>
+      <w:pPr>
+        <w:tabs>
+          <w:tab w:val="num" w:pos="720"/>
+        </w:tabs>
+        <w:ind w:left="720" w:hanging="360"/>
+      </w:pPr>
+      <w:rPr>
+        <w:rFonts w:ascii="Symbol" w:hAnsi="Symbol" w:hint="default"/>
+        <w:sz w:val="20"/>
+      </w:rPr>
+    </w:lvl>
+    <w:lvl w:ilvl="1" w:tentative="1">
+      <w:start w:val="1"/>
+      <w:numFmt w:val="bullet"/>
+      <w:lvlText w:val="o"/>
+      <w:lvlJc w:val="left"/>
+      <w:pPr>
+        <w:tabs>
+          <w:tab w:val="num" w:pos="1440"/>
+        </w:tabs>
+        <w:ind w:left="1440" w:hanging="360"/>
+      </w:pPr>
+      <w:rPr>
+        <w:rFonts w:ascii="Courier New" w:hAnsi="Courier New" w:hint="default"/>
+        <w:sz w:val="20"/>
+      </w:rPr>
+    </w:lvl>
+    <w:lvl w:ilvl="2" w:tentative="1">
+      <w:start w:val="1"/>
+      <w:numFmt w:val="bullet"/>
+      <w:lvlText w:val=""/>
+      <w:lvlJc w:val="left"/>
+      <w:pPr>
+        <w:tabs>
+          <w:tab w:val="num" w:pos="2160"/>
+        </w:tabs>
+        <w:ind w:left="2160" w:hanging="360"/>
+      </w:pPr>
+      <w:rPr>
+        <w:rFonts w:ascii="Wingdings" w:hAnsi="Wingdings" w:hint="default"/>
+        <w:sz w:val="20"/>
+      </w:rPr>
+    </w:lvl>
+    <w:lvl w:ilvl="3" w:tentative="1">
+      <w:start w:val="1"/>
+      <w:numFmt w:val="bullet"/>
+      <w:lvlText w:val=""/>
+      <w:lvlJc w:val="left"/>
+      <w:pPr>
+        <w:tabs>
+          <w:tab w:val="num" w:pos="2880"/>
+        </w:tabs>
+        <w:ind w:left="2880" w:hanging="360"/>
+      </w:pPr>
+      <w:rPr>
+        <w:rFonts w:ascii="Wingdings" w:hAnsi="Wingdings" w:hint="default"/>
+        <w:sz w:val="20"/>
+      </w:rPr>
+    </w:lvl>
+    <w:lvl w:ilvl="4" w:tentative="1">
+      <w:start w:val="1"/>
+      <w:numFmt w:val="bullet"/>
+      <w:lvlText w:val=""/>
+      <w:lvlJc w:val="left"/>
+      <w:pPr>
+        <w:tabs>
+          <w:tab w:val="num" w:pos="3600"/>
+        </w:tabs>
+        <w:ind w:left="3600" w:hanging="360"/>
+      </w:pPr>
+      <w:rPr>
+        <w:rFonts w:ascii="Wingdings" w:hAnsi="Wingdings" w:hint="default"/>
+        <w:sz w:val="20"/>
+      </w:rPr>
+    </w:lvl>
+    <w:lvl w:ilvl="5" w:tentative="1">
+      <w:start w:val="1"/>
+      <w:numFmt w:val="bullet"/>
+      <w:lvlText w:val=""/>
+      <w:lvlJc w:val="left"/>
+      <w:pPr>
+        <w:tabs>
+          <w:tab w:val="num" w:pos="4320"/>
+        </w:tabs>
+        <w:ind w:left="4320" w:hanging="360"/>
+      </w:pPr>
+      <w:rPr>
+        <w:rFonts w:ascii="Wingdings" w:hAnsi="Wingdings" w:hint="default"/>
+        <w:sz w:val="20"/>
+      </w:rPr>
+    </w:lvl>
+    <w:lvl w:ilvl="6" w:tentative="1">
+      <w:start w:val="1"/>
+      <w:numFmt w:val="bullet"/>
+      <w:lvlText w:val=""/>
+      <w:lvlJc w:val="left"/>
+      <w:pPr>
+        <w:tabs>
+          <w:tab w:val="num" w:pos="5040"/>
+        </w:tabs>
+        <w:ind w:left="5040" w:hanging="360"/>
+      </w:pPr>
+      <w:rPr>
+        <w:rFonts w:ascii="Wingdings" w:hAnsi="Wingdings" w:hint="default"/>
+        <w:sz w:val="20"/>
+      </w:rPr>
+    </w:lvl>
+    <w:lvl w:ilvl="7" w:tentative="1">
+      <w:start w:val="1"/>
+      <w:numFmt w:val="bullet"/>
+      <w:lvlText w:val=""/>
+      <w:lvlJc w:val="left"/>
+      <w:pPr>
+        <w:tabs>
+          <w:tab w:val="num" w:pos="5760"/>
+        </w:tabs>
+        <w:ind w:left="5760" w:hanging="360"/>
+      </w:pPr>
+      <w:rPr>
+        <w:rFonts w:ascii="Wingdings" w:hAnsi="Wingdings" w:hint="default"/>
+        <w:sz w:val="20"/>
+      </w:rPr>
+    </w:lvl>
+    <w:lvl w:ilvl="8" w:tentative="1">
+      <w:start w:val="1"/>
+      <w:numFmt w:val="bullet"/>
+      <w:lvlText w:val=""/>
+      <w:lvlJc w:val="left"/>
+      <w:pPr>
+        <w:tabs>
+          <w:tab w:val="num" w:pos="6480"/>
+        </w:tabs>
+        <w:ind w:left="6480" w:hanging="360"/>
+      </w:pPr>
+      <w:rPr>
+        <w:rFonts w:ascii="Wingdings" w:hAnsi="Wingdings" w:hint="default"/>
+        <w:sz w:val="20"/>
+      </w:rPr>
+    </w:lvl>
+  </w:abstractNum>
+  <w:abstractNum w:abstractNumId="9" w15:restartNumberingAfterBreak="0">
     <w:nsid w:val="282427B2"/>
     <w:multiLevelType w:val="multilevel"/>
     <w:tmpl w:val="1EAC207E"/>
@@ -8071,7 +10253,7 @@
       </w:pPr>
     </w:lvl>
   </w:abstractNum>
-  <w:abstractNum w:abstractNumId="8" w15:restartNumberingAfterBreak="0">
+  <w:abstractNum w:abstractNumId="10" w15:restartNumberingAfterBreak="0">
     <w:nsid w:val="2CA0339E"/>
     <w:multiLevelType w:val="hybridMultilevel"/>
     <w:tmpl w:val="069CEF46"/>
@@ -8184,7 +10366,7 @@
       </w:rPr>
     </w:lvl>
   </w:abstractNum>
-  <w:abstractNum w:abstractNumId="9" w15:restartNumberingAfterBreak="0">
+  <w:abstractNum w:abstractNumId="11" w15:restartNumberingAfterBreak="0">
     <w:nsid w:val="31792F63"/>
     <w:multiLevelType w:val="multilevel"/>
     <w:tmpl w:val="36DE663C"/>
@@ -8297,7 +10479,7 @@
       </w:pPr>
     </w:lvl>
   </w:abstractNum>
-  <w:abstractNum w:abstractNumId="10" w15:restartNumberingAfterBreak="0">
+  <w:abstractNum w:abstractNumId="12" w15:restartNumberingAfterBreak="0">
     <w:nsid w:val="3F5730EC"/>
     <w:multiLevelType w:val="multilevel"/>
     <w:tmpl w:val="30802FBA"/>
@@ -8446,7 +10628,7 @@
       </w:rPr>
     </w:lvl>
   </w:abstractNum>
-  <w:abstractNum w:abstractNumId="11" w15:restartNumberingAfterBreak="0">
+  <w:abstractNum w:abstractNumId="13" w15:restartNumberingAfterBreak="0">
     <w:nsid w:val="40455AF4"/>
     <w:multiLevelType w:val="multilevel"/>
     <w:tmpl w:val="72FEE604"/>
@@ -8591,7 +10773,7 @@
       </w:rPr>
     </w:lvl>
   </w:abstractNum>
-  <w:abstractNum w:abstractNumId="12" w15:restartNumberingAfterBreak="0">
+  <w:abstractNum w:abstractNumId="14" w15:restartNumberingAfterBreak="0">
     <w:nsid w:val="42DF35CA"/>
     <w:multiLevelType w:val="multilevel"/>
     <w:tmpl w:val="A7863998"/>
@@ -8740,7 +10922,7 @@
       </w:rPr>
     </w:lvl>
   </w:abstractNum>
-  <w:abstractNum w:abstractNumId="13" w15:restartNumberingAfterBreak="0">
+  <w:abstractNum w:abstractNumId="15" w15:restartNumberingAfterBreak="0">
     <w:nsid w:val="4473221F"/>
     <w:multiLevelType w:val="multilevel"/>
     <w:tmpl w:val="782A5B36"/>
@@ -8889,7 +11071,7 @@
       </w:rPr>
     </w:lvl>
   </w:abstractNum>
-  <w:abstractNum w:abstractNumId="14" w15:restartNumberingAfterBreak="0">
+  <w:abstractNum w:abstractNumId="16" w15:restartNumberingAfterBreak="0">
     <w:nsid w:val="45841F74"/>
     <w:multiLevelType w:val="multilevel"/>
     <w:tmpl w:val="9B92B342"/>
@@ -9002,7 +11184,7 @@
       </w:pPr>
     </w:lvl>
   </w:abstractNum>
-  <w:abstractNum w:abstractNumId="15" w15:restartNumberingAfterBreak="0">
+  <w:abstractNum w:abstractNumId="17" w15:restartNumberingAfterBreak="0">
     <w:nsid w:val="463C3275"/>
     <w:multiLevelType w:val="multilevel"/>
     <w:tmpl w:val="D0609498"/>
@@ -9151,7 +11333,7 @@
       </w:rPr>
     </w:lvl>
   </w:abstractNum>
-  <w:abstractNum w:abstractNumId="16" w15:restartNumberingAfterBreak="0">
+  <w:abstractNum w:abstractNumId="18" w15:restartNumberingAfterBreak="0">
     <w:nsid w:val="47C34EA7"/>
     <w:multiLevelType w:val="multilevel"/>
     <w:tmpl w:val="367224A4"/>
@@ -9300,7 +11482,7 @@
       </w:rPr>
     </w:lvl>
   </w:abstractNum>
-  <w:abstractNum w:abstractNumId="17" w15:restartNumberingAfterBreak="0">
+  <w:abstractNum w:abstractNumId="19" w15:restartNumberingAfterBreak="0">
     <w:nsid w:val="48605981"/>
     <w:multiLevelType w:val="hybridMultilevel"/>
     <w:tmpl w:val="B30A1F4A"/>
@@ -9390,7 +11572,7 @@
       </w:pPr>
     </w:lvl>
   </w:abstractNum>
-  <w:abstractNum w:abstractNumId="18" w15:restartNumberingAfterBreak="0">
+  <w:abstractNum w:abstractNumId="20" w15:restartNumberingAfterBreak="0">
     <w:nsid w:val="598804C2"/>
     <w:multiLevelType w:val="hybridMultilevel"/>
     <w:tmpl w:val="10981A90"/>
@@ -9503,7 +11685,156 @@
       </w:rPr>
     </w:lvl>
   </w:abstractNum>
-  <w:abstractNum w:abstractNumId="19" w15:restartNumberingAfterBreak="0">
+  <w:abstractNum w:abstractNumId="21" w15:restartNumberingAfterBreak="0">
+    <w:nsid w:val="67AD35A3"/>
+    <w:multiLevelType w:val="multilevel"/>
+    <w:tmpl w:val="D6449E54"/>
+    <w:lvl w:ilvl="0">
+      <w:start w:val="1"/>
+      <w:numFmt w:val="bullet"/>
+      <w:lvlText w:val=""/>
+      <w:lvlJc w:val="left"/>
+      <w:pPr>
+        <w:tabs>
+          <w:tab w:val="num" w:pos="720"/>
+        </w:tabs>
+        <w:ind w:left="720" w:hanging="360"/>
+      </w:pPr>
+      <w:rPr>
+        <w:rFonts w:ascii="Symbol" w:hAnsi="Symbol" w:hint="default"/>
+        <w:sz w:val="20"/>
+      </w:rPr>
+    </w:lvl>
+    <w:lvl w:ilvl="1" w:tentative="1">
+      <w:start w:val="1"/>
+      <w:numFmt w:val="bullet"/>
+      <w:lvlText w:val="o"/>
+      <w:lvlJc w:val="left"/>
+      <w:pPr>
+        <w:tabs>
+          <w:tab w:val="num" w:pos="1440"/>
+        </w:tabs>
+        <w:ind w:left="1440" w:hanging="360"/>
+      </w:pPr>
+      <w:rPr>
+        <w:rFonts w:ascii="Courier New" w:hAnsi="Courier New" w:hint="default"/>
+        <w:sz w:val="20"/>
+      </w:rPr>
+    </w:lvl>
+    <w:lvl w:ilvl="2" w:tentative="1">
+      <w:start w:val="1"/>
+      <w:numFmt w:val="bullet"/>
+      <w:lvlText w:val=""/>
+      <w:lvlJc w:val="left"/>
+      <w:pPr>
+        <w:tabs>
+          <w:tab w:val="num" w:pos="2160"/>
+        </w:tabs>
+        <w:ind w:left="2160" w:hanging="360"/>
+      </w:pPr>
+      <w:rPr>
+        <w:rFonts w:ascii="Wingdings" w:hAnsi="Wingdings" w:hint="default"/>
+        <w:sz w:val="20"/>
+      </w:rPr>
+    </w:lvl>
+    <w:lvl w:ilvl="3" w:tentative="1">
+      <w:start w:val="1"/>
+      <w:numFmt w:val="bullet"/>
+      <w:lvlText w:val=""/>
+      <w:lvlJc w:val="left"/>
+      <w:pPr>
+        <w:tabs>
+          <w:tab w:val="num" w:pos="2880"/>
+        </w:tabs>
+        <w:ind w:left="2880" w:hanging="360"/>
+      </w:pPr>
+      <w:rPr>
+        <w:rFonts w:ascii="Wingdings" w:hAnsi="Wingdings" w:hint="default"/>
+        <w:sz w:val="20"/>
+      </w:rPr>
+    </w:lvl>
+    <w:lvl w:ilvl="4" w:tentative="1">
+      <w:start w:val="1"/>
+      <w:numFmt w:val="bullet"/>
+      <w:lvlText w:val=""/>
+      <w:lvlJc w:val="left"/>
+      <w:pPr>
+        <w:tabs>
+          <w:tab w:val="num" w:pos="3600"/>
+        </w:tabs>
+        <w:ind w:left="3600" w:hanging="360"/>
+      </w:pPr>
+      <w:rPr>
+        <w:rFonts w:ascii="Wingdings" w:hAnsi="Wingdings" w:hint="default"/>
+        <w:sz w:val="20"/>
+      </w:rPr>
+    </w:lvl>
+    <w:lvl w:ilvl="5" w:tentative="1">
+      <w:start w:val="1"/>
+      <w:numFmt w:val="bullet"/>
+      <w:lvlText w:val=""/>
+      <w:lvlJc w:val="left"/>
+      <w:pPr>
+        <w:tabs>
+          <w:tab w:val="num" w:pos="4320"/>
+        </w:tabs>
+        <w:ind w:left="4320" w:hanging="360"/>
+      </w:pPr>
+      <w:rPr>
+        <w:rFonts w:ascii="Wingdings" w:hAnsi="Wingdings" w:hint="default"/>
+        <w:sz w:val="20"/>
+      </w:rPr>
+    </w:lvl>
+    <w:lvl w:ilvl="6" w:tentative="1">
+      <w:start w:val="1"/>
+      <w:numFmt w:val="bullet"/>
+      <w:lvlText w:val=""/>
+      <w:lvlJc w:val="left"/>
+      <w:pPr>
+        <w:tabs>
+          <w:tab w:val="num" w:pos="5040"/>
+        </w:tabs>
+        <w:ind w:left="5040" w:hanging="360"/>
+      </w:pPr>
+      <w:rPr>
+        <w:rFonts w:ascii="Wingdings" w:hAnsi="Wingdings" w:hint="default"/>
+        <w:sz w:val="20"/>
+      </w:rPr>
+    </w:lvl>
+    <w:lvl w:ilvl="7" w:tentative="1">
+      <w:start w:val="1"/>
+      <w:numFmt w:val="bullet"/>
+      <w:lvlText w:val=""/>
+      <w:lvlJc w:val="left"/>
+      <w:pPr>
+        <w:tabs>
+          <w:tab w:val="num" w:pos="5760"/>
+        </w:tabs>
+        <w:ind w:left="5760" w:hanging="360"/>
+      </w:pPr>
+      <w:rPr>
+        <w:rFonts w:ascii="Wingdings" w:hAnsi="Wingdings" w:hint="default"/>
+        <w:sz w:val="20"/>
+      </w:rPr>
+    </w:lvl>
+    <w:lvl w:ilvl="8" w:tentative="1">
+      <w:start w:val="1"/>
+      <w:numFmt w:val="bullet"/>
+      <w:lvlText w:val=""/>
+      <w:lvlJc w:val="left"/>
+      <w:pPr>
+        <w:tabs>
+          <w:tab w:val="num" w:pos="6480"/>
+        </w:tabs>
+        <w:ind w:left="6480" w:hanging="360"/>
+      </w:pPr>
+      <w:rPr>
+        <w:rFonts w:ascii="Wingdings" w:hAnsi="Wingdings" w:hint="default"/>
+        <w:sz w:val="20"/>
+      </w:rPr>
+    </w:lvl>
+  </w:abstractNum>
+  <w:abstractNum w:abstractNumId="22" w15:restartNumberingAfterBreak="0">
     <w:nsid w:val="699376E0"/>
     <w:multiLevelType w:val="hybridMultilevel"/>
     <w:tmpl w:val="CEC87FAE"/>
@@ -9592,7 +11923,7 @@
       </w:pPr>
     </w:lvl>
   </w:abstractNum>
-  <w:abstractNum w:abstractNumId="20" w15:restartNumberingAfterBreak="0">
+  <w:abstractNum w:abstractNumId="23" w15:restartNumberingAfterBreak="0">
     <w:nsid w:val="6DAF25DF"/>
     <w:multiLevelType w:val="multilevel"/>
     <w:tmpl w:val="1D1C0096"/>
@@ -9741,7 +12072,7 @@
       </w:rPr>
     </w:lvl>
   </w:abstractNum>
-  <w:abstractNum w:abstractNumId="21" w15:restartNumberingAfterBreak="0">
+  <w:abstractNum w:abstractNumId="24" w15:restartNumberingAfterBreak="0">
     <w:nsid w:val="6F0D077F"/>
     <w:multiLevelType w:val="multilevel"/>
     <w:tmpl w:val="5E0EB716"/>
@@ -9886,7 +12217,120 @@
       </w:rPr>
     </w:lvl>
   </w:abstractNum>
-  <w:abstractNum w:abstractNumId="22" w15:restartNumberingAfterBreak="0">
+  <w:abstractNum w:abstractNumId="25" w15:restartNumberingAfterBreak="0">
+    <w:nsid w:val="71C67BE6"/>
+    <w:multiLevelType w:val="hybridMultilevel"/>
+    <w:tmpl w:val="4BDC85C4"/>
+    <w:lvl w:ilvl="0" w:tplc="0416000B">
+      <w:start w:val="1"/>
+      <w:numFmt w:val="bullet"/>
+      <w:lvlText w:val=""/>
+      <w:lvlJc w:val="left"/>
+      <w:pPr>
+        <w:ind w:left="720" w:hanging="360"/>
+      </w:pPr>
+      <w:rPr>
+        <w:rFonts w:ascii="Wingdings" w:hAnsi="Wingdings" w:hint="default"/>
+      </w:rPr>
+    </w:lvl>
+    <w:lvl w:ilvl="1" w:tplc="04160003" w:tentative="1">
+      <w:start w:val="1"/>
+      <w:numFmt w:val="bullet"/>
+      <w:lvlText w:val="o"/>
+      <w:lvlJc w:val="left"/>
+      <w:pPr>
+        <w:ind w:left="1440" w:hanging="360"/>
+      </w:pPr>
+      <w:rPr>
+        <w:rFonts w:ascii="Courier New" w:hAnsi="Courier New" w:cs="Courier New" w:hint="default"/>
+      </w:rPr>
+    </w:lvl>
+    <w:lvl w:ilvl="2" w:tplc="04160005" w:tentative="1">
+      <w:start w:val="1"/>
+      <w:numFmt w:val="bullet"/>
+      <w:lvlText w:val=""/>
+      <w:lvlJc w:val="left"/>
+      <w:pPr>
+        <w:ind w:left="2160" w:hanging="360"/>
+      </w:pPr>
+      <w:rPr>
+        <w:rFonts w:ascii="Wingdings" w:hAnsi="Wingdings" w:hint="default"/>
+      </w:rPr>
+    </w:lvl>
+    <w:lvl w:ilvl="3" w:tplc="04160001" w:tentative="1">
+      <w:start w:val="1"/>
+      <w:numFmt w:val="bullet"/>
+      <w:lvlText w:val=""/>
+      <w:lvlJc w:val="left"/>
+      <w:pPr>
+        <w:ind w:left="2880" w:hanging="360"/>
+      </w:pPr>
+      <w:rPr>
+        <w:rFonts w:ascii="Symbol" w:hAnsi="Symbol" w:hint="default"/>
+      </w:rPr>
+    </w:lvl>
+    <w:lvl w:ilvl="4" w:tplc="04160003" w:tentative="1">
+      <w:start w:val="1"/>
+      <w:numFmt w:val="bullet"/>
+      <w:lvlText w:val="o"/>
+      <w:lvlJc w:val="left"/>
+      <w:pPr>
+        <w:ind w:left="3600" w:hanging="360"/>
+      </w:pPr>
+      <w:rPr>
+        <w:rFonts w:ascii="Courier New" w:hAnsi="Courier New" w:cs="Courier New" w:hint="default"/>
+      </w:rPr>
+    </w:lvl>
+    <w:lvl w:ilvl="5" w:tplc="04160005" w:tentative="1">
+      <w:start w:val="1"/>
+      <w:numFmt w:val="bullet"/>
+      <w:lvlText w:val=""/>
+      <w:lvlJc w:val="left"/>
+      <w:pPr>
+        <w:ind w:left="4320" w:hanging="360"/>
+      </w:pPr>
+      <w:rPr>
+        <w:rFonts w:ascii="Wingdings" w:hAnsi="Wingdings" w:hint="default"/>
+      </w:rPr>
+    </w:lvl>
+    <w:lvl w:ilvl="6" w:tplc="04160001" w:tentative="1">
+      <w:start w:val="1"/>
+      <w:numFmt w:val="bullet"/>
+      <w:lvlText w:val=""/>
+      <w:lvlJc w:val="left"/>
+      <w:pPr>
+        <w:ind w:left="5040" w:hanging="360"/>
+      </w:pPr>
+      <w:rPr>
+        <w:rFonts w:ascii="Symbol" w:hAnsi="Symbol" w:hint="default"/>
+      </w:rPr>
+    </w:lvl>
+    <w:lvl w:ilvl="7" w:tplc="04160003" w:tentative="1">
+      <w:start w:val="1"/>
+      <w:numFmt w:val="bullet"/>
+      <w:lvlText w:val="o"/>
+      <w:lvlJc w:val="left"/>
+      <w:pPr>
+        <w:ind w:left="5760" w:hanging="360"/>
+      </w:pPr>
+      <w:rPr>
+        <w:rFonts w:ascii="Courier New" w:hAnsi="Courier New" w:cs="Courier New" w:hint="default"/>
+      </w:rPr>
+    </w:lvl>
+    <w:lvl w:ilvl="8" w:tplc="04160005" w:tentative="1">
+      <w:start w:val="1"/>
+      <w:numFmt w:val="bullet"/>
+      <w:lvlText w:val=""/>
+      <w:lvlJc w:val="left"/>
+      <w:pPr>
+        <w:ind w:left="6480" w:hanging="360"/>
+      </w:pPr>
+      <w:rPr>
+        <w:rFonts w:ascii="Wingdings" w:hAnsi="Wingdings" w:hint="default"/>
+      </w:rPr>
+    </w:lvl>
+  </w:abstractNum>
+  <w:abstractNum w:abstractNumId="26" w15:restartNumberingAfterBreak="0">
     <w:nsid w:val="74CE5D63"/>
     <w:multiLevelType w:val="multilevel"/>
     <w:tmpl w:val="E5023D48"/>
@@ -10035,7 +12479,156 @@
       </w:rPr>
     </w:lvl>
   </w:abstractNum>
-  <w:abstractNum w:abstractNumId="23" w15:restartNumberingAfterBreak="0">
+  <w:abstractNum w:abstractNumId="27" w15:restartNumberingAfterBreak="0">
+    <w:nsid w:val="7A042D3B"/>
+    <w:multiLevelType w:val="multilevel"/>
+    <w:tmpl w:val="CBD89914"/>
+    <w:lvl w:ilvl="0">
+      <w:start w:val="1"/>
+      <w:numFmt w:val="bullet"/>
+      <w:lvlText w:val=""/>
+      <w:lvlJc w:val="left"/>
+      <w:pPr>
+        <w:tabs>
+          <w:tab w:val="num" w:pos="720"/>
+        </w:tabs>
+        <w:ind w:left="720" w:hanging="360"/>
+      </w:pPr>
+      <w:rPr>
+        <w:rFonts w:ascii="Symbol" w:hAnsi="Symbol" w:hint="default"/>
+        <w:sz w:val="20"/>
+      </w:rPr>
+    </w:lvl>
+    <w:lvl w:ilvl="1" w:tentative="1">
+      <w:start w:val="1"/>
+      <w:numFmt w:val="bullet"/>
+      <w:lvlText w:val="o"/>
+      <w:lvlJc w:val="left"/>
+      <w:pPr>
+        <w:tabs>
+          <w:tab w:val="num" w:pos="1440"/>
+        </w:tabs>
+        <w:ind w:left="1440" w:hanging="360"/>
+      </w:pPr>
+      <w:rPr>
+        <w:rFonts w:ascii="Courier New" w:hAnsi="Courier New" w:hint="default"/>
+        <w:sz w:val="20"/>
+      </w:rPr>
+    </w:lvl>
+    <w:lvl w:ilvl="2" w:tentative="1">
+      <w:start w:val="1"/>
+      <w:numFmt w:val="bullet"/>
+      <w:lvlText w:val=""/>
+      <w:lvlJc w:val="left"/>
+      <w:pPr>
+        <w:tabs>
+          <w:tab w:val="num" w:pos="2160"/>
+        </w:tabs>
+        <w:ind w:left="2160" w:hanging="360"/>
+      </w:pPr>
+      <w:rPr>
+        <w:rFonts w:ascii="Wingdings" w:hAnsi="Wingdings" w:hint="default"/>
+        <w:sz w:val="20"/>
+      </w:rPr>
+    </w:lvl>
+    <w:lvl w:ilvl="3" w:tentative="1">
+      <w:start w:val="1"/>
+      <w:numFmt w:val="bullet"/>
+      <w:lvlText w:val=""/>
+      <w:lvlJc w:val="left"/>
+      <w:pPr>
+        <w:tabs>
+          <w:tab w:val="num" w:pos="2880"/>
+        </w:tabs>
+        <w:ind w:left="2880" w:hanging="360"/>
+      </w:pPr>
+      <w:rPr>
+        <w:rFonts w:ascii="Wingdings" w:hAnsi="Wingdings" w:hint="default"/>
+        <w:sz w:val="20"/>
+      </w:rPr>
+    </w:lvl>
+    <w:lvl w:ilvl="4" w:tentative="1">
+      <w:start w:val="1"/>
+      <w:numFmt w:val="bullet"/>
+      <w:lvlText w:val=""/>
+      <w:lvlJc w:val="left"/>
+      <w:pPr>
+        <w:tabs>
+          <w:tab w:val="num" w:pos="3600"/>
+        </w:tabs>
+        <w:ind w:left="3600" w:hanging="360"/>
+      </w:pPr>
+      <w:rPr>
+        <w:rFonts w:ascii="Wingdings" w:hAnsi="Wingdings" w:hint="default"/>
+        <w:sz w:val="20"/>
+      </w:rPr>
+    </w:lvl>
+    <w:lvl w:ilvl="5" w:tentative="1">
+      <w:start w:val="1"/>
+      <w:numFmt w:val="bullet"/>
+      <w:lvlText w:val=""/>
+      <w:lvlJc w:val="left"/>
+      <w:pPr>
+        <w:tabs>
+          <w:tab w:val="num" w:pos="4320"/>
+        </w:tabs>
+        <w:ind w:left="4320" w:hanging="360"/>
+      </w:pPr>
+      <w:rPr>
+        <w:rFonts w:ascii="Wingdings" w:hAnsi="Wingdings" w:hint="default"/>
+        <w:sz w:val="20"/>
+      </w:rPr>
+    </w:lvl>
+    <w:lvl w:ilvl="6" w:tentative="1">
+      <w:start w:val="1"/>
+      <w:numFmt w:val="bullet"/>
+      <w:lvlText w:val=""/>
+      <w:lvlJc w:val="left"/>
+      <w:pPr>
+        <w:tabs>
+          <w:tab w:val="num" w:pos="5040"/>
+        </w:tabs>
+        <w:ind w:left="5040" w:hanging="360"/>
+      </w:pPr>
+      <w:rPr>
+        <w:rFonts w:ascii="Wingdings" w:hAnsi="Wingdings" w:hint="default"/>
+        <w:sz w:val="20"/>
+      </w:rPr>
+    </w:lvl>
+    <w:lvl w:ilvl="7" w:tentative="1">
+      <w:start w:val="1"/>
+      <w:numFmt w:val="bullet"/>
+      <w:lvlText w:val=""/>
+      <w:lvlJc w:val="left"/>
+      <w:pPr>
+        <w:tabs>
+          <w:tab w:val="num" w:pos="5760"/>
+        </w:tabs>
+        <w:ind w:left="5760" w:hanging="360"/>
+      </w:pPr>
+      <w:rPr>
+        <w:rFonts w:ascii="Wingdings" w:hAnsi="Wingdings" w:hint="default"/>
+        <w:sz w:val="20"/>
+      </w:rPr>
+    </w:lvl>
+    <w:lvl w:ilvl="8" w:tentative="1">
+      <w:start w:val="1"/>
+      <w:numFmt w:val="bullet"/>
+      <w:lvlText w:val=""/>
+      <w:lvlJc w:val="left"/>
+      <w:pPr>
+        <w:tabs>
+          <w:tab w:val="num" w:pos="6480"/>
+        </w:tabs>
+        <w:ind w:left="6480" w:hanging="360"/>
+      </w:pPr>
+      <w:rPr>
+        <w:rFonts w:ascii="Wingdings" w:hAnsi="Wingdings" w:hint="default"/>
+        <w:sz w:val="20"/>
+      </w:rPr>
+    </w:lvl>
+  </w:abstractNum>
+  <w:abstractNum w:abstractNumId="28" w15:restartNumberingAfterBreak="0">
     <w:nsid w:val="7BFB17D0"/>
     <w:multiLevelType w:val="hybridMultilevel"/>
     <w:tmpl w:val="99806EDE"/>
@@ -10148,7 +12741,7 @@
       </w:rPr>
     </w:lvl>
   </w:abstractNum>
-  <w:abstractNum w:abstractNumId="24" w15:restartNumberingAfterBreak="0">
+  <w:abstractNum w:abstractNumId="29" w15:restartNumberingAfterBreak="0">
     <w:nsid w:val="7E752C3C"/>
     <w:multiLevelType w:val="multilevel"/>
     <w:tmpl w:val="656658D0"/>
@@ -10261,7 +12854,7 @@
       </w:pPr>
     </w:lvl>
   </w:abstractNum>
-  <w:abstractNum w:abstractNumId="25" w15:restartNumberingAfterBreak="0">
+  <w:abstractNum w:abstractNumId="30" w15:restartNumberingAfterBreak="0">
     <w:nsid w:val="7E961EC0"/>
     <w:multiLevelType w:val="multilevel"/>
     <w:tmpl w:val="EB022F80"/>
@@ -10414,7 +13007,7 @@
     <w:abstractNumId w:val="2"/>
   </w:num>
   <w:num w:numId="2" w16cid:durableId="1146707384">
-    <w:abstractNumId w:val="9"/>
+    <w:abstractNumId w:val="11"/>
     <w:lvlOverride w:ilvl="0">
       <w:lvl w:ilvl="0">
         <w:numFmt w:val="decimal"/>
@@ -10427,7 +13020,7 @@
     <w:abstractNumId w:val="1"/>
   </w:num>
   <w:num w:numId="4" w16cid:durableId="446507846">
-    <w:abstractNumId w:val="24"/>
+    <w:abstractNumId w:val="29"/>
     <w:lvlOverride w:ilvl="0">
       <w:lvl w:ilvl="0">
         <w:numFmt w:val="decimal"/>
@@ -10447,13 +13040,13 @@
     </w:lvlOverride>
   </w:num>
   <w:num w:numId="6" w16cid:durableId="1107194383">
-    <w:abstractNumId w:val="14"/>
+    <w:abstractNumId w:val="16"/>
   </w:num>
   <w:num w:numId="7" w16cid:durableId="926882524">
-    <w:abstractNumId w:val="22"/>
+    <w:abstractNumId w:val="26"/>
   </w:num>
   <w:num w:numId="8" w16cid:durableId="1227381372">
-    <w:abstractNumId w:val="4"/>
+    <w:abstractNumId w:val="5"/>
     <w:lvlOverride w:ilvl="0">
       <w:lvl w:ilvl="0">
         <w:numFmt w:val="decimal"/>
@@ -10463,7 +13056,7 @@
     </w:lvlOverride>
   </w:num>
   <w:num w:numId="9" w16cid:durableId="1810827465">
-    <w:abstractNumId w:val="4"/>
+    <w:abstractNumId w:val="5"/>
     <w:lvlOverride w:ilvl="1">
       <w:lvl w:ilvl="1">
         <w:numFmt w:val="bullet"/>
@@ -10483,7 +13076,7 @@
     </w:lvlOverride>
   </w:num>
   <w:num w:numId="10" w16cid:durableId="951742926">
-    <w:abstractNumId w:val="4"/>
+    <w:abstractNumId w:val="5"/>
     <w:lvlOverride w:ilvl="1">
       <w:lvl w:ilvl="1">
         <w:numFmt w:val="bullet"/>
@@ -10503,7 +13096,7 @@
     </w:lvlOverride>
   </w:num>
   <w:num w:numId="11" w16cid:durableId="2124575111">
-    <w:abstractNumId w:val="4"/>
+    <w:abstractNumId w:val="5"/>
     <w:lvlOverride w:ilvl="0">
       <w:lvl w:ilvl="0">
         <w:numFmt w:val="decimal"/>
@@ -10513,7 +13106,7 @@
     </w:lvlOverride>
   </w:num>
   <w:num w:numId="12" w16cid:durableId="247541218">
-    <w:abstractNumId w:val="4"/>
+    <w:abstractNumId w:val="5"/>
     <w:lvlOverride w:ilvl="0">
       <w:lvl w:ilvl="0">
         <w:numFmt w:val="decimal"/>
@@ -10523,58 +13116,73 @@
     </w:lvlOverride>
   </w:num>
   <w:num w:numId="13" w16cid:durableId="105462992">
+    <w:abstractNumId w:val="17"/>
+  </w:num>
+  <w:num w:numId="14" w16cid:durableId="1411384324">
+    <w:abstractNumId w:val="19"/>
+  </w:num>
+  <w:num w:numId="15" w16cid:durableId="1399400353">
+    <w:abstractNumId w:val="30"/>
+  </w:num>
+  <w:num w:numId="16" w16cid:durableId="1358195784">
     <w:abstractNumId w:val="15"/>
   </w:num>
-  <w:num w:numId="14" w16cid:durableId="1411384324">
-    <w:abstractNumId w:val="17"/>
-  </w:num>
-  <w:num w:numId="15" w16cid:durableId="1399400353">
-    <w:abstractNumId w:val="25"/>
-  </w:num>
-  <w:num w:numId="16" w16cid:durableId="1358195784">
-    <w:abstractNumId w:val="13"/>
-  </w:num>
   <w:num w:numId="17" w16cid:durableId="1928079564">
-    <w:abstractNumId w:val="18"/>
+    <w:abstractNumId w:val="20"/>
   </w:num>
   <w:num w:numId="18" w16cid:durableId="1952206637">
-    <w:abstractNumId w:val="8"/>
+    <w:abstractNumId w:val="10"/>
   </w:num>
   <w:num w:numId="19" w16cid:durableId="1051542969">
-    <w:abstractNumId w:val="23"/>
+    <w:abstractNumId w:val="28"/>
   </w:num>
   <w:num w:numId="20" w16cid:durableId="1313828451">
-    <w:abstractNumId w:val="21"/>
+    <w:abstractNumId w:val="24"/>
   </w:num>
   <w:num w:numId="21" w16cid:durableId="692995573">
     <w:abstractNumId w:val="0"/>
   </w:num>
   <w:num w:numId="22" w16cid:durableId="2010597990">
+    <w:abstractNumId w:val="9"/>
+  </w:num>
+  <w:num w:numId="23" w16cid:durableId="2049258130">
+    <w:abstractNumId w:val="23"/>
+  </w:num>
+  <w:num w:numId="24" w16cid:durableId="1729912182">
+    <w:abstractNumId w:val="14"/>
+  </w:num>
+  <w:num w:numId="25" w16cid:durableId="498085007">
+    <w:abstractNumId w:val="12"/>
+  </w:num>
+  <w:num w:numId="26" w16cid:durableId="1095596648">
     <w:abstractNumId w:val="7"/>
   </w:num>
-  <w:num w:numId="23" w16cid:durableId="2049258130">
-    <w:abstractNumId w:val="20"/>
+  <w:num w:numId="27" w16cid:durableId="250286622">
+    <w:abstractNumId w:val="18"/>
   </w:num>
-  <w:num w:numId="24" w16cid:durableId="1729912182">
-    <w:abstractNumId w:val="12"/>
+  <w:num w:numId="28" w16cid:durableId="1965963853">
+    <w:abstractNumId w:val="13"/>
   </w:num>
-  <w:num w:numId="25" w16cid:durableId="498085007">
-    <w:abstractNumId w:val="10"/>
-  </w:num>
-  <w:num w:numId="26" w16cid:durableId="1095596648">
+  <w:num w:numId="29" w16cid:durableId="1815945347">
     <w:abstractNumId w:val="6"/>
   </w:num>
-  <w:num w:numId="27" w16cid:durableId="250286622">
-    <w:abstractNumId w:val="16"/>
+  <w:num w:numId="30" w16cid:durableId="854270576">
+    <w:abstractNumId w:val="22"/>
   </w:num>
-  <w:num w:numId="28" w16cid:durableId="1965963853">
-    <w:abstractNumId w:val="11"/>
+  <w:num w:numId="31" w16cid:durableId="737901130">
+    <w:abstractNumId w:val="8"/>
   </w:num>
-  <w:num w:numId="29" w16cid:durableId="1815945347">
-    <w:abstractNumId w:val="5"/>
+  <w:num w:numId="32" w16cid:durableId="1977174717">
+    <w:abstractNumId w:val="25"/>
   </w:num>
-  <w:num w:numId="30" w16cid:durableId="854270576">
-    <w:abstractNumId w:val="19"/>
+  <w:num w:numId="33" w16cid:durableId="201944926">
+    <w:abstractNumId w:val="27"/>
+  </w:num>
+  <w:num w:numId="34" w16cid:durableId="395320002">
+    <w:abstractNumId w:val="4"/>
+  </w:num>
+  <w:num w:numId="35" w16cid:durableId="907039269">
+    <w:abstractNumId w:val="21"/>
   </w:num>
 </w:numbering>
 </file>
@@ -11181,7 +13789,6 @@
   <w:style w:type="character" w:default="1" w:styleId="Fontepargpadro">
     <w:name w:val="Default Paragraph Font"/>
     <w:uiPriority w:val="1"/>
-    <w:semiHidden/>
     <w:unhideWhenUsed/>
   </w:style>
   <w:style w:type="table" w:default="1" w:styleId="Tabelanormal">

--- a/doc/Relatorio de Atividades RAP.docx
+++ b/doc/Relatorio de Atividades RAP.docx
@@ -576,7 +576,21 @@
                               <w:rPr>
                                 <w:rFonts w:ascii="Arial" w:hAnsi="Arial" w:cs="Arial"/>
                               </w:rPr>
-                              <w:t>: Pratica Profissional Supervisionada – Projeto de Sistemas Computacionais Web</w:t>
+                              <w:t xml:space="preserve">: </w:t>
+                            </w:r>
+                            <w:proofErr w:type="gramStart"/>
+                            <w:r>
+                              <w:rPr>
+                                <w:rFonts w:ascii="Arial" w:hAnsi="Arial" w:cs="Arial"/>
+                              </w:rPr>
+                              <w:t>Pratica</w:t>
+                            </w:r>
+                            <w:proofErr w:type="gramEnd"/>
+                            <w:r>
+                              <w:rPr>
+                                <w:rFonts w:ascii="Arial" w:hAnsi="Arial" w:cs="Arial"/>
+                              </w:rPr>
+                              <w:t xml:space="preserve"> Profissional Supervisionada – Projeto de Sistemas Computacionais Web</w:t>
                             </w:r>
                             <w:r>
                               <w:rPr>
@@ -653,7 +667,21 @@
                         <w:rPr>
                           <w:rFonts w:ascii="Arial" w:hAnsi="Arial" w:cs="Arial"/>
                         </w:rPr>
-                        <w:t>: Pratica Profissional Supervisionada – Projeto de Sistemas Computacionais Web</w:t>
+                        <w:t xml:space="preserve">: </w:t>
+                      </w:r>
+                      <w:proofErr w:type="gramStart"/>
+                      <w:r>
+                        <w:rPr>
+                          <w:rFonts w:ascii="Arial" w:hAnsi="Arial" w:cs="Arial"/>
+                        </w:rPr>
+                        <w:t>Pratica</w:t>
+                      </w:r>
+                      <w:proofErr w:type="gramEnd"/>
+                      <w:r>
+                        <w:rPr>
+                          <w:rFonts w:ascii="Arial" w:hAnsi="Arial" w:cs="Arial"/>
+                        </w:rPr>
+                        <w:t xml:space="preserve"> Profissional Supervisionada – Projeto de Sistemas Computacionais Web</w:t>
                       </w:r>
                       <w:r>
                         <w:rPr>
@@ -874,7 +902,7 @@
     <w:sdt>
       <w:sdtPr>
         <w:rPr>
-          <w:rFonts w:asciiTheme="minorHAnsi" w:eastAsiaTheme="minorHAnsi" w:hAnsiTheme="minorHAnsi" w:cstheme="minorBidi"/>
+          <w:rFonts w:ascii="Arial" w:eastAsiaTheme="minorHAnsi" w:hAnsi="Arial" w:cs="Arial"/>
           <w:color w:val="auto"/>
           <w:kern w:val="2"/>
           <w:sz w:val="24"/>
@@ -890,6 +918,7 @@
       </w:sdtPr>
       <w:sdtEndPr>
         <w:rPr>
+          <w:rFonts w:asciiTheme="minorHAnsi" w:hAnsiTheme="minorHAnsi" w:cstheme="minorBidi"/>
           <w:b/>
           <w:bCs/>
         </w:rPr>
@@ -922,6 +951,7 @@
         <w:p>
           <w:pPr>
             <w:rPr>
+              <w:rFonts w:ascii="Arial" w:hAnsi="Arial" w:cs="Arial"/>
               <w:lang w:eastAsia="pt-BR"/>
             </w:rPr>
           </w:pPr>
@@ -934,21 +964,30 @@
               <w:tab w:val="right" w:leader="dot" w:pos="9061"/>
             </w:tabs>
             <w:rPr>
-              <w:rFonts w:eastAsiaTheme="minorEastAsia"/>
+              <w:rFonts w:ascii="Arial" w:eastAsiaTheme="minorEastAsia" w:hAnsi="Arial" w:cs="Arial"/>
               <w:noProof/>
               <w:lang w:eastAsia="pt-BR"/>
             </w:rPr>
           </w:pPr>
           <w:r>
+            <w:rPr>
+              <w:rFonts w:ascii="Arial" w:hAnsi="Arial" w:cs="Arial"/>
+            </w:rPr>
             <w:fldChar w:fldCharType="begin"/>
           </w:r>
           <w:r>
+            <w:rPr>
+              <w:rFonts w:ascii="Arial" w:hAnsi="Arial" w:cs="Arial"/>
+            </w:rPr>
             <w:instrText xml:space="preserve"> TOC \o "1-3" \h \z \u </w:instrText>
           </w:r>
           <w:r>
+            <w:rPr>
+              <w:rFonts w:ascii="Arial" w:hAnsi="Arial" w:cs="Arial"/>
+            </w:rPr>
             <w:fldChar w:fldCharType="separate"/>
           </w:r>
-          <w:hyperlink w:anchor="_Toc238133364" w:history="1">
+          <w:hyperlink w:anchor="_Toc238471653" w:history="1">
             <w:r>
               <w:rPr>
                 <w:rStyle w:val="Hyperlink"/>
@@ -961,7 +1000,7 @@
             </w:r>
             <w:r>
               <w:rPr>
-                <w:rFonts w:eastAsiaTheme="minorEastAsia"/>
+                <w:rFonts w:ascii="Arial" w:eastAsiaTheme="minorEastAsia" w:hAnsi="Arial" w:cs="Arial"/>
                 <w:noProof/>
                 <w:lang w:eastAsia="pt-BR"/>
               </w:rPr>
@@ -979,6 +1018,7 @@
             </w:r>
             <w:r>
               <w:rPr>
+                <w:rFonts w:ascii="Arial" w:hAnsi="Arial" w:cs="Arial"/>
                 <w:noProof/>
                 <w:webHidden/>
               </w:rPr>
@@ -986,6 +1026,7 @@
             </w:r>
             <w:r>
               <w:rPr>
+                <w:rFonts w:ascii="Arial" w:hAnsi="Arial" w:cs="Arial"/>
                 <w:noProof/>
                 <w:webHidden/>
               </w:rPr>
@@ -993,19 +1034,22 @@
             </w:r>
             <w:r>
               <w:rPr>
+                <w:rFonts w:ascii="Arial" w:hAnsi="Arial" w:cs="Arial"/>
                 <w:noProof/>
                 <w:webHidden/>
               </w:rPr>
-              <w:instrText xml:space="preserve"> PAGEREF _Toc238133364 \h </w:instrText>
+              <w:instrText xml:space="preserve"> PAGEREF _Toc238471653 \h </w:instrText>
             </w:r>
             <w:r>
               <w:rPr>
+                <w:rFonts w:ascii="Arial" w:hAnsi="Arial" w:cs="Arial"/>
                 <w:noProof/>
                 <w:webHidden/>
               </w:rPr>
             </w:r>
             <w:r>
               <w:rPr>
+                <w:rFonts w:ascii="Arial" w:hAnsi="Arial" w:cs="Arial"/>
                 <w:noProof/>
                 <w:webHidden/>
               </w:rPr>
@@ -1013,6 +1057,7 @@
             </w:r>
             <w:r>
               <w:rPr>
+                <w:rFonts w:ascii="Arial" w:hAnsi="Arial" w:cs="Arial"/>
                 <w:noProof/>
                 <w:webHidden/>
               </w:rPr>
@@ -1020,6 +1065,7 @@
             </w:r>
             <w:r>
               <w:rPr>
+                <w:rFonts w:ascii="Arial" w:hAnsi="Arial" w:cs="Arial"/>
                 <w:noProof/>
                 <w:webHidden/>
               </w:rPr>
@@ -1034,12 +1080,12 @@
               <w:tab w:val="right" w:leader="dot" w:pos="9061"/>
             </w:tabs>
             <w:rPr>
-              <w:rFonts w:eastAsiaTheme="minorEastAsia"/>
+              <w:rFonts w:ascii="Arial" w:eastAsiaTheme="minorEastAsia" w:hAnsi="Arial" w:cs="Arial"/>
               <w:noProof/>
               <w:lang w:eastAsia="pt-BR"/>
             </w:rPr>
           </w:pPr>
-          <w:hyperlink w:anchor="_Toc238133365" w:history="1">
+          <w:hyperlink w:anchor="_Toc238471654" w:history="1">
             <w:r>
               <w:rPr>
                 <w:rStyle w:val="Hyperlink"/>
@@ -1048,10 +1094,11 @@
                 <w:bCs/>
                 <w:noProof/>
               </w:rPr>
-              <w:t>1.2 Objetivo Geral</w:t>
+              <w:t>1.1 Objetivo Geral</w:t>
             </w:r>
             <w:r>
               <w:rPr>
+                <w:rFonts w:ascii="Arial" w:hAnsi="Arial" w:cs="Arial"/>
                 <w:noProof/>
                 <w:webHidden/>
               </w:rPr>
@@ -1059,6 +1106,7 @@
             </w:r>
             <w:r>
               <w:rPr>
+                <w:rFonts w:ascii="Arial" w:hAnsi="Arial" w:cs="Arial"/>
                 <w:noProof/>
                 <w:webHidden/>
               </w:rPr>
@@ -1066,19 +1114,22 @@
             </w:r>
             <w:r>
               <w:rPr>
+                <w:rFonts w:ascii="Arial" w:hAnsi="Arial" w:cs="Arial"/>
                 <w:noProof/>
                 <w:webHidden/>
               </w:rPr>
-              <w:instrText xml:space="preserve"> PAGEREF _Toc238133365 \h </w:instrText>
+              <w:instrText xml:space="preserve"> PAGEREF _Toc238471654 \h </w:instrText>
             </w:r>
             <w:r>
               <w:rPr>
+                <w:rFonts w:ascii="Arial" w:hAnsi="Arial" w:cs="Arial"/>
                 <w:noProof/>
                 <w:webHidden/>
               </w:rPr>
             </w:r>
             <w:r>
               <w:rPr>
+                <w:rFonts w:ascii="Arial" w:hAnsi="Arial" w:cs="Arial"/>
                 <w:noProof/>
                 <w:webHidden/>
               </w:rPr>
@@ -1086,6 +1137,7 @@
             </w:r>
             <w:r>
               <w:rPr>
+                <w:rFonts w:ascii="Arial" w:hAnsi="Arial" w:cs="Arial"/>
                 <w:noProof/>
                 <w:webHidden/>
               </w:rPr>
@@ -1093,6 +1145,7 @@
             </w:r>
             <w:r>
               <w:rPr>
+                <w:rFonts w:ascii="Arial" w:hAnsi="Arial" w:cs="Arial"/>
                 <w:noProof/>
                 <w:webHidden/>
               </w:rPr>
@@ -1107,12 +1160,12 @@
               <w:tab w:val="right" w:leader="dot" w:pos="9061"/>
             </w:tabs>
             <w:rPr>
-              <w:rFonts w:eastAsiaTheme="minorEastAsia"/>
+              <w:rFonts w:ascii="Arial" w:eastAsiaTheme="minorEastAsia" w:hAnsi="Arial" w:cs="Arial"/>
               <w:noProof/>
               <w:lang w:eastAsia="pt-BR"/>
             </w:rPr>
           </w:pPr>
-          <w:hyperlink w:anchor="_Toc238133366" w:history="1">
+          <w:hyperlink w:anchor="_Toc238471655" w:history="1">
             <w:r>
               <w:rPr>
                 <w:rStyle w:val="Hyperlink"/>
@@ -1121,10 +1174,11 @@
                 <w:bCs/>
                 <w:noProof/>
               </w:rPr>
-              <w:t>1.3 Objetivos Específicos</w:t>
+              <w:t>1.2 Objetivos Específicos</w:t>
             </w:r>
             <w:r>
               <w:rPr>
+                <w:rFonts w:ascii="Arial" w:hAnsi="Arial" w:cs="Arial"/>
                 <w:noProof/>
                 <w:webHidden/>
               </w:rPr>
@@ -1132,6 +1186,7 @@
             </w:r>
             <w:r>
               <w:rPr>
+                <w:rFonts w:ascii="Arial" w:hAnsi="Arial" w:cs="Arial"/>
                 <w:noProof/>
                 <w:webHidden/>
               </w:rPr>
@@ -1139,19 +1194,22 @@
             </w:r>
             <w:r>
               <w:rPr>
+                <w:rFonts w:ascii="Arial" w:hAnsi="Arial" w:cs="Arial"/>
                 <w:noProof/>
                 <w:webHidden/>
               </w:rPr>
-              <w:instrText xml:space="preserve"> PAGEREF _Toc238133366 \h </w:instrText>
+              <w:instrText xml:space="preserve"> PAGEREF _Toc238471655 \h </w:instrText>
             </w:r>
             <w:r>
               <w:rPr>
+                <w:rFonts w:ascii="Arial" w:hAnsi="Arial" w:cs="Arial"/>
                 <w:noProof/>
                 <w:webHidden/>
               </w:rPr>
             </w:r>
             <w:r>
               <w:rPr>
+                <w:rFonts w:ascii="Arial" w:hAnsi="Arial" w:cs="Arial"/>
                 <w:noProof/>
                 <w:webHidden/>
               </w:rPr>
@@ -1159,6 +1217,7 @@
             </w:r>
             <w:r>
               <w:rPr>
+                <w:rFonts w:ascii="Arial" w:hAnsi="Arial" w:cs="Arial"/>
                 <w:noProof/>
                 <w:webHidden/>
               </w:rPr>
@@ -1166,6 +1225,7 @@
             </w:r>
             <w:r>
               <w:rPr>
+                <w:rFonts w:ascii="Arial" w:hAnsi="Arial" w:cs="Arial"/>
                 <w:noProof/>
                 <w:webHidden/>
               </w:rPr>
@@ -1180,12 +1240,12 @@
               <w:tab w:val="right" w:leader="dot" w:pos="9061"/>
             </w:tabs>
             <w:rPr>
-              <w:rFonts w:eastAsiaTheme="minorEastAsia"/>
+              <w:rFonts w:ascii="Arial" w:eastAsiaTheme="minorEastAsia" w:hAnsi="Arial" w:cs="Arial"/>
               <w:noProof/>
               <w:lang w:eastAsia="pt-BR"/>
             </w:rPr>
           </w:pPr>
-          <w:hyperlink w:anchor="_Toc238133367" w:history="1">
+          <w:hyperlink w:anchor="_Toc238471656" w:history="1">
             <w:r>
               <w:rPr>
                 <w:rStyle w:val="Hyperlink"/>
@@ -1198,6 +1258,7 @@
             </w:r>
             <w:r>
               <w:rPr>
+                <w:rFonts w:ascii="Arial" w:hAnsi="Arial" w:cs="Arial"/>
                 <w:noProof/>
                 <w:webHidden/>
               </w:rPr>
@@ -1205,6 +1266,7 @@
             </w:r>
             <w:r>
               <w:rPr>
+                <w:rFonts w:ascii="Arial" w:hAnsi="Arial" w:cs="Arial"/>
                 <w:noProof/>
                 <w:webHidden/>
               </w:rPr>
@@ -1212,19 +1274,22 @@
             </w:r>
             <w:r>
               <w:rPr>
+                <w:rFonts w:ascii="Arial" w:hAnsi="Arial" w:cs="Arial"/>
                 <w:noProof/>
                 <w:webHidden/>
               </w:rPr>
-              <w:instrText xml:space="preserve"> PAGEREF _Toc238133367 \h </w:instrText>
+              <w:instrText xml:space="preserve"> PAGEREF _Toc238471656 \h </w:instrText>
             </w:r>
             <w:r>
               <w:rPr>
+                <w:rFonts w:ascii="Arial" w:hAnsi="Arial" w:cs="Arial"/>
                 <w:noProof/>
                 <w:webHidden/>
               </w:rPr>
             </w:r>
             <w:r>
               <w:rPr>
+                <w:rFonts w:ascii="Arial" w:hAnsi="Arial" w:cs="Arial"/>
                 <w:noProof/>
                 <w:webHidden/>
               </w:rPr>
@@ -1232,13 +1297,15 @@
             </w:r>
             <w:r>
               <w:rPr>
+                <w:rFonts w:ascii="Arial" w:hAnsi="Arial" w:cs="Arial"/>
                 <w:noProof/>
                 <w:webHidden/>
               </w:rPr>
-              <w:t>6</w:t>
+              <w:t>7</w:t>
             </w:r>
             <w:r>
               <w:rPr>
+                <w:rFonts w:ascii="Arial" w:hAnsi="Arial" w:cs="Arial"/>
                 <w:noProof/>
                 <w:webHidden/>
               </w:rPr>
@@ -1253,12 +1320,12 @@
               <w:tab w:val="right" w:leader="dot" w:pos="9061"/>
             </w:tabs>
             <w:rPr>
-              <w:rFonts w:eastAsiaTheme="minorEastAsia"/>
+              <w:rFonts w:ascii="Arial" w:eastAsiaTheme="minorEastAsia" w:hAnsi="Arial" w:cs="Arial"/>
               <w:noProof/>
               <w:lang w:eastAsia="pt-BR"/>
             </w:rPr>
           </w:pPr>
-          <w:hyperlink w:anchor="_Toc238133368" w:history="1">
+          <w:hyperlink w:anchor="_Toc238471657" w:history="1">
             <w:r>
               <w:rPr>
                 <w:rStyle w:val="Hyperlink"/>
@@ -1271,6 +1338,7 @@
             </w:r>
             <w:r>
               <w:rPr>
+                <w:rFonts w:ascii="Arial" w:hAnsi="Arial" w:cs="Arial"/>
                 <w:noProof/>
                 <w:webHidden/>
               </w:rPr>
@@ -1278,6 +1346,7 @@
             </w:r>
             <w:r>
               <w:rPr>
+                <w:rFonts w:ascii="Arial" w:hAnsi="Arial" w:cs="Arial"/>
                 <w:noProof/>
                 <w:webHidden/>
               </w:rPr>
@@ -1285,19 +1354,22 @@
             </w:r>
             <w:r>
               <w:rPr>
+                <w:rFonts w:ascii="Arial" w:hAnsi="Arial" w:cs="Arial"/>
                 <w:noProof/>
                 <w:webHidden/>
               </w:rPr>
-              <w:instrText xml:space="preserve"> PAGEREF _Toc238133368 \h </w:instrText>
+              <w:instrText xml:space="preserve"> PAGEREF _Toc238471657 \h </w:instrText>
             </w:r>
             <w:r>
               <w:rPr>
+                <w:rFonts w:ascii="Arial" w:hAnsi="Arial" w:cs="Arial"/>
                 <w:noProof/>
                 <w:webHidden/>
               </w:rPr>
             </w:r>
             <w:r>
               <w:rPr>
+                <w:rFonts w:ascii="Arial" w:hAnsi="Arial" w:cs="Arial"/>
                 <w:noProof/>
                 <w:webHidden/>
               </w:rPr>
@@ -1305,13 +1377,15 @@
             </w:r>
             <w:r>
               <w:rPr>
+                <w:rFonts w:ascii="Arial" w:hAnsi="Arial" w:cs="Arial"/>
                 <w:noProof/>
                 <w:webHidden/>
               </w:rPr>
-              <w:t>7</w:t>
+              <w:t>8</w:t>
             </w:r>
             <w:r>
               <w:rPr>
+                <w:rFonts w:ascii="Arial" w:hAnsi="Arial" w:cs="Arial"/>
                 <w:noProof/>
                 <w:webHidden/>
               </w:rPr>
@@ -1326,12 +1400,12 @@
               <w:tab w:val="right" w:leader="dot" w:pos="9061"/>
             </w:tabs>
             <w:rPr>
-              <w:rFonts w:eastAsiaTheme="minorEastAsia"/>
+              <w:rFonts w:ascii="Arial" w:eastAsiaTheme="minorEastAsia" w:hAnsi="Arial" w:cs="Arial"/>
               <w:noProof/>
               <w:lang w:eastAsia="pt-BR"/>
             </w:rPr>
           </w:pPr>
-          <w:hyperlink w:anchor="_Toc238133369" w:history="1">
+          <w:hyperlink w:anchor="_Toc238471658" w:history="1">
             <w:r>
               <w:rPr>
                 <w:rStyle w:val="Hyperlink"/>
@@ -1344,6 +1418,7 @@
             </w:r>
             <w:r>
               <w:rPr>
+                <w:rFonts w:ascii="Arial" w:hAnsi="Arial" w:cs="Arial"/>
                 <w:noProof/>
                 <w:webHidden/>
               </w:rPr>
@@ -1351,6 +1426,7 @@
             </w:r>
             <w:r>
               <w:rPr>
+                <w:rFonts w:ascii="Arial" w:hAnsi="Arial" w:cs="Arial"/>
                 <w:noProof/>
                 <w:webHidden/>
               </w:rPr>
@@ -1358,19 +1434,22 @@
             </w:r>
             <w:r>
               <w:rPr>
+                <w:rFonts w:ascii="Arial" w:hAnsi="Arial" w:cs="Arial"/>
                 <w:noProof/>
                 <w:webHidden/>
               </w:rPr>
-              <w:instrText xml:space="preserve"> PAGEREF _Toc238133369 \h </w:instrText>
+              <w:instrText xml:space="preserve"> PAGEREF _Toc238471658 \h </w:instrText>
             </w:r>
             <w:r>
               <w:rPr>
+                <w:rFonts w:ascii="Arial" w:hAnsi="Arial" w:cs="Arial"/>
                 <w:noProof/>
                 <w:webHidden/>
               </w:rPr>
             </w:r>
             <w:r>
               <w:rPr>
+                <w:rFonts w:ascii="Arial" w:hAnsi="Arial" w:cs="Arial"/>
                 <w:noProof/>
                 <w:webHidden/>
               </w:rPr>
@@ -1378,13 +1457,15 @@
             </w:r>
             <w:r>
               <w:rPr>
+                <w:rFonts w:ascii="Arial" w:hAnsi="Arial" w:cs="Arial"/>
                 <w:noProof/>
                 <w:webHidden/>
               </w:rPr>
-              <w:t>7</w:t>
+              <w:t>8</w:t>
             </w:r>
             <w:r>
               <w:rPr>
+                <w:rFonts w:ascii="Arial" w:hAnsi="Arial" w:cs="Arial"/>
                 <w:noProof/>
                 <w:webHidden/>
               </w:rPr>
@@ -1399,12 +1480,12 @@
               <w:tab w:val="right" w:leader="dot" w:pos="9061"/>
             </w:tabs>
             <w:rPr>
-              <w:rFonts w:eastAsiaTheme="minorEastAsia"/>
+              <w:rFonts w:ascii="Arial" w:eastAsiaTheme="minorEastAsia" w:hAnsi="Arial" w:cs="Arial"/>
               <w:noProof/>
               <w:lang w:eastAsia="pt-BR"/>
             </w:rPr>
           </w:pPr>
-          <w:hyperlink w:anchor="_Toc238133370" w:history="1">
+          <w:hyperlink w:anchor="_Toc238471659" w:history="1">
             <w:r>
               <w:rPr>
                 <w:rStyle w:val="Hyperlink"/>
@@ -1417,6 +1498,7 @@
             </w:r>
             <w:r>
               <w:rPr>
+                <w:rFonts w:ascii="Arial" w:hAnsi="Arial" w:cs="Arial"/>
                 <w:noProof/>
                 <w:webHidden/>
               </w:rPr>
@@ -1424,6 +1506,7 @@
             </w:r>
             <w:r>
               <w:rPr>
+                <w:rFonts w:ascii="Arial" w:hAnsi="Arial" w:cs="Arial"/>
                 <w:noProof/>
                 <w:webHidden/>
               </w:rPr>
@@ -1431,19 +1514,22 @@
             </w:r>
             <w:r>
               <w:rPr>
+                <w:rFonts w:ascii="Arial" w:hAnsi="Arial" w:cs="Arial"/>
                 <w:noProof/>
                 <w:webHidden/>
               </w:rPr>
-              <w:instrText xml:space="preserve"> PAGEREF _Toc238133370 \h </w:instrText>
+              <w:instrText xml:space="preserve"> PAGEREF _Toc238471659 \h </w:instrText>
             </w:r>
             <w:r>
               <w:rPr>
+                <w:rFonts w:ascii="Arial" w:hAnsi="Arial" w:cs="Arial"/>
                 <w:noProof/>
                 <w:webHidden/>
               </w:rPr>
             </w:r>
             <w:r>
               <w:rPr>
+                <w:rFonts w:ascii="Arial" w:hAnsi="Arial" w:cs="Arial"/>
                 <w:noProof/>
                 <w:webHidden/>
               </w:rPr>
@@ -1451,13 +1537,15 @@
             </w:r>
             <w:r>
               <w:rPr>
+                <w:rFonts w:ascii="Arial" w:hAnsi="Arial" w:cs="Arial"/>
                 <w:noProof/>
                 <w:webHidden/>
               </w:rPr>
-              <w:t>9</w:t>
+              <w:t>10</w:t>
             </w:r>
             <w:r>
               <w:rPr>
+                <w:rFonts w:ascii="Arial" w:hAnsi="Arial" w:cs="Arial"/>
                 <w:noProof/>
                 <w:webHidden/>
               </w:rPr>
@@ -1472,12 +1560,12 @@
               <w:tab w:val="right" w:leader="dot" w:pos="9061"/>
             </w:tabs>
             <w:rPr>
-              <w:rFonts w:eastAsiaTheme="minorEastAsia"/>
+              <w:rStyle w:val="Hyperlink"/>
+              <w:rFonts w:ascii="Arial" w:hAnsi="Arial" w:cs="Arial"/>
               <w:noProof/>
-              <w:lang w:eastAsia="pt-BR"/>
             </w:rPr>
           </w:pPr>
-          <w:hyperlink w:anchor="_Toc238133371" w:history="1">
+          <w:hyperlink w:anchor="_Toc238471660" w:history="1">
             <w:r>
               <w:rPr>
                 <w:rStyle w:val="Hyperlink"/>
@@ -1490,6 +1578,7 @@
             </w:r>
             <w:r>
               <w:rPr>
+                <w:rFonts w:ascii="Arial" w:hAnsi="Arial" w:cs="Arial"/>
                 <w:noProof/>
                 <w:webHidden/>
               </w:rPr>
@@ -1497,6 +1586,7 @@
             </w:r>
             <w:r>
               <w:rPr>
+                <w:rFonts w:ascii="Arial" w:hAnsi="Arial" w:cs="Arial"/>
                 <w:noProof/>
                 <w:webHidden/>
               </w:rPr>
@@ -1504,19 +1594,22 @@
             </w:r>
             <w:r>
               <w:rPr>
+                <w:rFonts w:ascii="Arial" w:hAnsi="Arial" w:cs="Arial"/>
                 <w:noProof/>
                 <w:webHidden/>
               </w:rPr>
-              <w:instrText xml:space="preserve"> PAGEREF _Toc238133371 \h </w:instrText>
+              <w:instrText xml:space="preserve"> PAGEREF _Toc238471660 \h </w:instrText>
             </w:r>
             <w:r>
               <w:rPr>
+                <w:rFonts w:ascii="Arial" w:hAnsi="Arial" w:cs="Arial"/>
                 <w:noProof/>
                 <w:webHidden/>
               </w:rPr>
             </w:r>
             <w:r>
               <w:rPr>
+                <w:rFonts w:ascii="Arial" w:hAnsi="Arial" w:cs="Arial"/>
                 <w:noProof/>
                 <w:webHidden/>
               </w:rPr>
@@ -1524,13 +1617,15 @@
             </w:r>
             <w:r>
               <w:rPr>
+                <w:rFonts w:ascii="Arial" w:hAnsi="Arial" w:cs="Arial"/>
                 <w:noProof/>
                 <w:webHidden/>
               </w:rPr>
-              <w:t>9</w:t>
+              <w:t>10</w:t>
             </w:r>
             <w:r>
               <w:rPr>
+                <w:rFonts w:ascii="Arial" w:hAnsi="Arial" w:cs="Arial"/>
                 <w:noProof/>
                 <w:webHidden/>
               </w:rPr>
@@ -1540,80 +1635,79 @@
         </w:p>
         <w:p>
           <w:pPr>
-            <w:pStyle w:val="Sumrio2"/>
-            <w:tabs>
-              <w:tab w:val="right" w:leader="dot" w:pos="9061"/>
-            </w:tabs>
             <w:rPr>
-              <w:rFonts w:eastAsiaTheme="minorEastAsia"/>
-              <w:noProof/>
+              <w:rFonts w:ascii="Arial" w:hAnsi="Arial" w:cs="Arial"/>
+            </w:rPr>
+          </w:pPr>
+          <w:r>
+            <w:rPr>
+              <w:rFonts w:ascii="Arial" w:hAnsi="Arial" w:cs="Arial"/>
               <w:lang w:eastAsia="pt-BR"/>
             </w:rPr>
-          </w:pPr>
-          <w:hyperlink w:anchor="_Toc238133372" w:history="1">
-            <w:r>
-              <w:rPr>
-                <w:rStyle w:val="Hyperlink"/>
-                <w:rFonts w:ascii="Arial" w:hAnsi="Arial" w:cs="Arial"/>
-                <w:b/>
-                <w:bCs/>
-                <w:noProof/>
-              </w:rPr>
-              <w:t>3.2 Mapeamento Objeto-Relacional (Camada Model)</w:t>
-            </w:r>
-            <w:r>
-              <w:rPr>
-                <w:noProof/>
-                <w:webHidden/>
-              </w:rPr>
-              <w:tab/>
-            </w:r>
-            <w:r>
-              <w:rPr>
-                <w:noProof/>
-                <w:webHidden/>
-              </w:rPr>
-              <w:fldChar w:fldCharType="begin"/>
-            </w:r>
-            <w:r>
-              <w:rPr>
-                <w:noProof/>
-                <w:webHidden/>
-              </w:rPr>
-              <w:instrText xml:space="preserve"> PAGEREF _Toc238133372 \h </w:instrText>
-            </w:r>
-            <w:r>
-              <w:rPr>
-                <w:noProof/>
-                <w:webHidden/>
-              </w:rPr>
-            </w:r>
-            <w:r>
-              <w:rPr>
-                <w:noProof/>
-                <w:webHidden/>
-              </w:rPr>
-              <w:fldChar w:fldCharType="separate"/>
-            </w:r>
-            <w:r>
-              <w:rPr>
-                <w:noProof/>
-                <w:webHidden/>
-              </w:rPr>
-              <w:t>10</w:t>
-            </w:r>
-            <w:r>
-              <w:rPr>
-                <w:noProof/>
-                <w:webHidden/>
-              </w:rPr>
-              <w:fldChar w:fldCharType="end"/>
-            </w:r>
-          </w:hyperlink>
+            <w:t xml:space="preserve">   </w:t>
+          </w:r>
+          <w:r>
+            <w:rPr>
+              <w:rFonts w:ascii="Arial" w:hAnsi="Arial" w:cs="Arial"/>
+              <w:lang w:eastAsia="pt-BR"/>
+            </w:rPr>
+            <w:t xml:space="preserve"> </w:t>
+          </w:r>
+          <w:r>
+            <w:rPr>
+              <w:rFonts w:ascii="Arial" w:hAnsi="Arial" w:cs="Arial"/>
+              <w:b/>
+              <w:bCs/>
+              <w:lang w:eastAsia="pt-BR"/>
+            </w:rPr>
+            <w:t xml:space="preserve">3.2 </w:t>
+          </w:r>
+          <w:r>
+            <w:rPr>
+              <w:rFonts w:ascii="Arial" w:hAnsi="Arial" w:cs="Arial"/>
+              <w:b/>
+              <w:bCs/>
+            </w:rPr>
+            <w:t>Mapeamento Objeto-Relacional (Camada Model)</w:t>
+          </w:r>
+          <w:r>
+            <w:rPr>
+              <w:rFonts w:ascii="Arial" w:hAnsi="Arial" w:cs="Arial"/>
+              <w:b/>
+              <w:bCs/>
+            </w:rPr>
+            <w:t xml:space="preserve"> </w:t>
+          </w:r>
+          <w:r>
+            <w:rPr>
+              <w:rFonts w:ascii="Arial" w:hAnsi="Arial" w:cs="Arial"/>
+            </w:rPr>
+            <w:t>.....................................</w:t>
+          </w:r>
+          <w:r>
+            <w:rPr>
+              <w:rFonts w:ascii="Arial" w:hAnsi="Arial" w:cs="Arial"/>
+            </w:rPr>
+            <w:t xml:space="preserve"> </w:t>
+          </w:r>
+          <w:r>
+            <w:rPr>
+              <w:rFonts w:ascii="Arial" w:hAnsi="Arial" w:cs="Arial"/>
+            </w:rPr>
+            <w:t>11</w:t>
+          </w:r>
         </w:p>
         <w:p>
           <w:pPr>
             <w:pStyle w:val="Ttulo2"/>
+            <w:rPr>
+              <w:rFonts w:ascii="Arial" w:hAnsi="Arial" w:cs="Arial"/>
+              <w:color w:val="auto"/>
+              <w:sz w:val="24"/>
+              <w:szCs w:val="24"/>
+            </w:rPr>
+          </w:pPr>
+          <w:r>
             <w:rPr>
               <w:rFonts w:ascii="Arial" w:hAnsi="Arial" w:cs="Arial"/>
               <w:b/>
@@ -1622,45 +1716,13 @@
               <w:sz w:val="24"/>
               <w:szCs w:val="24"/>
             </w:rPr>
-          </w:pPr>
-          <w:r>
-            <w:rPr>
-              <w:color w:val="auto"/>
-              <w:sz w:val="24"/>
-              <w:szCs w:val="24"/>
-            </w:rPr>
-            <w:fldChar w:fldCharType="begin"/>
+            <w:t xml:space="preserve">    </w:t>
           </w:r>
           <w:r>
             <w:rPr>
-              <w:color w:val="auto"/>
-              <w:sz w:val="24"/>
-              <w:szCs w:val="24"/>
-            </w:rPr>
-            <w:instrText>HYPERLINK \l "_Toc238133373"</w:instrText>
-          </w:r>
-          <w:r>
-            <w:rPr>
-              <w:color w:val="auto"/>
-              <w:sz w:val="24"/>
-              <w:szCs w:val="24"/>
-            </w:rPr>
-          </w:r>
-          <w:r>
-            <w:rPr>
-              <w:color w:val="auto"/>
-              <w:sz w:val="24"/>
-              <w:szCs w:val="24"/>
-            </w:rPr>
-            <w:fldChar w:fldCharType="separate"/>
-          </w:r>
-          <w:r>
-            <w:rPr>
-              <w:rStyle w:val="Hyperlink"/>
               <w:rFonts w:ascii="Arial" w:hAnsi="Arial" w:cs="Arial"/>
               <w:b/>
               <w:bCs/>
-              <w:noProof/>
               <w:color w:val="auto"/>
               <w:sz w:val="24"/>
               <w:szCs w:val="24"/>
@@ -1676,7 +1738,58 @@
               <w:sz w:val="24"/>
               <w:szCs w:val="24"/>
             </w:rPr>
-            <w:t>Camada de Repositório e Queries Especializadas (Repository)</w:t>
+            <w:t>Camada de Repositório e Queries Especializadas (</w:t>
+          </w:r>
+          <w:proofErr w:type="spellStart"/>
+          <w:r>
+            <w:rPr>
+              <w:rFonts w:ascii="Arial" w:hAnsi="Arial" w:cs="Arial"/>
+              <w:b/>
+              <w:bCs/>
+              <w:color w:val="auto"/>
+              <w:sz w:val="24"/>
+              <w:szCs w:val="24"/>
+            </w:rPr>
+            <w:t>Repository</w:t>
+          </w:r>
+          <w:proofErr w:type="spellEnd"/>
+          <w:r>
+            <w:rPr>
+              <w:rFonts w:ascii="Arial" w:hAnsi="Arial" w:cs="Arial"/>
+              <w:b/>
+              <w:bCs/>
+              <w:color w:val="auto"/>
+              <w:sz w:val="24"/>
+              <w:szCs w:val="24"/>
+            </w:rPr>
+            <w:t>)</w:t>
+          </w:r>
+          <w:r>
+            <w:rPr>
+              <w:rFonts w:ascii="Arial" w:hAnsi="Arial" w:cs="Arial"/>
+              <w:color w:val="auto"/>
+              <w:sz w:val="24"/>
+              <w:szCs w:val="24"/>
+            </w:rPr>
+            <w:t>..............</w:t>
+          </w:r>
+          <w:r>
+            <w:rPr>
+              <w:rFonts w:ascii="Arial" w:hAnsi="Arial" w:cs="Arial"/>
+              <w:color w:val="auto"/>
+              <w:sz w:val="24"/>
+              <w:szCs w:val="24"/>
+            </w:rPr>
+            <w:t xml:space="preserve"> </w:t>
+          </w:r>
+          <w:r>
+            <w:rPr>
+              <w:rFonts w:ascii="Arial" w:hAnsi="Arial" w:cs="Arial"/>
+              <w:color w:val="auto"/>
+              <w:sz w:val="24"/>
+              <w:szCs w:val="24"/>
+            </w:rPr>
+            <w:t>12</w:t>
           </w:r>
         </w:p>
         <w:p>
@@ -1686,76 +1799,12 @@
               <w:tab w:val="right" w:leader="dot" w:pos="9061"/>
             </w:tabs>
             <w:rPr>
-              <w:rFonts w:eastAsiaTheme="minorEastAsia"/>
+              <w:rFonts w:ascii="Arial" w:eastAsiaTheme="minorEastAsia" w:hAnsi="Arial" w:cs="Arial"/>
               <w:noProof/>
               <w:lang w:eastAsia="pt-BR"/>
             </w:rPr>
           </w:pPr>
-          <w:r>
-            <w:rPr>
-              <w:noProof/>
-              <w:webHidden/>
-            </w:rPr>
-            <w:tab/>
-          </w:r>
-          <w:r>
-            <w:rPr>
-              <w:noProof/>
-              <w:webHidden/>
-            </w:rPr>
-            <w:fldChar w:fldCharType="begin"/>
-          </w:r>
-          <w:r>
-            <w:rPr>
-              <w:noProof/>
-              <w:webHidden/>
-            </w:rPr>
-            <w:instrText xml:space="preserve"> PAGEREF _Toc238133373 \h </w:instrText>
-          </w:r>
-          <w:r>
-            <w:rPr>
-              <w:noProof/>
-              <w:webHidden/>
-            </w:rPr>
-          </w:r>
-          <w:r>
-            <w:rPr>
-              <w:noProof/>
-              <w:webHidden/>
-            </w:rPr>
-            <w:fldChar w:fldCharType="separate"/>
-          </w:r>
-          <w:r>
-            <w:rPr>
-              <w:noProof/>
-              <w:webHidden/>
-            </w:rPr>
-            <w:t>10</w:t>
-          </w:r>
-          <w:r>
-            <w:rPr>
-              <w:noProof/>
-              <w:webHidden/>
-            </w:rPr>
-            <w:fldChar w:fldCharType="end"/>
-          </w:r>
-          <w:r>
-            <w:fldChar w:fldCharType="end"/>
-          </w:r>
-        </w:p>
-        <w:p>
-          <w:pPr>
-            <w:pStyle w:val="Sumrio2"/>
-            <w:tabs>
-              <w:tab w:val="right" w:leader="dot" w:pos="9061"/>
-            </w:tabs>
-            <w:rPr>
-              <w:rFonts w:eastAsiaTheme="minorEastAsia"/>
-              <w:noProof/>
-              <w:lang w:eastAsia="pt-BR"/>
-            </w:rPr>
-          </w:pPr>
-          <w:hyperlink w:anchor="_Toc238133374" w:history="1">
+          <w:hyperlink w:anchor="_Toc238471669" w:history="1">
             <w:r>
               <w:rPr>
                 <w:rStyle w:val="Hyperlink"/>
@@ -1768,6 +1817,7 @@
             </w:r>
             <w:r>
               <w:rPr>
+                <w:rFonts w:ascii="Arial" w:hAnsi="Arial" w:cs="Arial"/>
                 <w:noProof/>
                 <w:webHidden/>
               </w:rPr>
@@ -1775,6 +1825,7 @@
             </w:r>
             <w:r>
               <w:rPr>
+                <w:rFonts w:ascii="Arial" w:hAnsi="Arial" w:cs="Arial"/>
                 <w:noProof/>
                 <w:webHidden/>
               </w:rPr>
@@ -1782,19 +1833,22 @@
             </w:r>
             <w:r>
               <w:rPr>
+                <w:rFonts w:ascii="Arial" w:hAnsi="Arial" w:cs="Arial"/>
                 <w:noProof/>
                 <w:webHidden/>
               </w:rPr>
-              <w:instrText xml:space="preserve"> PAGEREF _Toc238133374 \h </w:instrText>
+              <w:instrText xml:space="preserve"> PAGEREF _Toc238471669 \h </w:instrText>
             </w:r>
             <w:r>
               <w:rPr>
+                <w:rFonts w:ascii="Arial" w:hAnsi="Arial" w:cs="Arial"/>
                 <w:noProof/>
                 <w:webHidden/>
               </w:rPr>
             </w:r>
             <w:r>
               <w:rPr>
+                <w:rFonts w:ascii="Arial" w:hAnsi="Arial" w:cs="Arial"/>
                 <w:noProof/>
                 <w:webHidden/>
               </w:rPr>
@@ -1802,13 +1856,15 @@
             </w:r>
             <w:r>
               <w:rPr>
+                <w:rFonts w:ascii="Arial" w:hAnsi="Arial" w:cs="Arial"/>
                 <w:noProof/>
                 <w:webHidden/>
               </w:rPr>
-              <w:t>10</w:t>
+              <w:t>12</w:t>
             </w:r>
             <w:r>
               <w:rPr>
+                <w:rFonts w:ascii="Arial" w:hAnsi="Arial" w:cs="Arial"/>
                 <w:noProof/>
                 <w:webHidden/>
               </w:rPr>
@@ -1823,12 +1879,12 @@
               <w:tab w:val="right" w:leader="dot" w:pos="9061"/>
             </w:tabs>
             <w:rPr>
-              <w:rFonts w:eastAsiaTheme="minorEastAsia"/>
+              <w:rFonts w:ascii="Arial" w:eastAsiaTheme="minorEastAsia" w:hAnsi="Arial" w:cs="Arial"/>
               <w:noProof/>
               <w:lang w:eastAsia="pt-BR"/>
             </w:rPr>
           </w:pPr>
-          <w:hyperlink w:anchor="_Toc238133375" w:history="1">
+          <w:hyperlink w:anchor="_Toc238471670" w:history="1">
             <w:r>
               <w:rPr>
                 <w:rStyle w:val="Hyperlink"/>
@@ -1841,6 +1897,7 @@
             </w:r>
             <w:r>
               <w:rPr>
+                <w:rFonts w:ascii="Arial" w:hAnsi="Arial" w:cs="Arial"/>
                 <w:noProof/>
                 <w:webHidden/>
               </w:rPr>
@@ -1848,6 +1905,7 @@
             </w:r>
             <w:r>
               <w:rPr>
+                <w:rFonts w:ascii="Arial" w:hAnsi="Arial" w:cs="Arial"/>
                 <w:noProof/>
                 <w:webHidden/>
               </w:rPr>
@@ -1855,19 +1913,22 @@
             </w:r>
             <w:r>
               <w:rPr>
+                <w:rFonts w:ascii="Arial" w:hAnsi="Arial" w:cs="Arial"/>
                 <w:noProof/>
                 <w:webHidden/>
               </w:rPr>
-              <w:instrText xml:space="preserve"> PAGEREF _Toc238133375 \h </w:instrText>
+              <w:instrText xml:space="preserve"> PAGEREF _Toc238471670 \h </w:instrText>
             </w:r>
             <w:r>
               <w:rPr>
+                <w:rFonts w:ascii="Arial" w:hAnsi="Arial" w:cs="Arial"/>
                 <w:noProof/>
                 <w:webHidden/>
               </w:rPr>
             </w:r>
             <w:r>
               <w:rPr>
+                <w:rFonts w:ascii="Arial" w:hAnsi="Arial" w:cs="Arial"/>
                 <w:noProof/>
                 <w:webHidden/>
               </w:rPr>
@@ -1875,13 +1936,15 @@
             </w:r>
             <w:r>
               <w:rPr>
+                <w:rFonts w:ascii="Arial" w:hAnsi="Arial" w:cs="Arial"/>
                 <w:noProof/>
                 <w:webHidden/>
               </w:rPr>
-              <w:t>10</w:t>
+              <w:t>12</w:t>
             </w:r>
             <w:r>
               <w:rPr>
+                <w:rFonts w:ascii="Arial" w:hAnsi="Arial" w:cs="Arial"/>
                 <w:noProof/>
                 <w:webHidden/>
               </w:rPr>
@@ -1896,12 +1959,12 @@
               <w:tab w:val="right" w:leader="dot" w:pos="9061"/>
             </w:tabs>
             <w:rPr>
-              <w:rFonts w:eastAsiaTheme="minorEastAsia"/>
+              <w:rFonts w:ascii="Arial" w:eastAsiaTheme="minorEastAsia" w:hAnsi="Arial" w:cs="Arial"/>
               <w:noProof/>
               <w:lang w:eastAsia="pt-BR"/>
             </w:rPr>
           </w:pPr>
-          <w:hyperlink w:anchor="_Toc238133376" w:history="1">
+          <w:hyperlink w:anchor="_Toc238471671" w:history="1">
             <w:r>
               <w:rPr>
                 <w:rStyle w:val="Hyperlink"/>
@@ -1910,10 +1973,11 @@
                 <w:bCs/>
                 <w:noProof/>
               </w:rPr>
-              <w:t>3.6 Validação, Testes e Implantação</w:t>
+              <w:t>3.6  Validação, Testes e Implantação</w:t>
             </w:r>
             <w:r>
               <w:rPr>
+                <w:rFonts w:ascii="Arial" w:hAnsi="Arial" w:cs="Arial"/>
                 <w:noProof/>
                 <w:webHidden/>
               </w:rPr>
@@ -1921,6 +1985,7 @@
             </w:r>
             <w:r>
               <w:rPr>
+                <w:rFonts w:ascii="Arial" w:hAnsi="Arial" w:cs="Arial"/>
                 <w:noProof/>
                 <w:webHidden/>
               </w:rPr>
@@ -1928,19 +1993,22 @@
             </w:r>
             <w:r>
               <w:rPr>
+                <w:rFonts w:ascii="Arial" w:hAnsi="Arial" w:cs="Arial"/>
                 <w:noProof/>
                 <w:webHidden/>
               </w:rPr>
-              <w:instrText xml:space="preserve"> PAGEREF _Toc238133376 \h </w:instrText>
+              <w:instrText xml:space="preserve"> PAGEREF _Toc238471671 \h </w:instrText>
             </w:r>
             <w:r>
               <w:rPr>
+                <w:rFonts w:ascii="Arial" w:hAnsi="Arial" w:cs="Arial"/>
                 <w:noProof/>
                 <w:webHidden/>
               </w:rPr>
             </w:r>
             <w:r>
               <w:rPr>
+                <w:rFonts w:ascii="Arial" w:hAnsi="Arial" w:cs="Arial"/>
                 <w:noProof/>
                 <w:webHidden/>
               </w:rPr>
@@ -1948,13 +2016,15 @@
             </w:r>
             <w:r>
               <w:rPr>
+                <w:rFonts w:ascii="Arial" w:hAnsi="Arial" w:cs="Arial"/>
                 <w:noProof/>
                 <w:webHidden/>
               </w:rPr>
-              <w:t>11</w:t>
+              <w:t>13</w:t>
             </w:r>
             <w:r>
               <w:rPr>
+                <w:rFonts w:ascii="Arial" w:hAnsi="Arial" w:cs="Arial"/>
                 <w:noProof/>
                 <w:webHidden/>
               </w:rPr>
@@ -1970,12 +2040,12 @@
               <w:tab w:val="right" w:leader="dot" w:pos="9061"/>
             </w:tabs>
             <w:rPr>
-              <w:rFonts w:eastAsiaTheme="minorEastAsia"/>
+              <w:rFonts w:ascii="Arial" w:eastAsiaTheme="minorEastAsia" w:hAnsi="Arial" w:cs="Arial"/>
               <w:noProof/>
               <w:lang w:eastAsia="pt-BR"/>
             </w:rPr>
           </w:pPr>
-          <w:hyperlink w:anchor="_Toc238133377" w:history="1">
+          <w:hyperlink w:anchor="_Toc238471675" w:history="1">
             <w:r>
               <w:rPr>
                 <w:rStyle w:val="Hyperlink"/>
@@ -1988,7 +2058,7 @@
             </w:r>
             <w:r>
               <w:rPr>
-                <w:rFonts w:eastAsiaTheme="minorEastAsia"/>
+                <w:rFonts w:ascii="Arial" w:eastAsiaTheme="minorEastAsia" w:hAnsi="Arial" w:cs="Arial"/>
                 <w:noProof/>
                 <w:lang w:eastAsia="pt-BR"/>
               </w:rPr>
@@ -2006,6 +2076,7 @@
             </w:r>
             <w:r>
               <w:rPr>
+                <w:rFonts w:ascii="Arial" w:hAnsi="Arial" w:cs="Arial"/>
                 <w:noProof/>
                 <w:webHidden/>
               </w:rPr>
@@ -2013,6 +2084,7 @@
             </w:r>
             <w:r>
               <w:rPr>
+                <w:rFonts w:ascii="Arial" w:hAnsi="Arial" w:cs="Arial"/>
                 <w:noProof/>
                 <w:webHidden/>
               </w:rPr>
@@ -2020,19 +2092,22 @@
             </w:r>
             <w:r>
               <w:rPr>
+                <w:rFonts w:ascii="Arial" w:hAnsi="Arial" w:cs="Arial"/>
                 <w:noProof/>
                 <w:webHidden/>
               </w:rPr>
-              <w:instrText xml:space="preserve"> PAGEREF _Toc238133377 \h </w:instrText>
+              <w:instrText xml:space="preserve"> PAGEREF _Toc238471675 \h </w:instrText>
             </w:r>
             <w:r>
               <w:rPr>
+                <w:rFonts w:ascii="Arial" w:hAnsi="Arial" w:cs="Arial"/>
                 <w:noProof/>
                 <w:webHidden/>
               </w:rPr>
             </w:r>
             <w:r>
               <w:rPr>
+                <w:rFonts w:ascii="Arial" w:hAnsi="Arial" w:cs="Arial"/>
                 <w:noProof/>
                 <w:webHidden/>
               </w:rPr>
@@ -2040,13 +2115,15 @@
             </w:r>
             <w:r>
               <w:rPr>
+                <w:rFonts w:ascii="Arial" w:hAnsi="Arial" w:cs="Arial"/>
                 <w:noProof/>
                 <w:webHidden/>
               </w:rPr>
-              <w:t>11</w:t>
+              <w:t>14</w:t>
             </w:r>
             <w:r>
               <w:rPr>
+                <w:rFonts w:ascii="Arial" w:hAnsi="Arial" w:cs="Arial"/>
                 <w:noProof/>
                 <w:webHidden/>
               </w:rPr>
@@ -2062,12 +2139,12 @@
               <w:tab w:val="right" w:leader="dot" w:pos="9061"/>
             </w:tabs>
             <w:rPr>
-              <w:rFonts w:eastAsiaTheme="minorEastAsia"/>
+              <w:rFonts w:ascii="Arial" w:eastAsiaTheme="minorEastAsia" w:hAnsi="Arial" w:cs="Arial"/>
               <w:noProof/>
               <w:lang w:eastAsia="pt-BR"/>
             </w:rPr>
           </w:pPr>
-          <w:hyperlink w:anchor="_Toc238133378" w:history="1">
+          <w:hyperlink w:anchor="_Toc238471676" w:history="1">
             <w:r>
               <w:rPr>
                 <w:rStyle w:val="Hyperlink"/>
@@ -2080,7 +2157,7 @@
             </w:r>
             <w:r>
               <w:rPr>
-                <w:rFonts w:eastAsiaTheme="minorEastAsia"/>
+                <w:rFonts w:ascii="Arial" w:eastAsiaTheme="minorEastAsia" w:hAnsi="Arial" w:cs="Arial"/>
                 <w:noProof/>
                 <w:lang w:eastAsia="pt-BR"/>
               </w:rPr>
@@ -2098,6 +2175,7 @@
             </w:r>
             <w:r>
               <w:rPr>
+                <w:rFonts w:ascii="Arial" w:hAnsi="Arial" w:cs="Arial"/>
                 <w:noProof/>
                 <w:webHidden/>
               </w:rPr>
@@ -2105,6 +2183,7 @@
             </w:r>
             <w:r>
               <w:rPr>
+                <w:rFonts w:ascii="Arial" w:hAnsi="Arial" w:cs="Arial"/>
                 <w:noProof/>
                 <w:webHidden/>
               </w:rPr>
@@ -2112,19 +2191,22 @@
             </w:r>
             <w:r>
               <w:rPr>
+                <w:rFonts w:ascii="Arial" w:hAnsi="Arial" w:cs="Arial"/>
                 <w:noProof/>
                 <w:webHidden/>
               </w:rPr>
-              <w:instrText xml:space="preserve"> PAGEREF _Toc238133378 \h </w:instrText>
+              <w:instrText xml:space="preserve"> PAGEREF _Toc238471676 \h </w:instrText>
             </w:r>
             <w:r>
               <w:rPr>
+                <w:rFonts w:ascii="Arial" w:hAnsi="Arial" w:cs="Arial"/>
                 <w:noProof/>
                 <w:webHidden/>
               </w:rPr>
             </w:r>
             <w:r>
               <w:rPr>
+                <w:rFonts w:ascii="Arial" w:hAnsi="Arial" w:cs="Arial"/>
                 <w:noProof/>
                 <w:webHidden/>
               </w:rPr>
@@ -2132,13 +2214,15 @@
             </w:r>
             <w:r>
               <w:rPr>
+                <w:rFonts w:ascii="Arial" w:hAnsi="Arial" w:cs="Arial"/>
                 <w:noProof/>
                 <w:webHidden/>
               </w:rPr>
-              <w:t>12</w:t>
+              <w:t>15</w:t>
             </w:r>
             <w:r>
               <w:rPr>
+                <w:rFonts w:ascii="Arial" w:hAnsi="Arial" w:cs="Arial"/>
                 <w:noProof/>
                 <w:webHidden/>
               </w:rPr>
@@ -2149,6 +2233,7 @@
         <w:p>
           <w:r>
             <w:rPr>
+              <w:rFonts w:ascii="Arial" w:hAnsi="Arial" w:cs="Arial"/>
               <w:b/>
               <w:bCs/>
             </w:rPr>
@@ -2401,9 +2486,6 @@
           <w:tab w:val="right" w:leader="dot" w:pos="9061"/>
         </w:tabs>
         <w:spacing w:line="360" w:lineRule="auto"/>
-        <w:rPr>
-          <w:noProof/>
-        </w:rPr>
       </w:pPr>
       <w:hyperlink w:anchor="_Toc238133308" w:history="1">
         <w:r>
@@ -2468,6 +2550,29 @@
     </w:p>
     <w:p>
       <w:pPr>
+        <w:rPr>
+          <w:rFonts w:ascii="Arial" w:hAnsi="Arial" w:cs="Arial"/>
+          <w:b/>
+          <w:bCs/>
+        </w:rPr>
+      </w:pPr>
+      <w:r>
+        <w:rPr>
+          <w:rFonts w:ascii="Arial" w:hAnsi="Arial" w:cs="Arial"/>
+          <w:b/>
+          <w:bCs/>
+        </w:rPr>
+        <w:t>Figura 4: Modelagem Conceitual</w:t>
+      </w:r>
+      <w:r>
+        <w:rPr>
+          <w:rFonts w:ascii="Arial" w:hAnsi="Arial" w:cs="Arial"/>
+        </w:rPr>
+        <w:t>............................................................................10</w:t>
+      </w:r>
+    </w:p>
+    <w:p>
+      <w:pPr>
         <w:spacing w:line="360" w:lineRule="auto"/>
         <w:rPr>
           <w:rFonts w:ascii="Arial" w:hAnsi="Arial" w:cs="Arial"/>
@@ -2595,7 +2700,7 @@
           <w:szCs w:val="24"/>
         </w:rPr>
       </w:pPr>
-      <w:bookmarkStart w:id="0" w:name="_Toc238133364"/>
+      <w:bookmarkStart w:id="0" w:name="_Toc238471653"/>
       <w:r>
         <w:rPr>
           <w:rFonts w:ascii="Arial" w:hAnsi="Arial" w:cs="Arial"/>
@@ -2652,27 +2757,7 @@
           <w:b w:val="0"/>
           <w:bCs w:val="0"/>
         </w:rPr>
-        <w:t xml:space="preserve"> (</w:t>
-      </w:r>
-      <w:proofErr w:type="spellStart"/>
-      <w:r>
-        <w:rPr>
-          <w:rStyle w:val="Forte"/>
-          <w:rFonts w:ascii="Arial" w:hAnsi="Arial" w:cs="Arial"/>
-          <w:b w:val="0"/>
-          <w:bCs w:val="0"/>
-        </w:rPr>
-        <w:t>ProtoTec</w:t>
-      </w:r>
-      <w:proofErr w:type="spellEnd"/>
-      <w:r>
-        <w:rPr>
-          <w:rStyle w:val="Forte"/>
-          <w:rFonts w:ascii="Arial" w:hAnsi="Arial" w:cs="Arial"/>
-          <w:b w:val="0"/>
-          <w:bCs w:val="0"/>
-        </w:rPr>
-        <w:t xml:space="preserve"> ERP)</w:t>
+        <w:t xml:space="preserve"> (ProtoTec ERP)</w:t>
       </w:r>
       <w:r>
         <w:rPr>
@@ -2684,35 +2769,7 @@
         <w:rPr>
           <w:rFonts w:ascii="Arial" w:hAnsi="Arial" w:cs="Arial"/>
         </w:rPr>
-        <w:t>desenvolvido sob a arquitetura Model-</w:t>
-      </w:r>
-      <w:proofErr w:type="spellStart"/>
-      <w:r>
-        <w:rPr>
-          <w:rFonts w:ascii="Arial" w:hAnsi="Arial" w:cs="Arial"/>
-        </w:rPr>
-        <w:t>View</w:t>
-      </w:r>
-      <w:proofErr w:type="spellEnd"/>
-      <w:r>
-        <w:rPr>
-          <w:rFonts w:ascii="Arial" w:hAnsi="Arial" w:cs="Arial"/>
-        </w:rPr>
-        <w:t>-</w:t>
-      </w:r>
-      <w:proofErr w:type="spellStart"/>
-      <w:r>
-        <w:rPr>
-          <w:rFonts w:ascii="Arial" w:hAnsi="Arial" w:cs="Arial"/>
-        </w:rPr>
-        <w:t>Controller</w:t>
-      </w:r>
-      <w:proofErr w:type="spellEnd"/>
-      <w:r>
-        <w:rPr>
-          <w:rFonts w:ascii="Arial" w:hAnsi="Arial" w:cs="Arial"/>
-        </w:rPr>
-        <w:t xml:space="preserve"> (MVC) utilizando a linguagem Java com o framework Spring Boot.</w:t>
+        <w:t>desenvolvido sob a arquitetura Model-View-Controller (MVC) utilizando a linguagem Java com o framework Spring Boot.</w:t>
       </w:r>
     </w:p>
     <w:p>
@@ -2925,17 +2982,39 @@
         </w:rPr>
         <w:t xml:space="preserve">     </w:t>
       </w:r>
-      <w:bookmarkStart w:id="1" w:name="_Toc238133365"/>
-      <w:r>
-        <w:rPr>
-          <w:rFonts w:ascii="Arial" w:hAnsi="Arial" w:cs="Arial"/>
-          <w:b/>
-          <w:bCs/>
-          <w:color w:val="auto"/>
-          <w:sz w:val="24"/>
-          <w:szCs w:val="24"/>
-        </w:rPr>
-        <w:t xml:space="preserve">1.2 </w:t>
+      <w:bookmarkStart w:id="1" w:name="_Toc238471654"/>
+      <w:r>
+        <w:rPr>
+          <w:rFonts w:ascii="Arial" w:hAnsi="Arial" w:cs="Arial"/>
+          <w:b/>
+          <w:bCs/>
+          <w:color w:val="auto"/>
+          <w:sz w:val="24"/>
+          <w:szCs w:val="24"/>
+        </w:rPr>
+        <w:t>1.</w:t>
+      </w:r>
+      <w:r>
+        <w:rPr>
+          <w:rFonts w:ascii="Arial" w:hAnsi="Arial" w:cs="Arial"/>
+          <w:b/>
+          <w:bCs/>
+          <w:color w:val="auto"/>
+          <w:sz w:val="24"/>
+          <w:szCs w:val="24"/>
+        </w:rPr>
+        <w:t>1</w:t>
+      </w:r>
+      <w:r>
+        <w:rPr>
+          <w:rFonts w:ascii="Arial" w:hAnsi="Arial" w:cs="Arial"/>
+          <w:b/>
+          <w:bCs/>
+          <w:color w:val="auto"/>
+          <w:sz w:val="24"/>
+          <w:szCs w:val="24"/>
+        </w:rPr>
+        <w:t xml:space="preserve"> </w:t>
       </w:r>
       <w:r>
         <w:rPr>
@@ -3057,17 +3136,39 @@
         </w:rPr>
         <w:t xml:space="preserve">    </w:t>
       </w:r>
-      <w:bookmarkStart w:id="2" w:name="_Toc238133366"/>
-      <w:r>
-        <w:rPr>
-          <w:rFonts w:ascii="Arial" w:hAnsi="Arial" w:cs="Arial"/>
-          <w:b/>
-          <w:bCs/>
-          <w:color w:val="auto"/>
-          <w:sz w:val="24"/>
-          <w:szCs w:val="24"/>
-        </w:rPr>
-        <w:t>1.3 Objetivos Específicos</w:t>
+      <w:bookmarkStart w:id="2" w:name="_Toc238471655"/>
+      <w:r>
+        <w:rPr>
+          <w:rFonts w:ascii="Arial" w:hAnsi="Arial" w:cs="Arial"/>
+          <w:b/>
+          <w:bCs/>
+          <w:color w:val="auto"/>
+          <w:sz w:val="24"/>
+          <w:szCs w:val="24"/>
+        </w:rPr>
+        <w:t>1.</w:t>
+      </w:r>
+      <w:r>
+        <w:rPr>
+          <w:rFonts w:ascii="Arial" w:hAnsi="Arial" w:cs="Arial"/>
+          <w:b/>
+          <w:bCs/>
+          <w:color w:val="auto"/>
+          <w:sz w:val="24"/>
+          <w:szCs w:val="24"/>
+        </w:rPr>
+        <w:t>2</w:t>
+      </w:r>
+      <w:r>
+        <w:rPr>
+          <w:rFonts w:ascii="Arial" w:hAnsi="Arial" w:cs="Arial"/>
+          <w:b/>
+          <w:bCs/>
+          <w:color w:val="auto"/>
+          <w:sz w:val="24"/>
+          <w:szCs w:val="24"/>
+        </w:rPr>
+        <w:t xml:space="preserve"> Objetivos Específicos</w:t>
       </w:r>
       <w:bookmarkEnd w:id="2"/>
     </w:p>
@@ -3147,6 +3248,7 @@
         <w:t>(</w:t>
       </w:r>
       <w:proofErr w:type="spellStart"/>
+      <w:proofErr w:type="gramStart"/>
       <w:r>
         <w:rPr>
           <w:rFonts w:ascii="Arial" w:hAnsi="Arial" w:cs="Arial"/>
@@ -3154,6 +3256,7 @@
         <w:t>jakarta.validation</w:t>
       </w:r>
       <w:proofErr w:type="spellEnd"/>
+      <w:proofErr w:type="gramEnd"/>
       <w:r>
         <w:rPr>
           <w:rFonts w:ascii="Arial" w:hAnsi="Arial" w:cs="Arial"/>
@@ -3618,7 +3721,7 @@
         </w:rPr>
         <w:t xml:space="preserve"> </w:t>
       </w:r>
-      <w:bookmarkStart w:id="3" w:name="_Toc238133367"/>
+      <w:bookmarkStart w:id="3" w:name="_Toc238471656"/>
       <w:r>
         <w:rPr>
           <w:rFonts w:ascii="Arial" w:hAnsi="Arial" w:cs="Arial"/>
@@ -4404,7 +4507,7 @@
           <w:szCs w:val="24"/>
         </w:rPr>
       </w:pPr>
-      <w:bookmarkStart w:id="4" w:name="_Toc238133368"/>
+      <w:bookmarkStart w:id="4" w:name="_Toc238471657"/>
       <w:r>
         <w:rPr>
           <w:rFonts w:ascii="Arial" w:hAnsi="Arial" w:cs="Arial"/>
@@ -4418,6 +4521,7 @@
         <w:t>2.2 Configuração de Conexão (</w:t>
       </w:r>
       <w:proofErr w:type="spellStart"/>
+      <w:proofErr w:type="gramStart"/>
       <w:r>
         <w:rPr>
           <w:rFonts w:ascii="Arial" w:hAnsi="Arial" w:cs="Arial"/>
@@ -4430,6 +4534,7 @@
         <w:t>application.properties</w:t>
       </w:r>
       <w:proofErr w:type="spellEnd"/>
+      <w:proofErr w:type="gramEnd"/>
       <w:r>
         <w:rPr>
           <w:rFonts w:ascii="Arial" w:hAnsi="Arial" w:cs="Arial"/>
@@ -4467,16 +4572,13 @@
       </w:pPr>
       <w:r>
         <w:rPr>
-          <w:rFonts w:ascii="Arial" w:hAnsi="Arial" w:cs="Arial"/>
-          <w:b/>
-          <w:bCs/>
           <w:noProof/>
         </w:rPr>
         <w:drawing>
-          <wp:inline distT="0" distB="0" distL="0" distR="0" wp14:anchorId="1A03E1B9" wp14:editId="7B7D8AAD">
-            <wp:extent cx="5760085" cy="3535680"/>
-            <wp:effectExtent l="0" t="0" r="0" b="7620"/>
-            <wp:docPr id="1847998742" name="Imagem 2"/>
+          <wp:inline distT="0" distB="0" distL="0" distR="0" wp14:anchorId="288B1AE1" wp14:editId="086CA1D0">
+            <wp:extent cx="5760085" cy="3583305"/>
+            <wp:effectExtent l="0" t="0" r="0" b="0"/>
+            <wp:docPr id="1543642911" name="Imagem 3"/>
             <wp:cNvGraphicFramePr>
               <a:graphicFrameLocks xmlns:a="http://schemas.openxmlformats.org/drawingml/2006/main" noChangeAspect="1"/>
             </wp:cNvGraphicFramePr>
@@ -4484,7 +4586,7 @@
               <a:graphicData uri="http://schemas.openxmlformats.org/drawingml/2006/picture">
                 <pic:pic xmlns:pic="http://schemas.openxmlformats.org/drawingml/2006/picture">
                   <pic:nvPicPr>
-                    <pic:cNvPr id="1847998742" name="Imagem 1847998742"/>
+                    <pic:cNvPr id="1543642911" name="Imagem 1543642911"/>
                     <pic:cNvPicPr/>
                   </pic:nvPicPr>
                   <pic:blipFill>
@@ -4502,7 +4604,7 @@
                   <pic:spPr>
                     <a:xfrm>
                       <a:off x="0" y="0"/>
-                      <a:ext cx="5760085" cy="3535680"/>
+                      <a:ext cx="5760085" cy="3583305"/>
                     </a:xfrm>
                     <a:prstGeom prst="rect">
                       <a:avLst/>
@@ -4623,6 +4725,7 @@
         <w:t xml:space="preserve">: Configuração do </w:t>
       </w:r>
       <w:proofErr w:type="spellStart"/>
+      <w:proofErr w:type="gramStart"/>
       <w:r>
         <w:rPr>
           <w:rFonts w:ascii="Arial" w:hAnsi="Arial" w:cs="Arial"/>
@@ -4637,6 +4740,7 @@
         <w:t>application.properties</w:t>
       </w:r>
       <w:proofErr w:type="spellEnd"/>
+      <w:proofErr w:type="gramEnd"/>
     </w:p>
     <w:p>
       <w:pPr>
@@ -4661,7 +4765,7 @@
           <w:szCs w:val="24"/>
         </w:rPr>
       </w:pPr>
-      <w:bookmarkStart w:id="5" w:name="_Toc238133369"/>
+      <w:bookmarkStart w:id="5" w:name="_Toc238471658"/>
       <w:r>
         <w:rPr>
           <w:rFonts w:ascii="Arial" w:hAnsi="Arial" w:cs="Arial"/>
@@ -4675,6 +4779,7 @@
       </w:r>
       <w:bookmarkEnd w:id="5"/>
     </w:p>
+    <w:p/>
     <w:p>
       <w:pPr>
         <w:spacing w:line="360" w:lineRule="auto"/>
@@ -4688,35 +4793,7 @@
         <w:rPr>
           <w:rFonts w:ascii="Arial" w:hAnsi="Arial" w:cs="Arial"/>
         </w:rPr>
-        <w:t xml:space="preserve">A arquitetura MVC no Spring Boot é baseada na separação de responsabilidades entre as camadas Model, </w:t>
-      </w:r>
-      <w:proofErr w:type="spellStart"/>
-      <w:r>
-        <w:rPr>
-          <w:rFonts w:ascii="Arial" w:hAnsi="Arial" w:cs="Arial"/>
-        </w:rPr>
-        <w:t>View</w:t>
-      </w:r>
-      <w:proofErr w:type="spellEnd"/>
-      <w:r>
-        <w:rPr>
-          <w:rFonts w:ascii="Arial" w:hAnsi="Arial" w:cs="Arial"/>
-        </w:rPr>
-        <w:t xml:space="preserve"> e </w:t>
-      </w:r>
-      <w:proofErr w:type="spellStart"/>
-      <w:r>
-        <w:rPr>
-          <w:rFonts w:ascii="Arial" w:hAnsi="Arial" w:cs="Arial"/>
-        </w:rPr>
-        <w:t>Controller</w:t>
-      </w:r>
-      <w:proofErr w:type="spellEnd"/>
-      <w:r>
-        <w:rPr>
-          <w:rFonts w:ascii="Arial" w:hAnsi="Arial" w:cs="Arial"/>
-        </w:rPr>
-        <w:t>, garantindo organização, reutilização e fácil manutenção do código.</w:t>
+        <w:t>A arquitetura MVC no Spring Boot é baseada na separação de responsabilidades entre as camadas Model, View e Controller, garantindo organização, reutilização e fácil manutenção do código.</w:t>
       </w:r>
     </w:p>
     <w:p>
@@ -4770,21 +4847,7 @@
         <w:rPr>
           <w:rFonts w:ascii="Arial" w:hAnsi="Arial" w:cs="Arial"/>
         </w:rPr>
-        <w:t xml:space="preserve">A </w:t>
-      </w:r>
-      <w:proofErr w:type="spellStart"/>
-      <w:r>
-        <w:rPr>
-          <w:rFonts w:ascii="Arial" w:hAnsi="Arial" w:cs="Arial"/>
-        </w:rPr>
-        <w:t>View</w:t>
-      </w:r>
-      <w:proofErr w:type="spellEnd"/>
-      <w:r>
-        <w:rPr>
-          <w:rFonts w:ascii="Arial" w:hAnsi="Arial" w:cs="Arial"/>
-        </w:rPr>
-        <w:t xml:space="preserve"> é a interface de apresentação, geralmente construída </w:t>
+        <w:t xml:space="preserve">A View é a interface de apresentação, geralmente construída </w:t>
       </w:r>
       <w:r>
         <w:rPr>
@@ -4855,35 +4918,8 @@
         <w:rPr>
           <w:rFonts w:ascii="Arial" w:hAnsi="Arial" w:cs="Arial"/>
         </w:rPr>
-        <w:t xml:space="preserve">O </w:t>
-      </w:r>
-      <w:proofErr w:type="spellStart"/>
-      <w:r>
-        <w:rPr>
-          <w:rFonts w:ascii="Arial" w:hAnsi="Arial" w:cs="Arial"/>
-        </w:rPr>
-        <w:t>Controller</w:t>
-      </w:r>
-      <w:proofErr w:type="spellEnd"/>
-      <w:r>
-        <w:rPr>
-          <w:rFonts w:ascii="Arial" w:hAnsi="Arial" w:cs="Arial"/>
-        </w:rPr>
-        <w:t xml:space="preserve"> gerencia as requisições HTTP, usando @GetMapping e @PostMapping para direcionar o fluxo entre a </w:t>
-      </w:r>
-      <w:proofErr w:type="spellStart"/>
-      <w:r>
-        <w:rPr>
-          <w:rFonts w:ascii="Arial" w:hAnsi="Arial" w:cs="Arial"/>
-        </w:rPr>
-        <w:t>View</w:t>
-      </w:r>
-      <w:proofErr w:type="spellEnd"/>
-      <w:r>
-        <w:rPr>
-          <w:rFonts w:ascii="Arial" w:hAnsi="Arial" w:cs="Arial"/>
-        </w:rPr>
-        <w:t xml:space="preserve"> e o Service.</w:t>
+        <w:lastRenderedPageBreak/>
+        <w:t>O Controller gerencia as requisições HTTP, usando @GetMapping e @PostMapping para direcionar o fluxo entre a View e o Service.</w:t>
       </w:r>
     </w:p>
     <w:p>
@@ -4899,7 +4935,6 @@
         <w:rPr>
           <w:rFonts w:ascii="Arial" w:hAnsi="Arial" w:cs="Arial"/>
         </w:rPr>
-        <w:lastRenderedPageBreak/>
         <w:t xml:space="preserve">Além dessas, o Service e o </w:t>
       </w:r>
       <w:proofErr w:type="spellStart"/>
@@ -5006,13 +5041,13 @@
         <mc:AlternateContent>
           <mc:Choice Requires="wps">
             <w:drawing>
-              <wp:anchor distT="0" distB="0" distL="114300" distR="114300" simplePos="0" relativeHeight="251660288" behindDoc="0" locked="0" layoutInCell="1" allowOverlap="1" wp14:anchorId="27C8EC64" wp14:editId="09E2DB6B">
+              <wp:anchor distT="0" distB="0" distL="114300" distR="114300" simplePos="0" relativeHeight="251660288" behindDoc="0" locked="0" layoutInCell="1" allowOverlap="1" wp14:anchorId="27C8EC64" wp14:editId="2ACFEA11">
                 <wp:simplePos x="0" y="0"/>
                 <wp:positionH relativeFrom="column">
                   <wp:posOffset>4046855</wp:posOffset>
                 </wp:positionH>
                 <wp:positionV relativeFrom="paragraph">
-                  <wp:posOffset>7952</wp:posOffset>
+                  <wp:posOffset>15572</wp:posOffset>
                 </wp:positionV>
                 <wp:extent cx="788366" cy="174929"/>
                 <wp:effectExtent l="0" t="0" r="12065" b="15875"/>
@@ -5072,7 +5107,7 @@
           </mc:Choice>
           <mc:Fallback>
             <w:pict>
-              <v:rect w14:anchorId="03ABB3A4" id="Retângulo 3" o:spid="_x0000_s1026" style="position:absolute;margin-left:318.65pt;margin-top:.65pt;width:62.1pt;height:13.75pt;z-index:251660288;visibility:visible;mso-wrap-style:square;mso-wrap-distance-left:9pt;mso-wrap-distance-top:0;mso-wrap-distance-right:9pt;mso-wrap-distance-bottom:0;mso-position-horizontal:absolute;mso-position-horizontal-relative:text;mso-position-vertical:absolute;mso-position-vertical-relative:text;v-text-anchor:middle" o:gfxdata="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" fillcolor="#f2f2f2 [3052]" strokecolor="white [3212]" strokeweight=".25pt"/>
+              <v:rect w14:anchorId="69A15EA8" id="Retângulo 3" o:spid="_x0000_s1026" style="position:absolute;margin-left:318.65pt;margin-top:1.25pt;width:62.1pt;height:13.75pt;z-index:251660288;visibility:visible;mso-wrap-style:square;mso-wrap-distance-left:9pt;mso-wrap-distance-top:0;mso-wrap-distance-right:9pt;mso-wrap-distance-bottom:0;mso-position-horizontal:absolute;mso-position-horizontal-relative:text;mso-position-vertical:absolute;mso-position-vertical-relative:text;v-text-anchor:middle" o:gfxdata="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" fillcolor="#f2f2f2 [3052]" strokecolor="white [3212]" strokeweight=".25pt"/>
             </w:pict>
           </mc:Fallback>
         </mc:AlternateContent>
@@ -5252,9 +5287,8 @@
           <w:sz w:val="20"/>
           <w:szCs w:val="20"/>
         </w:rPr>
-        <w:t xml:space="preserve">: </w:t>
-      </w:r>
-      <w:proofErr w:type="spellStart"/>
+        <w:t>: Arquitetu</w:t>
+      </w:r>
       <w:r>
         <w:rPr>
           <w:rFonts w:ascii="Arial" w:hAnsi="Arial" w:cs="Arial"/>
@@ -5266,9 +5300,8 @@
           <w:sz w:val="20"/>
           <w:szCs w:val="20"/>
         </w:rPr>
-        <w:t>Arquitetuta</w:t>
-      </w:r>
-      <w:proofErr w:type="spellEnd"/>
+        <w:t>r</w:t>
+      </w:r>
       <w:r>
         <w:rPr>
           <w:rFonts w:ascii="Arial" w:hAnsi="Arial" w:cs="Arial"/>
@@ -5280,7 +5313,7 @@
           <w:sz w:val="20"/>
           <w:szCs w:val="20"/>
         </w:rPr>
-        <w:t xml:space="preserve"> MVC com Spring Boot</w:t>
+        <w:t>a MVC com Spring Boot</w:t>
       </w:r>
     </w:p>
     <w:p>
@@ -5346,7 +5379,14 @@
         <w:rPr>
           <w:rFonts w:ascii="Arial" w:hAnsi="Arial" w:cs="Arial"/>
         </w:rPr>
-        <w:t xml:space="preserve"> Classes Java mapeadas com anotações JPA (@Entity, @Table, @Id, @Column, @ManyToOne, @OneToMany) que representam a estrutura de tabelas do MySQL (Cliente, Categoria, Produto, Estoque, Pedido, </w:t>
+        <w:t xml:space="preserve"> Classes Java mapeadas com anotações JPA (@Entity, @Table, @Id, @Column, @ManyToOne, @OneToMany) que </w:t>
+      </w:r>
+      <w:r>
+        <w:rPr>
+          <w:rFonts w:ascii="Arial" w:hAnsi="Arial" w:cs="Arial"/>
+        </w:rPr>
+        <w:lastRenderedPageBreak/>
+        <w:t xml:space="preserve">representam a estrutura de tabelas do MySQL (Cliente, Categoria, Produto, Estoque, Pedido, </w:t>
       </w:r>
       <w:proofErr w:type="spellStart"/>
       <w:r>
@@ -5410,7 +5450,6 @@
           <w:b/>
           <w:bCs/>
         </w:rPr>
-        <w:lastRenderedPageBreak/>
         <w:t>Repository</w:t>
       </w:r>
       <w:proofErr w:type="spellEnd"/>
@@ -5538,23 +5577,13 @@
           <w:rFonts w:ascii="Arial" w:hAnsi="Arial" w:cs="Arial"/>
         </w:rPr>
       </w:pPr>
-      <w:proofErr w:type="spellStart"/>
-      <w:r>
-        <w:rPr>
-          <w:rFonts w:ascii="Arial" w:hAnsi="Arial" w:cs="Arial"/>
-          <w:b/>
-          <w:bCs/>
-        </w:rPr>
-        <w:t>Controller</w:t>
-      </w:r>
-      <w:proofErr w:type="spellEnd"/>
-      <w:r>
-        <w:rPr>
-          <w:rFonts w:ascii="Arial" w:hAnsi="Arial" w:cs="Arial"/>
-          <w:b/>
-          <w:bCs/>
-        </w:rPr>
-        <w:t xml:space="preserve"> (Controle de Tráfego / Roteamento):</w:t>
+      <w:r>
+        <w:rPr>
+          <w:rFonts w:ascii="Arial" w:hAnsi="Arial" w:cs="Arial"/>
+          <w:b/>
+          <w:bCs/>
+        </w:rPr>
+        <w:t>Controller (Controle de Tráfego / Roteamento):</w:t>
       </w:r>
       <w:r>
         <w:rPr>
@@ -5575,78 +5604,82 @@
           <w:rFonts w:ascii="Arial" w:hAnsi="Arial" w:cs="Arial"/>
         </w:rPr>
       </w:pPr>
+      <w:r>
+        <w:rPr>
+          <w:rFonts w:ascii="Arial" w:hAnsi="Arial" w:cs="Arial"/>
+          <w:b/>
+          <w:bCs/>
+        </w:rPr>
+        <w:t>View (Interface de Usuário):</w:t>
+      </w:r>
+      <w:r>
+        <w:rPr>
+          <w:rFonts w:ascii="Arial" w:hAnsi="Arial" w:cs="Arial"/>
+        </w:rPr>
+        <w:t xml:space="preserve"> Páginas HTML responsivas criadas com </w:t>
+      </w:r>
       <w:proofErr w:type="spellStart"/>
       <w:r>
         <w:rPr>
           <w:rFonts w:ascii="Arial" w:hAnsi="Arial" w:cs="Arial"/>
-          <w:b/>
-          <w:bCs/>
-        </w:rPr>
-        <w:t>View</w:t>
+        </w:rPr>
+        <w:t>Bootstrap</w:t>
       </w:r>
       <w:proofErr w:type="spellEnd"/>
       <w:r>
         <w:rPr>
           <w:rFonts w:ascii="Arial" w:hAnsi="Arial" w:cs="Arial"/>
-          <w:b/>
-          <w:bCs/>
-        </w:rPr>
-        <w:t xml:space="preserve"> (Interface de Usuário):</w:t>
-      </w:r>
-      <w:r>
-        <w:rPr>
-          <w:rFonts w:ascii="Arial" w:hAnsi="Arial" w:cs="Arial"/>
-        </w:rPr>
-        <w:t xml:space="preserve"> Páginas HTML responsivas criadas com </w:t>
+        </w:rPr>
+        <w:t xml:space="preserve"> 5 e </w:t>
       </w:r>
       <w:proofErr w:type="spellStart"/>
       <w:r>
         <w:rPr>
           <w:rFonts w:ascii="Arial" w:hAnsi="Arial" w:cs="Arial"/>
         </w:rPr>
-        <w:t>Bootstrap</w:t>
+        <w:t>tags</w:t>
       </w:r>
       <w:proofErr w:type="spellEnd"/>
       <w:r>
         <w:rPr>
           <w:rFonts w:ascii="Arial" w:hAnsi="Arial" w:cs="Arial"/>
         </w:rPr>
-        <w:t xml:space="preserve"> 5 e </w:t>
+        <w:t xml:space="preserve"> dinâmicas do </w:t>
       </w:r>
       <w:proofErr w:type="spellStart"/>
       <w:r>
         <w:rPr>
           <w:rFonts w:ascii="Arial" w:hAnsi="Arial" w:cs="Arial"/>
         </w:rPr>
-        <w:t>tags</w:t>
+        <w:t>Thymeleaf</w:t>
       </w:r>
       <w:proofErr w:type="spellEnd"/>
       <w:r>
         <w:rPr>
           <w:rFonts w:ascii="Arial" w:hAnsi="Arial" w:cs="Arial"/>
         </w:rPr>
-        <w:t xml:space="preserve"> dinâmicas do </w:t>
+        <w:t xml:space="preserve"> (</w:t>
       </w:r>
       <w:proofErr w:type="spellStart"/>
       <w:r>
         <w:rPr>
           <w:rFonts w:ascii="Arial" w:hAnsi="Arial" w:cs="Arial"/>
         </w:rPr>
-        <w:t>Thymeleaf</w:t>
+        <w:t>th:each</w:t>
       </w:r>
       <w:proofErr w:type="spellEnd"/>
       <w:r>
         <w:rPr>
           <w:rFonts w:ascii="Arial" w:hAnsi="Arial" w:cs="Arial"/>
         </w:rPr>
-        <w:t xml:space="preserve"> (</w:t>
+        <w:t xml:space="preserve">, </w:t>
       </w:r>
       <w:proofErr w:type="spellStart"/>
       <w:r>
         <w:rPr>
           <w:rFonts w:ascii="Arial" w:hAnsi="Arial" w:cs="Arial"/>
         </w:rPr>
-        <w:t>th:each</w:t>
+        <w:t>th:field</w:t>
       </w:r>
       <w:proofErr w:type="spellEnd"/>
       <w:r>
@@ -5660,27 +5693,13 @@
         <w:rPr>
           <w:rFonts w:ascii="Arial" w:hAnsi="Arial" w:cs="Arial"/>
         </w:rPr>
-        <w:t>th:field</w:t>
+        <w:t>th:action</w:t>
       </w:r>
       <w:proofErr w:type="spellEnd"/>
       <w:r>
         <w:rPr>
           <w:rFonts w:ascii="Arial" w:hAnsi="Arial" w:cs="Arial"/>
         </w:rPr>
-        <w:t xml:space="preserve">, </w:t>
-      </w:r>
-      <w:proofErr w:type="spellStart"/>
-      <w:r>
-        <w:rPr>
-          <w:rFonts w:ascii="Arial" w:hAnsi="Arial" w:cs="Arial"/>
-        </w:rPr>
-        <w:t>th:action</w:t>
-      </w:r>
-      <w:proofErr w:type="spellEnd"/>
-      <w:r>
-        <w:rPr>
-          <w:rFonts w:ascii="Arial" w:hAnsi="Arial" w:cs="Arial"/>
-        </w:rPr>
         <w:t>) para exibir listagens, formulários e relatórios</w:t>
       </w:r>
       <w:r>
@@ -5702,7 +5721,7 @@
           <w:szCs w:val="24"/>
         </w:rPr>
       </w:pPr>
-      <w:bookmarkStart w:id="6" w:name="_Toc238133370"/>
+      <w:bookmarkStart w:id="6" w:name="_Toc238471659"/>
       <w:r>
         <w:rPr>
           <w:rFonts w:ascii="Arial" w:hAnsi="Arial" w:cs="Arial"/>
@@ -5835,7 +5854,7 @@
           <w:szCs w:val="24"/>
         </w:rPr>
       </w:pPr>
-      <w:bookmarkStart w:id="7" w:name="_Toc238133371"/>
+      <w:bookmarkStart w:id="7" w:name="_Toc238471660"/>
       <w:r>
         <w:rPr>
           <w:rFonts w:ascii="Arial" w:hAnsi="Arial" w:cs="Arial"/>
@@ -5942,6 +5961,7 @@
         <w:rPr>
           <w:rFonts w:ascii="Arial" w:hAnsi="Arial" w:cs="Arial"/>
         </w:rPr>
+        <w:lastRenderedPageBreak/>
         <w:t>Inserção de dados de teste para validação das operações CRUD e verificação das relações entre Cliente, Pedido e Produto.</w:t>
       </w:r>
     </w:p>
@@ -5955,14 +5975,13 @@
       <w:r>
         <w:rPr>
           <w:noProof/>
-          <w:bdr w:val="single" w:sz="8" w:space="0" w:color="auto"/>
-        </w:rPr>
-        <w:lastRenderedPageBreak/>
+          <w:bdr w:val="single" w:sz="6" w:space="0" w:color="auto"/>
+        </w:rPr>
         <w:drawing>
-          <wp:inline distT="0" distB="0" distL="0" distR="0" wp14:anchorId="5D2DE7BA" wp14:editId="2483FC18">
-            <wp:extent cx="5150684" cy="3408884"/>
-            <wp:effectExtent l="0" t="0" r="0" b="1270"/>
-            <wp:docPr id="794475083" name="Imagem 3"/>
+          <wp:inline distT="0" distB="0" distL="0" distR="0" wp14:anchorId="5F143509" wp14:editId="228CA397">
+            <wp:extent cx="5216056" cy="4714064"/>
+            <wp:effectExtent l="0" t="0" r="3810" b="0"/>
+            <wp:docPr id="210712300" name="Imagem 4"/>
             <wp:cNvGraphicFramePr>
               <a:graphicFrameLocks xmlns:a="http://schemas.openxmlformats.org/drawingml/2006/main" noChangeAspect="1"/>
             </wp:cNvGraphicFramePr>
@@ -5970,7 +5989,7 @@
               <a:graphicData uri="http://schemas.openxmlformats.org/drawingml/2006/picture">
                 <pic:pic xmlns:pic="http://schemas.openxmlformats.org/drawingml/2006/picture">
                   <pic:nvPicPr>
-                    <pic:cNvPr id="794475083" name="Imagem 794475083"/>
+                    <pic:cNvPr id="210712300" name="Imagem 210712300"/>
                     <pic:cNvPicPr/>
                   </pic:nvPicPr>
                   <pic:blipFill>
@@ -5988,7 +6007,7 @@
                   <pic:spPr>
                     <a:xfrm>
                       <a:off x="0" y="0"/>
-                      <a:ext cx="5206883" cy="3446078"/>
+                      <a:ext cx="5244748" cy="4739995"/>
                     </a:xfrm>
                     <a:prstGeom prst="rect">
                       <a:avLst/>
@@ -6125,63 +6144,441 @@
     <w:p/>
     <w:p>
       <w:pPr>
-        <w:pStyle w:val="Ttulo2"/>
-        <w:rPr>
-          <w:rFonts w:ascii="Arial" w:hAnsi="Arial" w:cs="Arial"/>
-          <w:b/>
-          <w:bCs/>
-          <w:color w:val="auto"/>
-          <w:sz w:val="24"/>
-          <w:szCs w:val="24"/>
-        </w:rPr>
-      </w:pPr>
-      <w:bookmarkStart w:id="8" w:name="_Toc238133372"/>
-      <w:r>
-        <w:rPr>
-          <w:rFonts w:ascii="Arial" w:hAnsi="Arial" w:cs="Arial"/>
-          <w:b/>
-          <w:bCs/>
-          <w:color w:val="auto"/>
-          <w:sz w:val="24"/>
-          <w:szCs w:val="24"/>
+        <w:keepNext/>
+      </w:pPr>
+      <w:r>
+        <w:rPr>
+          <w:noProof/>
         </w:rPr>
         <w:lastRenderedPageBreak/>
-        <w:t>3</w:t>
-      </w:r>
-      <w:r>
-        <w:rPr>
-          <w:rFonts w:ascii="Arial" w:hAnsi="Arial" w:cs="Arial"/>
-          <w:b/>
-          <w:bCs/>
-          <w:color w:val="auto"/>
-          <w:sz w:val="24"/>
-          <w:szCs w:val="24"/>
-        </w:rPr>
-        <w:t>.2 Mapeamento Objeto-Relacional (Camada Model)</w:t>
-      </w:r>
-      <w:bookmarkEnd w:id="8"/>
-    </w:p>
-    <w:p>
-      <w:pPr>
-        <w:pStyle w:val="Ttulo2"/>
+        <w:drawing>
+          <wp:inline distT="0" distB="0" distL="0" distR="0" wp14:anchorId="711209BD" wp14:editId="3320A129">
+            <wp:extent cx="5760085" cy="3940175"/>
+            <wp:effectExtent l="0" t="0" r="0" b="3175"/>
+            <wp:docPr id="328601966" name="Imagem 5"/>
+            <wp:cNvGraphicFramePr>
+              <a:graphicFrameLocks xmlns:a="http://schemas.openxmlformats.org/drawingml/2006/main" noChangeAspect="1"/>
+            </wp:cNvGraphicFramePr>
+            <a:graphic xmlns:a="http://schemas.openxmlformats.org/drawingml/2006/main">
+              <a:graphicData uri="http://schemas.openxmlformats.org/drawingml/2006/picture">
+                <pic:pic xmlns:pic="http://schemas.openxmlformats.org/drawingml/2006/picture">
+                  <pic:nvPicPr>
+                    <pic:cNvPr id="328601966" name="Imagem 328601966"/>
+                    <pic:cNvPicPr/>
+                  </pic:nvPicPr>
+                  <pic:blipFill>
+                    <a:blip r:embed="rId13">
+                      <a:extLst>
+                        <a:ext uri="{28A0092B-C50C-407E-A947-70E740481C1C}">
+                          <a14:useLocalDpi xmlns:a14="http://schemas.microsoft.com/office/drawing/2010/main" val="0"/>
+                        </a:ext>
+                      </a:extLst>
+                    </a:blip>
+                    <a:stretch>
+                      <a:fillRect/>
+                    </a:stretch>
+                  </pic:blipFill>
+                  <pic:spPr>
+                    <a:xfrm>
+                      <a:off x="0" y="0"/>
+                      <a:ext cx="5760085" cy="3940175"/>
+                    </a:xfrm>
+                    <a:prstGeom prst="rect">
+                      <a:avLst/>
+                    </a:prstGeom>
+                  </pic:spPr>
+                </pic:pic>
+              </a:graphicData>
+            </a:graphic>
+          </wp:inline>
+        </w:drawing>
+      </w:r>
+    </w:p>
+    <w:p>
+      <w:pPr>
+        <w:pStyle w:val="Legenda"/>
+        <w:jc w:val="center"/>
+        <w:rPr>
+          <w:rFonts w:ascii="Arial" w:hAnsi="Arial" w:cs="Arial"/>
+          <w:b/>
+          <w:bCs/>
+          <w:i w:val="0"/>
+          <w:iCs w:val="0"/>
+          <w:color w:val="auto"/>
+          <w:sz w:val="20"/>
+          <w:szCs w:val="20"/>
+        </w:rPr>
+      </w:pPr>
+      <w:r>
+        <w:rPr>
+          <w:rFonts w:ascii="Arial" w:hAnsi="Arial" w:cs="Arial"/>
+          <w:b/>
+          <w:bCs/>
+          <w:i w:val="0"/>
+          <w:iCs w:val="0"/>
+          <w:color w:val="auto"/>
+          <w:sz w:val="20"/>
+          <w:szCs w:val="20"/>
+        </w:rPr>
+        <w:t xml:space="preserve">Figura </w:t>
+      </w:r>
+      <w:r>
+        <w:rPr>
+          <w:rFonts w:ascii="Arial" w:hAnsi="Arial" w:cs="Arial"/>
+          <w:b/>
+          <w:bCs/>
+          <w:i w:val="0"/>
+          <w:iCs w:val="0"/>
+          <w:color w:val="auto"/>
+          <w:sz w:val="20"/>
+          <w:szCs w:val="20"/>
+        </w:rPr>
+        <w:fldChar w:fldCharType="begin"/>
+      </w:r>
+      <w:r>
+        <w:rPr>
+          <w:rFonts w:ascii="Arial" w:hAnsi="Arial" w:cs="Arial"/>
+          <w:b/>
+          <w:bCs/>
+          <w:i w:val="0"/>
+          <w:iCs w:val="0"/>
+          <w:color w:val="auto"/>
+          <w:sz w:val="20"/>
+          <w:szCs w:val="20"/>
+        </w:rPr>
+        <w:instrText xml:space="preserve"> SEQ Figura \* ARABIC </w:instrText>
+      </w:r>
+      <w:r>
+        <w:rPr>
+          <w:rFonts w:ascii="Arial" w:hAnsi="Arial" w:cs="Arial"/>
+          <w:b/>
+          <w:bCs/>
+          <w:i w:val="0"/>
+          <w:iCs w:val="0"/>
+          <w:color w:val="auto"/>
+          <w:sz w:val="20"/>
+          <w:szCs w:val="20"/>
+        </w:rPr>
+        <w:fldChar w:fldCharType="separate"/>
+      </w:r>
+      <w:r>
+        <w:rPr>
+          <w:rFonts w:ascii="Arial" w:hAnsi="Arial" w:cs="Arial"/>
+          <w:b/>
+          <w:bCs/>
+          <w:i w:val="0"/>
+          <w:iCs w:val="0"/>
+          <w:noProof/>
+          <w:color w:val="auto"/>
+          <w:sz w:val="20"/>
+          <w:szCs w:val="20"/>
+        </w:rPr>
+        <w:t>4</w:t>
+      </w:r>
+      <w:r>
+        <w:rPr>
+          <w:rFonts w:ascii="Arial" w:hAnsi="Arial" w:cs="Arial"/>
+          <w:b/>
+          <w:bCs/>
+          <w:i w:val="0"/>
+          <w:iCs w:val="0"/>
+          <w:color w:val="auto"/>
+          <w:sz w:val="20"/>
+          <w:szCs w:val="20"/>
+        </w:rPr>
+        <w:fldChar w:fldCharType="end"/>
+      </w:r>
+      <w:r>
+        <w:rPr>
+          <w:rFonts w:ascii="Arial" w:hAnsi="Arial" w:cs="Arial"/>
+          <w:b/>
+          <w:bCs/>
+          <w:i w:val="0"/>
+          <w:iCs w:val="0"/>
+          <w:color w:val="auto"/>
+          <w:sz w:val="20"/>
+          <w:szCs w:val="20"/>
+        </w:rPr>
+        <w:t>: Modelagem Conceitual</w:t>
+      </w:r>
+    </w:p>
+    <w:p/>
+    <w:p>
+      <w:pPr>
+        <w:pStyle w:val="Legenda"/>
+        <w:numPr>
+          <w:ilvl w:val="1"/>
+          <w:numId w:val="36"/>
+        </w:numPr>
+        <w:rPr>
+          <w:rFonts w:ascii="Arial" w:hAnsi="Arial" w:cs="Arial"/>
+          <w:b/>
+          <w:bCs/>
+          <w:i w:val="0"/>
+          <w:iCs w:val="0"/>
+          <w:color w:val="auto"/>
+          <w:sz w:val="24"/>
+          <w:szCs w:val="24"/>
+        </w:rPr>
+      </w:pPr>
+      <w:r>
+        <w:rPr>
+          <w:rFonts w:ascii="Arial" w:hAnsi="Arial" w:cs="Arial"/>
+          <w:b/>
+          <w:bCs/>
+          <w:i w:val="0"/>
+          <w:iCs w:val="0"/>
+          <w:color w:val="auto"/>
+          <w:sz w:val="24"/>
+          <w:szCs w:val="24"/>
+        </w:rPr>
+        <w:t>Mapeamento Objeto-Relacional (Camada Model)</w:t>
+      </w:r>
+    </w:p>
+    <w:p>
+      <w:pPr>
+        <w:pStyle w:val="Legenda"/>
         <w:spacing w:line="360" w:lineRule="auto"/>
         <w:ind w:firstLine="360"/>
-        <w:rPr>
-          <w:rFonts w:ascii="Arial" w:hAnsi="Arial" w:cs="Arial"/>
-          <w:color w:val="auto"/>
-          <w:sz w:val="24"/>
-          <w:szCs w:val="24"/>
-        </w:rPr>
-      </w:pPr>
-      <w:bookmarkStart w:id="9" w:name="_Toc238133373"/>
-      <w:r>
-        <w:rPr>
-          <w:rFonts w:ascii="Arial" w:hAnsi="Arial" w:cs="Arial"/>
-          <w:color w:val="auto"/>
-          <w:sz w:val="24"/>
-          <w:szCs w:val="24"/>
-        </w:rPr>
-        <w:t xml:space="preserve">Foram mapeadas as 8 entidades do sistema, incorporando recursos avançados de engenharia de software: </w:t>
+        <w:jc w:val="both"/>
+        <w:rPr>
+          <w:rFonts w:ascii="Arial" w:hAnsi="Arial" w:cs="Arial"/>
+          <w:color w:val="auto"/>
+          <w:sz w:val="24"/>
+          <w:szCs w:val="24"/>
+        </w:rPr>
+      </w:pPr>
+      <w:r>
+        <w:rPr>
+          <w:rFonts w:ascii="Arial" w:hAnsi="Arial" w:cs="Arial"/>
+          <w:i w:val="0"/>
+          <w:iCs w:val="0"/>
+          <w:color w:val="auto"/>
+          <w:sz w:val="24"/>
+          <w:szCs w:val="24"/>
+        </w:rPr>
+        <w:t>Foram mapeadas as 8 entidades do sistema, incorporando recursos avançados de engenharia de software</w:t>
+      </w:r>
+      <w:r>
+        <w:rPr>
+          <w:rFonts w:ascii="Arial" w:hAnsi="Arial" w:cs="Arial"/>
+          <w:color w:val="auto"/>
+          <w:sz w:val="24"/>
+          <w:szCs w:val="24"/>
+        </w:rPr>
+        <w:t xml:space="preserve">: </w:t>
+      </w:r>
+    </w:p>
+    <w:p>
+      <w:pPr>
+        <w:pStyle w:val="Legenda"/>
+        <w:numPr>
+          <w:ilvl w:val="0"/>
+          <w:numId w:val="37"/>
+        </w:numPr>
+        <w:spacing w:line="360" w:lineRule="auto"/>
+        <w:jc w:val="both"/>
+        <w:rPr>
+          <w:rFonts w:ascii="Arial" w:hAnsi="Arial" w:cs="Arial"/>
+          <w:color w:val="auto"/>
+          <w:sz w:val="24"/>
+          <w:szCs w:val="24"/>
+        </w:rPr>
+      </w:pPr>
+      <w:r>
+        <w:rPr>
+          <w:rFonts w:ascii="Arial" w:hAnsi="Arial" w:cs="Arial"/>
+          <w:b/>
+          <w:bCs/>
+          <w:i w:val="0"/>
+          <w:iCs w:val="0"/>
+          <w:color w:val="auto"/>
+          <w:sz w:val="24"/>
+          <w:szCs w:val="24"/>
+        </w:rPr>
+        <w:t>Cliente &amp; Produto:</w:t>
+      </w:r>
+      <w:r>
+        <w:rPr>
+          <w:rFonts w:ascii="Arial" w:hAnsi="Arial" w:cs="Arial"/>
+          <w:i w:val="0"/>
+          <w:iCs w:val="0"/>
+          <w:color w:val="auto"/>
+          <w:sz w:val="24"/>
+          <w:szCs w:val="24"/>
+        </w:rPr>
+        <w:t xml:space="preserve"> Inclusão de campos de auditoria temporal automática (@CreationTimestamp, @UpdateTimestamp), validação de dados obrigatórios (@NotBlank, @Min, @Email) e suporte a desativação por Exclusão Lógica através da flag ativo = </w:t>
+      </w:r>
+      <w:proofErr w:type="spellStart"/>
+      <w:r>
+        <w:rPr>
+          <w:rFonts w:ascii="Arial" w:hAnsi="Arial" w:cs="Arial"/>
+          <w:i w:val="0"/>
+          <w:iCs w:val="0"/>
+          <w:color w:val="auto"/>
+          <w:sz w:val="24"/>
+          <w:szCs w:val="24"/>
+        </w:rPr>
+        <w:t>true</w:t>
+      </w:r>
+      <w:proofErr w:type="spellEnd"/>
+      <w:r>
+        <w:rPr>
+          <w:rFonts w:ascii="Arial" w:hAnsi="Arial" w:cs="Arial"/>
+          <w:i w:val="0"/>
+          <w:iCs w:val="0"/>
+          <w:color w:val="auto"/>
+          <w:sz w:val="24"/>
+          <w:szCs w:val="24"/>
+        </w:rPr>
+        <w:t>/false</w:t>
+      </w:r>
+      <w:r>
+        <w:rPr>
+          <w:rFonts w:ascii="Arial" w:hAnsi="Arial" w:cs="Arial"/>
+          <w:color w:val="auto"/>
+          <w:sz w:val="24"/>
+          <w:szCs w:val="24"/>
+        </w:rPr>
+        <w:t xml:space="preserve">. </w:t>
+      </w:r>
+    </w:p>
+    <w:p>
+      <w:pPr>
+        <w:pStyle w:val="Legenda"/>
+        <w:numPr>
+          <w:ilvl w:val="0"/>
+          <w:numId w:val="37"/>
+        </w:numPr>
+        <w:spacing w:line="360" w:lineRule="auto"/>
+        <w:rPr>
+          <w:rFonts w:ascii="Arial" w:hAnsi="Arial" w:cs="Arial"/>
+          <w:i w:val="0"/>
+          <w:iCs w:val="0"/>
+          <w:color w:val="auto"/>
+          <w:sz w:val="24"/>
+          <w:szCs w:val="24"/>
+        </w:rPr>
+      </w:pPr>
+      <w:r>
+        <w:rPr>
+          <w:rFonts w:ascii="Arial" w:hAnsi="Arial" w:cs="Arial"/>
+          <w:b/>
+          <w:bCs/>
+          <w:i w:val="0"/>
+          <w:iCs w:val="0"/>
+          <w:color w:val="auto"/>
+          <w:sz w:val="24"/>
+          <w:szCs w:val="24"/>
+        </w:rPr>
+        <w:t>Estoque:</w:t>
+      </w:r>
+      <w:r>
+        <w:rPr>
+          <w:rFonts w:ascii="Arial" w:hAnsi="Arial" w:cs="Arial"/>
+          <w:i w:val="0"/>
+          <w:iCs w:val="0"/>
+          <w:color w:val="auto"/>
+          <w:sz w:val="24"/>
+          <w:szCs w:val="24"/>
+        </w:rPr>
+        <w:t xml:space="preserve"> Implementação de @Version </w:t>
+      </w:r>
+      <w:proofErr w:type="spellStart"/>
+      <w:r>
+        <w:rPr>
+          <w:rFonts w:ascii="Arial" w:hAnsi="Arial" w:cs="Arial"/>
+          <w:i w:val="0"/>
+          <w:iCs w:val="0"/>
+          <w:color w:val="auto"/>
+          <w:sz w:val="24"/>
+          <w:szCs w:val="24"/>
+        </w:rPr>
+        <w:t>private</w:t>
+      </w:r>
+      <w:proofErr w:type="spellEnd"/>
+      <w:r>
+        <w:rPr>
+          <w:rFonts w:ascii="Arial" w:hAnsi="Arial" w:cs="Arial"/>
+          <w:i w:val="0"/>
+          <w:iCs w:val="0"/>
+          <w:color w:val="auto"/>
+          <w:sz w:val="24"/>
+          <w:szCs w:val="24"/>
+        </w:rPr>
+        <w:t xml:space="preserve"> </w:t>
+      </w:r>
+      <w:proofErr w:type="spellStart"/>
+      <w:r>
+        <w:rPr>
+          <w:rFonts w:ascii="Arial" w:hAnsi="Arial" w:cs="Arial"/>
+          <w:i w:val="0"/>
+          <w:iCs w:val="0"/>
+          <w:color w:val="auto"/>
+          <w:sz w:val="24"/>
+          <w:szCs w:val="24"/>
+        </w:rPr>
+        <w:t>Long</w:t>
+      </w:r>
+      <w:proofErr w:type="spellEnd"/>
+      <w:r>
+        <w:rPr>
+          <w:rFonts w:ascii="Arial" w:hAnsi="Arial" w:cs="Arial"/>
+          <w:i w:val="0"/>
+          <w:iCs w:val="0"/>
+          <w:color w:val="auto"/>
+          <w:sz w:val="24"/>
+          <w:szCs w:val="24"/>
+        </w:rPr>
+        <w:t xml:space="preserve"> </w:t>
+      </w:r>
+      <w:proofErr w:type="spellStart"/>
+      <w:r>
+        <w:rPr>
+          <w:rFonts w:ascii="Arial" w:hAnsi="Arial" w:cs="Arial"/>
+          <w:i w:val="0"/>
+          <w:iCs w:val="0"/>
+          <w:color w:val="auto"/>
+          <w:sz w:val="24"/>
+          <w:szCs w:val="24"/>
+        </w:rPr>
+        <w:t>version</w:t>
+      </w:r>
+      <w:proofErr w:type="spellEnd"/>
+      <w:r>
+        <w:rPr>
+          <w:rFonts w:ascii="Arial" w:hAnsi="Arial" w:cs="Arial"/>
+          <w:i w:val="0"/>
+          <w:iCs w:val="0"/>
+          <w:color w:val="auto"/>
+          <w:sz w:val="24"/>
+          <w:szCs w:val="24"/>
+        </w:rPr>
+        <w:t xml:space="preserve"> para viabilizar controle de concorrência otimista e evitar problemas de gravação concorrente (</w:t>
+      </w:r>
+      <w:proofErr w:type="spellStart"/>
+      <w:r>
+        <w:rPr>
+          <w:rFonts w:ascii="Arial" w:hAnsi="Arial" w:cs="Arial"/>
+          <w:i w:val="0"/>
+          <w:iCs w:val="0"/>
+          <w:color w:val="auto"/>
+          <w:sz w:val="24"/>
+          <w:szCs w:val="24"/>
+        </w:rPr>
+        <w:t>lost</w:t>
+      </w:r>
+      <w:proofErr w:type="spellEnd"/>
+      <w:r>
+        <w:rPr>
+          <w:rFonts w:ascii="Arial" w:hAnsi="Arial" w:cs="Arial"/>
+          <w:i w:val="0"/>
+          <w:iCs w:val="0"/>
+          <w:color w:val="auto"/>
+          <w:sz w:val="24"/>
+          <w:szCs w:val="24"/>
+        </w:rPr>
+        <w:t xml:space="preserve"> updates). </w:t>
       </w:r>
     </w:p>
     <w:p>
@@ -6199,30 +6596,116 @@
           <w:szCs w:val="24"/>
         </w:rPr>
       </w:pPr>
-      <w:r>
-        <w:rPr>
-          <w:rFonts w:ascii="Arial" w:hAnsi="Arial" w:cs="Arial"/>
-          <w:b/>
-          <w:bCs/>
-          <w:color w:val="auto"/>
-          <w:sz w:val="24"/>
-          <w:szCs w:val="24"/>
-        </w:rPr>
-        <w:t>Cliente &amp; Produto:</w:t>
-      </w:r>
-      <w:r>
-        <w:rPr>
-          <w:rFonts w:ascii="Arial" w:hAnsi="Arial" w:cs="Arial"/>
-          <w:color w:val="auto"/>
-          <w:sz w:val="24"/>
-          <w:szCs w:val="24"/>
-        </w:rPr>
-        <w:t xml:space="preserve"> Inclusão de campos de auditoria temporal automática (@CreationTimestamp, @UpdateTimestamp), validação de dados obrigatórios (@NotBlank, @Min, @Email) e suporte a desativação por Exclusão Lógica através da flag ativo = </w:t>
+      <w:bookmarkStart w:id="8" w:name="_Toc238471661"/>
+      <w:r>
+        <w:rPr>
+          <w:rFonts w:ascii="Arial" w:hAnsi="Arial" w:cs="Arial"/>
+          <w:b/>
+          <w:bCs/>
+          <w:color w:val="auto"/>
+          <w:sz w:val="24"/>
+          <w:szCs w:val="24"/>
+        </w:rPr>
+        <w:lastRenderedPageBreak/>
+        <w:t xml:space="preserve">Pedido &amp; </w:t>
       </w:r>
       <w:proofErr w:type="spellStart"/>
       <w:r>
         <w:rPr>
           <w:rFonts w:ascii="Arial" w:hAnsi="Arial" w:cs="Arial"/>
+          <w:b/>
+          <w:bCs/>
+          <w:color w:val="auto"/>
+          <w:sz w:val="24"/>
+          <w:szCs w:val="24"/>
+        </w:rPr>
+        <w:t>ItemPedido</w:t>
+      </w:r>
+      <w:proofErr w:type="spellEnd"/>
+      <w:r>
+        <w:rPr>
+          <w:rFonts w:ascii="Arial" w:hAnsi="Arial" w:cs="Arial"/>
+          <w:b/>
+          <w:bCs/>
+          <w:color w:val="auto"/>
+          <w:sz w:val="24"/>
+          <w:szCs w:val="24"/>
+        </w:rPr>
+        <w:t>:</w:t>
+      </w:r>
+      <w:r>
+        <w:rPr>
+          <w:rFonts w:ascii="Arial" w:hAnsi="Arial" w:cs="Arial"/>
+          <w:color w:val="auto"/>
+          <w:sz w:val="24"/>
+          <w:szCs w:val="24"/>
+        </w:rPr>
+        <w:t xml:space="preserve"> Configuração do relacionamento mestre-detalhe com </w:t>
+      </w:r>
+      <w:proofErr w:type="spellStart"/>
+      <w:r>
+        <w:rPr>
+          <w:rFonts w:ascii="Arial" w:hAnsi="Arial" w:cs="Arial"/>
+          <w:color w:val="auto"/>
+          <w:sz w:val="24"/>
+          <w:szCs w:val="24"/>
+        </w:rPr>
+        <w:t>cascade</w:t>
+      </w:r>
+      <w:proofErr w:type="spellEnd"/>
+      <w:r>
+        <w:rPr>
+          <w:rFonts w:ascii="Arial" w:hAnsi="Arial" w:cs="Arial"/>
+          <w:color w:val="auto"/>
+          <w:sz w:val="24"/>
+          <w:szCs w:val="24"/>
+        </w:rPr>
+        <w:t xml:space="preserve"> = </w:t>
+      </w:r>
+      <w:proofErr w:type="spellStart"/>
+      <w:r>
+        <w:rPr>
+          <w:rFonts w:ascii="Arial" w:hAnsi="Arial" w:cs="Arial"/>
+          <w:color w:val="auto"/>
+          <w:sz w:val="24"/>
+          <w:szCs w:val="24"/>
+        </w:rPr>
+        <w:t>CascadeType.ALL</w:t>
+      </w:r>
+      <w:proofErr w:type="spellEnd"/>
+      <w:r>
+        <w:rPr>
+          <w:rFonts w:ascii="Arial" w:hAnsi="Arial" w:cs="Arial"/>
+          <w:color w:val="auto"/>
+          <w:sz w:val="24"/>
+          <w:szCs w:val="24"/>
+        </w:rPr>
+        <w:t xml:space="preserve"> e </w:t>
+      </w:r>
+      <w:proofErr w:type="spellStart"/>
+      <w:r>
+        <w:rPr>
+          <w:rFonts w:ascii="Arial" w:hAnsi="Arial" w:cs="Arial"/>
+          <w:color w:val="auto"/>
+          <w:sz w:val="24"/>
+          <w:szCs w:val="24"/>
+        </w:rPr>
+        <w:t>orphanRemoval</w:t>
+      </w:r>
+      <w:proofErr w:type="spellEnd"/>
+      <w:r>
+        <w:rPr>
+          <w:rFonts w:ascii="Arial" w:hAnsi="Arial" w:cs="Arial"/>
+          <w:color w:val="auto"/>
+          <w:sz w:val="24"/>
+          <w:szCs w:val="24"/>
+        </w:rPr>
+        <w:t xml:space="preserve"> = </w:t>
+      </w:r>
+      <w:proofErr w:type="spellStart"/>
+      <w:r>
+        <w:rPr>
+          <w:rFonts w:ascii="Arial" w:hAnsi="Arial" w:cs="Arial"/>
           <w:color w:val="auto"/>
           <w:sz w:val="24"/>
           <w:szCs w:val="24"/>
@@ -6237,7 +6720,17 @@
           <w:sz w:val="24"/>
           <w:szCs w:val="24"/>
         </w:rPr>
-        <w:t xml:space="preserve">/false. </w:t>
+        <w:t>, permitindo a persistência ou exclusão automática dos itens vinculados ao pedido.</w:t>
+      </w:r>
+      <w:bookmarkEnd w:id="8"/>
+      <w:r>
+        <w:rPr>
+          <w:rFonts w:ascii="Arial" w:hAnsi="Arial" w:cs="Arial"/>
+          <w:color w:val="auto"/>
+          <w:sz w:val="24"/>
+          <w:szCs w:val="24"/>
+        </w:rPr>
+        <w:t xml:space="preserve"> </w:t>
       </w:r>
     </w:p>
     <w:p>
@@ -6255,395 +6748,137 @@
           <w:szCs w:val="24"/>
         </w:rPr>
       </w:pPr>
-      <w:r>
-        <w:rPr>
-          <w:rFonts w:ascii="Arial" w:hAnsi="Arial" w:cs="Arial"/>
-          <w:b/>
-          <w:bCs/>
-          <w:color w:val="auto"/>
-          <w:sz w:val="24"/>
-          <w:szCs w:val="24"/>
-        </w:rPr>
-        <w:t>Estoque:</w:t>
-      </w:r>
-      <w:r>
-        <w:rPr>
-          <w:rFonts w:ascii="Arial" w:hAnsi="Arial" w:cs="Arial"/>
-          <w:color w:val="auto"/>
-          <w:sz w:val="24"/>
-          <w:szCs w:val="24"/>
-        </w:rPr>
-        <w:t xml:space="preserve"> Implementação de @Version </w:t>
-      </w:r>
+      <w:bookmarkStart w:id="9" w:name="_Toc238471662"/>
       <w:proofErr w:type="spellStart"/>
       <w:r>
         <w:rPr>
           <w:rFonts w:ascii="Arial" w:hAnsi="Arial" w:cs="Arial"/>
-          <w:color w:val="auto"/>
-          <w:sz w:val="24"/>
-          <w:szCs w:val="24"/>
-        </w:rPr>
-        <w:t>private</w:t>
+          <w:b/>
+          <w:bCs/>
+          <w:color w:val="auto"/>
+          <w:sz w:val="24"/>
+          <w:szCs w:val="24"/>
+        </w:rPr>
+        <w:t>AlertaEstoque</w:t>
       </w:r>
       <w:proofErr w:type="spellEnd"/>
       <w:r>
         <w:rPr>
           <w:rFonts w:ascii="Arial" w:hAnsi="Arial" w:cs="Arial"/>
+          <w:b/>
+          <w:bCs/>
+          <w:color w:val="auto"/>
+          <w:sz w:val="24"/>
+          <w:szCs w:val="24"/>
+        </w:rPr>
+        <w:t xml:space="preserve"> &amp; </w:t>
+      </w:r>
+      <w:proofErr w:type="spellStart"/>
+      <w:r>
+        <w:rPr>
+          <w:rFonts w:ascii="Arial" w:hAnsi="Arial" w:cs="Arial"/>
+          <w:b/>
+          <w:bCs/>
+          <w:color w:val="auto"/>
+          <w:sz w:val="24"/>
+          <w:szCs w:val="24"/>
+        </w:rPr>
+        <w:t>UsuarioAdmin</w:t>
+      </w:r>
+      <w:proofErr w:type="spellEnd"/>
+      <w:r>
+        <w:rPr>
+          <w:rFonts w:ascii="Arial" w:hAnsi="Arial" w:cs="Arial"/>
+          <w:b/>
+          <w:bCs/>
+          <w:color w:val="auto"/>
+          <w:sz w:val="24"/>
+          <w:szCs w:val="24"/>
+        </w:rPr>
+        <w:t>:</w:t>
+      </w:r>
+      <w:r>
+        <w:rPr>
+          <w:rFonts w:ascii="Arial" w:hAnsi="Arial" w:cs="Arial"/>
+          <w:color w:val="auto"/>
+          <w:sz w:val="24"/>
+          <w:szCs w:val="24"/>
+        </w:rPr>
+        <w:t xml:space="preserve"> Mapeamento para controle de estoque de segurança e autenticação administrativa.</w:t>
+      </w:r>
+      <w:bookmarkEnd w:id="9"/>
+      <w:r>
+        <w:rPr>
+          <w:rFonts w:ascii="Arial" w:hAnsi="Arial" w:cs="Arial"/>
           <w:color w:val="auto"/>
           <w:sz w:val="24"/>
           <w:szCs w:val="24"/>
         </w:rPr>
         <w:t xml:space="preserve"> </w:t>
       </w:r>
+    </w:p>
+    <w:p>
+      <w:pPr>
+        <w:pStyle w:val="Ttulo2"/>
+        <w:rPr>
+          <w:rFonts w:ascii="Arial" w:hAnsi="Arial" w:cs="Arial"/>
+          <w:b/>
+          <w:bCs/>
+          <w:color w:val="auto"/>
+          <w:sz w:val="24"/>
+          <w:szCs w:val="24"/>
+        </w:rPr>
+      </w:pPr>
+      <w:bookmarkStart w:id="10" w:name="_Toc238471663"/>
+      <w:r>
+        <w:rPr>
+          <w:rFonts w:ascii="Arial" w:hAnsi="Arial" w:cs="Arial"/>
+          <w:b/>
+          <w:bCs/>
+          <w:color w:val="auto"/>
+          <w:sz w:val="24"/>
+          <w:szCs w:val="24"/>
+        </w:rPr>
+        <w:t>3</w:t>
+      </w:r>
+      <w:r>
+        <w:rPr>
+          <w:rFonts w:ascii="Arial" w:hAnsi="Arial" w:cs="Arial"/>
+          <w:b/>
+          <w:bCs/>
+          <w:color w:val="auto"/>
+          <w:sz w:val="24"/>
+          <w:szCs w:val="24"/>
+        </w:rPr>
+        <w:t xml:space="preserve">.3 </w:t>
+      </w:r>
+      <w:r>
+        <w:rPr>
+          <w:rFonts w:ascii="Arial" w:hAnsi="Arial" w:cs="Arial"/>
+          <w:b/>
+          <w:bCs/>
+          <w:color w:val="auto"/>
+          <w:sz w:val="24"/>
+          <w:szCs w:val="24"/>
+        </w:rPr>
+        <w:t>Camada de Repositório e Queries Especializadas (</w:t>
+      </w:r>
       <w:proofErr w:type="spellStart"/>
       <w:r>
         <w:rPr>
           <w:rFonts w:ascii="Arial" w:hAnsi="Arial" w:cs="Arial"/>
-          <w:color w:val="auto"/>
-          <w:sz w:val="24"/>
-          <w:szCs w:val="24"/>
-        </w:rPr>
-        <w:t>Long</w:t>
+          <w:b/>
+          <w:bCs/>
+          <w:color w:val="auto"/>
+          <w:sz w:val="24"/>
+          <w:szCs w:val="24"/>
+        </w:rPr>
+        <w:t>Repository</w:t>
       </w:r>
       <w:proofErr w:type="spellEnd"/>
       <w:r>
         <w:rPr>
           <w:rFonts w:ascii="Arial" w:hAnsi="Arial" w:cs="Arial"/>
-          <w:color w:val="auto"/>
-          <w:sz w:val="24"/>
-          <w:szCs w:val="24"/>
-        </w:rPr>
-        <w:t xml:space="preserve"> </w:t>
-      </w:r>
-      <w:proofErr w:type="spellStart"/>
-      <w:r>
-        <w:rPr>
-          <w:rFonts w:ascii="Arial" w:hAnsi="Arial" w:cs="Arial"/>
-          <w:color w:val="auto"/>
-          <w:sz w:val="24"/>
-          <w:szCs w:val="24"/>
-        </w:rPr>
-        <w:t>version</w:t>
-      </w:r>
-      <w:proofErr w:type="spellEnd"/>
-      <w:r>
-        <w:rPr>
-          <w:rFonts w:ascii="Arial" w:hAnsi="Arial" w:cs="Arial"/>
-          <w:color w:val="auto"/>
-          <w:sz w:val="24"/>
-          <w:szCs w:val="24"/>
-        </w:rPr>
-        <w:t xml:space="preserve"> para viabilizar controle de concorrência otimista e evitar problemas de gravação concorrente (</w:t>
-      </w:r>
-      <w:proofErr w:type="spellStart"/>
-      <w:r>
-        <w:rPr>
-          <w:rFonts w:ascii="Arial" w:hAnsi="Arial" w:cs="Arial"/>
-          <w:i/>
-          <w:iCs/>
-          <w:color w:val="auto"/>
-          <w:sz w:val="24"/>
-          <w:szCs w:val="24"/>
-        </w:rPr>
-        <w:t>lost</w:t>
-      </w:r>
-      <w:proofErr w:type="spellEnd"/>
-      <w:r>
-        <w:rPr>
-          <w:rFonts w:ascii="Arial" w:hAnsi="Arial" w:cs="Arial"/>
-          <w:i/>
-          <w:iCs/>
-          <w:color w:val="auto"/>
-          <w:sz w:val="24"/>
-          <w:szCs w:val="24"/>
-        </w:rPr>
-        <w:t xml:space="preserve"> updates</w:t>
-      </w:r>
-      <w:r>
-        <w:rPr>
-          <w:rFonts w:ascii="Arial" w:hAnsi="Arial" w:cs="Arial"/>
-          <w:color w:val="auto"/>
-          <w:sz w:val="24"/>
-          <w:szCs w:val="24"/>
-        </w:rPr>
-        <w:t xml:space="preserve">). </w:t>
-      </w:r>
-    </w:p>
-    <w:p>
-      <w:pPr>
-        <w:pStyle w:val="Ttulo2"/>
-        <w:numPr>
-          <w:ilvl w:val="0"/>
-          <w:numId w:val="34"/>
-        </w:numPr>
-        <w:spacing w:line="360" w:lineRule="auto"/>
-        <w:rPr>
-          <w:rFonts w:ascii="Arial" w:hAnsi="Arial" w:cs="Arial"/>
-          <w:color w:val="auto"/>
-          <w:sz w:val="24"/>
-          <w:szCs w:val="24"/>
-        </w:rPr>
-      </w:pPr>
-      <w:r>
-        <w:rPr>
-          <w:rFonts w:ascii="Arial" w:hAnsi="Arial" w:cs="Arial"/>
-          <w:b/>
-          <w:bCs/>
-          <w:color w:val="auto"/>
-          <w:sz w:val="24"/>
-          <w:szCs w:val="24"/>
-        </w:rPr>
-        <w:t xml:space="preserve">Pedido &amp; </w:t>
-      </w:r>
-      <w:proofErr w:type="spellStart"/>
-      <w:r>
-        <w:rPr>
-          <w:rFonts w:ascii="Arial" w:hAnsi="Arial" w:cs="Arial"/>
-          <w:b/>
-          <w:bCs/>
-          <w:color w:val="auto"/>
-          <w:sz w:val="24"/>
-          <w:szCs w:val="24"/>
-        </w:rPr>
-        <w:t>ItemPedido</w:t>
-      </w:r>
-      <w:proofErr w:type="spellEnd"/>
-      <w:r>
-        <w:rPr>
-          <w:rFonts w:ascii="Arial" w:hAnsi="Arial" w:cs="Arial"/>
-          <w:b/>
-          <w:bCs/>
-          <w:color w:val="auto"/>
-          <w:sz w:val="24"/>
-          <w:szCs w:val="24"/>
-        </w:rPr>
-        <w:t>:</w:t>
-      </w:r>
-      <w:r>
-        <w:rPr>
-          <w:rFonts w:ascii="Arial" w:hAnsi="Arial" w:cs="Arial"/>
-          <w:color w:val="auto"/>
-          <w:sz w:val="24"/>
-          <w:szCs w:val="24"/>
-        </w:rPr>
-        <w:t xml:space="preserve"> Configuração do relacionamento mestre-detalhe com </w:t>
-      </w:r>
-      <w:proofErr w:type="spellStart"/>
-      <w:r>
-        <w:rPr>
-          <w:rFonts w:ascii="Arial" w:hAnsi="Arial" w:cs="Arial"/>
-          <w:color w:val="auto"/>
-          <w:sz w:val="24"/>
-          <w:szCs w:val="24"/>
-        </w:rPr>
-        <w:t>cascade</w:t>
-      </w:r>
-      <w:proofErr w:type="spellEnd"/>
-      <w:r>
-        <w:rPr>
-          <w:rFonts w:ascii="Arial" w:hAnsi="Arial" w:cs="Arial"/>
-          <w:color w:val="auto"/>
-          <w:sz w:val="24"/>
-          <w:szCs w:val="24"/>
-        </w:rPr>
-        <w:t xml:space="preserve"> = </w:t>
-      </w:r>
-      <w:proofErr w:type="spellStart"/>
-      <w:r>
-        <w:rPr>
-          <w:rFonts w:ascii="Arial" w:hAnsi="Arial" w:cs="Arial"/>
-          <w:color w:val="auto"/>
-          <w:sz w:val="24"/>
-          <w:szCs w:val="24"/>
-        </w:rPr>
-        <w:t>CascadeType.ALL</w:t>
-      </w:r>
-      <w:proofErr w:type="spellEnd"/>
-      <w:r>
-        <w:rPr>
-          <w:rFonts w:ascii="Arial" w:hAnsi="Arial" w:cs="Arial"/>
-          <w:color w:val="auto"/>
-          <w:sz w:val="24"/>
-          <w:szCs w:val="24"/>
-        </w:rPr>
-        <w:t xml:space="preserve"> e </w:t>
-      </w:r>
-      <w:proofErr w:type="spellStart"/>
-      <w:r>
-        <w:rPr>
-          <w:rFonts w:ascii="Arial" w:hAnsi="Arial" w:cs="Arial"/>
-          <w:color w:val="auto"/>
-          <w:sz w:val="24"/>
-          <w:szCs w:val="24"/>
-        </w:rPr>
-        <w:t>orphanRemoval</w:t>
-      </w:r>
-      <w:proofErr w:type="spellEnd"/>
-      <w:r>
-        <w:rPr>
-          <w:rFonts w:ascii="Arial" w:hAnsi="Arial" w:cs="Arial"/>
-          <w:color w:val="auto"/>
-          <w:sz w:val="24"/>
-          <w:szCs w:val="24"/>
-        </w:rPr>
-        <w:t xml:space="preserve"> = </w:t>
-      </w:r>
-      <w:proofErr w:type="spellStart"/>
-      <w:r>
-        <w:rPr>
-          <w:rFonts w:ascii="Arial" w:hAnsi="Arial" w:cs="Arial"/>
-          <w:color w:val="auto"/>
-          <w:sz w:val="24"/>
-          <w:szCs w:val="24"/>
-        </w:rPr>
-        <w:t>true</w:t>
-      </w:r>
-      <w:proofErr w:type="spellEnd"/>
-      <w:r>
-        <w:rPr>
-          <w:rFonts w:ascii="Arial" w:hAnsi="Arial" w:cs="Arial"/>
-          <w:color w:val="auto"/>
-          <w:sz w:val="24"/>
-          <w:szCs w:val="24"/>
-        </w:rPr>
-        <w:t xml:space="preserve">, permitindo a persistência ou exclusão automática dos itens vinculados ao pedido. </w:t>
-      </w:r>
-    </w:p>
-    <w:p>
-      <w:pPr>
-        <w:pStyle w:val="Ttulo2"/>
-        <w:numPr>
-          <w:ilvl w:val="0"/>
-          <w:numId w:val="34"/>
-        </w:numPr>
-        <w:spacing w:line="360" w:lineRule="auto"/>
-        <w:rPr>
-          <w:rFonts w:ascii="Arial" w:hAnsi="Arial" w:cs="Arial"/>
-          <w:color w:val="auto"/>
-          <w:sz w:val="24"/>
-          <w:szCs w:val="24"/>
-        </w:rPr>
-      </w:pPr>
-      <w:proofErr w:type="spellStart"/>
-      <w:r>
-        <w:rPr>
-          <w:rFonts w:ascii="Arial" w:hAnsi="Arial" w:cs="Arial"/>
-          <w:b/>
-          <w:bCs/>
-          <w:color w:val="auto"/>
-          <w:sz w:val="24"/>
-          <w:szCs w:val="24"/>
-        </w:rPr>
-        <w:t>AlertaEstoque</w:t>
-      </w:r>
-      <w:proofErr w:type="spellEnd"/>
-      <w:r>
-        <w:rPr>
-          <w:rFonts w:ascii="Arial" w:hAnsi="Arial" w:cs="Arial"/>
-          <w:b/>
-          <w:bCs/>
-          <w:color w:val="auto"/>
-          <w:sz w:val="24"/>
-          <w:szCs w:val="24"/>
-        </w:rPr>
-        <w:t xml:space="preserve"> &amp; </w:t>
-      </w:r>
-      <w:proofErr w:type="spellStart"/>
-      <w:r>
-        <w:rPr>
-          <w:rFonts w:ascii="Arial" w:hAnsi="Arial" w:cs="Arial"/>
-          <w:b/>
-          <w:bCs/>
-          <w:color w:val="auto"/>
-          <w:sz w:val="24"/>
-          <w:szCs w:val="24"/>
-        </w:rPr>
-        <w:t>UsuarioAdmin</w:t>
-      </w:r>
-      <w:proofErr w:type="spellEnd"/>
-      <w:r>
-        <w:rPr>
-          <w:rFonts w:ascii="Arial" w:hAnsi="Arial" w:cs="Arial"/>
-          <w:b/>
-          <w:bCs/>
-          <w:color w:val="auto"/>
-          <w:sz w:val="24"/>
-          <w:szCs w:val="24"/>
-        </w:rPr>
-        <w:t>:</w:t>
-      </w:r>
-      <w:r>
-        <w:rPr>
-          <w:rFonts w:ascii="Arial" w:hAnsi="Arial" w:cs="Arial"/>
-          <w:color w:val="auto"/>
-          <w:sz w:val="24"/>
-          <w:szCs w:val="24"/>
-        </w:rPr>
-        <w:t xml:space="preserve"> Mapeamento para controle de estoque de segurança e autenticação administrativa. </w:t>
-      </w:r>
-    </w:p>
-    <w:p>
-      <w:pPr>
-        <w:pStyle w:val="Ttulo2"/>
-        <w:rPr>
-          <w:rFonts w:ascii="Arial" w:hAnsi="Arial" w:cs="Arial"/>
-          <w:b/>
-          <w:bCs/>
-          <w:color w:val="auto"/>
-          <w:sz w:val="24"/>
-          <w:szCs w:val="24"/>
-        </w:rPr>
-      </w:pPr>
-      <w:r>
-        <w:rPr>
-          <w:rFonts w:ascii="Arial" w:hAnsi="Arial" w:cs="Arial"/>
-          <w:b/>
-          <w:bCs/>
-          <w:color w:val="auto"/>
-          <w:sz w:val="24"/>
-          <w:szCs w:val="24"/>
-        </w:rPr>
-        <w:t>3</w:t>
-      </w:r>
-      <w:r>
-        <w:rPr>
-          <w:rFonts w:ascii="Arial" w:hAnsi="Arial" w:cs="Arial"/>
-          <w:b/>
-          <w:bCs/>
-          <w:color w:val="auto"/>
-          <w:sz w:val="24"/>
-          <w:szCs w:val="24"/>
-        </w:rPr>
-        <w:t xml:space="preserve">.3 </w:t>
-      </w:r>
-      <w:bookmarkEnd w:id="9"/>
-      <w:r>
-        <w:rPr>
-          <w:rFonts w:ascii="Arial" w:hAnsi="Arial" w:cs="Arial"/>
-          <w:b/>
-          <w:bCs/>
-          <w:color w:val="auto"/>
-          <w:sz w:val="24"/>
-          <w:szCs w:val="24"/>
-        </w:rPr>
-        <w:t>Camada de Repositório e Queries Especializadas (</w:t>
-      </w:r>
-      <w:proofErr w:type="spellStart"/>
-      <w:r>
-        <w:rPr>
-          <w:rFonts w:ascii="Arial" w:hAnsi="Arial" w:cs="Arial"/>
-          <w:b/>
-          <w:bCs/>
-          <w:color w:val="auto"/>
-          <w:sz w:val="24"/>
-          <w:szCs w:val="24"/>
-        </w:rPr>
-        <w:t>Repository</w:t>
-      </w:r>
-      <w:proofErr w:type="spellEnd"/>
-      <w:r>
-        <w:rPr>
-          <w:rFonts w:ascii="Arial" w:hAnsi="Arial" w:cs="Arial"/>
           <w:b/>
           <w:bCs/>
           <w:color w:val="auto"/>
@@ -6652,6 +6887,7 @@
         </w:rPr>
         <w:t>)</w:t>
       </w:r>
+      <w:bookmarkEnd w:id="10"/>
     </w:p>
     <w:p>
       <w:pPr>
@@ -6665,7 +6901,7 @@
           <w:szCs w:val="24"/>
         </w:rPr>
       </w:pPr>
-      <w:bookmarkStart w:id="10" w:name="_Toc238133374"/>
+      <w:bookmarkStart w:id="11" w:name="_Toc238471664"/>
       <w:r>
         <w:rPr>
           <w:rFonts w:ascii="Arial" w:hAnsi="Arial" w:cs="Arial"/>
@@ -6693,7 +6929,17 @@
           <w:sz w:val="24"/>
           <w:szCs w:val="24"/>
         </w:rPr>
-        <w:t xml:space="preserve"> foram desenvolvidas com métodos derivados e consultas customizadas em JPQL: </w:t>
+        <w:t xml:space="preserve"> foram desenvolvidas com métodos derivados e consultas customizadas em JPQL:</w:t>
+      </w:r>
+      <w:bookmarkEnd w:id="11"/>
+      <w:r>
+        <w:rPr>
+          <w:rFonts w:ascii="Arial" w:hAnsi="Arial" w:cs="Arial"/>
+          <w:color w:val="auto"/>
+          <w:sz w:val="24"/>
+          <w:szCs w:val="24"/>
+        </w:rPr>
+        <w:t xml:space="preserve"> </w:t>
       </w:r>
     </w:p>
     <w:p>
@@ -6711,6 +6957,7 @@
           <w:szCs w:val="24"/>
         </w:rPr>
       </w:pPr>
+      <w:bookmarkStart w:id="12" w:name="_Toc238471665"/>
       <w:proofErr w:type="spellStart"/>
       <w:r>
         <w:rPr>
@@ -6745,6 +6992,7 @@
         <w:t xml:space="preserve"> Métodos </w:t>
       </w:r>
       <w:proofErr w:type="spellStart"/>
+      <w:proofErr w:type="gramStart"/>
       <w:r>
         <w:rPr>
           <w:rFonts w:ascii="Arial" w:hAnsi="Arial" w:cs="Arial"/>
@@ -6765,6 +7013,7 @@
         <w:t>(</w:t>
       </w:r>
       <w:proofErr w:type="spellStart"/>
+      <w:proofErr w:type="gramEnd"/>
       <w:r>
         <w:rPr>
           <w:rFonts w:ascii="Arial" w:hAnsi="Arial" w:cs="Arial"/>
@@ -6805,6 +7054,7 @@
         <w:t xml:space="preserve">) e </w:t>
       </w:r>
       <w:proofErr w:type="spellStart"/>
+      <w:proofErr w:type="gramStart"/>
       <w:r>
         <w:rPr>
           <w:rFonts w:ascii="Arial" w:hAnsi="Arial" w:cs="Arial"/>
@@ -6822,7 +7072,27 @@
           <w:sz w:val="24"/>
           <w:szCs w:val="24"/>
         </w:rPr>
-        <w:t xml:space="preserve">() para filtrar apenas clientes em situação operacional ativa. </w:t>
+        <w:t>(</w:t>
+      </w:r>
+      <w:proofErr w:type="gramEnd"/>
+      <w:r>
+        <w:rPr>
+          <w:rFonts w:ascii="Arial" w:hAnsi="Arial" w:cs="Arial"/>
+          <w:color w:val="auto"/>
+          <w:sz w:val="24"/>
+          <w:szCs w:val="24"/>
+        </w:rPr>
+        <w:t>) para filtrar apenas clientes em situação operacional ativa.</w:t>
+      </w:r>
+      <w:bookmarkEnd w:id="12"/>
+      <w:r>
+        <w:rPr>
+          <w:rFonts w:ascii="Arial" w:hAnsi="Arial" w:cs="Arial"/>
+          <w:color w:val="auto"/>
+          <w:sz w:val="24"/>
+          <w:szCs w:val="24"/>
+        </w:rPr>
+        <w:t xml:space="preserve"> </w:t>
       </w:r>
     </w:p>
     <w:p>
@@ -6840,6 +7110,7 @@
           <w:szCs w:val="24"/>
         </w:rPr>
       </w:pPr>
+      <w:bookmarkStart w:id="13" w:name="_Toc238471666"/>
       <w:proofErr w:type="spellStart"/>
       <w:r>
         <w:rPr>
@@ -6894,6 +7165,7 @@
         <w:t xml:space="preserve">(...) e </w:t>
       </w:r>
       <w:proofErr w:type="spellStart"/>
+      <w:proofErr w:type="gramStart"/>
       <w:r>
         <w:rPr>
           <w:rFonts w:ascii="Arial" w:hAnsi="Arial" w:cs="Arial"/>
@@ -6911,7 +7183,27 @@
           <w:sz w:val="24"/>
           <w:szCs w:val="24"/>
         </w:rPr>
-        <w:t xml:space="preserve">(). </w:t>
+        <w:t>(</w:t>
+      </w:r>
+      <w:proofErr w:type="gramEnd"/>
+      <w:r>
+        <w:rPr>
+          <w:rFonts w:ascii="Arial" w:hAnsi="Arial" w:cs="Arial"/>
+          <w:color w:val="auto"/>
+          <w:sz w:val="24"/>
+          <w:szCs w:val="24"/>
+        </w:rPr>
+        <w:t>).</w:t>
+      </w:r>
+      <w:bookmarkEnd w:id="13"/>
+      <w:r>
+        <w:rPr>
+          <w:rFonts w:ascii="Arial" w:hAnsi="Arial" w:cs="Arial"/>
+          <w:color w:val="auto"/>
+          <w:sz w:val="24"/>
+          <w:szCs w:val="24"/>
+        </w:rPr>
+        <w:t xml:space="preserve"> </w:t>
       </w:r>
     </w:p>
     <w:p>
@@ -6929,6 +7221,7 @@
           <w:szCs w:val="24"/>
         </w:rPr>
       </w:pPr>
+      <w:bookmarkStart w:id="14" w:name="_Toc238471667"/>
       <w:proofErr w:type="spellStart"/>
       <w:r>
         <w:rPr>
@@ -6983,6 +7276,7 @@
         <w:t xml:space="preserve">(...) e </w:t>
       </w:r>
       <w:proofErr w:type="spellStart"/>
+      <w:proofErr w:type="gramStart"/>
       <w:r>
         <w:rPr>
           <w:rFonts w:ascii="Arial" w:hAnsi="Arial" w:cs="Arial"/>
@@ -7013,14 +7307,25 @@
         <w:t>inicio</w:t>
       </w:r>
       <w:proofErr w:type="spellEnd"/>
-      <w:r>
-        <w:rPr>
-          <w:rFonts w:ascii="Arial" w:hAnsi="Arial" w:cs="Arial"/>
-          <w:color w:val="auto"/>
-          <w:sz w:val="24"/>
-          <w:szCs w:val="24"/>
-        </w:rPr>
-        <w:t xml:space="preserve">, fim). </w:t>
+      <w:proofErr w:type="gramEnd"/>
+      <w:r>
+        <w:rPr>
+          <w:rFonts w:ascii="Arial" w:hAnsi="Arial" w:cs="Arial"/>
+          <w:color w:val="auto"/>
+          <w:sz w:val="24"/>
+          <w:szCs w:val="24"/>
+        </w:rPr>
+        <w:t>, fim).</w:t>
+      </w:r>
+      <w:bookmarkEnd w:id="14"/>
+      <w:r>
+        <w:rPr>
+          <w:rFonts w:ascii="Arial" w:hAnsi="Arial" w:cs="Arial"/>
+          <w:color w:val="auto"/>
+          <w:sz w:val="24"/>
+          <w:szCs w:val="24"/>
+        </w:rPr>
+        <w:t xml:space="preserve"> </w:t>
       </w:r>
     </w:p>
     <w:p>
@@ -7035,6 +7340,7 @@
           <w:rFonts w:ascii="Arial" w:hAnsi="Arial" w:cs="Arial"/>
         </w:rPr>
       </w:pPr>
+      <w:bookmarkStart w:id="15" w:name="_Toc238471668"/>
       <w:proofErr w:type="spellStart"/>
       <w:r>
         <w:rPr>
@@ -7183,6 +7489,7 @@
         </w:rPr>
         <w:t>)</w:t>
       </w:r>
+      <w:bookmarkEnd w:id="15"/>
     </w:p>
     <w:p>
       <w:pPr>
@@ -7196,6 +7503,7 @@
           <w:szCs w:val="24"/>
         </w:rPr>
       </w:pPr>
+      <w:bookmarkStart w:id="16" w:name="_Toc238471669"/>
       <w:r>
         <w:rPr>
           <w:rFonts w:ascii="Arial" w:hAnsi="Arial" w:cs="Arial"/>
@@ -7218,7 +7526,7 @@
         </w:rPr>
         <w:t>.4 Camada de Serviço e Regras Transacionais (Service)</w:t>
       </w:r>
-      <w:bookmarkEnd w:id="10"/>
+      <w:bookmarkEnd w:id="16"/>
     </w:p>
     <w:p>
       <w:pPr>
@@ -7236,10 +7544,10 @@
         <w:rPr>
           <w:rFonts w:ascii="Arial" w:hAnsi="Arial" w:cs="Arial"/>
         </w:rPr>
-        <w:lastRenderedPageBreak/>
         <w:t xml:space="preserve">Desenvolvimento do método </w:t>
       </w:r>
       <w:proofErr w:type="spellStart"/>
+      <w:proofErr w:type="gramStart"/>
       <w:r>
         <w:rPr>
           <w:rFonts w:ascii="Arial" w:hAnsi="Arial" w:cs="Arial"/>
@@ -7251,7 +7559,14 @@
         <w:rPr>
           <w:rFonts w:ascii="Arial" w:hAnsi="Arial" w:cs="Arial"/>
         </w:rPr>
-        <w:t>() com anotação @Transactional, assegurando atomicidade nas operações de venda e atualização de estoque.</w:t>
+        <w:t>(</w:t>
+      </w:r>
+      <w:proofErr w:type="gramEnd"/>
+      <w:r>
+        <w:rPr>
+          <w:rFonts w:ascii="Arial" w:hAnsi="Arial" w:cs="Arial"/>
+        </w:rPr>
+        <w:t>) com anotação @Transactional, assegurando atomicidade nas operações de venda e atualização de estoque.</w:t>
       </w:r>
     </w:p>
     <w:p>
@@ -7318,7 +7633,7 @@
           <w:szCs w:val="24"/>
         </w:rPr>
       </w:pPr>
-      <w:bookmarkStart w:id="11" w:name="_Toc238133375"/>
+      <w:bookmarkStart w:id="17" w:name="_Toc238471670"/>
       <w:r>
         <w:rPr>
           <w:rFonts w:ascii="Arial" w:hAnsi="Arial" w:cs="Arial"/>
@@ -7339,57 +7654,9 @@
           <w:sz w:val="24"/>
           <w:szCs w:val="24"/>
         </w:rPr>
-        <w:t>.5 Camada de Controle e Interface (</w:t>
-      </w:r>
-      <w:proofErr w:type="spellStart"/>
-      <w:r>
-        <w:rPr>
-          <w:rFonts w:ascii="Arial" w:hAnsi="Arial" w:cs="Arial"/>
-          <w:b/>
-          <w:bCs/>
-          <w:color w:val="auto"/>
-          <w:sz w:val="24"/>
-          <w:szCs w:val="24"/>
-        </w:rPr>
-        <w:t>Controller</w:t>
-      </w:r>
-      <w:proofErr w:type="spellEnd"/>
-      <w:r>
-        <w:rPr>
-          <w:rFonts w:ascii="Arial" w:hAnsi="Arial" w:cs="Arial"/>
-          <w:b/>
-          <w:bCs/>
-          <w:color w:val="auto"/>
-          <w:sz w:val="24"/>
-          <w:szCs w:val="24"/>
-        </w:rPr>
-        <w:t xml:space="preserve"> &amp; </w:t>
-      </w:r>
-      <w:proofErr w:type="spellStart"/>
-      <w:r>
-        <w:rPr>
-          <w:rFonts w:ascii="Arial" w:hAnsi="Arial" w:cs="Arial"/>
-          <w:b/>
-          <w:bCs/>
-          <w:color w:val="auto"/>
-          <w:sz w:val="24"/>
-          <w:szCs w:val="24"/>
-        </w:rPr>
-        <w:t>View</w:t>
-      </w:r>
-      <w:proofErr w:type="spellEnd"/>
-      <w:r>
-        <w:rPr>
-          <w:rFonts w:ascii="Arial" w:hAnsi="Arial" w:cs="Arial"/>
-          <w:b/>
-          <w:bCs/>
-          <w:color w:val="auto"/>
-          <w:sz w:val="24"/>
-          <w:szCs w:val="24"/>
-        </w:rPr>
-        <w:t>)</w:t>
-      </w:r>
-      <w:bookmarkEnd w:id="11"/>
+        <w:t>.5 Camada de Controle e Interface (Controller &amp; View)</w:t>
+      </w:r>
+      <w:bookmarkEnd w:id="17"/>
     </w:p>
     <w:p>
       <w:pPr>
@@ -7510,6 +7777,7 @@
         <w:rPr>
           <w:rFonts w:ascii="Arial" w:hAnsi="Arial" w:cs="Arial"/>
         </w:rPr>
+        <w:lastRenderedPageBreak/>
         <w:t xml:space="preserve">Criação de páginas HTML dinâmicas com </w:t>
       </w:r>
       <w:proofErr w:type="spellStart"/>
@@ -7586,7 +7854,8 @@
           <w:szCs w:val="24"/>
         </w:rPr>
       </w:pPr>
-      <w:bookmarkStart w:id="12" w:name="_Toc238133376"/>
+      <w:bookmarkStart w:id="18" w:name="_Toc238471671"/>
+      <w:proofErr w:type="gramStart"/>
       <w:r>
         <w:rPr>
           <w:rFonts w:ascii="Arial" w:hAnsi="Arial" w:cs="Arial"/>
@@ -7607,80 +7876,277 @@
           <w:sz w:val="24"/>
           <w:szCs w:val="24"/>
         </w:rPr>
-        <w:t>.6 Validação, Testes e Implantação</w:t>
-      </w:r>
-      <w:bookmarkEnd w:id="12"/>
-    </w:p>
-    <w:p>
-      <w:pPr>
+        <w:t xml:space="preserve">.6 </w:t>
+      </w:r>
+      <w:r>
+        <w:rPr>
+          <w:rFonts w:ascii="Arial" w:hAnsi="Arial" w:cs="Arial"/>
+          <w:b/>
+          <w:bCs/>
+        </w:rPr>
+        <w:t xml:space="preserve"> </w:t>
+      </w:r>
+      <w:r>
+        <w:rPr>
+          <w:rFonts w:ascii="Arial" w:hAnsi="Arial" w:cs="Arial"/>
+          <w:b/>
+          <w:bCs/>
+          <w:color w:val="auto"/>
+          <w:sz w:val="24"/>
+          <w:szCs w:val="24"/>
+        </w:rPr>
+        <w:t>V</w:t>
+      </w:r>
+      <w:r>
+        <w:rPr>
+          <w:rFonts w:ascii="Arial" w:hAnsi="Arial" w:cs="Arial"/>
+          <w:b/>
+          <w:bCs/>
+          <w:color w:val="auto"/>
+          <w:sz w:val="24"/>
+          <w:szCs w:val="24"/>
+        </w:rPr>
+        <w:t>alidação</w:t>
+      </w:r>
+      <w:proofErr w:type="gramEnd"/>
+      <w:r>
+        <w:rPr>
+          <w:rFonts w:ascii="Arial" w:hAnsi="Arial" w:cs="Arial"/>
+          <w:b/>
+          <w:bCs/>
+          <w:color w:val="auto"/>
+          <w:sz w:val="24"/>
+          <w:szCs w:val="24"/>
+        </w:rPr>
+        <w:t>, Testes e Implantação</w:t>
+      </w:r>
+      <w:bookmarkEnd w:id="18"/>
+    </w:p>
+    <w:p>
+      <w:pPr>
+        <w:pStyle w:val="Ttulo2"/>
         <w:numPr>
           <w:ilvl w:val="0"/>
-          <w:numId w:val="28"/>
+          <w:numId w:val="38"/>
         </w:numPr>
         <w:spacing w:line="360" w:lineRule="auto"/>
         <w:jc w:val="both"/>
         <w:rPr>
           <w:rFonts w:ascii="Arial" w:hAnsi="Arial" w:cs="Arial"/>
-        </w:rPr>
-      </w:pPr>
-      <w:r>
-        <w:rPr>
-          <w:rFonts w:ascii="Arial" w:hAnsi="Arial" w:cs="Arial"/>
-        </w:rPr>
-        <w:t>Realização de testes unitários e de integração para validar o comportamento das camadas.</w:t>
-      </w:r>
-    </w:p>
-    <w:p>
-      <w:pPr>
+          <w:color w:val="auto"/>
+          <w:sz w:val="24"/>
+          <w:szCs w:val="24"/>
+        </w:rPr>
+      </w:pPr>
+      <w:bookmarkStart w:id="19" w:name="_Toc238471672"/>
+      <w:r>
+        <w:rPr>
+          <w:rFonts w:ascii="Arial" w:hAnsi="Arial" w:cs="Arial"/>
+          <w:b/>
+          <w:bCs/>
+          <w:color w:val="auto"/>
+          <w:sz w:val="24"/>
+          <w:szCs w:val="24"/>
+        </w:rPr>
+        <w:t>Testes de Integridade Transacional</w:t>
+      </w:r>
+      <w:r>
+        <w:rPr>
+          <w:rFonts w:ascii="Arial" w:hAnsi="Arial" w:cs="Arial"/>
+          <w:b/>
+          <w:bCs/>
+          <w:color w:val="auto"/>
+          <w:sz w:val="24"/>
+          <w:szCs w:val="24"/>
+        </w:rPr>
+        <w:t>:</w:t>
+      </w:r>
+      <w:r>
+        <w:rPr>
+          <w:rFonts w:ascii="Arial" w:hAnsi="Arial" w:cs="Arial"/>
+          <w:color w:val="auto"/>
+          <w:sz w:val="24"/>
+          <w:szCs w:val="24"/>
+        </w:rPr>
+        <w:t xml:space="preserve"> </w:t>
+      </w:r>
+      <w:r>
+        <w:rPr>
+          <w:rFonts w:ascii="Arial" w:hAnsi="Arial" w:cs="Arial"/>
+          <w:color w:val="auto"/>
+          <w:sz w:val="24"/>
+          <w:szCs w:val="24"/>
+        </w:rPr>
+        <w:t xml:space="preserve">Simulação de pedidos com quantidade superior ao estoque para comprovar a execução do </w:t>
+      </w:r>
+      <w:proofErr w:type="spellStart"/>
+      <w:r>
+        <w:rPr>
+          <w:rFonts w:ascii="Arial" w:hAnsi="Arial" w:cs="Arial"/>
+          <w:i/>
+          <w:iCs/>
+          <w:color w:val="auto"/>
+          <w:sz w:val="24"/>
+          <w:szCs w:val="24"/>
+        </w:rPr>
+        <w:t>Rollback</w:t>
+      </w:r>
+      <w:proofErr w:type="spellEnd"/>
+      <w:r>
+        <w:rPr>
+          <w:rFonts w:ascii="Arial" w:hAnsi="Arial" w:cs="Arial"/>
+          <w:color w:val="auto"/>
+          <w:sz w:val="24"/>
+          <w:szCs w:val="24"/>
+        </w:rPr>
+        <w:t xml:space="preserve"> automático da transação sem inconsistências de dados.</w:t>
+      </w:r>
+      <w:bookmarkEnd w:id="19"/>
+      <w:r>
+        <w:rPr>
+          <w:rFonts w:ascii="Arial" w:hAnsi="Arial" w:cs="Arial"/>
+          <w:color w:val="auto"/>
+          <w:sz w:val="24"/>
+          <w:szCs w:val="24"/>
+        </w:rPr>
+        <w:t xml:space="preserve"> </w:t>
+      </w:r>
+    </w:p>
+    <w:p>
+      <w:pPr>
+        <w:pStyle w:val="Ttulo2"/>
         <w:numPr>
           <w:ilvl w:val="0"/>
-          <w:numId w:val="28"/>
+          <w:numId w:val="38"/>
         </w:numPr>
         <w:spacing w:line="360" w:lineRule="auto"/>
         <w:jc w:val="both"/>
         <w:rPr>
           <w:rFonts w:ascii="Arial" w:hAnsi="Arial" w:cs="Arial"/>
-        </w:rPr>
-      </w:pPr>
-      <w:r>
-        <w:rPr>
-          <w:rFonts w:ascii="Arial" w:hAnsi="Arial" w:cs="Arial"/>
-        </w:rPr>
-        <w:t>Testes de usabilidade e responsividade em diferentes navegadores.</w:t>
-      </w:r>
-    </w:p>
-    <w:p>
-      <w:pPr>
+          <w:color w:val="auto"/>
+          <w:sz w:val="24"/>
+          <w:szCs w:val="24"/>
+        </w:rPr>
+      </w:pPr>
+      <w:bookmarkStart w:id="20" w:name="_Toc238471673"/>
+      <w:r>
+        <w:rPr>
+          <w:rFonts w:ascii="Arial" w:hAnsi="Arial" w:cs="Arial"/>
+          <w:b/>
+          <w:bCs/>
+          <w:color w:val="auto"/>
+          <w:sz w:val="24"/>
+          <w:szCs w:val="24"/>
+        </w:rPr>
+        <w:t>Testes de Exclusão Segura:</w:t>
+      </w:r>
+      <w:r>
+        <w:rPr>
+          <w:rFonts w:ascii="Arial" w:hAnsi="Arial" w:cs="Arial"/>
+          <w:color w:val="auto"/>
+          <w:sz w:val="24"/>
+          <w:szCs w:val="24"/>
+        </w:rPr>
+        <w:t xml:space="preserve"> Validação da retenção de integridade referencial via exclusão lógica de produtos e clientes associados a vendas antigas.</w:t>
+      </w:r>
+      <w:bookmarkEnd w:id="20"/>
+      <w:r>
+        <w:rPr>
+          <w:rFonts w:ascii="Arial" w:hAnsi="Arial" w:cs="Arial"/>
+          <w:color w:val="auto"/>
+          <w:sz w:val="24"/>
+          <w:szCs w:val="24"/>
+        </w:rPr>
+        <w:t xml:space="preserve"> </w:t>
+      </w:r>
+    </w:p>
+    <w:p>
+      <w:pPr>
+        <w:pStyle w:val="Ttulo2"/>
         <w:numPr>
           <w:ilvl w:val="0"/>
-          <w:numId w:val="28"/>
+          <w:numId w:val="38"/>
         </w:numPr>
         <w:spacing w:line="360" w:lineRule="auto"/>
         <w:jc w:val="both"/>
         <w:rPr>
           <w:rFonts w:ascii="Arial" w:hAnsi="Arial" w:cs="Arial"/>
-        </w:rPr>
-      </w:pPr>
-      <w:r>
-        <w:rPr>
-          <w:rFonts w:ascii="Arial" w:hAnsi="Arial" w:cs="Arial"/>
-        </w:rPr>
-        <w:t xml:space="preserve">Implantação local da aplicação via Spring Boot com servidor </w:t>
-      </w:r>
-      <w:proofErr w:type="spellStart"/>
-      <w:r>
-        <w:rPr>
-          <w:rFonts w:ascii="Arial" w:hAnsi="Arial" w:cs="Arial"/>
-        </w:rPr>
-        <w:t>Tomcat</w:t>
-      </w:r>
-      <w:proofErr w:type="spellEnd"/>
-      <w:r>
-        <w:rPr>
-          <w:rFonts w:ascii="Arial" w:hAnsi="Arial" w:cs="Arial"/>
-        </w:rPr>
-        <w:t xml:space="preserve"> embutido, garantindo execução autônoma e fácil manutenção.</w:t>
-      </w:r>
+          <w:color w:val="auto"/>
+          <w:sz w:val="24"/>
+          <w:szCs w:val="24"/>
+        </w:rPr>
+      </w:pPr>
+      <w:bookmarkStart w:id="21" w:name="_Toc238471674"/>
+      <w:r>
+        <w:rPr>
+          <w:rFonts w:ascii="Arial" w:hAnsi="Arial" w:cs="Arial"/>
+          <w:b/>
+          <w:bCs/>
+          <w:color w:val="auto"/>
+          <w:sz w:val="24"/>
+          <w:szCs w:val="24"/>
+        </w:rPr>
+        <w:t>Responsividade:</w:t>
+      </w:r>
+      <w:r>
+        <w:rPr>
+          <w:rFonts w:ascii="Arial" w:hAnsi="Arial" w:cs="Arial"/>
+          <w:color w:val="auto"/>
+          <w:sz w:val="24"/>
+          <w:szCs w:val="24"/>
+        </w:rPr>
+        <w:t xml:space="preserve"> Verificação de usabilidade e adaptação visual dos menus, tabelas e cards em dispositivos com diferentes resoluções de tela.</w:t>
+      </w:r>
+      <w:bookmarkEnd w:id="21"/>
+    </w:p>
+    <w:p>
+      <w:pPr>
+        <w:pStyle w:val="Ttulo2"/>
+        <w:spacing w:line="360" w:lineRule="auto"/>
+        <w:jc w:val="both"/>
+        <w:rPr>
+          <w:rFonts w:ascii="Arial" w:hAnsi="Arial" w:cs="Arial"/>
+          <w:color w:val="auto"/>
+          <w:sz w:val="24"/>
+          <w:szCs w:val="24"/>
+        </w:rPr>
+      </w:pPr>
+    </w:p>
+    <w:p>
+      <w:pPr>
+        <w:spacing w:line="360" w:lineRule="auto"/>
+        <w:jc w:val="both"/>
+        <w:rPr>
+          <w:rFonts w:ascii="Arial" w:hAnsi="Arial" w:cs="Arial"/>
+        </w:rPr>
+      </w:pPr>
+    </w:p>
+    <w:p>
+      <w:pPr>
+        <w:spacing w:line="360" w:lineRule="auto"/>
+        <w:jc w:val="both"/>
+        <w:rPr>
+          <w:rFonts w:ascii="Arial" w:hAnsi="Arial" w:cs="Arial"/>
+        </w:rPr>
+      </w:pPr>
+    </w:p>
+    <w:p>
+      <w:pPr>
+        <w:spacing w:line="360" w:lineRule="auto"/>
+        <w:jc w:val="both"/>
+        <w:rPr>
+          <w:rFonts w:ascii="Arial" w:hAnsi="Arial" w:cs="Arial"/>
+        </w:rPr>
+      </w:pPr>
+    </w:p>
+    <w:p>
+      <w:pPr>
+        <w:spacing w:line="360" w:lineRule="auto"/>
+        <w:jc w:val="both"/>
+        <w:rPr>
+          <w:rFonts w:ascii="Arial" w:hAnsi="Arial" w:cs="Arial"/>
+        </w:rPr>
+      </w:pPr>
     </w:p>
     <w:p>
       <w:pPr>
@@ -7771,19 +8237,20 @@
           <w:szCs w:val="24"/>
         </w:rPr>
       </w:pPr>
-      <w:bookmarkStart w:id="13" w:name="_Toc238133377"/>
-      <w:r>
-        <w:rPr>
-          <w:rFonts w:ascii="Arial" w:hAnsi="Arial" w:cs="Arial"/>
-          <w:b/>
-          <w:bCs/>
-          <w:color w:val="auto"/>
-          <w:sz w:val="24"/>
-          <w:szCs w:val="24"/>
-        </w:rPr>
+      <w:bookmarkStart w:id="22" w:name="_Toc238471675"/>
+      <w:r>
+        <w:rPr>
+          <w:rFonts w:ascii="Arial" w:hAnsi="Arial" w:cs="Arial"/>
+          <w:b/>
+          <w:bCs/>
+          <w:color w:val="auto"/>
+          <w:sz w:val="24"/>
+          <w:szCs w:val="24"/>
+        </w:rPr>
+        <w:lastRenderedPageBreak/>
         <w:t>CONCLUSÃO</w:t>
       </w:r>
-      <w:bookmarkEnd w:id="13"/>
+      <w:bookmarkEnd w:id="22"/>
     </w:p>
     <w:p>
       <w:pPr>
@@ -8034,7 +8501,7 @@
           <w:szCs w:val="24"/>
         </w:rPr>
       </w:pPr>
-      <w:bookmarkStart w:id="14" w:name="_Toc238133378"/>
+      <w:bookmarkStart w:id="23" w:name="_Toc238471676"/>
       <w:r>
         <w:rPr>
           <w:rFonts w:ascii="Arial" w:hAnsi="Arial" w:cs="Arial"/>
@@ -8047,7 +8514,7 @@
         <w:lastRenderedPageBreak/>
         <w:t>REFERÊNCIAS</w:t>
       </w:r>
-      <w:bookmarkEnd w:id="14"/>
+      <w:bookmarkEnd w:id="23"/>
     </w:p>
     <w:p>
       <w:pPr>
@@ -8254,7 +8721,7 @@
         </w:rPr>
         <w:t xml:space="preserve">. Disponível em: https://hibernate.org/orm/documentation/ </w:t>
       </w:r>
-      <w:hyperlink r:id="rId13" w:history="1">
+      <w:hyperlink r:id="rId14" w:history="1">
         <w:r>
           <w:rPr>
             <w:rStyle w:val="Hyperlink"/>
@@ -8347,7 +8814,7 @@
         </w:rPr>
         <w:t xml:space="preserve">. Disponível em: https://www.jetbrains.com/idea/documentation/ </w:t>
       </w:r>
-      <w:hyperlink r:id="rId14" w:history="1">
+      <w:hyperlink r:id="rId15" w:history="1">
         <w:r>
           <w:rPr>
             <w:rStyle w:val="Hyperlink"/>
@@ -8489,71 +8956,6 @@
           <w:rFonts w:ascii="Arial" w:hAnsi="Arial" w:cs="Arial"/>
         </w:rPr>
         <w:t xml:space="preserve">. Disponível em: https://spring.io/projects/spring-boot </w:t>
-      </w:r>
-      <w:hyperlink r:id="rId15" w:history="1">
-        <w:r>
-          <w:rPr>
-            <w:rStyle w:val="Hyperlink"/>
-            <w:rFonts w:ascii="Arial" w:hAnsi="Arial" w:cs="Arial"/>
-          </w:rPr>
-          <w:t>(spring.io in Bing)</w:t>
-        </w:r>
-      </w:hyperlink>
-      <w:r>
-        <w:rPr>
-          <w:rFonts w:ascii="Arial" w:hAnsi="Arial" w:cs="Arial"/>
-        </w:rPr>
-        <w:t>. Acesso em: 1</w:t>
-      </w:r>
-      <w:r>
-        <w:rPr>
-          <w:rFonts w:ascii="Arial" w:hAnsi="Arial" w:cs="Arial"/>
-        </w:rPr>
-        <w:t>8</w:t>
-      </w:r>
-      <w:r>
-        <w:rPr>
-          <w:rFonts w:ascii="Arial" w:hAnsi="Arial" w:cs="Arial"/>
-        </w:rPr>
-        <w:t xml:space="preserve"> ago. 2026.</w:t>
-      </w:r>
-    </w:p>
-    <w:p>
-      <w:pPr>
-        <w:spacing w:line="360" w:lineRule="auto"/>
-        <w:rPr>
-          <w:rFonts w:ascii="Arial" w:hAnsi="Arial" w:cs="Arial"/>
-        </w:rPr>
-      </w:pPr>
-      <w:r>
-        <w:rPr>
-          <w:rFonts w:ascii="Arial" w:hAnsi="Arial" w:cs="Arial"/>
-        </w:rPr>
-        <w:t xml:space="preserve">SPRING. </w:t>
-      </w:r>
-      <w:r>
-        <w:rPr>
-          <w:rFonts w:ascii="Arial" w:hAnsi="Arial" w:cs="Arial"/>
-          <w:i/>
-          <w:iCs/>
-        </w:rPr>
-        <w:t xml:space="preserve">Spring Data JPA </w:t>
-      </w:r>
-      <w:proofErr w:type="spellStart"/>
-      <w:r>
-        <w:rPr>
-          <w:rFonts w:ascii="Arial" w:hAnsi="Arial" w:cs="Arial"/>
-          <w:i/>
-          <w:iCs/>
-        </w:rPr>
-        <w:t>Reference</w:t>
-      </w:r>
-      <w:proofErr w:type="spellEnd"/>
-      <w:r>
-        <w:rPr>
-          <w:rFonts w:ascii="Arial" w:hAnsi="Arial" w:cs="Arial"/>
-        </w:rPr>
-        <w:t xml:space="preserve">. Disponível em: https://spring.io/projects/spring-data-jpa </w:t>
       </w:r>
       <w:hyperlink r:id="rId16" w:history="1">
         <w:r>
@@ -8574,7 +8976,7 @@
         <w:rPr>
           <w:rFonts w:ascii="Arial" w:hAnsi="Arial" w:cs="Arial"/>
         </w:rPr>
-        <w:t>9</w:t>
+        <w:t>8</w:t>
       </w:r>
       <w:r>
         <w:rPr>
@@ -8594,25 +8996,72 @@
         <w:rPr>
           <w:rFonts w:ascii="Arial" w:hAnsi="Arial" w:cs="Arial"/>
         </w:rPr>
-        <w:t xml:space="preserve"> THYMELEAF. </w:t>
-      </w:r>
-      <w:proofErr w:type="spellStart"/>
+        <w:t xml:space="preserve">SPRING. </w:t>
+      </w:r>
       <w:r>
         <w:rPr>
           <w:rFonts w:ascii="Arial" w:hAnsi="Arial" w:cs="Arial"/>
           <w:i/>
           <w:iCs/>
         </w:rPr>
-        <w:t>Thymeleaf</w:t>
-      </w:r>
-      <w:proofErr w:type="spellEnd"/>
+        <w:t xml:space="preserve">Spring Data JPA </w:t>
+      </w:r>
+      <w:proofErr w:type="spellStart"/>
       <w:r>
         <w:rPr>
           <w:rFonts w:ascii="Arial" w:hAnsi="Arial" w:cs="Arial"/>
           <w:i/>
           <w:iCs/>
         </w:rPr>
-        <w:t xml:space="preserve"> </w:t>
+        <w:t>Reference</w:t>
+      </w:r>
+      <w:proofErr w:type="spellEnd"/>
+      <w:r>
+        <w:rPr>
+          <w:rFonts w:ascii="Arial" w:hAnsi="Arial" w:cs="Arial"/>
+        </w:rPr>
+        <w:t xml:space="preserve">. Disponível em: https://spring.io/projects/spring-data-jpa </w:t>
+      </w:r>
+      <w:hyperlink r:id="rId17" w:history="1">
+        <w:r>
+          <w:rPr>
+            <w:rStyle w:val="Hyperlink"/>
+            <w:rFonts w:ascii="Arial" w:hAnsi="Arial" w:cs="Arial"/>
+          </w:rPr>
+          <w:t>(spring.io in Bing)</w:t>
+        </w:r>
+      </w:hyperlink>
+      <w:r>
+        <w:rPr>
+          <w:rFonts w:ascii="Arial" w:hAnsi="Arial" w:cs="Arial"/>
+        </w:rPr>
+        <w:t>. Acesso em: 1</w:t>
+      </w:r>
+      <w:r>
+        <w:rPr>
+          <w:rFonts w:ascii="Arial" w:hAnsi="Arial" w:cs="Arial"/>
+        </w:rPr>
+        <w:t>9</w:t>
+      </w:r>
+      <w:r>
+        <w:rPr>
+          <w:rFonts w:ascii="Arial" w:hAnsi="Arial" w:cs="Arial"/>
+        </w:rPr>
+        <w:t xml:space="preserve"> ago. 2026.</w:t>
+      </w:r>
+    </w:p>
+    <w:p>
+      <w:pPr>
+        <w:spacing w:line="360" w:lineRule="auto"/>
+        <w:rPr>
+          <w:rFonts w:ascii="Arial" w:hAnsi="Arial" w:cs="Arial"/>
+        </w:rPr>
+      </w:pPr>
+      <w:r>
+        <w:rPr>
+          <w:rFonts w:ascii="Arial" w:hAnsi="Arial" w:cs="Arial"/>
+        </w:rPr>
+        <w:t xml:space="preserve"> THYMELEAF. </w:t>
       </w:r>
       <w:proofErr w:type="spellStart"/>
       <w:r>
@@ -8621,7 +9070,7 @@
           <w:i/>
           <w:iCs/>
         </w:rPr>
-        <w:t>Official</w:t>
+        <w:t>Thymeleaf</w:t>
       </w:r>
       <w:proofErr w:type="spellEnd"/>
       <w:r>
@@ -8639,6 +9088,24 @@
           <w:i/>
           <w:iCs/>
         </w:rPr>
+        <w:t>Official</w:t>
+      </w:r>
+      <w:proofErr w:type="spellEnd"/>
+      <w:r>
+        <w:rPr>
+          <w:rFonts w:ascii="Arial" w:hAnsi="Arial" w:cs="Arial"/>
+          <w:i/>
+          <w:iCs/>
+        </w:rPr>
+        <w:t xml:space="preserve"> </w:t>
+      </w:r>
+      <w:proofErr w:type="spellStart"/>
+      <w:r>
+        <w:rPr>
+          <w:rFonts w:ascii="Arial" w:hAnsi="Arial" w:cs="Arial"/>
+          <w:i/>
+          <w:iCs/>
+        </w:rPr>
         <w:t>Documentation</w:t>
       </w:r>
       <w:proofErr w:type="spellEnd"/>
@@ -8648,7 +9115,7 @@
         </w:rPr>
         <w:t xml:space="preserve">. Disponível em: https://www.thymeleaf.org/documentation.html </w:t>
       </w:r>
-      <w:hyperlink r:id="rId17" w:history="1">
+      <w:hyperlink r:id="rId18" w:history="1">
         <w:r>
           <w:rPr>
             <w:rStyle w:val="Hyperlink"/>
@@ -8686,7 +9153,7 @@
     <w:p/>
     <w:p/>
     <w:sectPr>
-      <w:headerReference w:type="default" r:id="rId18"/>
+      <w:headerReference w:type="default" r:id="rId19"/>
       <w:pgSz w:w="11906" w:h="16838"/>
       <w:pgMar w:top="1701" w:right="1134" w:bottom="1134" w:left="1701" w:header="709" w:footer="709" w:gutter="0"/>
       <w:pgNumType w:start="5"/>
@@ -8762,7 +9229,7 @@
         <wp:inline distT="0" distB="0" distL="0" distR="0" wp14:anchorId="7E252C9B" wp14:editId="5813517E">
           <wp:extent cx="2328824" cy="787948"/>
           <wp:effectExtent l="0" t="0" r="0" b="0"/>
-          <wp:docPr id="72713196" name="Imagem 1"/>
+          <wp:docPr id="416031822" name="Imagem 1"/>
           <wp:cNvGraphicFramePr>
             <a:graphicFrameLocks xmlns:a="http://schemas.openxmlformats.org/drawingml/2006/main" noChangeAspect="1"/>
           </wp:cNvGraphicFramePr>
@@ -8830,7 +9297,7 @@
         <wp:inline distT="0" distB="0" distL="0" distR="0" wp14:anchorId="46E220B6" wp14:editId="6C0DC6FF">
           <wp:extent cx="2328824" cy="787948"/>
           <wp:effectExtent l="0" t="0" r="0" b="0"/>
-          <wp:docPr id="743620229" name="Imagem 1"/>
+          <wp:docPr id="1174986507" name="Imagem 1"/>
           <wp:cNvGraphicFramePr>
             <a:graphicFrameLocks xmlns:a="http://schemas.openxmlformats.org/drawingml/2006/main" noChangeAspect="1"/>
           </wp:cNvGraphicFramePr>
@@ -9637,6 +10104,119 @@
     </w:lvl>
   </w:abstractNum>
   <w:abstractNum w:abstractNumId="5" w15:restartNumberingAfterBreak="0">
+    <w:nsid w:val="15F16A94"/>
+    <w:multiLevelType w:val="hybridMultilevel"/>
+    <w:tmpl w:val="5DCE1390"/>
+    <w:lvl w:ilvl="0" w:tplc="04160001">
+      <w:start w:val="1"/>
+      <w:numFmt w:val="bullet"/>
+      <w:lvlText w:val=""/>
+      <w:lvlJc w:val="left"/>
+      <w:pPr>
+        <w:ind w:left="720" w:hanging="360"/>
+      </w:pPr>
+      <w:rPr>
+        <w:rFonts w:ascii="Symbol" w:hAnsi="Symbol" w:hint="default"/>
+      </w:rPr>
+    </w:lvl>
+    <w:lvl w:ilvl="1" w:tplc="04160003" w:tentative="1">
+      <w:start w:val="1"/>
+      <w:numFmt w:val="bullet"/>
+      <w:lvlText w:val="o"/>
+      <w:lvlJc w:val="left"/>
+      <w:pPr>
+        <w:ind w:left="1440" w:hanging="360"/>
+      </w:pPr>
+      <w:rPr>
+        <w:rFonts w:ascii="Courier New" w:hAnsi="Courier New" w:cs="Courier New" w:hint="default"/>
+      </w:rPr>
+    </w:lvl>
+    <w:lvl w:ilvl="2" w:tplc="04160005" w:tentative="1">
+      <w:start w:val="1"/>
+      <w:numFmt w:val="bullet"/>
+      <w:lvlText w:val=""/>
+      <w:lvlJc w:val="left"/>
+      <w:pPr>
+        <w:ind w:left="2160" w:hanging="360"/>
+      </w:pPr>
+      <w:rPr>
+        <w:rFonts w:ascii="Wingdings" w:hAnsi="Wingdings" w:hint="default"/>
+      </w:rPr>
+    </w:lvl>
+    <w:lvl w:ilvl="3" w:tplc="04160001" w:tentative="1">
+      <w:start w:val="1"/>
+      <w:numFmt w:val="bullet"/>
+      <w:lvlText w:val=""/>
+      <w:lvlJc w:val="left"/>
+      <w:pPr>
+        <w:ind w:left="2880" w:hanging="360"/>
+      </w:pPr>
+      <w:rPr>
+        <w:rFonts w:ascii="Symbol" w:hAnsi="Symbol" w:hint="default"/>
+      </w:rPr>
+    </w:lvl>
+    <w:lvl w:ilvl="4" w:tplc="04160003" w:tentative="1">
+      <w:start w:val="1"/>
+      <w:numFmt w:val="bullet"/>
+      <w:lvlText w:val="o"/>
+      <w:lvlJc w:val="left"/>
+      <w:pPr>
+        <w:ind w:left="3600" w:hanging="360"/>
+      </w:pPr>
+      <w:rPr>
+        <w:rFonts w:ascii="Courier New" w:hAnsi="Courier New" w:cs="Courier New" w:hint="default"/>
+      </w:rPr>
+    </w:lvl>
+    <w:lvl w:ilvl="5" w:tplc="04160005" w:tentative="1">
+      <w:start w:val="1"/>
+      <w:numFmt w:val="bullet"/>
+      <w:lvlText w:val=""/>
+      <w:lvlJc w:val="left"/>
+      <w:pPr>
+        <w:ind w:left="4320" w:hanging="360"/>
+      </w:pPr>
+      <w:rPr>
+        <w:rFonts w:ascii="Wingdings" w:hAnsi="Wingdings" w:hint="default"/>
+      </w:rPr>
+    </w:lvl>
+    <w:lvl w:ilvl="6" w:tplc="04160001" w:tentative="1">
+      <w:start w:val="1"/>
+      <w:numFmt w:val="bullet"/>
+      <w:lvlText w:val=""/>
+      <w:lvlJc w:val="left"/>
+      <w:pPr>
+        <w:ind w:left="5040" w:hanging="360"/>
+      </w:pPr>
+      <w:rPr>
+        <w:rFonts w:ascii="Symbol" w:hAnsi="Symbol" w:hint="default"/>
+      </w:rPr>
+    </w:lvl>
+    <w:lvl w:ilvl="7" w:tplc="04160003" w:tentative="1">
+      <w:start w:val="1"/>
+      <w:numFmt w:val="bullet"/>
+      <w:lvlText w:val="o"/>
+      <w:lvlJc w:val="left"/>
+      <w:pPr>
+        <w:ind w:left="5760" w:hanging="360"/>
+      </w:pPr>
+      <w:rPr>
+        <w:rFonts w:ascii="Courier New" w:hAnsi="Courier New" w:cs="Courier New" w:hint="default"/>
+      </w:rPr>
+    </w:lvl>
+    <w:lvl w:ilvl="8" w:tplc="04160005" w:tentative="1">
+      <w:start w:val="1"/>
+      <w:numFmt w:val="bullet"/>
+      <w:lvlText w:val=""/>
+      <w:lvlJc w:val="left"/>
+      <w:pPr>
+        <w:ind w:left="6480" w:hanging="360"/>
+      </w:pPr>
+      <w:rPr>
+        <w:rFonts w:ascii="Wingdings" w:hAnsi="Wingdings" w:hint="default"/>
+      </w:rPr>
+    </w:lvl>
+  </w:abstractNum>
+  <w:abstractNum w:abstractNumId="6" w15:restartNumberingAfterBreak="0">
     <w:nsid w:val="16154DB6"/>
     <w:multiLevelType w:val="multilevel"/>
     <w:tmpl w:val="1A2438BA"/>
@@ -9753,7 +10333,7 @@
       </w:pPr>
     </w:lvl>
   </w:abstractNum>
-  <w:abstractNum w:abstractNumId="6" w15:restartNumberingAfterBreak="0">
+  <w:abstractNum w:abstractNumId="7" w15:restartNumberingAfterBreak="0">
     <w:nsid w:val="1E596B49"/>
     <w:multiLevelType w:val="hybridMultilevel"/>
     <w:tmpl w:val="CCCEAF1A"/>
@@ -9842,7 +10422,7 @@
       </w:pPr>
     </w:lvl>
   </w:abstractNum>
-  <w:abstractNum w:abstractNumId="7" w15:restartNumberingAfterBreak="0">
+  <w:abstractNum w:abstractNumId="8" w15:restartNumberingAfterBreak="0">
     <w:nsid w:val="21F31F05"/>
     <w:multiLevelType w:val="multilevel"/>
     <w:tmpl w:val="7304FAF0"/>
@@ -9991,7 +10571,7 @@
       </w:rPr>
     </w:lvl>
   </w:abstractNum>
-  <w:abstractNum w:abstractNumId="8" w15:restartNumberingAfterBreak="0">
+  <w:abstractNum w:abstractNumId="9" w15:restartNumberingAfterBreak="0">
     <w:nsid w:val="22B771C3"/>
     <w:multiLevelType w:val="multilevel"/>
     <w:tmpl w:val="1D62A1D8"/>
@@ -10140,7 +10720,7 @@
       </w:rPr>
     </w:lvl>
   </w:abstractNum>
-  <w:abstractNum w:abstractNumId="9" w15:restartNumberingAfterBreak="0">
+  <w:abstractNum w:abstractNumId="10" w15:restartNumberingAfterBreak="0">
     <w:nsid w:val="282427B2"/>
     <w:multiLevelType w:val="multilevel"/>
     <w:tmpl w:val="1EAC207E"/>
@@ -10253,7 +10833,7 @@
       </w:pPr>
     </w:lvl>
   </w:abstractNum>
-  <w:abstractNum w:abstractNumId="10" w15:restartNumberingAfterBreak="0">
+  <w:abstractNum w:abstractNumId="11" w15:restartNumberingAfterBreak="0">
     <w:nsid w:val="2CA0339E"/>
     <w:multiLevelType w:val="hybridMultilevel"/>
     <w:tmpl w:val="069CEF46"/>
@@ -10366,7 +10946,7 @@
       </w:rPr>
     </w:lvl>
   </w:abstractNum>
-  <w:abstractNum w:abstractNumId="11" w15:restartNumberingAfterBreak="0">
+  <w:abstractNum w:abstractNumId="12" w15:restartNumberingAfterBreak="0">
     <w:nsid w:val="31792F63"/>
     <w:multiLevelType w:val="multilevel"/>
     <w:tmpl w:val="36DE663C"/>
@@ -10479,7 +11059,7 @@
       </w:pPr>
     </w:lvl>
   </w:abstractNum>
-  <w:abstractNum w:abstractNumId="12" w15:restartNumberingAfterBreak="0">
+  <w:abstractNum w:abstractNumId="13" w15:restartNumberingAfterBreak="0">
     <w:nsid w:val="3F5730EC"/>
     <w:multiLevelType w:val="multilevel"/>
     <w:tmpl w:val="30802FBA"/>
@@ -10628,7 +11208,7 @@
       </w:rPr>
     </w:lvl>
   </w:abstractNum>
-  <w:abstractNum w:abstractNumId="13" w15:restartNumberingAfterBreak="0">
+  <w:abstractNum w:abstractNumId="14" w15:restartNumberingAfterBreak="0">
     <w:nsid w:val="40455AF4"/>
     <w:multiLevelType w:val="multilevel"/>
     <w:tmpl w:val="72FEE604"/>
@@ -10773,7 +11353,7 @@
       </w:rPr>
     </w:lvl>
   </w:abstractNum>
-  <w:abstractNum w:abstractNumId="14" w15:restartNumberingAfterBreak="0">
+  <w:abstractNum w:abstractNumId="15" w15:restartNumberingAfterBreak="0">
     <w:nsid w:val="42DF35CA"/>
     <w:multiLevelType w:val="multilevel"/>
     <w:tmpl w:val="A7863998"/>
@@ -10922,7 +11502,7 @@
       </w:rPr>
     </w:lvl>
   </w:abstractNum>
-  <w:abstractNum w:abstractNumId="15" w15:restartNumberingAfterBreak="0">
+  <w:abstractNum w:abstractNumId="16" w15:restartNumberingAfterBreak="0">
     <w:nsid w:val="4473221F"/>
     <w:multiLevelType w:val="multilevel"/>
     <w:tmpl w:val="782A5B36"/>
@@ -11071,7 +11651,7 @@
       </w:rPr>
     </w:lvl>
   </w:abstractNum>
-  <w:abstractNum w:abstractNumId="16" w15:restartNumberingAfterBreak="0">
+  <w:abstractNum w:abstractNumId="17" w15:restartNumberingAfterBreak="0">
     <w:nsid w:val="45841F74"/>
     <w:multiLevelType w:val="multilevel"/>
     <w:tmpl w:val="9B92B342"/>
@@ -11184,7 +11764,7 @@
       </w:pPr>
     </w:lvl>
   </w:abstractNum>
-  <w:abstractNum w:abstractNumId="17" w15:restartNumberingAfterBreak="0">
+  <w:abstractNum w:abstractNumId="18" w15:restartNumberingAfterBreak="0">
     <w:nsid w:val="463C3275"/>
     <w:multiLevelType w:val="multilevel"/>
     <w:tmpl w:val="D0609498"/>
@@ -11333,7 +11913,7 @@
       </w:rPr>
     </w:lvl>
   </w:abstractNum>
-  <w:abstractNum w:abstractNumId="18" w15:restartNumberingAfterBreak="0">
+  <w:abstractNum w:abstractNumId="19" w15:restartNumberingAfterBreak="0">
     <w:nsid w:val="47C34EA7"/>
     <w:multiLevelType w:val="multilevel"/>
     <w:tmpl w:val="367224A4"/>
@@ -11482,7 +12062,7 @@
       </w:rPr>
     </w:lvl>
   </w:abstractNum>
-  <w:abstractNum w:abstractNumId="19" w15:restartNumberingAfterBreak="0">
+  <w:abstractNum w:abstractNumId="20" w15:restartNumberingAfterBreak="0">
     <w:nsid w:val="48605981"/>
     <w:multiLevelType w:val="hybridMultilevel"/>
     <w:tmpl w:val="B30A1F4A"/>
@@ -11572,7 +12152,120 @@
       </w:pPr>
     </w:lvl>
   </w:abstractNum>
-  <w:abstractNum w:abstractNumId="20" w15:restartNumberingAfterBreak="0">
+  <w:abstractNum w:abstractNumId="21" w15:restartNumberingAfterBreak="0">
+    <w:nsid w:val="546863C1"/>
+    <w:multiLevelType w:val="hybridMultilevel"/>
+    <w:tmpl w:val="9CE4699C"/>
+    <w:lvl w:ilvl="0" w:tplc="04160001">
+      <w:start w:val="1"/>
+      <w:numFmt w:val="bullet"/>
+      <w:lvlText w:val=""/>
+      <w:lvlJc w:val="left"/>
+      <w:pPr>
+        <w:ind w:left="720" w:hanging="360"/>
+      </w:pPr>
+      <w:rPr>
+        <w:rFonts w:ascii="Symbol" w:hAnsi="Symbol" w:hint="default"/>
+      </w:rPr>
+    </w:lvl>
+    <w:lvl w:ilvl="1" w:tplc="04160003" w:tentative="1">
+      <w:start w:val="1"/>
+      <w:numFmt w:val="bullet"/>
+      <w:lvlText w:val="o"/>
+      <w:lvlJc w:val="left"/>
+      <w:pPr>
+        <w:ind w:left="1440" w:hanging="360"/>
+      </w:pPr>
+      <w:rPr>
+        <w:rFonts w:ascii="Courier New" w:hAnsi="Courier New" w:cs="Courier New" w:hint="default"/>
+      </w:rPr>
+    </w:lvl>
+    <w:lvl w:ilvl="2" w:tplc="04160005" w:tentative="1">
+      <w:start w:val="1"/>
+      <w:numFmt w:val="bullet"/>
+      <w:lvlText w:val=""/>
+      <w:lvlJc w:val="left"/>
+      <w:pPr>
+        <w:ind w:left="2160" w:hanging="360"/>
+      </w:pPr>
+      <w:rPr>
+        <w:rFonts w:ascii="Wingdings" w:hAnsi="Wingdings" w:hint="default"/>
+      </w:rPr>
+    </w:lvl>
+    <w:lvl w:ilvl="3" w:tplc="04160001" w:tentative="1">
+      <w:start w:val="1"/>
+      <w:numFmt w:val="bullet"/>
+      <w:lvlText w:val=""/>
+      <w:lvlJc w:val="left"/>
+      <w:pPr>
+        <w:ind w:left="2880" w:hanging="360"/>
+      </w:pPr>
+      <w:rPr>
+        <w:rFonts w:ascii="Symbol" w:hAnsi="Symbol" w:hint="default"/>
+      </w:rPr>
+    </w:lvl>
+    <w:lvl w:ilvl="4" w:tplc="04160003" w:tentative="1">
+      <w:start w:val="1"/>
+      <w:numFmt w:val="bullet"/>
+      <w:lvlText w:val="o"/>
+      <w:lvlJc w:val="left"/>
+      <w:pPr>
+        <w:ind w:left="3600" w:hanging="360"/>
+      </w:pPr>
+      <w:rPr>
+        <w:rFonts w:ascii="Courier New" w:hAnsi="Courier New" w:cs="Courier New" w:hint="default"/>
+      </w:rPr>
+    </w:lvl>
+    <w:lvl w:ilvl="5" w:tplc="04160005" w:tentative="1">
+      <w:start w:val="1"/>
+      <w:numFmt w:val="bullet"/>
+      <w:lvlText w:val=""/>
+      <w:lvlJc w:val="left"/>
+      <w:pPr>
+        <w:ind w:left="4320" w:hanging="360"/>
+      </w:pPr>
+      <w:rPr>
+        <w:rFonts w:ascii="Wingdings" w:hAnsi="Wingdings" w:hint="default"/>
+      </w:rPr>
+    </w:lvl>
+    <w:lvl w:ilvl="6" w:tplc="04160001" w:tentative="1">
+      <w:start w:val="1"/>
+      <w:numFmt w:val="bullet"/>
+      <w:lvlText w:val=""/>
+      <w:lvlJc w:val="left"/>
+      <w:pPr>
+        <w:ind w:left="5040" w:hanging="360"/>
+      </w:pPr>
+      <w:rPr>
+        <w:rFonts w:ascii="Symbol" w:hAnsi="Symbol" w:hint="default"/>
+      </w:rPr>
+    </w:lvl>
+    <w:lvl w:ilvl="7" w:tplc="04160003" w:tentative="1">
+      <w:start w:val="1"/>
+      <w:numFmt w:val="bullet"/>
+      <w:lvlText w:val="o"/>
+      <w:lvlJc w:val="left"/>
+      <w:pPr>
+        <w:ind w:left="5760" w:hanging="360"/>
+      </w:pPr>
+      <w:rPr>
+        <w:rFonts w:ascii="Courier New" w:hAnsi="Courier New" w:cs="Courier New" w:hint="default"/>
+      </w:rPr>
+    </w:lvl>
+    <w:lvl w:ilvl="8" w:tplc="04160005" w:tentative="1">
+      <w:start w:val="1"/>
+      <w:numFmt w:val="bullet"/>
+      <w:lvlText w:val=""/>
+      <w:lvlJc w:val="left"/>
+      <w:pPr>
+        <w:ind w:left="6480" w:hanging="360"/>
+      </w:pPr>
+      <w:rPr>
+        <w:rFonts w:ascii="Wingdings" w:hAnsi="Wingdings" w:hint="default"/>
+      </w:rPr>
+    </w:lvl>
+  </w:abstractNum>
+  <w:abstractNum w:abstractNumId="22" w15:restartNumberingAfterBreak="0">
     <w:nsid w:val="598804C2"/>
     <w:multiLevelType w:val="hybridMultilevel"/>
     <w:tmpl w:val="10981A90"/>
@@ -11685,7 +12378,7 @@
       </w:rPr>
     </w:lvl>
   </w:abstractNum>
-  <w:abstractNum w:abstractNumId="21" w15:restartNumberingAfterBreak="0">
+  <w:abstractNum w:abstractNumId="23" w15:restartNumberingAfterBreak="0">
     <w:nsid w:val="67AD35A3"/>
     <w:multiLevelType w:val="multilevel"/>
     <w:tmpl w:val="D6449E54"/>
@@ -11834,7 +12527,7 @@
       </w:rPr>
     </w:lvl>
   </w:abstractNum>
-  <w:abstractNum w:abstractNumId="22" w15:restartNumberingAfterBreak="0">
+  <w:abstractNum w:abstractNumId="24" w15:restartNumberingAfterBreak="0">
     <w:nsid w:val="699376E0"/>
     <w:multiLevelType w:val="hybridMultilevel"/>
     <w:tmpl w:val="CEC87FAE"/>
@@ -11923,7 +12616,7 @@
       </w:pPr>
     </w:lvl>
   </w:abstractNum>
-  <w:abstractNum w:abstractNumId="23" w15:restartNumberingAfterBreak="0">
+  <w:abstractNum w:abstractNumId="25" w15:restartNumberingAfterBreak="0">
     <w:nsid w:val="6DAF25DF"/>
     <w:multiLevelType w:val="multilevel"/>
     <w:tmpl w:val="1D1C0096"/>
@@ -12072,7 +12765,120 @@
       </w:rPr>
     </w:lvl>
   </w:abstractNum>
-  <w:abstractNum w:abstractNumId="24" w15:restartNumberingAfterBreak="0">
+  <w:abstractNum w:abstractNumId="26" w15:restartNumberingAfterBreak="0">
+    <w:nsid w:val="6DC74B62"/>
+    <w:multiLevelType w:val="multilevel"/>
+    <w:tmpl w:val="45CE7B22"/>
+    <w:lvl w:ilvl="0">
+      <w:start w:val="3"/>
+      <w:numFmt w:val="decimal"/>
+      <w:lvlText w:val="%1"/>
+      <w:lvlJc w:val="left"/>
+      <w:pPr>
+        <w:ind w:left="360" w:hanging="360"/>
+      </w:pPr>
+      <w:rPr>
+        <w:rFonts w:hint="default"/>
+      </w:rPr>
+    </w:lvl>
+    <w:lvl w:ilvl="1">
+      <w:start w:val="2"/>
+      <w:numFmt w:val="decimal"/>
+      <w:lvlText w:val="%1.%2"/>
+      <w:lvlJc w:val="left"/>
+      <w:pPr>
+        <w:ind w:left="360" w:hanging="360"/>
+      </w:pPr>
+      <w:rPr>
+        <w:rFonts w:hint="default"/>
+      </w:rPr>
+    </w:lvl>
+    <w:lvl w:ilvl="2">
+      <w:start w:val="1"/>
+      <w:numFmt w:val="decimal"/>
+      <w:lvlText w:val="%1.%2.%3"/>
+      <w:lvlJc w:val="left"/>
+      <w:pPr>
+        <w:ind w:left="720" w:hanging="720"/>
+      </w:pPr>
+      <w:rPr>
+        <w:rFonts w:hint="default"/>
+      </w:rPr>
+    </w:lvl>
+    <w:lvl w:ilvl="3">
+      <w:start w:val="1"/>
+      <w:numFmt w:val="decimal"/>
+      <w:lvlText w:val="%1.%2.%3.%4"/>
+      <w:lvlJc w:val="left"/>
+      <w:pPr>
+        <w:ind w:left="720" w:hanging="720"/>
+      </w:pPr>
+      <w:rPr>
+        <w:rFonts w:hint="default"/>
+      </w:rPr>
+    </w:lvl>
+    <w:lvl w:ilvl="4">
+      <w:start w:val="1"/>
+      <w:numFmt w:val="decimal"/>
+      <w:lvlText w:val="%1.%2.%3.%4.%5"/>
+      <w:lvlJc w:val="left"/>
+      <w:pPr>
+        <w:ind w:left="1080" w:hanging="1080"/>
+      </w:pPr>
+      <w:rPr>
+        <w:rFonts w:hint="default"/>
+      </w:rPr>
+    </w:lvl>
+    <w:lvl w:ilvl="5">
+      <w:start w:val="1"/>
+      <w:numFmt w:val="decimal"/>
+      <w:lvlText w:val="%1.%2.%3.%4.%5.%6"/>
+      <w:lvlJc w:val="left"/>
+      <w:pPr>
+        <w:ind w:left="1080" w:hanging="1080"/>
+      </w:pPr>
+      <w:rPr>
+        <w:rFonts w:hint="default"/>
+      </w:rPr>
+    </w:lvl>
+    <w:lvl w:ilvl="6">
+      <w:start w:val="1"/>
+      <w:numFmt w:val="decimal"/>
+      <w:lvlText w:val="%1.%2.%3.%4.%5.%6.%7"/>
+      <w:lvlJc w:val="left"/>
+      <w:pPr>
+        <w:ind w:left="1440" w:hanging="1440"/>
+      </w:pPr>
+      <w:rPr>
+        <w:rFonts w:hint="default"/>
+      </w:rPr>
+    </w:lvl>
+    <w:lvl w:ilvl="7">
+      <w:start w:val="1"/>
+      <w:numFmt w:val="decimal"/>
+      <w:lvlText w:val="%1.%2.%3.%4.%5.%6.%7.%8"/>
+      <w:lvlJc w:val="left"/>
+      <w:pPr>
+        <w:ind w:left="1440" w:hanging="1440"/>
+      </w:pPr>
+      <w:rPr>
+        <w:rFonts w:hint="default"/>
+      </w:rPr>
+    </w:lvl>
+    <w:lvl w:ilvl="8">
+      <w:start w:val="1"/>
+      <w:numFmt w:val="decimal"/>
+      <w:lvlText w:val="%1.%2.%3.%4.%5.%6.%7.%8.%9"/>
+      <w:lvlJc w:val="left"/>
+      <w:pPr>
+        <w:ind w:left="1800" w:hanging="1800"/>
+      </w:pPr>
+      <w:rPr>
+        <w:rFonts w:hint="default"/>
+      </w:rPr>
+    </w:lvl>
+  </w:abstractNum>
+  <w:abstractNum w:abstractNumId="27" w15:restartNumberingAfterBreak="0">
     <w:nsid w:val="6F0D077F"/>
     <w:multiLevelType w:val="multilevel"/>
     <w:tmpl w:val="5E0EB716"/>
@@ -12217,7 +13023,7 @@
       </w:rPr>
     </w:lvl>
   </w:abstractNum>
-  <w:abstractNum w:abstractNumId="25" w15:restartNumberingAfterBreak="0">
+  <w:abstractNum w:abstractNumId="28" w15:restartNumberingAfterBreak="0">
     <w:nsid w:val="71C67BE6"/>
     <w:multiLevelType w:val="hybridMultilevel"/>
     <w:tmpl w:val="4BDC85C4"/>
@@ -12330,7 +13136,7 @@
       </w:rPr>
     </w:lvl>
   </w:abstractNum>
-  <w:abstractNum w:abstractNumId="26" w15:restartNumberingAfterBreak="0">
+  <w:abstractNum w:abstractNumId="29" w15:restartNumberingAfterBreak="0">
     <w:nsid w:val="74CE5D63"/>
     <w:multiLevelType w:val="multilevel"/>
     <w:tmpl w:val="E5023D48"/>
@@ -12479,7 +13285,7 @@
       </w:rPr>
     </w:lvl>
   </w:abstractNum>
-  <w:abstractNum w:abstractNumId="27" w15:restartNumberingAfterBreak="0">
+  <w:abstractNum w:abstractNumId="30" w15:restartNumberingAfterBreak="0">
     <w:nsid w:val="7A042D3B"/>
     <w:multiLevelType w:val="multilevel"/>
     <w:tmpl w:val="CBD89914"/>
@@ -12628,7 +13434,7 @@
       </w:rPr>
     </w:lvl>
   </w:abstractNum>
-  <w:abstractNum w:abstractNumId="28" w15:restartNumberingAfterBreak="0">
+  <w:abstractNum w:abstractNumId="31" w15:restartNumberingAfterBreak="0">
     <w:nsid w:val="7BFB17D0"/>
     <w:multiLevelType w:val="hybridMultilevel"/>
     <w:tmpl w:val="99806EDE"/>
@@ -12741,7 +13547,7 @@
       </w:rPr>
     </w:lvl>
   </w:abstractNum>
-  <w:abstractNum w:abstractNumId="29" w15:restartNumberingAfterBreak="0">
+  <w:abstractNum w:abstractNumId="32" w15:restartNumberingAfterBreak="0">
     <w:nsid w:val="7E752C3C"/>
     <w:multiLevelType w:val="multilevel"/>
     <w:tmpl w:val="656658D0"/>
@@ -12854,7 +13660,7 @@
       </w:pPr>
     </w:lvl>
   </w:abstractNum>
-  <w:abstractNum w:abstractNumId="30" w15:restartNumberingAfterBreak="0">
+  <w:abstractNum w:abstractNumId="33" w15:restartNumberingAfterBreak="0">
     <w:nsid w:val="7E961EC0"/>
     <w:multiLevelType w:val="multilevel"/>
     <w:tmpl w:val="EB022F80"/>
@@ -13007,7 +13813,7 @@
     <w:abstractNumId w:val="2"/>
   </w:num>
   <w:num w:numId="2" w16cid:durableId="1146707384">
-    <w:abstractNumId w:val="11"/>
+    <w:abstractNumId w:val="12"/>
     <w:lvlOverride w:ilvl="0">
       <w:lvl w:ilvl="0">
         <w:numFmt w:val="decimal"/>
@@ -13020,7 +13826,7 @@
     <w:abstractNumId w:val="1"/>
   </w:num>
   <w:num w:numId="4" w16cid:durableId="446507846">
-    <w:abstractNumId w:val="29"/>
+    <w:abstractNumId w:val="32"/>
     <w:lvlOverride w:ilvl="0">
       <w:lvl w:ilvl="0">
         <w:numFmt w:val="decimal"/>
@@ -13040,13 +13846,13 @@
     </w:lvlOverride>
   </w:num>
   <w:num w:numId="6" w16cid:durableId="1107194383">
-    <w:abstractNumId w:val="16"/>
+    <w:abstractNumId w:val="17"/>
   </w:num>
   <w:num w:numId="7" w16cid:durableId="926882524">
-    <w:abstractNumId w:val="26"/>
+    <w:abstractNumId w:val="29"/>
   </w:num>
   <w:num w:numId="8" w16cid:durableId="1227381372">
-    <w:abstractNumId w:val="5"/>
+    <w:abstractNumId w:val="6"/>
     <w:lvlOverride w:ilvl="0">
       <w:lvl w:ilvl="0">
         <w:numFmt w:val="decimal"/>
@@ -13056,7 +13862,7 @@
     </w:lvlOverride>
   </w:num>
   <w:num w:numId="9" w16cid:durableId="1810827465">
-    <w:abstractNumId w:val="5"/>
+    <w:abstractNumId w:val="6"/>
     <w:lvlOverride w:ilvl="1">
       <w:lvl w:ilvl="1">
         <w:numFmt w:val="bullet"/>
@@ -13076,7 +13882,7 @@
     </w:lvlOverride>
   </w:num>
   <w:num w:numId="10" w16cid:durableId="951742926">
-    <w:abstractNumId w:val="5"/>
+    <w:abstractNumId w:val="6"/>
     <w:lvlOverride w:ilvl="1">
       <w:lvl w:ilvl="1">
         <w:numFmt w:val="bullet"/>
@@ -13096,7 +13902,7 @@
     </w:lvlOverride>
   </w:num>
   <w:num w:numId="11" w16cid:durableId="2124575111">
-    <w:abstractNumId w:val="5"/>
+    <w:abstractNumId w:val="6"/>
     <w:lvlOverride w:ilvl="0">
       <w:lvl w:ilvl="0">
         <w:numFmt w:val="decimal"/>
@@ -13106,7 +13912,7 @@
     </w:lvlOverride>
   </w:num>
   <w:num w:numId="12" w16cid:durableId="247541218">
-    <w:abstractNumId w:val="5"/>
+    <w:abstractNumId w:val="6"/>
     <w:lvlOverride w:ilvl="0">
       <w:lvl w:ilvl="0">
         <w:numFmt w:val="decimal"/>
@@ -13116,73 +13922,82 @@
     </w:lvlOverride>
   </w:num>
   <w:num w:numId="13" w16cid:durableId="105462992">
-    <w:abstractNumId w:val="17"/>
+    <w:abstractNumId w:val="18"/>
   </w:num>
   <w:num w:numId="14" w16cid:durableId="1411384324">
-    <w:abstractNumId w:val="19"/>
+    <w:abstractNumId w:val="20"/>
   </w:num>
   <w:num w:numId="15" w16cid:durableId="1399400353">
-    <w:abstractNumId w:val="30"/>
+    <w:abstractNumId w:val="33"/>
   </w:num>
   <w:num w:numId="16" w16cid:durableId="1358195784">
-    <w:abstractNumId w:val="15"/>
+    <w:abstractNumId w:val="16"/>
   </w:num>
   <w:num w:numId="17" w16cid:durableId="1928079564">
-    <w:abstractNumId w:val="20"/>
+    <w:abstractNumId w:val="22"/>
   </w:num>
   <w:num w:numId="18" w16cid:durableId="1952206637">
-    <w:abstractNumId w:val="10"/>
+    <w:abstractNumId w:val="11"/>
   </w:num>
   <w:num w:numId="19" w16cid:durableId="1051542969">
-    <w:abstractNumId w:val="28"/>
+    <w:abstractNumId w:val="31"/>
   </w:num>
   <w:num w:numId="20" w16cid:durableId="1313828451">
-    <w:abstractNumId w:val="24"/>
+    <w:abstractNumId w:val="27"/>
   </w:num>
   <w:num w:numId="21" w16cid:durableId="692995573">
     <w:abstractNumId w:val="0"/>
   </w:num>
   <w:num w:numId="22" w16cid:durableId="2010597990">
+    <w:abstractNumId w:val="10"/>
+  </w:num>
+  <w:num w:numId="23" w16cid:durableId="2049258130">
+    <w:abstractNumId w:val="25"/>
+  </w:num>
+  <w:num w:numId="24" w16cid:durableId="1729912182">
+    <w:abstractNumId w:val="15"/>
+  </w:num>
+  <w:num w:numId="25" w16cid:durableId="498085007">
+    <w:abstractNumId w:val="13"/>
+  </w:num>
+  <w:num w:numId="26" w16cid:durableId="1095596648">
+    <w:abstractNumId w:val="8"/>
+  </w:num>
+  <w:num w:numId="27" w16cid:durableId="250286622">
+    <w:abstractNumId w:val="19"/>
+  </w:num>
+  <w:num w:numId="28" w16cid:durableId="1965963853">
+    <w:abstractNumId w:val="14"/>
+  </w:num>
+  <w:num w:numId="29" w16cid:durableId="1815945347">
+    <w:abstractNumId w:val="7"/>
+  </w:num>
+  <w:num w:numId="30" w16cid:durableId="854270576">
+    <w:abstractNumId w:val="24"/>
+  </w:num>
+  <w:num w:numId="31" w16cid:durableId="737901130">
     <w:abstractNumId w:val="9"/>
   </w:num>
-  <w:num w:numId="23" w16cid:durableId="2049258130">
-    <w:abstractNumId w:val="23"/>
-  </w:num>
-  <w:num w:numId="24" w16cid:durableId="1729912182">
-    <w:abstractNumId w:val="14"/>
-  </w:num>
-  <w:num w:numId="25" w16cid:durableId="498085007">
-    <w:abstractNumId w:val="12"/>
-  </w:num>
-  <w:num w:numId="26" w16cid:durableId="1095596648">
-    <w:abstractNumId w:val="7"/>
-  </w:num>
-  <w:num w:numId="27" w16cid:durableId="250286622">
-    <w:abstractNumId w:val="18"/>
-  </w:num>
-  <w:num w:numId="28" w16cid:durableId="1965963853">
-    <w:abstractNumId w:val="13"/>
-  </w:num>
-  <w:num w:numId="29" w16cid:durableId="1815945347">
-    <w:abstractNumId w:val="6"/>
-  </w:num>
-  <w:num w:numId="30" w16cid:durableId="854270576">
-    <w:abstractNumId w:val="22"/>
-  </w:num>
-  <w:num w:numId="31" w16cid:durableId="737901130">
-    <w:abstractNumId w:val="8"/>
-  </w:num>
   <w:num w:numId="32" w16cid:durableId="1977174717">
-    <w:abstractNumId w:val="25"/>
+    <w:abstractNumId w:val="28"/>
   </w:num>
   <w:num w:numId="33" w16cid:durableId="201944926">
-    <w:abstractNumId w:val="27"/>
+    <w:abstractNumId w:val="30"/>
   </w:num>
   <w:num w:numId="34" w16cid:durableId="395320002">
     <w:abstractNumId w:val="4"/>
   </w:num>
   <w:num w:numId="35" w16cid:durableId="907039269">
+    <w:abstractNumId w:val="23"/>
+  </w:num>
+  <w:num w:numId="36" w16cid:durableId="533735209">
+    <w:abstractNumId w:val="26"/>
+  </w:num>
+  <w:num w:numId="37" w16cid:durableId="1482574914">
     <w:abstractNumId w:val="21"/>
+  </w:num>
+  <w:num w:numId="38" w16cid:durableId="574095790">
+    <w:abstractNumId w:val="5"/>
   </w:num>
 </w:numbering>
 </file>

--- a/doc/Relatorio de Atividades RAP.docx
+++ b/doc/Relatorio de Atividades RAP.docx
@@ -1,6 +1,6 @@
 
 <file path=word/document.xml><?xml version="1.0" encoding="utf-8"?>
-<w:document xmlns:wpc="http://schemas.microsoft.com/office/word/2010/wordprocessingCanvas" xmlns:cx="http://schemas.microsoft.com/office/drawing/2014/chartex" xmlns:cx1="http://schemas.microsoft.com/office/drawing/2015/9/8/chartex" xmlns:cx2="http://schemas.microsoft.com/office/drawing/2015/10/21/chartex" xmlns:cx3="http://schemas.microsoft.com/office/drawing/2016/5/9/chartex" xmlns:cx4="http://schemas.microsoft.com/office/drawing/2016/5/10/chartex" xmlns:cx5="http://schemas.microsoft.com/office/drawing/2016/5/11/chartex" xmlns:cx6="http://schemas.microsoft.com/office/drawing/2016/5/12/chartex" xmlns:cx7="http://schemas.microsoft.com/office/drawing/2016/5/13/chartex" xmlns:cx8="http://schemas.microsoft.com/office/drawing/2016/5/14/chartex" xmlns:mc="http://schemas.openxmlformats.org/markup-compatibility/2006" xmlns:aink="http://schemas.microsoft.com/office/drawing/2016/ink" xmlns:am3d="http://schemas.microsoft.com/office/drawing/2017/model3d" xmlns:o="urn:schemas-microsoft-com:office:office" xmlns:oel="http://schemas.microsoft.com/office/2019/extlst" xmlns:r="http://schemas.openxmlformats.org/officeDocument/2006/relationships" xmlns:m="http://schemas.openxmlformats.org/officeDocument/2006/math" xmlns:v="urn:schemas-microsoft-com:vml" xmlns:wp14="http://schemas.microsoft.com/office/word/2010/wordprocessingDrawing" xmlns:wp="http://schemas.openxmlformats.org/drawingml/2006/wordprocessingDrawing" xmlns:w10="urn:schemas-microsoft-com:office:word" xmlns:w="http://schemas.openxmlformats.org/wordprocessingml/2006/main" xmlns:w14="http://schemas.microsoft.com/office/word/2010/wordml" xmlns:w15="http://schemas.microsoft.com/office/word/2012/wordml" xmlns:w16cei="http://schemas.microsoft.com/office/word/2026/wordml/cei" xmlns:w16cex="http://schemas.microsoft.com/office/word/2018/wordml/cex" xmlns:w16cid="http://schemas.microsoft.com/office/word/2016/wordml/cid" xmlns:w16="http://schemas.microsoft.com/office/word/2018/wordml" xmlns:w16du="http://schemas.microsoft.com/office/word/2023/wordml/word16du" xmlns:w16sdtdh="http://schemas.microsoft.com/office/word/2020/wordml/sdtdatahash" xmlns:w16sdtfl="http://schemas.microsoft.com/office/word/2024/wordml/sdtformatlock" xmlns:w16se="http://schemas.microsoft.com/office/word/2015/wordml/symex" xmlns:wpg="http://schemas.microsoft.com/office/word/2010/wordprocessingGroup" xmlns:wpi="http://schemas.microsoft.com/office/word/2010/wordprocessingInk" xmlns:wne="http://schemas.microsoft.com/office/word/2006/wordml" xmlns:wps="http://schemas.microsoft.com/office/word/2010/wordprocessingShape" mc:Ignorable="w14 w15 w16se w16cid w16 w16cex w16sdtdh w16sdtfl w16du wp14">
+<w:document xmlns:wpc="http://schemas.microsoft.com/office/word/2010/wordprocessingCanvas" xmlns:cx="http://schemas.microsoft.com/office/drawing/2014/chartex" xmlns:cx1="http://schemas.microsoft.com/office/drawing/2015/9/8/chartex" xmlns:cx2="http://schemas.microsoft.com/office/drawing/2015/10/21/chartex" xmlns:cx3="http://schemas.microsoft.com/office/drawing/2016/5/9/chartex" xmlns:cx4="http://schemas.microsoft.com/office/drawing/2016/5/10/chartex" xmlns:cx5="http://schemas.microsoft.com/office/drawing/2016/5/11/chartex" xmlns:cx6="http://schemas.microsoft.com/office/drawing/2016/5/12/chartex" xmlns:cx7="http://schemas.microsoft.com/office/drawing/2016/5/13/chartex" xmlns:cx8="http://schemas.microsoft.com/office/drawing/2016/5/14/chartex" xmlns:mc="http://schemas.openxmlformats.org/markup-compatibility/2006" xmlns:aink="http://schemas.microsoft.com/office/drawing/2016/ink" xmlns:am3d="http://schemas.microsoft.com/office/drawing/2017/model3d" xmlns:o="urn:schemas-microsoft-com:office:office" xmlns:oel="http://schemas.microsoft.com/office/2019/extlst" xmlns:r="http://schemas.openxmlformats.org/officeDocument/2006/relationships" xmlns:m="http://schemas.openxmlformats.org/officeDocument/2006/math" xmlns:v="urn:schemas-microsoft-com:vml" xmlns:wp14="http://schemas.microsoft.com/office/word/2010/wordprocessingDrawing" xmlns:wp="http://schemas.openxmlformats.org/drawingml/2006/wordprocessingDrawing" xmlns:w10="urn:schemas-microsoft-com:office:word" xmlns:w="http://schemas.openxmlformats.org/wordprocessingml/2006/main" xmlns:w14="http://schemas.microsoft.com/office/word/2010/wordml" xmlns:w15="http://schemas.microsoft.com/office/word/2012/wordml" xmlns:w16cex="http://schemas.microsoft.com/office/word/2018/wordml/cex" xmlns:w16cid="http://schemas.microsoft.com/office/word/2016/wordml/cid" xmlns:w16="http://schemas.microsoft.com/office/word/2018/wordml" xmlns:w16du="http://schemas.microsoft.com/office/word/2023/wordml/word16du" xmlns:w16sdtdh="http://schemas.microsoft.com/office/word/2020/wordml/sdtdatahash" xmlns:w16sdtfl="http://schemas.microsoft.com/office/word/2024/wordml/sdtformatlock" xmlns:w16se="http://schemas.microsoft.com/office/word/2015/wordml/symex" xmlns:wpg="http://schemas.microsoft.com/office/word/2010/wordprocessingGroup" xmlns:wpi="http://schemas.microsoft.com/office/word/2010/wordprocessingInk" xmlns:wne="http://schemas.microsoft.com/office/word/2006/wordml" xmlns:wps="http://schemas.microsoft.com/office/word/2010/wordprocessingShape" mc:Ignorable="w14 w15 w16se w16cid w16 w16cex w16sdtdh w16sdtfl w16du wp14">
   <w:body>
     <w:p>
       <w:pPr>
@@ -629,7 +629,7 @@
               </wp:anchor>
             </w:drawing>
           </mc:Choice>
-          <mc:Fallback>
+          <mc:Fallback xmlns:w16cei="http://schemas.microsoft.com/office/word/2026/wordml/cei">
             <w:pict>
               <v:shapetype w14:anchorId="34511DD5" id="_x0000_t202" coordsize="21600,21600" o:spt="202" path="m,l,21600r21600,l21600,xe">
                 <v:stroke joinstyle="miter"/>
@@ -1334,7 +1334,27 @@
                 <w:bCs/>
                 <w:noProof/>
               </w:rPr>
-              <w:t>2.2 Configuração de Conexão (application.properties)</w:t>
+              <w:t>2.</w:t>
+            </w:r>
+            <w:r>
+              <w:rPr>
+                <w:rStyle w:val="Hyperlink"/>
+                <w:rFonts w:ascii="Arial" w:hAnsi="Arial" w:cs="Arial"/>
+                <w:b/>
+                <w:bCs/>
+                <w:noProof/>
+              </w:rPr>
+              <w:t>1</w:t>
+            </w:r>
+            <w:r>
+              <w:rPr>
+                <w:rStyle w:val="Hyperlink"/>
+                <w:rFonts w:ascii="Arial" w:hAnsi="Arial" w:cs="Arial"/>
+                <w:b/>
+                <w:bCs/>
+                <w:noProof/>
+              </w:rPr>
+              <w:t xml:space="preserve"> Configuração de Conexão (application.properties)</w:t>
             </w:r>
             <w:r>
               <w:rPr>
@@ -1414,7 +1434,27 @@
                 <w:bCs/>
                 <w:noProof/>
               </w:rPr>
-              <w:t>2.3 Fundamentação e Arquitetura MVC No Spring Boot</w:t>
+              <w:t>2.</w:t>
+            </w:r>
+            <w:r>
+              <w:rPr>
+                <w:rStyle w:val="Hyperlink"/>
+                <w:rFonts w:ascii="Arial" w:hAnsi="Arial" w:cs="Arial"/>
+                <w:b/>
+                <w:bCs/>
+                <w:noProof/>
+              </w:rPr>
+              <w:t>2</w:t>
+            </w:r>
+            <w:r>
+              <w:rPr>
+                <w:rStyle w:val="Hyperlink"/>
+                <w:rFonts w:ascii="Arial" w:hAnsi="Arial" w:cs="Arial"/>
+                <w:b/>
+                <w:bCs/>
+                <w:noProof/>
+              </w:rPr>
+              <w:t xml:space="preserve"> Fundamentação e Arquitetura MVC No Spring Boot</w:t>
             </w:r>
             <w:r>
               <w:rPr>
@@ -1668,15 +1708,7 @@
               <w:b/>
               <w:bCs/>
             </w:rPr>
-            <w:t>Mapeamento Objeto-Relacional (Camada Model)</w:t>
-          </w:r>
-          <w:r>
-            <w:rPr>
-              <w:rFonts w:ascii="Arial" w:hAnsi="Arial" w:cs="Arial"/>
-              <w:b/>
-              <w:bCs/>
-            </w:rPr>
-            <w:t xml:space="preserve"> </w:t>
+            <w:t xml:space="preserve">Mapeamento Objeto-Relacional (Camada Model) </w:t>
           </w:r>
           <w:r>
             <w:rPr>
@@ -1738,31 +1770,7 @@
               <w:sz w:val="24"/>
               <w:szCs w:val="24"/>
             </w:rPr>
-            <w:t>Camada de Repositório e Queries Especializadas (</w:t>
-          </w:r>
-          <w:proofErr w:type="spellStart"/>
-          <w:r>
-            <w:rPr>
-              <w:rFonts w:ascii="Arial" w:hAnsi="Arial" w:cs="Arial"/>
-              <w:b/>
-              <w:bCs/>
-              <w:color w:val="auto"/>
-              <w:sz w:val="24"/>
-              <w:szCs w:val="24"/>
-            </w:rPr>
-            <w:t>Repository</w:t>
-          </w:r>
-          <w:proofErr w:type="spellEnd"/>
-          <w:r>
-            <w:rPr>
-              <w:rFonts w:ascii="Arial" w:hAnsi="Arial" w:cs="Arial"/>
-              <w:b/>
-              <w:bCs/>
-              <w:color w:val="auto"/>
-              <w:sz w:val="24"/>
-              <w:szCs w:val="24"/>
-            </w:rPr>
-            <w:t>)</w:t>
+            <w:t>Camada de Repositório e Queries Especializadas (Repository)</w:t>
           </w:r>
           <w:r>
             <w:rPr>
@@ -4518,7 +4526,29 @@
           <w:szCs w:val="24"/>
         </w:rPr>
         <w:lastRenderedPageBreak/>
-        <w:t>2.2 Configuração de Conexão (</w:t>
+        <w:t>2.</w:t>
+      </w:r>
+      <w:r>
+        <w:rPr>
+          <w:rFonts w:ascii="Arial" w:hAnsi="Arial" w:cs="Arial"/>
+          <w:b/>
+          <w:bCs/>
+          <w:color w:val="auto"/>
+          <w:sz w:val="24"/>
+          <w:szCs w:val="24"/>
+        </w:rPr>
+        <w:t>1</w:t>
+      </w:r>
+      <w:r>
+        <w:rPr>
+          <w:rFonts w:ascii="Arial" w:hAnsi="Arial" w:cs="Arial"/>
+          <w:b/>
+          <w:bCs/>
+          <w:color w:val="auto"/>
+          <w:sz w:val="24"/>
+          <w:szCs w:val="24"/>
+        </w:rPr>
+        <w:t xml:space="preserve"> Configuração de Conexão (</w:t>
       </w:r>
       <w:proofErr w:type="spellStart"/>
       <w:proofErr w:type="gramStart"/>
@@ -4775,7 +4805,29 @@
           <w:sz w:val="24"/>
           <w:szCs w:val="24"/>
         </w:rPr>
-        <w:t>2.3 Fundamentação e Arquitetura MVC No Spring Boot</w:t>
+        <w:t>2.</w:t>
+      </w:r>
+      <w:r>
+        <w:rPr>
+          <w:rFonts w:ascii="Arial" w:hAnsi="Arial" w:cs="Arial"/>
+          <w:b/>
+          <w:bCs/>
+          <w:color w:val="auto"/>
+          <w:sz w:val="24"/>
+          <w:szCs w:val="24"/>
+        </w:rPr>
+        <w:t>2</w:t>
+      </w:r>
+      <w:r>
+        <w:rPr>
+          <w:rFonts w:ascii="Arial" w:hAnsi="Arial" w:cs="Arial"/>
+          <w:b/>
+          <w:bCs/>
+          <w:color w:val="auto"/>
+          <w:sz w:val="24"/>
+          <w:szCs w:val="24"/>
+        </w:rPr>
+        <w:t xml:space="preserve"> Fundamentação e Arquitetura MVC No Spring Boot</w:t>
       </w:r>
       <w:bookmarkEnd w:id="5"/>
     </w:p>
@@ -5105,7 +5157,7 @@
               </wp:anchor>
             </w:drawing>
           </mc:Choice>
-          <mc:Fallback>
+          <mc:Fallback xmlns:w16cei="http://schemas.microsoft.com/office/word/2026/wordml/cei">
             <w:pict>
               <v:rect w14:anchorId="69A15EA8" id="Retângulo 3" o:spid="_x0000_s1026" style="position:absolute;margin-left:318.65pt;margin-top:1.25pt;width:62.1pt;height:13.75pt;z-index:251660288;visibility:visible;mso-wrap-style:square;mso-wrap-distance-left:9pt;mso-wrap-distance-top:0;mso-wrap-distance-right:9pt;mso-wrap-distance-bottom:0;mso-position-horizontal:absolute;mso-position-horizontal-relative:text;mso-position-vertical:absolute;mso-position-vertical-relative:text;v-text-anchor:middle" o:gfxdata="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" fillcolor="#f2f2f2 [3052]" strokecolor="white [3212]" strokeweight=".25pt"/>
             </w:pict>
@@ -7968,16 +8020,7 @@
           <w:sz w:val="24"/>
           <w:szCs w:val="24"/>
         </w:rPr>
-        <w:t xml:space="preserve"> </w:t>
-      </w:r>
-      <w:r>
-        <w:rPr>
-          <w:rFonts w:ascii="Arial" w:hAnsi="Arial" w:cs="Arial"/>
-          <w:color w:val="auto"/>
-          <w:sz w:val="24"/>
-          <w:szCs w:val="24"/>
-        </w:rPr>
-        <w:t xml:space="preserve">Simulação de pedidos com quantidade superior ao estoque para comprovar a execução do </w:t>
+        <w:t xml:space="preserve"> Simulação de pedidos com quantidade superior ao estoque para comprovar a execução do </w:t>
       </w:r>
       <w:proofErr w:type="spellStart"/>
       <w:r>
@@ -9165,7 +9208,7 @@
 </file>
 
 <file path=word/endnotes.xml><?xml version="1.0" encoding="utf-8"?>
-<w:endnotes xmlns:wpc="http://schemas.microsoft.com/office/word/2010/wordprocessingCanvas" xmlns:cx="http://schemas.microsoft.com/office/drawing/2014/chartex" xmlns:cx1="http://schemas.microsoft.com/office/drawing/2015/9/8/chartex" xmlns:cx2="http://schemas.microsoft.com/office/drawing/2015/10/21/chartex" xmlns:cx3="http://schemas.microsoft.com/office/drawing/2016/5/9/chartex" xmlns:cx4="http://schemas.microsoft.com/office/drawing/2016/5/10/chartex" xmlns:cx5="http://schemas.microsoft.com/office/drawing/2016/5/11/chartex" xmlns:cx6="http://schemas.microsoft.com/office/drawing/2016/5/12/chartex" xmlns:cx7="http://schemas.microsoft.com/office/drawing/2016/5/13/chartex" xmlns:cx8="http://schemas.microsoft.com/office/drawing/2016/5/14/chartex" xmlns:mc="http://schemas.openxmlformats.org/markup-compatibility/2006" xmlns:aink="http://schemas.microsoft.com/office/drawing/2016/ink" xmlns:am3d="http://schemas.microsoft.com/office/drawing/2017/model3d" xmlns:o="urn:schemas-microsoft-com:office:office" xmlns:oel="http://schemas.microsoft.com/office/2019/extlst" xmlns:r="http://schemas.openxmlformats.org/officeDocument/2006/relationships" xmlns:m="http://schemas.openxmlformats.org/officeDocument/2006/math" xmlns:v="urn:schemas-microsoft-com:vml" xmlns:wp14="http://schemas.microsoft.com/office/word/2010/wordprocessingDrawing" xmlns:wp="http://schemas.openxmlformats.org/drawingml/2006/wordprocessingDrawing" xmlns:w10="urn:schemas-microsoft-com:office:word" xmlns:w="http://schemas.openxmlformats.org/wordprocessingml/2006/main" xmlns:w14="http://schemas.microsoft.com/office/word/2010/wordml" xmlns:w15="http://schemas.microsoft.com/office/word/2012/wordml" xmlns:w16cei="http://schemas.microsoft.com/office/word/2026/wordml/cei" xmlns:w16cex="http://schemas.microsoft.com/office/word/2018/wordml/cex" xmlns:w16cid="http://schemas.microsoft.com/office/word/2016/wordml/cid" xmlns:w16="http://schemas.microsoft.com/office/word/2018/wordml" xmlns:w16du="http://schemas.microsoft.com/office/word/2023/wordml/word16du" xmlns:w16sdtdh="http://schemas.microsoft.com/office/word/2020/wordml/sdtdatahash" xmlns:w16sdtfl="http://schemas.microsoft.com/office/word/2024/wordml/sdtformatlock" xmlns:w16se="http://schemas.microsoft.com/office/word/2015/wordml/symex" xmlns:wpg="http://schemas.microsoft.com/office/word/2010/wordprocessingGroup" xmlns:wpi="http://schemas.microsoft.com/office/word/2010/wordprocessingInk" xmlns:wne="http://schemas.microsoft.com/office/word/2006/wordml" xmlns:wps="http://schemas.microsoft.com/office/word/2010/wordprocessingShape" mc:Ignorable="w14 w15 w16se w16cid w16 w16cex w16sdtdh w16sdtfl w16du wp14">
+<w:endnotes xmlns:wpc="http://schemas.microsoft.com/office/word/2010/wordprocessingCanvas" xmlns:cx="http://schemas.microsoft.com/office/drawing/2014/chartex" xmlns:cx1="http://schemas.microsoft.com/office/drawing/2015/9/8/chartex" xmlns:cx2="http://schemas.microsoft.com/office/drawing/2015/10/21/chartex" xmlns:cx3="http://schemas.microsoft.com/office/drawing/2016/5/9/chartex" xmlns:cx4="http://schemas.microsoft.com/office/drawing/2016/5/10/chartex" xmlns:cx5="http://schemas.microsoft.com/office/drawing/2016/5/11/chartex" xmlns:cx6="http://schemas.microsoft.com/office/drawing/2016/5/12/chartex" xmlns:cx7="http://schemas.microsoft.com/office/drawing/2016/5/13/chartex" xmlns:cx8="http://schemas.microsoft.com/office/drawing/2016/5/14/chartex" xmlns:mc="http://schemas.openxmlformats.org/markup-compatibility/2006" xmlns:aink="http://schemas.microsoft.com/office/drawing/2016/ink" xmlns:am3d="http://schemas.microsoft.com/office/drawing/2017/model3d" xmlns:o="urn:schemas-microsoft-com:office:office" xmlns:oel="http://schemas.microsoft.com/office/2019/extlst" xmlns:r="http://schemas.openxmlformats.org/officeDocument/2006/relationships" xmlns:m="http://schemas.openxmlformats.org/officeDocument/2006/math" xmlns:v="urn:schemas-microsoft-com:vml" xmlns:wp14="http://schemas.microsoft.com/office/word/2010/wordprocessingDrawing" xmlns:wp="http://schemas.openxmlformats.org/drawingml/2006/wordprocessingDrawing" xmlns:w10="urn:schemas-microsoft-com:office:word" xmlns:w="http://schemas.openxmlformats.org/wordprocessingml/2006/main" xmlns:w14="http://schemas.microsoft.com/office/word/2010/wordml" xmlns:w15="http://schemas.microsoft.com/office/word/2012/wordml" xmlns:w16cex="http://schemas.microsoft.com/office/word/2018/wordml/cex" xmlns:w16cid="http://schemas.microsoft.com/office/word/2016/wordml/cid" xmlns:w16="http://schemas.microsoft.com/office/word/2018/wordml" xmlns:w16du="http://schemas.microsoft.com/office/word/2023/wordml/word16du" xmlns:w16sdtdh="http://schemas.microsoft.com/office/word/2020/wordml/sdtdatahash" xmlns:w16sdtfl="http://schemas.microsoft.com/office/word/2024/wordml/sdtformatlock" xmlns:w16se="http://schemas.microsoft.com/office/word/2015/wordml/symex" xmlns:wpg="http://schemas.microsoft.com/office/word/2010/wordprocessingGroup" xmlns:wpi="http://schemas.microsoft.com/office/word/2010/wordprocessingInk" xmlns:wne="http://schemas.microsoft.com/office/word/2006/wordml" xmlns:wps="http://schemas.microsoft.com/office/word/2010/wordprocessingShape" mc:Ignorable="w14 w15 w16se w16cid w16 w16cex w16sdtdh w16sdtfl w16du wp14">
   <w:endnote w:type="separator" w:id="-1">
     <w:p>
       <w:pPr>
@@ -9190,7 +9233,7 @@
 </file>
 
 <file path=word/footnotes.xml><?xml version="1.0" encoding="utf-8"?>
-<w:footnotes xmlns:wpc="http://schemas.microsoft.com/office/word/2010/wordprocessingCanvas" xmlns:cx="http://schemas.microsoft.com/office/drawing/2014/chartex" xmlns:cx1="http://schemas.microsoft.com/office/drawing/2015/9/8/chartex" xmlns:cx2="http://schemas.microsoft.com/office/drawing/2015/10/21/chartex" xmlns:cx3="http://schemas.microsoft.com/office/drawing/2016/5/9/chartex" xmlns:cx4="http://schemas.microsoft.com/office/drawing/2016/5/10/chartex" xmlns:cx5="http://schemas.microsoft.com/office/drawing/2016/5/11/chartex" xmlns:cx6="http://schemas.microsoft.com/office/drawing/2016/5/12/chartex" xmlns:cx7="http://schemas.microsoft.com/office/drawing/2016/5/13/chartex" xmlns:cx8="http://schemas.microsoft.com/office/drawing/2016/5/14/chartex" xmlns:mc="http://schemas.openxmlformats.org/markup-compatibility/2006" xmlns:aink="http://schemas.microsoft.com/office/drawing/2016/ink" xmlns:am3d="http://schemas.microsoft.com/office/drawing/2017/model3d" xmlns:o="urn:schemas-microsoft-com:office:office" xmlns:oel="http://schemas.microsoft.com/office/2019/extlst" xmlns:r="http://schemas.openxmlformats.org/officeDocument/2006/relationships" xmlns:m="http://schemas.openxmlformats.org/officeDocument/2006/math" xmlns:v="urn:schemas-microsoft-com:vml" xmlns:wp14="http://schemas.microsoft.com/office/word/2010/wordprocessingDrawing" xmlns:wp="http://schemas.openxmlformats.org/drawingml/2006/wordprocessingDrawing" xmlns:w10="urn:schemas-microsoft-com:office:word" xmlns:w="http://schemas.openxmlformats.org/wordprocessingml/2006/main" xmlns:w14="http://schemas.microsoft.com/office/word/2010/wordml" xmlns:w15="http://schemas.microsoft.com/office/word/2012/wordml" xmlns:w16cei="http://schemas.microsoft.com/office/word/2026/wordml/cei" xmlns:w16cex="http://schemas.microsoft.com/office/word/2018/wordml/cex" xmlns:w16cid="http://schemas.microsoft.com/office/word/2016/wordml/cid" xmlns:w16="http://schemas.microsoft.com/office/word/2018/wordml" xmlns:w16du="http://schemas.microsoft.com/office/word/2023/wordml/word16du" xmlns:w16sdtdh="http://schemas.microsoft.com/office/word/2020/wordml/sdtdatahash" xmlns:w16sdtfl="http://schemas.microsoft.com/office/word/2024/wordml/sdtformatlock" xmlns:w16se="http://schemas.microsoft.com/office/word/2015/wordml/symex" xmlns:wpg="http://schemas.microsoft.com/office/word/2010/wordprocessingGroup" xmlns:wpi="http://schemas.microsoft.com/office/word/2010/wordprocessingInk" xmlns:wne="http://schemas.microsoft.com/office/word/2006/wordml" xmlns:wps="http://schemas.microsoft.com/office/word/2010/wordprocessingShape" mc:Ignorable="w14 w15 w16se w16cid w16 w16cex w16sdtdh w16sdtfl w16du wp14">
+<w:footnotes xmlns:wpc="http://schemas.microsoft.com/office/word/2010/wordprocessingCanvas" xmlns:cx="http://schemas.microsoft.com/office/drawing/2014/chartex" xmlns:cx1="http://schemas.microsoft.com/office/drawing/2015/9/8/chartex" xmlns:cx2="http://schemas.microsoft.com/office/drawing/2015/10/21/chartex" xmlns:cx3="http://schemas.microsoft.com/office/drawing/2016/5/9/chartex" xmlns:cx4="http://schemas.microsoft.com/office/drawing/2016/5/10/chartex" xmlns:cx5="http://schemas.microsoft.com/office/drawing/2016/5/11/chartex" xmlns:cx6="http://schemas.microsoft.com/office/drawing/2016/5/12/chartex" xmlns:cx7="http://schemas.microsoft.com/office/drawing/2016/5/13/chartex" xmlns:cx8="http://schemas.microsoft.com/office/drawing/2016/5/14/chartex" xmlns:mc="http://schemas.openxmlformats.org/markup-compatibility/2006" xmlns:aink="http://schemas.microsoft.com/office/drawing/2016/ink" xmlns:am3d="http://schemas.microsoft.com/office/drawing/2017/model3d" xmlns:o="urn:schemas-microsoft-com:office:office" xmlns:oel="http://schemas.microsoft.com/office/2019/extlst" xmlns:r="http://schemas.openxmlformats.org/officeDocument/2006/relationships" xmlns:m="http://schemas.openxmlformats.org/officeDocument/2006/math" xmlns:v="urn:schemas-microsoft-com:vml" xmlns:wp14="http://schemas.microsoft.com/office/word/2010/wordprocessingDrawing" xmlns:wp="http://schemas.openxmlformats.org/drawingml/2006/wordprocessingDrawing" xmlns:w10="urn:schemas-microsoft-com:office:word" xmlns:w="http://schemas.openxmlformats.org/wordprocessingml/2006/main" xmlns:w14="http://schemas.microsoft.com/office/word/2010/wordml" xmlns:w15="http://schemas.microsoft.com/office/word/2012/wordml" xmlns:w16cex="http://schemas.microsoft.com/office/word/2018/wordml/cex" xmlns:w16cid="http://schemas.microsoft.com/office/word/2016/wordml/cid" xmlns:w16="http://schemas.microsoft.com/office/word/2018/wordml" xmlns:w16du="http://schemas.microsoft.com/office/word/2023/wordml/word16du" xmlns:w16sdtdh="http://schemas.microsoft.com/office/word/2020/wordml/sdtdatahash" xmlns:w16sdtfl="http://schemas.microsoft.com/office/word/2024/wordml/sdtformatlock" xmlns:w16se="http://schemas.microsoft.com/office/word/2015/wordml/symex" xmlns:wpg="http://schemas.microsoft.com/office/word/2010/wordprocessingGroup" xmlns:wpi="http://schemas.microsoft.com/office/word/2010/wordprocessingInk" xmlns:wne="http://schemas.microsoft.com/office/word/2006/wordml" xmlns:wps="http://schemas.microsoft.com/office/word/2010/wordprocessingShape" mc:Ignorable="w14 w15 w16se w16cid w16 w16cex w16sdtdh w16sdtfl w16du wp14">
   <w:footnote w:type="separator" w:id="-1">
     <w:p>
       <w:pPr>
@@ -9215,7 +9258,7 @@
 </file>
 
 <file path=word/header1.xml><?xml version="1.0" encoding="utf-8"?>
-<w:hdr xmlns:wpc="http://schemas.microsoft.com/office/word/2010/wordprocessingCanvas" xmlns:cx="http://schemas.microsoft.com/office/drawing/2014/chartex" xmlns:cx1="http://schemas.microsoft.com/office/drawing/2015/9/8/chartex" xmlns:cx2="http://schemas.microsoft.com/office/drawing/2015/10/21/chartex" xmlns:cx3="http://schemas.microsoft.com/office/drawing/2016/5/9/chartex" xmlns:cx4="http://schemas.microsoft.com/office/drawing/2016/5/10/chartex" xmlns:cx5="http://schemas.microsoft.com/office/drawing/2016/5/11/chartex" xmlns:cx6="http://schemas.microsoft.com/office/drawing/2016/5/12/chartex" xmlns:cx7="http://schemas.microsoft.com/office/drawing/2016/5/13/chartex" xmlns:cx8="http://schemas.microsoft.com/office/drawing/2016/5/14/chartex" xmlns:mc="http://schemas.openxmlformats.org/markup-compatibility/2006" xmlns:aink="http://schemas.microsoft.com/office/drawing/2016/ink" xmlns:am3d="http://schemas.microsoft.com/office/drawing/2017/model3d" xmlns:o="urn:schemas-microsoft-com:office:office" xmlns:oel="http://schemas.microsoft.com/office/2019/extlst" xmlns:r="http://schemas.openxmlformats.org/officeDocument/2006/relationships" xmlns:m="http://schemas.openxmlformats.org/officeDocument/2006/math" xmlns:v="urn:schemas-microsoft-com:vml" xmlns:wp14="http://schemas.microsoft.com/office/word/2010/wordprocessingDrawing" xmlns:wp="http://schemas.openxmlformats.org/drawingml/2006/wordprocessingDrawing" xmlns:w10="urn:schemas-microsoft-com:office:word" xmlns:w="http://schemas.openxmlformats.org/wordprocessingml/2006/main" xmlns:w14="http://schemas.microsoft.com/office/word/2010/wordml" xmlns:w15="http://schemas.microsoft.com/office/word/2012/wordml" xmlns:w16cei="http://schemas.microsoft.com/office/word/2026/wordml/cei" xmlns:w16cex="http://schemas.microsoft.com/office/word/2018/wordml/cex" xmlns:w16cid="http://schemas.microsoft.com/office/word/2016/wordml/cid" xmlns:w16="http://schemas.microsoft.com/office/word/2018/wordml" xmlns:w16du="http://schemas.microsoft.com/office/word/2023/wordml/word16du" xmlns:w16sdtdh="http://schemas.microsoft.com/office/word/2020/wordml/sdtdatahash" xmlns:w16sdtfl="http://schemas.microsoft.com/office/word/2024/wordml/sdtformatlock" xmlns:w16se="http://schemas.microsoft.com/office/word/2015/wordml/symex" xmlns:wpg="http://schemas.microsoft.com/office/word/2010/wordprocessingGroup" xmlns:wpi="http://schemas.microsoft.com/office/word/2010/wordprocessingInk" xmlns:wne="http://schemas.microsoft.com/office/word/2006/wordml" xmlns:wps="http://schemas.microsoft.com/office/word/2010/wordprocessingShape" mc:Ignorable="w14 w15 w16se w16cid w16 w16cex w16sdtdh w16sdtfl w16du wp14">
+<w:hdr xmlns:wpc="http://schemas.microsoft.com/office/word/2010/wordprocessingCanvas" xmlns:cx="http://schemas.microsoft.com/office/drawing/2014/chartex" xmlns:cx1="http://schemas.microsoft.com/office/drawing/2015/9/8/chartex" xmlns:cx2="http://schemas.microsoft.com/office/drawing/2015/10/21/chartex" xmlns:cx3="http://schemas.microsoft.com/office/drawing/2016/5/9/chartex" xmlns:cx4="http://schemas.microsoft.com/office/drawing/2016/5/10/chartex" xmlns:cx5="http://schemas.microsoft.com/office/drawing/2016/5/11/chartex" xmlns:cx6="http://schemas.microsoft.com/office/drawing/2016/5/12/chartex" xmlns:cx7="http://schemas.microsoft.com/office/drawing/2016/5/13/chartex" xmlns:cx8="http://schemas.microsoft.com/office/drawing/2016/5/14/chartex" xmlns:mc="http://schemas.openxmlformats.org/markup-compatibility/2006" xmlns:aink="http://schemas.microsoft.com/office/drawing/2016/ink" xmlns:am3d="http://schemas.microsoft.com/office/drawing/2017/model3d" xmlns:o="urn:schemas-microsoft-com:office:office" xmlns:oel="http://schemas.microsoft.com/office/2019/extlst" xmlns:r="http://schemas.openxmlformats.org/officeDocument/2006/relationships" xmlns:m="http://schemas.openxmlformats.org/officeDocument/2006/math" xmlns:v="urn:schemas-microsoft-com:vml" xmlns:wp14="http://schemas.microsoft.com/office/word/2010/wordprocessingDrawing" xmlns:wp="http://schemas.openxmlformats.org/drawingml/2006/wordprocessingDrawing" xmlns:w10="urn:schemas-microsoft-com:office:word" xmlns:w="http://schemas.openxmlformats.org/wordprocessingml/2006/main" xmlns:w14="http://schemas.microsoft.com/office/word/2010/wordml" xmlns:w15="http://schemas.microsoft.com/office/word/2012/wordml" xmlns:w16cex="http://schemas.microsoft.com/office/word/2018/wordml/cex" xmlns:w16cid="http://schemas.microsoft.com/office/word/2016/wordml/cid" xmlns:w16="http://schemas.microsoft.com/office/word/2018/wordml" xmlns:w16du="http://schemas.microsoft.com/office/word/2023/wordml/word16du" xmlns:w16sdtdh="http://schemas.microsoft.com/office/word/2020/wordml/sdtdatahash" xmlns:w16sdtfl="http://schemas.microsoft.com/office/word/2024/wordml/sdtformatlock" xmlns:w16se="http://schemas.microsoft.com/office/word/2015/wordml/symex" xmlns:wpg="http://schemas.microsoft.com/office/word/2010/wordprocessingGroup" xmlns:wpi="http://schemas.microsoft.com/office/word/2010/wordprocessingInk" xmlns:wne="http://schemas.microsoft.com/office/word/2006/wordml" xmlns:wps="http://schemas.microsoft.com/office/word/2010/wordprocessingShape" mc:Ignorable="w14 w15 w16se w16cid w16 w16cex w16sdtdh w16sdtfl w16du wp14">
   <w:p>
     <w:pPr>
       <w:pStyle w:val="Cabealho"/>
@@ -9277,7 +9320,7 @@
 </file>
 
 <file path=word/header2.xml><?xml version="1.0" encoding="utf-8"?>
-<w:hdr xmlns:wpc="http://schemas.microsoft.com/office/word/2010/wordprocessingCanvas" xmlns:cx="http://schemas.microsoft.com/office/drawing/2014/chartex" xmlns:cx1="http://schemas.microsoft.com/office/drawing/2015/9/8/chartex" xmlns:cx2="http://schemas.microsoft.com/office/drawing/2015/10/21/chartex" xmlns:cx3="http://schemas.microsoft.com/office/drawing/2016/5/9/chartex" xmlns:cx4="http://schemas.microsoft.com/office/drawing/2016/5/10/chartex" xmlns:cx5="http://schemas.microsoft.com/office/drawing/2016/5/11/chartex" xmlns:cx6="http://schemas.microsoft.com/office/drawing/2016/5/12/chartex" xmlns:cx7="http://schemas.microsoft.com/office/drawing/2016/5/13/chartex" xmlns:cx8="http://schemas.microsoft.com/office/drawing/2016/5/14/chartex" xmlns:mc="http://schemas.openxmlformats.org/markup-compatibility/2006" xmlns:aink="http://schemas.microsoft.com/office/drawing/2016/ink" xmlns:am3d="http://schemas.microsoft.com/office/drawing/2017/model3d" xmlns:o="urn:schemas-microsoft-com:office:office" xmlns:oel="http://schemas.microsoft.com/office/2019/extlst" xmlns:r="http://schemas.openxmlformats.org/officeDocument/2006/relationships" xmlns:m="http://schemas.openxmlformats.org/officeDocument/2006/math" xmlns:v="urn:schemas-microsoft-com:vml" xmlns:wp14="http://schemas.microsoft.com/office/word/2010/wordprocessingDrawing" xmlns:wp="http://schemas.openxmlformats.org/drawingml/2006/wordprocessingDrawing" xmlns:w10="urn:schemas-microsoft-com:office:word" xmlns:w="http://schemas.openxmlformats.org/wordprocessingml/2006/main" xmlns:w14="http://schemas.microsoft.com/office/word/2010/wordml" xmlns:w15="http://schemas.microsoft.com/office/word/2012/wordml" xmlns:w16cei="http://schemas.microsoft.com/office/word/2026/wordml/cei" xmlns:w16cex="http://schemas.microsoft.com/office/word/2018/wordml/cex" xmlns:w16cid="http://schemas.microsoft.com/office/word/2016/wordml/cid" xmlns:w16="http://schemas.microsoft.com/office/word/2018/wordml" xmlns:w16du="http://schemas.microsoft.com/office/word/2023/wordml/word16du" xmlns:w16sdtdh="http://schemas.microsoft.com/office/word/2020/wordml/sdtdatahash" xmlns:w16sdtfl="http://schemas.microsoft.com/office/word/2024/wordml/sdtformatlock" xmlns:w16se="http://schemas.microsoft.com/office/word/2015/wordml/symex" xmlns:wpg="http://schemas.microsoft.com/office/word/2010/wordprocessingGroup" xmlns:wpi="http://schemas.microsoft.com/office/word/2010/wordprocessingInk" xmlns:wne="http://schemas.microsoft.com/office/word/2006/wordml" xmlns:wps="http://schemas.microsoft.com/office/word/2010/wordprocessingShape" mc:Ignorable="w14 w15 w16se w16cid w16 w16cex w16sdtdh w16sdtfl w16du wp14">
+<w:hdr xmlns:wpc="http://schemas.microsoft.com/office/word/2010/wordprocessingCanvas" xmlns:cx="http://schemas.microsoft.com/office/drawing/2014/chartex" xmlns:cx1="http://schemas.microsoft.com/office/drawing/2015/9/8/chartex" xmlns:cx2="http://schemas.microsoft.com/office/drawing/2015/10/21/chartex" xmlns:cx3="http://schemas.microsoft.com/office/drawing/2016/5/9/chartex" xmlns:cx4="http://schemas.microsoft.com/office/drawing/2016/5/10/chartex" xmlns:cx5="http://schemas.microsoft.com/office/drawing/2016/5/11/chartex" xmlns:cx6="http://schemas.microsoft.com/office/drawing/2016/5/12/chartex" xmlns:cx7="http://schemas.microsoft.com/office/drawing/2016/5/13/chartex" xmlns:cx8="http://schemas.microsoft.com/office/drawing/2016/5/14/chartex" xmlns:mc="http://schemas.openxmlformats.org/markup-compatibility/2006" xmlns:aink="http://schemas.microsoft.com/office/drawing/2016/ink" xmlns:am3d="http://schemas.microsoft.com/office/drawing/2017/model3d" xmlns:o="urn:schemas-microsoft-com:office:office" xmlns:oel="http://schemas.microsoft.com/office/2019/extlst" xmlns:r="http://schemas.openxmlformats.org/officeDocument/2006/relationships" xmlns:m="http://schemas.openxmlformats.org/officeDocument/2006/math" xmlns:v="urn:schemas-microsoft-com:vml" xmlns:wp14="http://schemas.microsoft.com/office/word/2010/wordprocessingDrawing" xmlns:wp="http://schemas.openxmlformats.org/drawingml/2006/wordprocessingDrawing" xmlns:w10="urn:schemas-microsoft-com:office:word" xmlns:w="http://schemas.openxmlformats.org/wordprocessingml/2006/main" xmlns:w14="http://schemas.microsoft.com/office/word/2010/wordml" xmlns:w15="http://schemas.microsoft.com/office/word/2012/wordml" xmlns:w16cex="http://schemas.microsoft.com/office/word/2018/wordml/cex" xmlns:w16cid="http://schemas.microsoft.com/office/word/2016/wordml/cid" xmlns:w16="http://schemas.microsoft.com/office/word/2018/wordml" xmlns:w16du="http://schemas.microsoft.com/office/word/2023/wordml/word16du" xmlns:w16sdtdh="http://schemas.microsoft.com/office/word/2020/wordml/sdtdatahash" xmlns:w16sdtfl="http://schemas.microsoft.com/office/word/2024/wordml/sdtformatlock" xmlns:w16se="http://schemas.microsoft.com/office/word/2015/wordml/symex" xmlns:wpg="http://schemas.microsoft.com/office/word/2010/wordprocessingGroup" xmlns:wpi="http://schemas.microsoft.com/office/word/2010/wordprocessingInk" xmlns:wne="http://schemas.microsoft.com/office/word/2006/wordml" xmlns:wps="http://schemas.microsoft.com/office/word/2010/wordprocessingShape" mc:Ignorable="w14 w15 w16se w16cid w16 w16cex w16sdtdh w16sdtfl w16du wp14">
   <w:p>
     <w:pPr>
       <w:pStyle w:val="Cabealho"/>
@@ -9340,7 +9383,7 @@
 </file>
 
 <file path=word/header3.xml><?xml version="1.0" encoding="utf-8"?>
-<w:hdr xmlns:wpc="http://schemas.microsoft.com/office/word/2010/wordprocessingCanvas" xmlns:cx="http://schemas.microsoft.com/office/drawing/2014/chartex" xmlns:cx1="http://schemas.microsoft.com/office/drawing/2015/9/8/chartex" xmlns:cx2="http://schemas.microsoft.com/office/drawing/2015/10/21/chartex" xmlns:cx3="http://schemas.microsoft.com/office/drawing/2016/5/9/chartex" xmlns:cx4="http://schemas.microsoft.com/office/drawing/2016/5/10/chartex" xmlns:cx5="http://schemas.microsoft.com/office/drawing/2016/5/11/chartex" xmlns:cx6="http://schemas.microsoft.com/office/drawing/2016/5/12/chartex" xmlns:cx7="http://schemas.microsoft.com/office/drawing/2016/5/13/chartex" xmlns:cx8="http://schemas.microsoft.com/office/drawing/2016/5/14/chartex" xmlns:mc="http://schemas.openxmlformats.org/markup-compatibility/2006" xmlns:aink="http://schemas.microsoft.com/office/drawing/2016/ink" xmlns:am3d="http://schemas.microsoft.com/office/drawing/2017/model3d" xmlns:o="urn:schemas-microsoft-com:office:office" xmlns:oel="http://schemas.microsoft.com/office/2019/extlst" xmlns:r="http://schemas.openxmlformats.org/officeDocument/2006/relationships" xmlns:m="http://schemas.openxmlformats.org/officeDocument/2006/math" xmlns:v="urn:schemas-microsoft-com:vml" xmlns:wp14="http://schemas.microsoft.com/office/word/2010/wordprocessingDrawing" xmlns:wp="http://schemas.openxmlformats.org/drawingml/2006/wordprocessingDrawing" xmlns:w10="urn:schemas-microsoft-com:office:word" xmlns:w="http://schemas.openxmlformats.org/wordprocessingml/2006/main" xmlns:w14="http://schemas.microsoft.com/office/word/2010/wordml" xmlns:w15="http://schemas.microsoft.com/office/word/2012/wordml" xmlns:w16cei="http://schemas.microsoft.com/office/word/2026/wordml/cei" xmlns:w16cex="http://schemas.microsoft.com/office/word/2018/wordml/cex" xmlns:w16cid="http://schemas.microsoft.com/office/word/2016/wordml/cid" xmlns:w16="http://schemas.microsoft.com/office/word/2018/wordml" xmlns:w16du="http://schemas.microsoft.com/office/word/2023/wordml/word16du" xmlns:w16sdtdh="http://schemas.microsoft.com/office/word/2020/wordml/sdtdatahash" xmlns:w16sdtfl="http://schemas.microsoft.com/office/word/2024/wordml/sdtformatlock" xmlns:w16se="http://schemas.microsoft.com/office/word/2015/wordml/symex" xmlns:wpg="http://schemas.microsoft.com/office/word/2010/wordprocessingGroup" xmlns:wpi="http://schemas.microsoft.com/office/word/2010/wordprocessingInk" xmlns:wne="http://schemas.microsoft.com/office/word/2006/wordml" xmlns:wps="http://schemas.microsoft.com/office/word/2010/wordprocessingShape" mc:Ignorable="w14 w15 w16se w16cid w16 w16cex w16sdtdh w16sdtfl w16du wp14">
+<w:hdr xmlns:wpc="http://schemas.microsoft.com/office/word/2010/wordprocessingCanvas" xmlns:cx="http://schemas.microsoft.com/office/drawing/2014/chartex" xmlns:cx1="http://schemas.microsoft.com/office/drawing/2015/9/8/chartex" xmlns:cx2="http://schemas.microsoft.com/office/drawing/2015/10/21/chartex" xmlns:cx3="http://schemas.microsoft.com/office/drawing/2016/5/9/chartex" xmlns:cx4="http://schemas.microsoft.com/office/drawing/2016/5/10/chartex" xmlns:cx5="http://schemas.microsoft.com/office/drawing/2016/5/11/chartex" xmlns:cx6="http://schemas.microsoft.com/office/drawing/2016/5/12/chartex" xmlns:cx7="http://schemas.microsoft.com/office/drawing/2016/5/13/chartex" xmlns:cx8="http://schemas.microsoft.com/office/drawing/2016/5/14/chartex" xmlns:mc="http://schemas.openxmlformats.org/markup-compatibility/2006" xmlns:aink="http://schemas.microsoft.com/office/drawing/2016/ink" xmlns:am3d="http://schemas.microsoft.com/office/drawing/2017/model3d" xmlns:o="urn:schemas-microsoft-com:office:office" xmlns:oel="http://schemas.microsoft.com/office/2019/extlst" xmlns:r="http://schemas.openxmlformats.org/officeDocument/2006/relationships" xmlns:m="http://schemas.openxmlformats.org/officeDocument/2006/math" xmlns:v="urn:schemas-microsoft-com:vml" xmlns:wp14="http://schemas.microsoft.com/office/word/2010/wordprocessingDrawing" xmlns:wp="http://schemas.openxmlformats.org/drawingml/2006/wordprocessingDrawing" xmlns:w10="urn:schemas-microsoft-com:office:word" xmlns:w="http://schemas.openxmlformats.org/wordprocessingml/2006/main" xmlns:w14="http://schemas.microsoft.com/office/word/2010/wordml" xmlns:w15="http://schemas.microsoft.com/office/word/2012/wordml" xmlns:w16cex="http://schemas.microsoft.com/office/word/2018/wordml/cex" xmlns:w16cid="http://schemas.microsoft.com/office/word/2016/wordml/cid" xmlns:w16="http://schemas.microsoft.com/office/word/2018/wordml" xmlns:w16du="http://schemas.microsoft.com/office/word/2023/wordml/word16du" xmlns:w16sdtdh="http://schemas.microsoft.com/office/word/2020/wordml/sdtdatahash" xmlns:w16sdtfl="http://schemas.microsoft.com/office/word/2024/wordml/sdtformatlock" xmlns:w16se="http://schemas.microsoft.com/office/word/2015/wordml/symex" xmlns:wpg="http://schemas.microsoft.com/office/word/2010/wordprocessingGroup" xmlns:wpi="http://schemas.microsoft.com/office/word/2010/wordprocessingInk" xmlns:wne="http://schemas.microsoft.com/office/word/2006/wordml" xmlns:wps="http://schemas.microsoft.com/office/word/2010/wordprocessingShape" mc:Ignorable="w14 w15 w16se w16cid w16 w16cex w16sdtdh w16sdtfl w16du wp14">
   <w:sdt>
     <w:sdtPr>
       <w:id w:val="877209390"/>
@@ -9429,7 +9472,7 @@
 </file>
 
 <file path=word/numbering.xml><?xml version="1.0" encoding="utf-8"?>
-<w:numbering xmlns:wpc="http://schemas.microsoft.com/office/word/2010/wordprocessingCanvas" xmlns:cx="http://schemas.microsoft.com/office/drawing/2014/chartex" xmlns:cx1="http://schemas.microsoft.com/office/drawing/2015/9/8/chartex" xmlns:cx2="http://schemas.microsoft.com/office/drawing/2015/10/21/chartex" xmlns:cx3="http://schemas.microsoft.com/office/drawing/2016/5/9/chartex" xmlns:cx4="http://schemas.microsoft.com/office/drawing/2016/5/10/chartex" xmlns:cx5="http://schemas.microsoft.com/office/drawing/2016/5/11/chartex" xmlns:cx6="http://schemas.microsoft.com/office/drawing/2016/5/12/chartex" xmlns:cx7="http://schemas.microsoft.com/office/drawing/2016/5/13/chartex" xmlns:cx8="http://schemas.microsoft.com/office/drawing/2016/5/14/chartex" xmlns:mc="http://schemas.openxmlformats.org/markup-compatibility/2006" xmlns:aink="http://schemas.microsoft.com/office/drawing/2016/ink" xmlns:am3d="http://schemas.microsoft.com/office/drawing/2017/model3d" xmlns:o="urn:schemas-microsoft-com:office:office" xmlns:oel="http://schemas.microsoft.com/office/2019/extlst" xmlns:r="http://schemas.openxmlformats.org/officeDocument/2006/relationships" xmlns:m="http://schemas.openxmlformats.org/officeDocument/2006/math" xmlns:v="urn:schemas-microsoft-com:vml" xmlns:wp14="http://schemas.microsoft.com/office/word/2010/wordprocessingDrawing" xmlns:wp="http://schemas.openxmlformats.org/drawingml/2006/wordprocessingDrawing" xmlns:w10="urn:schemas-microsoft-com:office:word" xmlns:w="http://schemas.openxmlformats.org/wordprocessingml/2006/main" xmlns:w14="http://schemas.microsoft.com/office/word/2010/wordml" xmlns:w15="http://schemas.microsoft.com/office/word/2012/wordml" xmlns:w16cei="http://schemas.microsoft.com/office/word/2026/wordml/cei" xmlns:w16cex="http://schemas.microsoft.com/office/word/2018/wordml/cex" xmlns:w16cid="http://schemas.microsoft.com/office/word/2016/wordml/cid" xmlns:w16="http://schemas.microsoft.com/office/word/2018/wordml" xmlns:w16du="http://schemas.microsoft.com/office/word/2023/wordml/word16du" xmlns:w16sdtdh="http://schemas.microsoft.com/office/word/2020/wordml/sdtdatahash" xmlns:w16sdtfl="http://schemas.microsoft.com/office/word/2024/wordml/sdtformatlock" xmlns:w16se="http://schemas.microsoft.com/office/word/2015/wordml/symex" xmlns:wpg="http://schemas.microsoft.com/office/word/2010/wordprocessingGroup" xmlns:wpi="http://schemas.microsoft.com/office/word/2010/wordprocessingInk" xmlns:wne="http://schemas.microsoft.com/office/word/2006/wordml" xmlns:wps="http://schemas.microsoft.com/office/word/2010/wordprocessingShape" mc:Ignorable="w14 w15 w16se w16cid w16 w16cex w16sdtdh w16sdtfl w16du wp14">
+<w:numbering xmlns:wpc="http://schemas.microsoft.com/office/word/2010/wordprocessingCanvas" xmlns:cx="http://schemas.microsoft.com/office/drawing/2014/chartex" xmlns:cx1="http://schemas.microsoft.com/office/drawing/2015/9/8/chartex" xmlns:cx2="http://schemas.microsoft.com/office/drawing/2015/10/21/chartex" xmlns:cx3="http://schemas.microsoft.com/office/drawing/2016/5/9/chartex" xmlns:cx4="http://schemas.microsoft.com/office/drawing/2016/5/10/chartex" xmlns:cx5="http://schemas.microsoft.com/office/drawing/2016/5/11/chartex" xmlns:cx6="http://schemas.microsoft.com/office/drawing/2016/5/12/chartex" xmlns:cx7="http://schemas.microsoft.com/office/drawing/2016/5/13/chartex" xmlns:cx8="http://schemas.microsoft.com/office/drawing/2016/5/14/chartex" xmlns:mc="http://schemas.openxmlformats.org/markup-compatibility/2006" xmlns:aink="http://schemas.microsoft.com/office/drawing/2016/ink" xmlns:am3d="http://schemas.microsoft.com/office/drawing/2017/model3d" xmlns:o="urn:schemas-microsoft-com:office:office" xmlns:oel="http://schemas.microsoft.com/office/2019/extlst" xmlns:r="http://schemas.openxmlformats.org/officeDocument/2006/relationships" xmlns:m="http://schemas.openxmlformats.org/officeDocument/2006/math" xmlns:v="urn:schemas-microsoft-com:vml" xmlns:wp14="http://schemas.microsoft.com/office/word/2010/wordprocessingDrawing" xmlns:wp="http://schemas.openxmlformats.org/drawingml/2006/wordprocessingDrawing" xmlns:w10="urn:schemas-microsoft-com:office:word" xmlns:w="http://schemas.openxmlformats.org/wordprocessingml/2006/main" xmlns:w14="http://schemas.microsoft.com/office/word/2010/wordml" xmlns:w15="http://schemas.microsoft.com/office/word/2012/wordml" xmlns:w16cex="http://schemas.microsoft.com/office/word/2018/wordml/cex" xmlns:w16cid="http://schemas.microsoft.com/office/word/2016/wordml/cid" xmlns:w16="http://schemas.microsoft.com/office/word/2018/wordml" xmlns:w16du="http://schemas.microsoft.com/office/word/2023/wordml/word16du" xmlns:w16sdtdh="http://schemas.microsoft.com/office/word/2020/wordml/sdtdatahash" xmlns:w16sdtfl="http://schemas.microsoft.com/office/word/2024/wordml/sdtformatlock" xmlns:w16se="http://schemas.microsoft.com/office/word/2015/wordml/symex" xmlns:wpg="http://schemas.microsoft.com/office/word/2010/wordprocessingGroup" xmlns:wpi="http://schemas.microsoft.com/office/word/2010/wordprocessingInk" xmlns:wne="http://schemas.microsoft.com/office/word/2006/wordml" xmlns:wps="http://schemas.microsoft.com/office/word/2010/wordprocessingShape" mc:Ignorable="w14 w15 w16se w16cid w16 w16cex w16sdtdh w16sdtfl w16du wp14">
   <w:abstractNum w:abstractNumId="0" w15:restartNumberingAfterBreak="0">
     <w:nsid w:val="0353467D"/>
     <w:multiLevelType w:val="multilevel"/>
@@ -14604,6 +14647,7 @@
   <w:style w:type="character" w:default="1" w:styleId="Fontepargpadro">
     <w:name w:val="Default Paragraph Font"/>
     <w:uiPriority w:val="1"/>
+    <w:semiHidden/>
     <w:unhideWhenUsed/>
   </w:style>
   <w:style w:type="table" w:default="1" w:styleId="Tabelanormal">
